--- a/assets/NEXORD_SCIENTIFIC_MANIFESTO_ZENODO_2026_EN.docx
+++ b/assets/NEXORD_SCIENTIFIC_MANIFESTO_ZENODO_2026_EN.docx
@@ -69,7 +69,7 @@
         <w:rPr>
           <w:shd w:fill="FFFFFF" w:val="clear"/>
         </w:rPr>
-        <w:t>COMPUTATIONAL ORDINAL SOCIOMETRY AND GROUP DYNAMICS DIAGNOSTICS (NEXORD PLATFORM)</w:t>
+        <w:t>COMPUTATIONAL ORDINAL SOCIOMETRY AND SOCIO-THERMODYNAMIC DIAGNOSTICS (NEXORD PLATFORM)</w:t>
       </w:r>
     </w:p>
     <w:p>
@@ -85,7 +85,53 @@
         <w:rPr>
           <w:shd w:fill="FFFFFF" w:val="clear"/>
         </w:rPr>
-        <w:t>Scientific Manifesto, Theoretical-Methodological Framework, and Open Science Governance Guidelines (Canonical Edition 2026)</w:t>
+        <w:t>Scientific Manifesto, Theoretical-Methodological Framework, and Institutional Governance Guidelines</w:t>
+      </w:r>
+    </w:p>
+    <w:p>
+      <w:pPr>
+        <w:pStyle w:val="Heading3"/>
+        <w:bidi w:val="0"/>
+        <w:spacing w:before="90" w:after="60"/>
+        <w:ind w:hanging="0" w:start="0" w:end="0"/>
+        <w:jc w:val="center"/>
+        <w:rPr/>
+      </w:pPr>
+      <w:r>
+        <w:rPr>
+          <w:rStyle w:val="Emphasis"/>
+          <w:b/>
+          <w:i/>
+          <w:color w:val="4A5568"/>
+          <w:shd w:fill="FFFFFF" w:val="clear"/>
+        </w:rPr>
+        <w:t>«Towards a Physics of the Collective (Hacia una Física de lo Grupal_JMC)»</w:t>
+      </w:r>
+    </w:p>
+    <w:p>
+      <w:pPr>
+        <w:pStyle w:val="Heading4"/>
+        <w:bidi w:val="0"/>
+        <w:spacing w:before="60" w:after="330"/>
+        <w:ind w:hanging="0" w:start="0" w:end="0"/>
+        <w:jc w:val="center"/>
+        <w:rPr>
+          <w:rFonts w:ascii="Inter;sans-serif" w:hAnsi="Inter;sans-serif"/>
+          <w:b/>
+          <w:color w:val="2B6CB0"/>
+          <w:sz w:val="20"/>
+          <w:shd w:fill="FFFFFF" w:val="clear"/>
+        </w:rPr>
+      </w:pPr>
+      <w:r>
+        <w:rPr>
+          <w:rFonts w:ascii="Inter;sans-serif" w:hAnsi="Inter;sans-serif"/>
+          <w:b/>
+          <w:color w:val="2B6CB0"/>
+          <w:sz w:val="20"/>
+          <w:shd w:fill="FFFFFF" w:val="clear"/>
+        </w:rPr>
+        <w:t>Canonical Certified Version v8.0 (2026)</w:t>
       </w:r>
     </w:p>
     <w:p>
@@ -246,33 +292,13 @@
           <w:rStyle w:val="Strong"/>
           <w:shd w:fill="FFFFFF" w:val="clear"/>
         </w:rPr>
-        <w:t>Canonical Certified Version:</w:t>
-      </w:r>
-      <w:r>
-        <w:rPr>
-          <w:shd w:fill="FFFFFF" w:val="clear"/>
-        </w:rPr>
-        <w:t xml:space="preserve"> v8.0 (2026)</w:t>
-      </w:r>
-    </w:p>
-    <w:p>
-      <w:pPr>
-        <w:pStyle w:val="BodyText"/>
-        <w:bidi w:val="0"/>
-        <w:rPr/>
-      </w:pPr>
-      <w:r>
-        <w:rPr>
-          <w:rStyle w:val="Strong"/>
-          <w:shd w:fill="FFFFFF" w:val="clear"/>
-        </w:rPr>
-        <w:t>Master Ecosystem:</w:t>
-      </w:r>
-      <w:r>
-        <w:rPr>
-          <w:shd w:fill="FFFFFF" w:val="clear"/>
-        </w:rPr>
-        <w:t xml:space="preserve"> VISORD (Visual Ordinal Sociometry &amp; Group Dynamics Diagnostics)</w:t>
+        <w:t>Master Brand / Ecosystem:</w:t>
+      </w:r>
+      <w:r>
+        <w:rPr>
+          <w:shd w:fill="FFFFFF" w:val="clear"/>
+        </w:rPr>
+        <w:t xml:space="preserve"> VISORD 3D/4D (Visual Ordinal Sociometry &amp; Socio-Thermodynamic Diagnostics)</w:t>
       </w:r>
     </w:p>
     <w:p>
@@ -315,7 +341,7 @@
           <w:rStyle w:val="Strong"/>
           <w:shd w:fill="FFFFFF" w:val="clear"/>
         </w:rPr>
-        <w:t>Open Source Repository:</w:t>
+        <w:t>Open Source Repository and Code (GitHub):</w:t>
       </w:r>
       <w:r>
         <w:rPr>
@@ -3473,13 +3499,21 @@
       <w:pPr>
         <w:pStyle w:val="Heading3"/>
         <w:bidi w:val="0"/>
-        <w:jc w:val="start"/>
-        <w:rPr>
-          <w:shd w:fill="FFFFFF" w:val="clear"/>
-        </w:rPr>
-      </w:pPr>
-      <w:r>
-        <w:rPr>
+        <w:spacing w:before="90" w:after="60"/>
+        <w:ind w:hanging="0" w:start="0" w:end="0"/>
+        <w:jc w:val="center"/>
+        <w:rPr>
+          <w:b/>
+          <w:i/>
+          <w:color w:val="4A5568"/>
+          <w:shd w:fill="FFFFFF" w:val="clear"/>
+        </w:rPr>
+      </w:pPr>
+      <w:r>
+        <w:rPr>
+          <w:b/>
+          <w:i/>
+          <w:color w:val="4A5568"/>
           <w:shd w:fill="FFFFFF" w:val="clear"/>
         </w:rPr>
         <w:t>ANNEX I: Dual Matrices (SMIb/SMIa), Master 9x9 Lattice of Q81, and I255 Catalog</w:t>
@@ -3578,13 +3612,21 @@
       <w:pPr>
         <w:pStyle w:val="Heading3"/>
         <w:bidi w:val="0"/>
-        <w:jc w:val="start"/>
-        <w:rPr>
-          <w:shd w:fill="FFFFFF" w:val="clear"/>
-        </w:rPr>
-      </w:pPr>
-      <w:r>
-        <w:rPr>
+        <w:spacing w:before="90" w:after="60"/>
+        <w:ind w:hanging="0" w:start="0" w:end="0"/>
+        <w:jc w:val="center"/>
+        <w:rPr>
+          <w:b/>
+          <w:i/>
+          <w:color w:val="4A5568"/>
+          <w:shd w:fill="FFFFFF" w:val="clear"/>
+        </w:rPr>
+      </w:pPr>
+      <w:r>
+        <w:rPr>
+          <w:b/>
+          <w:i/>
+          <w:color w:val="4A5568"/>
           <w:shd w:fill="FFFFFF" w:val="clear"/>
         </w:rPr>
         <w:t>ANNEX II: Factorial Quality Metrics (COR, CTA, CTR), Vertical Axes, and 2D(6) Projection</w:t>
@@ -3755,13 +3797,21 @@
       <w:pPr>
         <w:pStyle w:val="Heading3"/>
         <w:bidi w:val="0"/>
-        <w:jc w:val="start"/>
-        <w:rPr>
-          <w:shd w:fill="FFFFFF" w:val="clear"/>
-        </w:rPr>
-      </w:pPr>
-      <w:r>
-        <w:rPr>
+        <w:spacing w:before="90" w:after="60"/>
+        <w:ind w:hanging="0" w:start="0" w:end="0"/>
+        <w:jc w:val="center"/>
+        <w:rPr>
+          <w:b/>
+          <w:i/>
+          <w:color w:val="4A5568"/>
+          <w:shd w:fill="FFFFFF" w:val="clear"/>
+        </w:rPr>
+      </w:pPr>
+      <w:r>
+        <w:rPr>
+          <w:b/>
+          <w:i/>
+          <w:color w:val="4A5568"/>
           <w:shd w:fill="FFFFFF" w:val="clear"/>
         </w:rPr>
         <w:t>ANNEX III: Catalog of the 10 Ecosystemic Domains</w:t>
@@ -3844,13 +3894,21 @@
       <w:pPr>
         <w:pStyle w:val="Heading3"/>
         <w:bidi w:val="0"/>
-        <w:jc w:val="start"/>
-        <w:rPr>
-          <w:shd w:fill="FFFFFF" w:val="clear"/>
-        </w:rPr>
-      </w:pPr>
-      <w:r>
-        <w:rPr>
+        <w:spacing w:before="90" w:after="60"/>
+        <w:ind w:hanging="0" w:start="0" w:end="0"/>
+        <w:jc w:val="center"/>
+        <w:rPr>
+          <w:b/>
+          <w:i/>
+          <w:color w:val="4A5568"/>
+          <w:shd w:fill="FFFFFF" w:val="clear"/>
+        </w:rPr>
+      </w:pPr>
+      <w:r>
+        <w:rPr>
+          <w:b/>
+          <w:i/>
+          <w:color w:val="4A5568"/>
           <w:shd w:fill="FFFFFF" w:val="clear"/>
         </w:rPr>
         <w:t>ANNEX IV: Sender - Receiver Rank Interdistances and Isometry Diagonal</w:t>
@@ -6920,6 +6978,7 @@
     <w:lvl w:ilvl="3">
       <w:start w:val="1"/>
       <w:numFmt w:val="none"/>
+      <w:pStyle w:val="Heading4"/>
       <w:suff w:val="nothing"/>
       <w:lvlText w:val=""/>
       <w:lvlJc w:val="start"/>
@@ -7144,6 +7203,23 @@
       <w:szCs w:val="21"/>
     </w:rPr>
   </w:style>
+  <w:style w:type="paragraph" w:styleId="Heading4">
+    <w:name w:val="heading 4"/>
+    <w:basedOn w:val="Ttulo"/>
+    <w:next w:val="BodyText"/>
+    <w:qFormat/>
+    <w:pPr>
+      <w:spacing w:before="120" w:after="120"/>
+      <w:outlineLvl w:val="3"/>
+    </w:pPr>
+    <w:rPr>
+      <w:rFonts w:ascii="Liberation Serif" w:hAnsi="Liberation Serif" w:eastAsia="Songti SC" w:cs="Arial Unicode MS"/>
+      <w:b/>
+      <w:bCs/>
+      <w:sz w:val="24"/>
+      <w:szCs w:val="24"/>
+    </w:rPr>
+  </w:style>
   <w:style w:type="character" w:styleId="EndnoteReference">
     <w:name w:val="endnote reference"/>
     <w:rPr>
@@ -7182,20 +7258,20 @@
       <w:shd w:fill="EDF2F7" w:val="clear"/>
     </w:rPr>
   </w:style>
+  <w:style w:type="character" w:styleId="Emphasis">
+    <w:name w:val="Emphasis"/>
+    <w:qFormat/>
+    <w:rPr>
+      <w:i/>
+      <w:iCs/>
+    </w:rPr>
+  </w:style>
   <w:style w:type="character" w:styleId="Strong">
     <w:name w:val="Strong"/>
     <w:qFormat/>
     <w:rPr>
       <w:b/>
       <w:bCs/>
-    </w:rPr>
-  </w:style>
-  <w:style w:type="character" w:styleId="Emphasis">
-    <w:name w:val="Emphasis"/>
-    <w:qFormat/>
-    <w:rPr>
-      <w:i/>
-      <w:iCs/>
     </w:rPr>
   </w:style>
   <w:style w:type="character" w:styleId="Smbolosdenumeracin">

--- a/assets/NEXORD_SCIENTIFIC_MANIFESTO_ZENODO_2026_EN.docx
+++ b/assets/NEXORD_SCIENTIFIC_MANIFESTO_ZENODO_2026_EN.docx
@@ -102,7 +102,7 @@
           <w:rStyle w:val="Emphasis"/>
           <w:b/>
           <w:i/>
-          <w:color w:val="4A5568"/>
+          <w:color w:val="475569"/>
           <w:shd w:fill="FFFFFF" w:val="clear"/>
         </w:rPr>
         <w:t>«Hacia una Física de lo Grupal_JMC»</w:t>
@@ -112,23 +112,13 @@
       <w:pPr>
         <w:pStyle w:val="Heading4"/>
         <w:bidi w:val="0"/>
-        <w:spacing w:before="60" w:after="330"/>
-        <w:ind w:hanging="0" w:start="0" w:end="0"/>
-        <w:jc w:val="center"/>
-        <w:rPr>
-          <w:rFonts w:ascii="Inter;sans-serif" w:hAnsi="Inter;sans-serif"/>
-          <w:b/>
-          <w:color w:val="2B6CB0"/>
-          <w:sz w:val="20"/>
-          <w:shd w:fill="FFFFFF" w:val="clear"/>
-        </w:rPr>
-      </w:pPr>
-      <w:r>
-        <w:rPr>
-          <w:rFonts w:ascii="Inter;sans-serif" w:hAnsi="Inter;sans-serif"/>
-          <w:b/>
-          <w:color w:val="2B6CB0"/>
-          <w:sz w:val="20"/>
+        <w:jc w:val="start"/>
+        <w:rPr>
+          <w:shd w:fill="FFFFFF" w:val="clear"/>
+        </w:rPr>
+      </w:pPr>
+      <w:r>
+        <w:rPr>
           <w:shd w:fill="FFFFFF" w:val="clear"/>
         </w:rPr>
         <w:t>Canonical Certified Version v8.0 (2026)</w:t>
@@ -496,7 +486,7 @@
         <w:rPr>
           <w:shd w:fill="FFFFFF" w:val="clear"/>
         </w:rPr>
-        <w:t xml:space="preserve"> The articulation of the 4 elemental densities and their analytical extension to 18 derived relational densities (18D space) from the Q81 lattice, quantifying the mass and flux of exchanges. This continuous gradient models the collective as a socio-thermodynamic system governed by equilibrium regimes and relational friction ($\Phi$), where dialectical friction acts as a necessary condition for systemic health and adaptability against groupthink entropy.</w:t>
+        <w:t xml:space="preserve"> The articulation of the 4 elemental densities and their analytical extension to 18 derived relational densities (18D space) from the Q81 lattice, quantifying the mass and flux of exchanges. This continuous gradient models the collective as a socio-thermodynamic system governed by equilibrium regimes and relational friction ($Φ$), where dialectical friction acts as a necessary condition for systemic health and adaptability against groupthink entropy.</w:t>
       </w:r>
     </w:p>
     <w:p>
@@ -516,7 +506,7 @@
         <w:rPr>
           <w:shd w:fill="FFFFFF" w:val="clear"/>
         </w:rPr>
-        <w:t xml:space="preserve"> Simultaneous projection across dual factorial spaces (CA $\parallel$ PCA), wherein actors emerge not as static scalar points, but as dyadic kinematic dipoles ($DA \longrightarrow RECEIVE$) whose centroid analytically equilibrates emission and reception. This formulation reveals the gravitational dominance of the primary relational axis ($PC_1 \gg PC_2$) and enables scale-invariant geometric comparison of group topologies across Grassmann manifolds $\operatorname{Gr}(k, N)$.</w:t>
+        <w:t xml:space="preserve"> Simultaneous projection across dual factorial spaces (CA $\parallel$ PCA), wherein actors emerge not as static scalar points, but as dyadic kinematic dipoles ($DA &amp;xrarr; RECEIVE$) whose centroid analytically equilibrates emission and reception. This formulation reveals the gravitational dominance of the primary relational axis ($PC_1 \gg PC_2$) and enables scale-invariant geometric comparison of group topologies across Grassmann manifolds $\operatorname{Gr}(k, N)$.</w:t>
       </w:r>
     </w:p>
     <w:p>
@@ -536,7 +526,7 @@
         <w:rPr>
           <w:shd w:fill="FFFFFF" w:val="clear"/>
         </w:rPr>
-        <w:t xml:space="preserve"> The versatility of the multidimensional design ($G \times T \times C$), enabling integrated transversal, longitudinal, and criterial comparisons (intra- and inter-group). This architecture is enhanced by the interactive VISORD visualization modules, facilitating the monitoring of sociometric structures and processes emerging from the analyses.</w:t>
+        <w:t xml:space="preserve"> The versatility of the multidimensional design ($G × T × C$), enabling integrated transversal, longitudinal, and criterial comparisons (intra- and inter-group). This architecture is enhanced by the interactive VISORD visualization modules, facilitating the monitoring of sociometric structures and processes emerging from the analyses.</w:t>
       </w:r>
     </w:p>
     <w:p>
@@ -870,7 +860,7 @@
         <w:rPr>
           <w:shd w:fill="FFFFFF" w:val="clear"/>
         </w:rPr>
-        <w:t xml:space="preserve"> Represents direct ordinal sequences emitted by each participant. Rows represent senders i, columns represent ordinal ranks k in {1st, ..., Nth}, and cell contents record the peer placed at that rank: A(i, k) = j. </w:t>
+        <w:t xml:space="preserve"> Represents direct ordinal sequences emitted by each participant. Rows represent senders $i$, columns represent ordinal ranks $k ∈ \{1st, …, Nth\}$, and cell contents record the peer placed at that rank: $A(i, k) = j$. </w:t>
       </w:r>
     </w:p>
     <w:p>
@@ -899,9 +889,5915 @@
         <w:rPr>
           <w:shd w:fill="FFFFFF" w:val="clear"/>
         </w:rPr>
-        <w:t xml:space="preserve"> Square sociomatrix (N × N) where rows represent senders i, columns represent receivers j, and cell values record the assigned numerical rank: B(i, j) = k if and only if A(i, k) = j. </w:t>
-      </w:r>
-    </w:p>
+        <w:t xml:space="preserve"> Square sociomatrix ($N × N$) where rows represent senders $i$, columns represent receivers $j$, and cell values record the assigned numerical rank: $B(i, j) = k ⇔ A(i, k) = j$. </w:t>
+      </w:r>
+    </w:p>
+    <w:p>
+      <w:pPr>
+        <w:pStyle w:val="Heading4"/>
+        <w:bidi w:val="0"/>
+        <w:jc w:val="start"/>
+        <w:rPr>
+          <w:shd w:fill="FFFFFF" w:val="clear"/>
+        </w:rPr>
+      </w:pPr>
+      <w:r>
+        <w:rPr>
+          <w:shd w:fill="FFFFFF" w:val="clear"/>
+        </w:rPr>
+        <w:t>Table 1A: Factual Formalization of Group A ($G_1$, $N = 6$, Bipolar $3+3$) — BREVE Format, Classical Moreno, and Metaperceptions</w:t>
+      </w:r>
+    </w:p>
+    <w:tbl>
+      <w:tblPr>
+        <w:tblW w:w="15700" w:type="dxa"/>
+        <w:jc w:val="start"/>
+        <w:tblInd w:w="0" w:type="dxa"/>
+        <w:tblLayout w:type="fixed"/>
+        <w:tblCellMar>
+          <w:top w:w="28" w:type="dxa"/>
+          <w:start w:w="28" w:type="dxa"/>
+          <w:bottom w:w="28" w:type="dxa"/>
+          <w:end w:w="28" w:type="dxa"/>
+        </w:tblCellMar>
+      </w:tblPr>
+      <w:tblGrid>
+        <w:gridCol w:w="1011"/>
+        <w:gridCol w:w="399"/>
+        <w:gridCol w:w="521"/>
+        <w:gridCol w:w="485"/>
+        <w:gridCol w:w="468"/>
+        <w:gridCol w:w="458"/>
+        <w:gridCol w:w="468"/>
+        <w:gridCol w:w="1337"/>
+        <w:gridCol w:w="1648"/>
+        <w:gridCol w:w="2515"/>
+        <w:gridCol w:w="2826"/>
+        <w:gridCol w:w="1736"/>
+        <w:gridCol w:w="1828"/>
+      </w:tblGrid>
+      <w:tr>
+        <w:trPr/>
+        <w:tc>
+          <w:tcPr>
+            <w:tcW w:w="1011" w:type="dxa"/>
+            <w:tcBorders/>
+            <w:vAlign w:val="center"/>
+          </w:tcPr>
+          <w:p>
+            <w:pPr>
+              <w:pStyle w:val="Ttulodelatabla"/>
+              <w:suppressLineNumbers/>
+              <w:shd w:fill="1E3A8A" w:val="clear"/>
+              <w:bidi w:val="0"/>
+              <w:spacing w:before="0" w:after="240"/>
+              <w:jc w:val="center"/>
+              <w:rPr/>
+            </w:pPr>
+            <w:r>
+              <w:rPr/>
+              <w:t>Node ID</w:t>
+            </w:r>
+          </w:p>
+        </w:tc>
+        <w:tc>
+          <w:tcPr>
+            <w:tcW w:w="399" w:type="dxa"/>
+            <w:tcBorders/>
+            <w:vAlign w:val="center"/>
+          </w:tcPr>
+          <w:p>
+            <w:pPr>
+              <w:pStyle w:val="Ttulodelatabla"/>
+              <w:suppressLineNumbers/>
+              <w:shd w:fill="1E3A8A" w:val="clear"/>
+              <w:bidi w:val="0"/>
+              <w:spacing w:before="0" w:after="240"/>
+              <w:jc w:val="center"/>
+              <w:rPr/>
+            </w:pPr>
+            <w:r>
+              <w:rPr/>
+              <w:t>1st</w:t>
+            </w:r>
+          </w:p>
+        </w:tc>
+        <w:tc>
+          <w:tcPr>
+            <w:tcW w:w="521" w:type="dxa"/>
+            <w:tcBorders/>
+            <w:vAlign w:val="center"/>
+          </w:tcPr>
+          <w:p>
+            <w:pPr>
+              <w:pStyle w:val="Ttulodelatabla"/>
+              <w:suppressLineNumbers/>
+              <w:shd w:fill="1E3A8A" w:val="clear"/>
+              <w:bidi w:val="0"/>
+              <w:spacing w:before="0" w:after="240"/>
+              <w:jc w:val="center"/>
+              <w:rPr/>
+            </w:pPr>
+            <w:r>
+              <w:rPr/>
+              <w:t>2nd</w:t>
+            </w:r>
+          </w:p>
+        </w:tc>
+        <w:tc>
+          <w:tcPr>
+            <w:tcW w:w="485" w:type="dxa"/>
+            <w:tcBorders/>
+            <w:vAlign w:val="center"/>
+          </w:tcPr>
+          <w:p>
+            <w:pPr>
+              <w:pStyle w:val="Ttulodelatabla"/>
+              <w:suppressLineNumbers/>
+              <w:shd w:fill="1E3A8A" w:val="clear"/>
+              <w:bidi w:val="0"/>
+              <w:spacing w:before="0" w:after="240"/>
+              <w:jc w:val="center"/>
+              <w:rPr/>
+            </w:pPr>
+            <w:r>
+              <w:rPr/>
+              <w:t>3rd</w:t>
+            </w:r>
+          </w:p>
+        </w:tc>
+        <w:tc>
+          <w:tcPr>
+            <w:tcW w:w="468" w:type="dxa"/>
+            <w:tcBorders/>
+            <w:vAlign w:val="center"/>
+          </w:tcPr>
+          <w:p>
+            <w:pPr>
+              <w:pStyle w:val="Ttulodelatabla"/>
+              <w:suppressLineNumbers/>
+              <w:shd w:fill="1E3A8A" w:val="clear"/>
+              <w:bidi w:val="0"/>
+              <w:spacing w:before="0" w:after="240"/>
+              <w:jc w:val="center"/>
+              <w:rPr/>
+            </w:pPr>
+            <w:r>
+              <w:rPr/>
+              <w:t>4th</w:t>
+            </w:r>
+          </w:p>
+        </w:tc>
+        <w:tc>
+          <w:tcPr>
+            <w:tcW w:w="458" w:type="dxa"/>
+            <w:tcBorders/>
+            <w:vAlign w:val="center"/>
+          </w:tcPr>
+          <w:p>
+            <w:pPr>
+              <w:pStyle w:val="Ttulodelatabla"/>
+              <w:suppressLineNumbers/>
+              <w:shd w:fill="1E3A8A" w:val="clear"/>
+              <w:bidi w:val="0"/>
+              <w:spacing w:before="0" w:after="240"/>
+              <w:jc w:val="center"/>
+              <w:rPr/>
+            </w:pPr>
+            <w:r>
+              <w:rPr/>
+              <w:t>5th</w:t>
+            </w:r>
+          </w:p>
+        </w:tc>
+        <w:tc>
+          <w:tcPr>
+            <w:tcW w:w="468" w:type="dxa"/>
+            <w:tcBorders/>
+            <w:vAlign w:val="center"/>
+          </w:tcPr>
+          <w:p>
+            <w:pPr>
+              <w:pStyle w:val="Ttulodelatabla"/>
+              <w:suppressLineNumbers/>
+              <w:shd w:fill="1E3A8A" w:val="clear"/>
+              <w:bidi w:val="0"/>
+              <w:spacing w:before="0" w:after="240"/>
+              <w:jc w:val="center"/>
+              <w:rPr/>
+            </w:pPr>
+            <w:r>
+              <w:rPr/>
+              <w:t>6th</w:t>
+            </w:r>
+          </w:p>
+        </w:tc>
+        <w:tc>
+          <w:tcPr>
+            <w:tcW w:w="1337" w:type="dxa"/>
+            <w:tcBorders/>
+            <w:vAlign w:val="center"/>
+          </w:tcPr>
+          <w:p>
+            <w:pPr>
+              <w:pStyle w:val="Ttulodelatabla"/>
+              <w:suppressLineNumbers/>
+              <w:shd w:fill="1E3A8A" w:val="clear"/>
+              <w:bidi w:val="0"/>
+              <w:spacing w:before="0" w:after="240"/>
+              <w:jc w:val="center"/>
+              <w:rPr/>
+            </w:pPr>
+            <w:r>
+              <w:rPr/>
+              <w:t>Choices (E)</w:t>
+            </w:r>
+          </w:p>
+        </w:tc>
+        <w:tc>
+          <w:tcPr>
+            <w:tcW w:w="1648" w:type="dxa"/>
+            <w:tcBorders/>
+            <w:vAlign w:val="center"/>
+          </w:tcPr>
+          <w:p>
+            <w:pPr>
+              <w:pStyle w:val="Ttulodelatabla"/>
+              <w:suppressLineNumbers/>
+              <w:shd w:fill="1E3A8A" w:val="clear"/>
+              <w:bidi w:val="0"/>
+              <w:spacing w:before="0" w:after="240"/>
+              <w:jc w:val="center"/>
+              <w:rPr/>
+            </w:pPr>
+            <w:r>
+              <w:rPr/>
+              <w:t>Rejections (R)</w:t>
+            </w:r>
+          </w:p>
+        </w:tc>
+        <w:tc>
+          <w:tcPr>
+            <w:tcW w:w="2515" w:type="dxa"/>
+            <w:tcBorders/>
+            <w:vAlign w:val="center"/>
+          </w:tcPr>
+          <w:p>
+            <w:pPr>
+              <w:pStyle w:val="Ttulodelatabla"/>
+              <w:suppressLineNumbers/>
+              <w:shd w:fill="1E3A8A" w:val="clear"/>
+              <w:bidi w:val="0"/>
+              <w:spacing w:before="0" w:after="240"/>
+              <w:jc w:val="center"/>
+              <w:rPr/>
+            </w:pPr>
+            <w:r>
+              <w:rPr/>
+              <w:t>Expected Choices (pE)</w:t>
+            </w:r>
+          </w:p>
+        </w:tc>
+        <w:tc>
+          <w:tcPr>
+            <w:tcW w:w="2826" w:type="dxa"/>
+            <w:tcBorders/>
+            <w:vAlign w:val="center"/>
+          </w:tcPr>
+          <w:p>
+            <w:pPr>
+              <w:pStyle w:val="Ttulodelatabla"/>
+              <w:suppressLineNumbers/>
+              <w:shd w:fill="1E3A8A" w:val="clear"/>
+              <w:bidi w:val="0"/>
+              <w:spacing w:before="0" w:after="240"/>
+              <w:jc w:val="center"/>
+              <w:rPr/>
+            </w:pPr>
+            <w:r>
+              <w:rPr/>
+              <w:t>Expected Rejections (pR)</w:t>
+            </w:r>
+          </w:p>
+        </w:tc>
+        <w:tc>
+          <w:tcPr>
+            <w:tcW w:w="1736" w:type="dxa"/>
+            <w:tcBorders/>
+            <w:vAlign w:val="center"/>
+          </w:tcPr>
+          <w:p>
+            <w:pPr>
+              <w:pStyle w:val="Ttulodelatabla"/>
+              <w:suppressLineNumbers/>
+              <w:shd w:fill="1E3A8A" w:val="clear"/>
+              <w:bidi w:val="0"/>
+              <w:spacing w:before="0" w:after="240"/>
+              <w:jc w:val="center"/>
+              <w:rPr/>
+            </w:pPr>
+            <w:r>
+              <w:rPr/>
+              <w:t>$α E$ (Closest)</w:t>
+            </w:r>
+          </w:p>
+        </w:tc>
+        <w:tc>
+          <w:tcPr>
+            <w:tcW w:w="1828" w:type="dxa"/>
+            <w:tcBorders/>
+            <w:vAlign w:val="center"/>
+          </w:tcPr>
+          <w:p>
+            <w:pPr>
+              <w:pStyle w:val="Ttulodelatabla"/>
+              <w:suppressLineNumbers/>
+              <w:shd w:fill="1E3A8A" w:val="clear"/>
+              <w:bidi w:val="0"/>
+              <w:spacing w:before="0" w:after="240"/>
+              <w:jc w:val="center"/>
+              <w:rPr/>
+            </w:pPr>
+            <w:r>
+              <w:rPr/>
+              <w:t>$ω E$ (Distant)</w:t>
+            </w:r>
+          </w:p>
+        </w:tc>
+      </w:tr>
+      <w:tr>
+        <w:trPr/>
+        <w:tc>
+          <w:tcPr>
+            <w:tcW w:w="1011" w:type="dxa"/>
+            <w:tcBorders/>
+            <w:vAlign w:val="center"/>
+          </w:tcPr>
+          <w:p>
+            <w:pPr>
+              <w:pStyle w:val="Contenidodelatabla"/>
+              <w:bidi w:val="0"/>
+              <w:spacing w:before="0" w:after="240"/>
+              <w:jc w:val="center"/>
+              <w:rPr/>
+            </w:pPr>
+            <w:r>
+              <w:rPr>
+                <w:rStyle w:val="Strong"/>
+              </w:rPr>
+              <w:t>1A</w:t>
+            </w:r>
+          </w:p>
+        </w:tc>
+        <w:tc>
+          <w:tcPr>
+            <w:tcW w:w="399" w:type="dxa"/>
+            <w:tcBorders/>
+            <w:vAlign w:val="center"/>
+          </w:tcPr>
+          <w:p>
+            <w:pPr>
+              <w:pStyle w:val="Contenidodelatabla"/>
+              <w:bidi w:val="0"/>
+              <w:spacing w:before="0" w:after="240"/>
+              <w:jc w:val="center"/>
+              <w:rPr/>
+            </w:pPr>
+            <w:r>
+              <w:rPr/>
+              <w:t>2A</w:t>
+            </w:r>
+          </w:p>
+        </w:tc>
+        <w:tc>
+          <w:tcPr>
+            <w:tcW w:w="521" w:type="dxa"/>
+            <w:tcBorders/>
+            <w:vAlign w:val="center"/>
+          </w:tcPr>
+          <w:p>
+            <w:pPr>
+              <w:pStyle w:val="Contenidodelatabla"/>
+              <w:bidi w:val="0"/>
+              <w:spacing w:before="0" w:after="240"/>
+              <w:jc w:val="center"/>
+              <w:rPr/>
+            </w:pPr>
+            <w:r>
+              <w:rPr/>
+              <w:t>1A</w:t>
+            </w:r>
+          </w:p>
+        </w:tc>
+        <w:tc>
+          <w:tcPr>
+            <w:tcW w:w="485" w:type="dxa"/>
+            <w:tcBorders/>
+            <w:vAlign w:val="center"/>
+          </w:tcPr>
+          <w:p>
+            <w:pPr>
+              <w:pStyle w:val="Contenidodelatabla"/>
+              <w:bidi w:val="0"/>
+              <w:spacing w:before="0" w:after="240"/>
+              <w:jc w:val="center"/>
+              <w:rPr/>
+            </w:pPr>
+            <w:r>
+              <w:rPr/>
+              <w:t>3A</w:t>
+            </w:r>
+          </w:p>
+        </w:tc>
+        <w:tc>
+          <w:tcPr>
+            <w:tcW w:w="468" w:type="dxa"/>
+            <w:tcBorders/>
+            <w:vAlign w:val="center"/>
+          </w:tcPr>
+          <w:p>
+            <w:pPr>
+              <w:pStyle w:val="Contenidodelatabla"/>
+              <w:bidi w:val="0"/>
+              <w:spacing w:before="0" w:after="240"/>
+              <w:jc w:val="center"/>
+              <w:rPr/>
+            </w:pPr>
+            <w:r>
+              <w:rPr/>
+              <w:t>5A</w:t>
+            </w:r>
+          </w:p>
+        </w:tc>
+        <w:tc>
+          <w:tcPr>
+            <w:tcW w:w="458" w:type="dxa"/>
+            <w:tcBorders/>
+            <w:vAlign w:val="center"/>
+          </w:tcPr>
+          <w:p>
+            <w:pPr>
+              <w:pStyle w:val="Contenidodelatabla"/>
+              <w:bidi w:val="0"/>
+              <w:spacing w:before="0" w:after="240"/>
+              <w:jc w:val="center"/>
+              <w:rPr/>
+            </w:pPr>
+            <w:r>
+              <w:rPr/>
+              <w:t>4A</w:t>
+            </w:r>
+          </w:p>
+        </w:tc>
+        <w:tc>
+          <w:tcPr>
+            <w:tcW w:w="468" w:type="dxa"/>
+            <w:tcBorders/>
+            <w:vAlign w:val="center"/>
+          </w:tcPr>
+          <w:p>
+            <w:pPr>
+              <w:pStyle w:val="Contenidodelatabla"/>
+              <w:bidi w:val="0"/>
+              <w:spacing w:before="0" w:after="240"/>
+              <w:jc w:val="center"/>
+              <w:rPr/>
+            </w:pPr>
+            <w:r>
+              <w:rPr/>
+              <w:t>6A</w:t>
+            </w:r>
+          </w:p>
+        </w:tc>
+        <w:tc>
+          <w:tcPr>
+            <w:tcW w:w="1337" w:type="dxa"/>
+            <w:tcBorders/>
+            <w:vAlign w:val="center"/>
+          </w:tcPr>
+          <w:p>
+            <w:pPr>
+              <w:pStyle w:val="Contenidodelatabla"/>
+              <w:bidi w:val="0"/>
+              <w:spacing w:before="0" w:after="240"/>
+              <w:jc w:val="center"/>
+              <w:rPr/>
+            </w:pPr>
+            <w:r>
+              <w:rPr/>
+              <w:t>2A, 3A</w:t>
+            </w:r>
+          </w:p>
+        </w:tc>
+        <w:tc>
+          <w:tcPr>
+            <w:tcW w:w="1648" w:type="dxa"/>
+            <w:tcBorders/>
+            <w:vAlign w:val="center"/>
+          </w:tcPr>
+          <w:p>
+            <w:pPr>
+              <w:pStyle w:val="Contenidodelatabla"/>
+              <w:bidi w:val="0"/>
+              <w:spacing w:before="0" w:after="240"/>
+              <w:jc w:val="center"/>
+              <w:rPr/>
+            </w:pPr>
+            <w:r>
+              <w:rPr/>
+              <w:t>4A, 6A</w:t>
+            </w:r>
+          </w:p>
+        </w:tc>
+        <w:tc>
+          <w:tcPr>
+            <w:tcW w:w="2515" w:type="dxa"/>
+            <w:tcBorders/>
+            <w:vAlign w:val="center"/>
+          </w:tcPr>
+          <w:p>
+            <w:pPr>
+              <w:pStyle w:val="Contenidodelatabla"/>
+              <w:bidi w:val="0"/>
+              <w:spacing w:before="0" w:after="240"/>
+              <w:jc w:val="center"/>
+              <w:rPr/>
+            </w:pPr>
+            <w:r>
+              <w:rPr/>
+              <w:t>2A, 3A</w:t>
+            </w:r>
+          </w:p>
+        </w:tc>
+        <w:tc>
+          <w:tcPr>
+            <w:tcW w:w="2826" w:type="dxa"/>
+            <w:tcBorders/>
+            <w:vAlign w:val="center"/>
+          </w:tcPr>
+          <w:p>
+            <w:pPr>
+              <w:pStyle w:val="Contenidodelatabla"/>
+              <w:bidi w:val="0"/>
+              <w:spacing w:before="0" w:after="240"/>
+              <w:jc w:val="center"/>
+              <w:rPr/>
+            </w:pPr>
+            <w:r>
+              <w:rPr/>
+              <w:t>4A, 6A</w:t>
+            </w:r>
+          </w:p>
+        </w:tc>
+        <w:tc>
+          <w:tcPr>
+            <w:tcW w:w="1736" w:type="dxa"/>
+            <w:tcBorders/>
+            <w:vAlign w:val="center"/>
+          </w:tcPr>
+          <w:p>
+            <w:pPr>
+              <w:pStyle w:val="Contenidodelatabla"/>
+              <w:bidi w:val="0"/>
+              <w:spacing w:before="0" w:after="240"/>
+              <w:jc w:val="center"/>
+              <w:rPr/>
+            </w:pPr>
+            <w:r>
+              <w:rPr/>
+              <w:t>2A</w:t>
+            </w:r>
+          </w:p>
+        </w:tc>
+        <w:tc>
+          <w:tcPr>
+            <w:tcW w:w="1828" w:type="dxa"/>
+            <w:tcBorders/>
+            <w:vAlign w:val="center"/>
+          </w:tcPr>
+          <w:p>
+            <w:pPr>
+              <w:pStyle w:val="Contenidodelatabla"/>
+              <w:bidi w:val="0"/>
+              <w:spacing w:before="0" w:after="240"/>
+              <w:jc w:val="center"/>
+              <w:rPr/>
+            </w:pPr>
+            <w:r>
+              <w:rPr/>
+              <w:t>2A $→$ 1A</w:t>
+            </w:r>
+          </w:p>
+        </w:tc>
+      </w:tr>
+      <w:tr>
+        <w:trPr/>
+        <w:tc>
+          <w:tcPr>
+            <w:tcW w:w="1011" w:type="dxa"/>
+            <w:tcBorders/>
+            <w:vAlign w:val="center"/>
+          </w:tcPr>
+          <w:p>
+            <w:pPr>
+              <w:pStyle w:val="Contenidodelatabla"/>
+              <w:bidi w:val="0"/>
+              <w:spacing w:before="0" w:after="240"/>
+              <w:jc w:val="center"/>
+              <w:rPr/>
+            </w:pPr>
+            <w:r>
+              <w:rPr>
+                <w:rStyle w:val="Strong"/>
+              </w:rPr>
+              <w:t>2A</w:t>
+            </w:r>
+          </w:p>
+        </w:tc>
+        <w:tc>
+          <w:tcPr>
+            <w:tcW w:w="399" w:type="dxa"/>
+            <w:tcBorders/>
+            <w:vAlign w:val="center"/>
+          </w:tcPr>
+          <w:p>
+            <w:pPr>
+              <w:pStyle w:val="Contenidodelatabla"/>
+              <w:bidi w:val="0"/>
+              <w:spacing w:before="0" w:after="240"/>
+              <w:jc w:val="center"/>
+              <w:rPr/>
+            </w:pPr>
+            <w:r>
+              <w:rPr/>
+              <w:t>1A</w:t>
+            </w:r>
+          </w:p>
+        </w:tc>
+        <w:tc>
+          <w:tcPr>
+            <w:tcW w:w="521" w:type="dxa"/>
+            <w:tcBorders/>
+            <w:vAlign w:val="center"/>
+          </w:tcPr>
+          <w:p>
+            <w:pPr>
+              <w:pStyle w:val="Contenidodelatabla"/>
+              <w:bidi w:val="0"/>
+              <w:spacing w:before="0" w:after="240"/>
+              <w:jc w:val="center"/>
+              <w:rPr/>
+            </w:pPr>
+            <w:r>
+              <w:rPr/>
+              <w:t>2A</w:t>
+            </w:r>
+          </w:p>
+        </w:tc>
+        <w:tc>
+          <w:tcPr>
+            <w:tcW w:w="485" w:type="dxa"/>
+            <w:tcBorders/>
+            <w:vAlign w:val="center"/>
+          </w:tcPr>
+          <w:p>
+            <w:pPr>
+              <w:pStyle w:val="Contenidodelatabla"/>
+              <w:bidi w:val="0"/>
+              <w:spacing w:before="0" w:after="240"/>
+              <w:jc w:val="center"/>
+              <w:rPr/>
+            </w:pPr>
+            <w:r>
+              <w:rPr/>
+              <w:t>3A</w:t>
+            </w:r>
+          </w:p>
+        </w:tc>
+        <w:tc>
+          <w:tcPr>
+            <w:tcW w:w="468" w:type="dxa"/>
+            <w:tcBorders/>
+            <w:vAlign w:val="center"/>
+          </w:tcPr>
+          <w:p>
+            <w:pPr>
+              <w:pStyle w:val="Contenidodelatabla"/>
+              <w:bidi w:val="0"/>
+              <w:spacing w:before="0" w:after="240"/>
+              <w:jc w:val="center"/>
+              <w:rPr/>
+            </w:pPr>
+            <w:r>
+              <w:rPr/>
+              <w:t>4A</w:t>
+            </w:r>
+          </w:p>
+        </w:tc>
+        <w:tc>
+          <w:tcPr>
+            <w:tcW w:w="458" w:type="dxa"/>
+            <w:tcBorders/>
+            <w:vAlign w:val="center"/>
+          </w:tcPr>
+          <w:p>
+            <w:pPr>
+              <w:pStyle w:val="Contenidodelatabla"/>
+              <w:bidi w:val="0"/>
+              <w:spacing w:before="0" w:after="240"/>
+              <w:jc w:val="center"/>
+              <w:rPr/>
+            </w:pPr>
+            <w:r>
+              <w:rPr/>
+              <w:t>6A</w:t>
+            </w:r>
+          </w:p>
+        </w:tc>
+        <w:tc>
+          <w:tcPr>
+            <w:tcW w:w="468" w:type="dxa"/>
+            <w:tcBorders/>
+            <w:vAlign w:val="center"/>
+          </w:tcPr>
+          <w:p>
+            <w:pPr>
+              <w:pStyle w:val="Contenidodelatabla"/>
+              <w:bidi w:val="0"/>
+              <w:spacing w:before="0" w:after="240"/>
+              <w:jc w:val="center"/>
+              <w:rPr/>
+            </w:pPr>
+            <w:r>
+              <w:rPr/>
+              <w:t>5A</w:t>
+            </w:r>
+          </w:p>
+        </w:tc>
+        <w:tc>
+          <w:tcPr>
+            <w:tcW w:w="1337" w:type="dxa"/>
+            <w:tcBorders/>
+            <w:vAlign w:val="center"/>
+          </w:tcPr>
+          <w:p>
+            <w:pPr>
+              <w:pStyle w:val="Contenidodelatabla"/>
+              <w:bidi w:val="0"/>
+              <w:spacing w:before="0" w:after="240"/>
+              <w:jc w:val="center"/>
+              <w:rPr/>
+            </w:pPr>
+            <w:r>
+              <w:rPr/>
+              <w:t>1A, 3A</w:t>
+            </w:r>
+          </w:p>
+        </w:tc>
+        <w:tc>
+          <w:tcPr>
+            <w:tcW w:w="1648" w:type="dxa"/>
+            <w:tcBorders/>
+            <w:vAlign w:val="center"/>
+          </w:tcPr>
+          <w:p>
+            <w:pPr>
+              <w:pStyle w:val="Contenidodelatabla"/>
+              <w:bidi w:val="0"/>
+              <w:spacing w:before="0" w:after="240"/>
+              <w:jc w:val="center"/>
+              <w:rPr/>
+            </w:pPr>
+            <w:r>
+              <w:rPr/>
+              <w:t>5A, 6A</w:t>
+            </w:r>
+          </w:p>
+        </w:tc>
+        <w:tc>
+          <w:tcPr>
+            <w:tcW w:w="2515" w:type="dxa"/>
+            <w:tcBorders/>
+            <w:vAlign w:val="center"/>
+          </w:tcPr>
+          <w:p>
+            <w:pPr>
+              <w:pStyle w:val="Contenidodelatabla"/>
+              <w:bidi w:val="0"/>
+              <w:spacing w:before="0" w:after="240"/>
+              <w:jc w:val="center"/>
+              <w:rPr/>
+            </w:pPr>
+            <w:r>
+              <w:rPr/>
+              <w:t>1A, 3A</w:t>
+            </w:r>
+          </w:p>
+        </w:tc>
+        <w:tc>
+          <w:tcPr>
+            <w:tcW w:w="2826" w:type="dxa"/>
+            <w:tcBorders/>
+            <w:vAlign w:val="center"/>
+          </w:tcPr>
+          <w:p>
+            <w:pPr>
+              <w:pStyle w:val="Contenidodelatabla"/>
+              <w:bidi w:val="0"/>
+              <w:spacing w:before="0" w:after="240"/>
+              <w:jc w:val="center"/>
+              <w:rPr/>
+            </w:pPr>
+            <w:r>
+              <w:rPr/>
+              <w:t>5A, 6A</w:t>
+            </w:r>
+          </w:p>
+        </w:tc>
+        <w:tc>
+          <w:tcPr>
+            <w:tcW w:w="1736" w:type="dxa"/>
+            <w:tcBorders/>
+            <w:vAlign w:val="center"/>
+          </w:tcPr>
+          <w:p>
+            <w:pPr>
+              <w:pStyle w:val="Contenidodelatabla"/>
+              <w:bidi w:val="0"/>
+              <w:spacing w:before="0" w:after="240"/>
+              <w:jc w:val="center"/>
+              <w:rPr/>
+            </w:pPr>
+            <w:r>
+              <w:rPr/>
+              <w:t>1A</w:t>
+            </w:r>
+          </w:p>
+        </w:tc>
+        <w:tc>
+          <w:tcPr>
+            <w:tcW w:w="1828" w:type="dxa"/>
+            <w:tcBorders/>
+            <w:vAlign w:val="center"/>
+          </w:tcPr>
+          <w:p>
+            <w:pPr>
+              <w:pStyle w:val="Contenidodelatabla"/>
+              <w:bidi w:val="0"/>
+              <w:spacing w:before="0" w:after="240"/>
+              <w:jc w:val="center"/>
+              <w:rPr/>
+            </w:pPr>
+            <w:r>
+              <w:rPr/>
+              <w:t>1A $→$ 2A</w:t>
+            </w:r>
+          </w:p>
+        </w:tc>
+      </w:tr>
+      <w:tr>
+        <w:trPr/>
+        <w:tc>
+          <w:tcPr>
+            <w:tcW w:w="1011" w:type="dxa"/>
+            <w:tcBorders/>
+            <w:vAlign w:val="center"/>
+          </w:tcPr>
+          <w:p>
+            <w:pPr>
+              <w:pStyle w:val="Contenidodelatabla"/>
+              <w:bidi w:val="0"/>
+              <w:spacing w:before="0" w:after="240"/>
+              <w:jc w:val="center"/>
+              <w:rPr/>
+            </w:pPr>
+            <w:r>
+              <w:rPr>
+                <w:rStyle w:val="Strong"/>
+              </w:rPr>
+              <w:t>3A</w:t>
+            </w:r>
+          </w:p>
+        </w:tc>
+        <w:tc>
+          <w:tcPr>
+            <w:tcW w:w="399" w:type="dxa"/>
+            <w:tcBorders/>
+            <w:vAlign w:val="center"/>
+          </w:tcPr>
+          <w:p>
+            <w:pPr>
+              <w:pStyle w:val="Contenidodelatabla"/>
+              <w:bidi w:val="0"/>
+              <w:spacing w:before="0" w:after="240"/>
+              <w:jc w:val="center"/>
+              <w:rPr/>
+            </w:pPr>
+            <w:r>
+              <w:rPr/>
+              <w:t>1A</w:t>
+            </w:r>
+          </w:p>
+        </w:tc>
+        <w:tc>
+          <w:tcPr>
+            <w:tcW w:w="521" w:type="dxa"/>
+            <w:tcBorders/>
+            <w:vAlign w:val="center"/>
+          </w:tcPr>
+          <w:p>
+            <w:pPr>
+              <w:pStyle w:val="Contenidodelatabla"/>
+              <w:bidi w:val="0"/>
+              <w:spacing w:before="0" w:after="240"/>
+              <w:jc w:val="center"/>
+              <w:rPr/>
+            </w:pPr>
+            <w:r>
+              <w:rPr/>
+              <w:t>2A</w:t>
+            </w:r>
+          </w:p>
+        </w:tc>
+        <w:tc>
+          <w:tcPr>
+            <w:tcW w:w="485" w:type="dxa"/>
+            <w:tcBorders/>
+            <w:vAlign w:val="center"/>
+          </w:tcPr>
+          <w:p>
+            <w:pPr>
+              <w:pStyle w:val="Contenidodelatabla"/>
+              <w:bidi w:val="0"/>
+              <w:spacing w:before="0" w:after="240"/>
+              <w:jc w:val="center"/>
+              <w:rPr/>
+            </w:pPr>
+            <w:r>
+              <w:rPr/>
+              <w:t>3A</w:t>
+            </w:r>
+          </w:p>
+        </w:tc>
+        <w:tc>
+          <w:tcPr>
+            <w:tcW w:w="468" w:type="dxa"/>
+            <w:tcBorders/>
+            <w:vAlign w:val="center"/>
+          </w:tcPr>
+          <w:p>
+            <w:pPr>
+              <w:pStyle w:val="Contenidodelatabla"/>
+              <w:bidi w:val="0"/>
+              <w:spacing w:before="0" w:after="240"/>
+              <w:jc w:val="center"/>
+              <w:rPr/>
+            </w:pPr>
+            <w:r>
+              <w:rPr/>
+              <w:t>6A</w:t>
+            </w:r>
+          </w:p>
+        </w:tc>
+        <w:tc>
+          <w:tcPr>
+            <w:tcW w:w="458" w:type="dxa"/>
+            <w:tcBorders/>
+            <w:vAlign w:val="center"/>
+          </w:tcPr>
+          <w:p>
+            <w:pPr>
+              <w:pStyle w:val="Contenidodelatabla"/>
+              <w:bidi w:val="0"/>
+              <w:spacing w:before="0" w:after="240"/>
+              <w:jc w:val="center"/>
+              <w:rPr/>
+            </w:pPr>
+            <w:r>
+              <w:rPr/>
+              <w:t>5A</w:t>
+            </w:r>
+          </w:p>
+        </w:tc>
+        <w:tc>
+          <w:tcPr>
+            <w:tcW w:w="468" w:type="dxa"/>
+            <w:tcBorders/>
+            <w:vAlign w:val="center"/>
+          </w:tcPr>
+          <w:p>
+            <w:pPr>
+              <w:pStyle w:val="Contenidodelatabla"/>
+              <w:bidi w:val="0"/>
+              <w:spacing w:before="0" w:after="240"/>
+              <w:jc w:val="center"/>
+              <w:rPr/>
+            </w:pPr>
+            <w:r>
+              <w:rPr/>
+              <w:t>4A</w:t>
+            </w:r>
+          </w:p>
+        </w:tc>
+        <w:tc>
+          <w:tcPr>
+            <w:tcW w:w="1337" w:type="dxa"/>
+            <w:tcBorders/>
+            <w:vAlign w:val="center"/>
+          </w:tcPr>
+          <w:p>
+            <w:pPr>
+              <w:pStyle w:val="Contenidodelatabla"/>
+              <w:bidi w:val="0"/>
+              <w:spacing w:before="0" w:after="240"/>
+              <w:jc w:val="center"/>
+              <w:rPr/>
+            </w:pPr>
+            <w:r>
+              <w:rPr/>
+              <w:t>1A, 2A</w:t>
+            </w:r>
+          </w:p>
+        </w:tc>
+        <w:tc>
+          <w:tcPr>
+            <w:tcW w:w="1648" w:type="dxa"/>
+            <w:tcBorders/>
+            <w:vAlign w:val="center"/>
+          </w:tcPr>
+          <w:p>
+            <w:pPr>
+              <w:pStyle w:val="Contenidodelatabla"/>
+              <w:bidi w:val="0"/>
+              <w:spacing w:before="0" w:after="240"/>
+              <w:jc w:val="center"/>
+              <w:rPr/>
+            </w:pPr>
+            <w:r>
+              <w:rPr/>
+              <w:t>4A, 5A</w:t>
+            </w:r>
+          </w:p>
+        </w:tc>
+        <w:tc>
+          <w:tcPr>
+            <w:tcW w:w="2515" w:type="dxa"/>
+            <w:tcBorders/>
+            <w:vAlign w:val="center"/>
+          </w:tcPr>
+          <w:p>
+            <w:pPr>
+              <w:pStyle w:val="Contenidodelatabla"/>
+              <w:bidi w:val="0"/>
+              <w:spacing w:before="0" w:after="240"/>
+              <w:jc w:val="center"/>
+              <w:rPr/>
+            </w:pPr>
+            <w:r>
+              <w:rPr/>
+              <w:t>1A, 2A</w:t>
+            </w:r>
+          </w:p>
+        </w:tc>
+        <w:tc>
+          <w:tcPr>
+            <w:tcW w:w="2826" w:type="dxa"/>
+            <w:tcBorders/>
+            <w:vAlign w:val="center"/>
+          </w:tcPr>
+          <w:p>
+            <w:pPr>
+              <w:pStyle w:val="Contenidodelatabla"/>
+              <w:bidi w:val="0"/>
+              <w:spacing w:before="0" w:after="240"/>
+              <w:jc w:val="center"/>
+              <w:rPr/>
+            </w:pPr>
+            <w:r>
+              <w:rPr/>
+              <w:t>4A, 5A</w:t>
+            </w:r>
+          </w:p>
+        </w:tc>
+        <w:tc>
+          <w:tcPr>
+            <w:tcW w:w="1736" w:type="dxa"/>
+            <w:tcBorders/>
+            <w:vAlign w:val="center"/>
+          </w:tcPr>
+          <w:p>
+            <w:pPr>
+              <w:pStyle w:val="Contenidodelatabla"/>
+              <w:bidi w:val="0"/>
+              <w:spacing w:before="0" w:after="240"/>
+              <w:jc w:val="center"/>
+              <w:rPr/>
+            </w:pPr>
+            <w:r>
+              <w:rPr/>
+              <w:t>1A</w:t>
+            </w:r>
+          </w:p>
+        </w:tc>
+        <w:tc>
+          <w:tcPr>
+            <w:tcW w:w="1828" w:type="dxa"/>
+            <w:tcBorders/>
+            <w:vAlign w:val="center"/>
+          </w:tcPr>
+          <w:p>
+            <w:pPr>
+              <w:pStyle w:val="Contenidodelatabla"/>
+              <w:bidi w:val="0"/>
+              <w:spacing w:before="0" w:after="240"/>
+              <w:jc w:val="center"/>
+              <w:rPr/>
+            </w:pPr>
+            <w:r>
+              <w:rPr/>
+              <w:t>1A $→$ 2A</w:t>
+            </w:r>
+          </w:p>
+        </w:tc>
+      </w:tr>
+      <w:tr>
+        <w:trPr/>
+        <w:tc>
+          <w:tcPr>
+            <w:tcW w:w="1011" w:type="dxa"/>
+            <w:tcBorders/>
+            <w:vAlign w:val="center"/>
+          </w:tcPr>
+          <w:p>
+            <w:pPr>
+              <w:pStyle w:val="Contenidodelatabla"/>
+              <w:bidi w:val="0"/>
+              <w:spacing w:before="0" w:after="240"/>
+              <w:jc w:val="center"/>
+              <w:rPr/>
+            </w:pPr>
+            <w:r>
+              <w:rPr>
+                <w:rStyle w:val="Strong"/>
+              </w:rPr>
+              <w:t>4A</w:t>
+            </w:r>
+          </w:p>
+        </w:tc>
+        <w:tc>
+          <w:tcPr>
+            <w:tcW w:w="399" w:type="dxa"/>
+            <w:tcBorders/>
+            <w:vAlign w:val="center"/>
+          </w:tcPr>
+          <w:p>
+            <w:pPr>
+              <w:pStyle w:val="Contenidodelatabla"/>
+              <w:bidi w:val="0"/>
+              <w:spacing w:before="0" w:after="240"/>
+              <w:jc w:val="center"/>
+              <w:rPr/>
+            </w:pPr>
+            <w:r>
+              <w:rPr/>
+              <w:t>5A</w:t>
+            </w:r>
+          </w:p>
+        </w:tc>
+        <w:tc>
+          <w:tcPr>
+            <w:tcW w:w="521" w:type="dxa"/>
+            <w:tcBorders/>
+            <w:vAlign w:val="center"/>
+          </w:tcPr>
+          <w:p>
+            <w:pPr>
+              <w:pStyle w:val="Contenidodelatabla"/>
+              <w:bidi w:val="0"/>
+              <w:spacing w:before="0" w:after="240"/>
+              <w:jc w:val="center"/>
+              <w:rPr/>
+            </w:pPr>
+            <w:r>
+              <w:rPr/>
+              <w:t>4A</w:t>
+            </w:r>
+          </w:p>
+        </w:tc>
+        <w:tc>
+          <w:tcPr>
+            <w:tcW w:w="485" w:type="dxa"/>
+            <w:tcBorders/>
+            <w:vAlign w:val="center"/>
+          </w:tcPr>
+          <w:p>
+            <w:pPr>
+              <w:pStyle w:val="Contenidodelatabla"/>
+              <w:bidi w:val="0"/>
+              <w:spacing w:before="0" w:after="240"/>
+              <w:jc w:val="center"/>
+              <w:rPr/>
+            </w:pPr>
+            <w:r>
+              <w:rPr/>
+              <w:t>6A</w:t>
+            </w:r>
+          </w:p>
+        </w:tc>
+        <w:tc>
+          <w:tcPr>
+            <w:tcW w:w="468" w:type="dxa"/>
+            <w:tcBorders/>
+            <w:vAlign w:val="center"/>
+          </w:tcPr>
+          <w:p>
+            <w:pPr>
+              <w:pStyle w:val="Contenidodelatabla"/>
+              <w:bidi w:val="0"/>
+              <w:spacing w:before="0" w:after="240"/>
+              <w:jc w:val="center"/>
+              <w:rPr/>
+            </w:pPr>
+            <w:r>
+              <w:rPr/>
+              <w:t>2A</w:t>
+            </w:r>
+          </w:p>
+        </w:tc>
+        <w:tc>
+          <w:tcPr>
+            <w:tcW w:w="458" w:type="dxa"/>
+            <w:tcBorders/>
+            <w:vAlign w:val="center"/>
+          </w:tcPr>
+          <w:p>
+            <w:pPr>
+              <w:pStyle w:val="Contenidodelatabla"/>
+              <w:bidi w:val="0"/>
+              <w:spacing w:before="0" w:after="240"/>
+              <w:jc w:val="center"/>
+              <w:rPr/>
+            </w:pPr>
+            <w:r>
+              <w:rPr/>
+              <w:t>1A</w:t>
+            </w:r>
+          </w:p>
+        </w:tc>
+        <w:tc>
+          <w:tcPr>
+            <w:tcW w:w="468" w:type="dxa"/>
+            <w:tcBorders/>
+            <w:vAlign w:val="center"/>
+          </w:tcPr>
+          <w:p>
+            <w:pPr>
+              <w:pStyle w:val="Contenidodelatabla"/>
+              <w:bidi w:val="0"/>
+              <w:spacing w:before="0" w:after="240"/>
+              <w:jc w:val="center"/>
+              <w:rPr/>
+            </w:pPr>
+            <w:r>
+              <w:rPr/>
+              <w:t>3A</w:t>
+            </w:r>
+          </w:p>
+        </w:tc>
+        <w:tc>
+          <w:tcPr>
+            <w:tcW w:w="1337" w:type="dxa"/>
+            <w:tcBorders/>
+            <w:vAlign w:val="center"/>
+          </w:tcPr>
+          <w:p>
+            <w:pPr>
+              <w:pStyle w:val="Contenidodelatabla"/>
+              <w:bidi w:val="0"/>
+              <w:spacing w:before="0" w:after="240"/>
+              <w:jc w:val="center"/>
+              <w:rPr/>
+            </w:pPr>
+            <w:r>
+              <w:rPr/>
+              <w:t>5A, 6A</w:t>
+            </w:r>
+          </w:p>
+        </w:tc>
+        <w:tc>
+          <w:tcPr>
+            <w:tcW w:w="1648" w:type="dxa"/>
+            <w:tcBorders/>
+            <w:vAlign w:val="center"/>
+          </w:tcPr>
+          <w:p>
+            <w:pPr>
+              <w:pStyle w:val="Contenidodelatabla"/>
+              <w:bidi w:val="0"/>
+              <w:spacing w:before="0" w:after="240"/>
+              <w:jc w:val="center"/>
+              <w:rPr/>
+            </w:pPr>
+            <w:r>
+              <w:rPr/>
+              <w:t>1A, 3A</w:t>
+            </w:r>
+          </w:p>
+        </w:tc>
+        <w:tc>
+          <w:tcPr>
+            <w:tcW w:w="2515" w:type="dxa"/>
+            <w:tcBorders/>
+            <w:vAlign w:val="center"/>
+          </w:tcPr>
+          <w:p>
+            <w:pPr>
+              <w:pStyle w:val="Contenidodelatabla"/>
+              <w:bidi w:val="0"/>
+              <w:spacing w:before="0" w:after="240"/>
+              <w:jc w:val="center"/>
+              <w:rPr/>
+            </w:pPr>
+            <w:r>
+              <w:rPr/>
+              <w:t>5A, 6A</w:t>
+            </w:r>
+          </w:p>
+        </w:tc>
+        <w:tc>
+          <w:tcPr>
+            <w:tcW w:w="2826" w:type="dxa"/>
+            <w:tcBorders/>
+            <w:vAlign w:val="center"/>
+          </w:tcPr>
+          <w:p>
+            <w:pPr>
+              <w:pStyle w:val="Contenidodelatabla"/>
+              <w:bidi w:val="0"/>
+              <w:spacing w:before="0" w:after="240"/>
+              <w:jc w:val="center"/>
+              <w:rPr/>
+            </w:pPr>
+            <w:r>
+              <w:rPr/>
+              <w:t>1A, 3A</w:t>
+            </w:r>
+          </w:p>
+        </w:tc>
+        <w:tc>
+          <w:tcPr>
+            <w:tcW w:w="1736" w:type="dxa"/>
+            <w:tcBorders/>
+            <w:vAlign w:val="center"/>
+          </w:tcPr>
+          <w:p>
+            <w:pPr>
+              <w:pStyle w:val="Contenidodelatabla"/>
+              <w:bidi w:val="0"/>
+              <w:spacing w:before="0" w:after="240"/>
+              <w:jc w:val="center"/>
+              <w:rPr/>
+            </w:pPr>
+            <w:r>
+              <w:rPr/>
+              <w:t>5A</w:t>
+            </w:r>
+          </w:p>
+        </w:tc>
+        <w:tc>
+          <w:tcPr>
+            <w:tcW w:w="1828" w:type="dxa"/>
+            <w:tcBorders/>
+            <w:vAlign w:val="center"/>
+          </w:tcPr>
+          <w:p>
+            <w:pPr>
+              <w:pStyle w:val="Contenidodelatabla"/>
+              <w:bidi w:val="0"/>
+              <w:spacing w:before="0" w:after="240"/>
+              <w:jc w:val="center"/>
+              <w:rPr/>
+            </w:pPr>
+            <w:r>
+              <w:rPr/>
+              <w:t>5A $→$ 4A</w:t>
+            </w:r>
+          </w:p>
+        </w:tc>
+      </w:tr>
+      <w:tr>
+        <w:trPr/>
+        <w:tc>
+          <w:tcPr>
+            <w:tcW w:w="1011" w:type="dxa"/>
+            <w:tcBorders/>
+            <w:vAlign w:val="center"/>
+          </w:tcPr>
+          <w:p>
+            <w:pPr>
+              <w:pStyle w:val="Contenidodelatabla"/>
+              <w:bidi w:val="0"/>
+              <w:spacing w:before="0" w:after="240"/>
+              <w:jc w:val="center"/>
+              <w:rPr/>
+            </w:pPr>
+            <w:r>
+              <w:rPr>
+                <w:rStyle w:val="Strong"/>
+              </w:rPr>
+              <w:t>5A</w:t>
+            </w:r>
+          </w:p>
+        </w:tc>
+        <w:tc>
+          <w:tcPr>
+            <w:tcW w:w="399" w:type="dxa"/>
+            <w:tcBorders/>
+            <w:vAlign w:val="center"/>
+          </w:tcPr>
+          <w:p>
+            <w:pPr>
+              <w:pStyle w:val="Contenidodelatabla"/>
+              <w:bidi w:val="0"/>
+              <w:spacing w:before="0" w:after="240"/>
+              <w:jc w:val="center"/>
+              <w:rPr/>
+            </w:pPr>
+            <w:r>
+              <w:rPr/>
+              <w:t>4A</w:t>
+            </w:r>
+          </w:p>
+        </w:tc>
+        <w:tc>
+          <w:tcPr>
+            <w:tcW w:w="521" w:type="dxa"/>
+            <w:tcBorders/>
+            <w:vAlign w:val="center"/>
+          </w:tcPr>
+          <w:p>
+            <w:pPr>
+              <w:pStyle w:val="Contenidodelatabla"/>
+              <w:bidi w:val="0"/>
+              <w:spacing w:before="0" w:after="240"/>
+              <w:jc w:val="center"/>
+              <w:rPr/>
+            </w:pPr>
+            <w:r>
+              <w:rPr/>
+              <w:t>5A</w:t>
+            </w:r>
+          </w:p>
+        </w:tc>
+        <w:tc>
+          <w:tcPr>
+            <w:tcW w:w="485" w:type="dxa"/>
+            <w:tcBorders/>
+            <w:vAlign w:val="center"/>
+          </w:tcPr>
+          <w:p>
+            <w:pPr>
+              <w:pStyle w:val="Contenidodelatabla"/>
+              <w:bidi w:val="0"/>
+              <w:spacing w:before="0" w:after="240"/>
+              <w:jc w:val="center"/>
+              <w:rPr/>
+            </w:pPr>
+            <w:r>
+              <w:rPr/>
+              <w:t>6A</w:t>
+            </w:r>
+          </w:p>
+        </w:tc>
+        <w:tc>
+          <w:tcPr>
+            <w:tcW w:w="468" w:type="dxa"/>
+            <w:tcBorders/>
+            <w:vAlign w:val="center"/>
+          </w:tcPr>
+          <w:p>
+            <w:pPr>
+              <w:pStyle w:val="Contenidodelatabla"/>
+              <w:bidi w:val="0"/>
+              <w:spacing w:before="0" w:after="240"/>
+              <w:jc w:val="center"/>
+              <w:rPr/>
+            </w:pPr>
+            <w:r>
+              <w:rPr/>
+              <w:t>1A</w:t>
+            </w:r>
+          </w:p>
+        </w:tc>
+        <w:tc>
+          <w:tcPr>
+            <w:tcW w:w="458" w:type="dxa"/>
+            <w:tcBorders/>
+            <w:vAlign w:val="center"/>
+          </w:tcPr>
+          <w:p>
+            <w:pPr>
+              <w:pStyle w:val="Contenidodelatabla"/>
+              <w:bidi w:val="0"/>
+              <w:spacing w:before="0" w:after="240"/>
+              <w:jc w:val="center"/>
+              <w:rPr/>
+            </w:pPr>
+            <w:r>
+              <w:rPr/>
+              <w:t>3A</w:t>
+            </w:r>
+          </w:p>
+        </w:tc>
+        <w:tc>
+          <w:tcPr>
+            <w:tcW w:w="468" w:type="dxa"/>
+            <w:tcBorders/>
+            <w:vAlign w:val="center"/>
+          </w:tcPr>
+          <w:p>
+            <w:pPr>
+              <w:pStyle w:val="Contenidodelatabla"/>
+              <w:bidi w:val="0"/>
+              <w:spacing w:before="0" w:after="240"/>
+              <w:jc w:val="center"/>
+              <w:rPr/>
+            </w:pPr>
+            <w:r>
+              <w:rPr/>
+              <w:t>2A</w:t>
+            </w:r>
+          </w:p>
+        </w:tc>
+        <w:tc>
+          <w:tcPr>
+            <w:tcW w:w="1337" w:type="dxa"/>
+            <w:tcBorders/>
+            <w:vAlign w:val="center"/>
+          </w:tcPr>
+          <w:p>
+            <w:pPr>
+              <w:pStyle w:val="Contenidodelatabla"/>
+              <w:bidi w:val="0"/>
+              <w:spacing w:before="0" w:after="240"/>
+              <w:jc w:val="center"/>
+              <w:rPr/>
+            </w:pPr>
+            <w:r>
+              <w:rPr/>
+              <w:t>4A, 6A</w:t>
+            </w:r>
+          </w:p>
+        </w:tc>
+        <w:tc>
+          <w:tcPr>
+            <w:tcW w:w="1648" w:type="dxa"/>
+            <w:tcBorders/>
+            <w:vAlign w:val="center"/>
+          </w:tcPr>
+          <w:p>
+            <w:pPr>
+              <w:pStyle w:val="Contenidodelatabla"/>
+              <w:bidi w:val="0"/>
+              <w:spacing w:before="0" w:after="240"/>
+              <w:jc w:val="center"/>
+              <w:rPr/>
+            </w:pPr>
+            <w:r>
+              <w:rPr/>
+              <w:t>2A, 3A</w:t>
+            </w:r>
+          </w:p>
+        </w:tc>
+        <w:tc>
+          <w:tcPr>
+            <w:tcW w:w="2515" w:type="dxa"/>
+            <w:tcBorders/>
+            <w:vAlign w:val="center"/>
+          </w:tcPr>
+          <w:p>
+            <w:pPr>
+              <w:pStyle w:val="Contenidodelatabla"/>
+              <w:bidi w:val="0"/>
+              <w:spacing w:before="0" w:after="240"/>
+              <w:jc w:val="center"/>
+              <w:rPr/>
+            </w:pPr>
+            <w:r>
+              <w:rPr/>
+              <w:t>4A, 6A</w:t>
+            </w:r>
+          </w:p>
+        </w:tc>
+        <w:tc>
+          <w:tcPr>
+            <w:tcW w:w="2826" w:type="dxa"/>
+            <w:tcBorders/>
+            <w:vAlign w:val="center"/>
+          </w:tcPr>
+          <w:p>
+            <w:pPr>
+              <w:pStyle w:val="Contenidodelatabla"/>
+              <w:bidi w:val="0"/>
+              <w:spacing w:before="0" w:after="240"/>
+              <w:jc w:val="center"/>
+              <w:rPr/>
+            </w:pPr>
+            <w:r>
+              <w:rPr/>
+              <w:t>2A, 3A</w:t>
+            </w:r>
+          </w:p>
+        </w:tc>
+        <w:tc>
+          <w:tcPr>
+            <w:tcW w:w="1736" w:type="dxa"/>
+            <w:tcBorders/>
+            <w:vAlign w:val="center"/>
+          </w:tcPr>
+          <w:p>
+            <w:pPr>
+              <w:pStyle w:val="Contenidodelatabla"/>
+              <w:bidi w:val="0"/>
+              <w:spacing w:before="0" w:after="240"/>
+              <w:jc w:val="center"/>
+              <w:rPr/>
+            </w:pPr>
+            <w:r>
+              <w:rPr/>
+              <w:t>4A</w:t>
+            </w:r>
+          </w:p>
+        </w:tc>
+        <w:tc>
+          <w:tcPr>
+            <w:tcW w:w="1828" w:type="dxa"/>
+            <w:tcBorders/>
+            <w:vAlign w:val="center"/>
+          </w:tcPr>
+          <w:p>
+            <w:pPr>
+              <w:pStyle w:val="Contenidodelatabla"/>
+              <w:bidi w:val="0"/>
+              <w:spacing w:before="0" w:after="240"/>
+              <w:jc w:val="center"/>
+              <w:rPr/>
+            </w:pPr>
+            <w:r>
+              <w:rPr/>
+              <w:t>4A $→$ 5A</w:t>
+            </w:r>
+          </w:p>
+        </w:tc>
+      </w:tr>
+      <w:tr>
+        <w:trPr/>
+        <w:tc>
+          <w:tcPr>
+            <w:tcW w:w="1011" w:type="dxa"/>
+            <w:tcBorders/>
+            <w:vAlign w:val="center"/>
+          </w:tcPr>
+          <w:p>
+            <w:pPr>
+              <w:pStyle w:val="Contenidodelatabla"/>
+              <w:bidi w:val="0"/>
+              <w:spacing w:before="0" w:after="240"/>
+              <w:jc w:val="center"/>
+              <w:rPr/>
+            </w:pPr>
+            <w:r>
+              <w:rPr>
+                <w:rStyle w:val="Strong"/>
+              </w:rPr>
+              <w:t>6A</w:t>
+            </w:r>
+          </w:p>
+        </w:tc>
+        <w:tc>
+          <w:tcPr>
+            <w:tcW w:w="399" w:type="dxa"/>
+            <w:tcBorders/>
+            <w:vAlign w:val="center"/>
+          </w:tcPr>
+          <w:p>
+            <w:pPr>
+              <w:pStyle w:val="Contenidodelatabla"/>
+              <w:bidi w:val="0"/>
+              <w:spacing w:before="0" w:after="240"/>
+              <w:jc w:val="center"/>
+              <w:rPr/>
+            </w:pPr>
+            <w:r>
+              <w:rPr/>
+              <w:t>4A</w:t>
+            </w:r>
+          </w:p>
+        </w:tc>
+        <w:tc>
+          <w:tcPr>
+            <w:tcW w:w="521" w:type="dxa"/>
+            <w:tcBorders/>
+            <w:vAlign w:val="center"/>
+          </w:tcPr>
+          <w:p>
+            <w:pPr>
+              <w:pStyle w:val="Contenidodelatabla"/>
+              <w:bidi w:val="0"/>
+              <w:spacing w:before="0" w:after="240"/>
+              <w:jc w:val="center"/>
+              <w:rPr/>
+            </w:pPr>
+            <w:r>
+              <w:rPr/>
+              <w:t>5A</w:t>
+            </w:r>
+          </w:p>
+        </w:tc>
+        <w:tc>
+          <w:tcPr>
+            <w:tcW w:w="485" w:type="dxa"/>
+            <w:tcBorders/>
+            <w:vAlign w:val="center"/>
+          </w:tcPr>
+          <w:p>
+            <w:pPr>
+              <w:pStyle w:val="Contenidodelatabla"/>
+              <w:bidi w:val="0"/>
+              <w:spacing w:before="0" w:after="240"/>
+              <w:jc w:val="center"/>
+              <w:rPr/>
+            </w:pPr>
+            <w:r>
+              <w:rPr/>
+              <w:t>6A</w:t>
+            </w:r>
+          </w:p>
+        </w:tc>
+        <w:tc>
+          <w:tcPr>
+            <w:tcW w:w="468" w:type="dxa"/>
+            <w:tcBorders/>
+            <w:vAlign w:val="center"/>
+          </w:tcPr>
+          <w:p>
+            <w:pPr>
+              <w:pStyle w:val="Contenidodelatabla"/>
+              <w:bidi w:val="0"/>
+              <w:spacing w:before="0" w:after="240"/>
+              <w:jc w:val="center"/>
+              <w:rPr/>
+            </w:pPr>
+            <w:r>
+              <w:rPr/>
+              <w:t>3A</w:t>
+            </w:r>
+          </w:p>
+        </w:tc>
+        <w:tc>
+          <w:tcPr>
+            <w:tcW w:w="458" w:type="dxa"/>
+            <w:tcBorders/>
+            <w:vAlign w:val="center"/>
+          </w:tcPr>
+          <w:p>
+            <w:pPr>
+              <w:pStyle w:val="Contenidodelatabla"/>
+              <w:bidi w:val="0"/>
+              <w:spacing w:before="0" w:after="240"/>
+              <w:jc w:val="center"/>
+              <w:rPr/>
+            </w:pPr>
+            <w:r>
+              <w:rPr/>
+              <w:t>2A</w:t>
+            </w:r>
+          </w:p>
+        </w:tc>
+        <w:tc>
+          <w:tcPr>
+            <w:tcW w:w="468" w:type="dxa"/>
+            <w:tcBorders/>
+            <w:vAlign w:val="center"/>
+          </w:tcPr>
+          <w:p>
+            <w:pPr>
+              <w:pStyle w:val="Contenidodelatabla"/>
+              <w:bidi w:val="0"/>
+              <w:spacing w:before="0" w:after="240"/>
+              <w:jc w:val="center"/>
+              <w:rPr/>
+            </w:pPr>
+            <w:r>
+              <w:rPr/>
+              <w:t>1A</w:t>
+            </w:r>
+          </w:p>
+        </w:tc>
+        <w:tc>
+          <w:tcPr>
+            <w:tcW w:w="1337" w:type="dxa"/>
+            <w:tcBorders/>
+            <w:vAlign w:val="center"/>
+          </w:tcPr>
+          <w:p>
+            <w:pPr>
+              <w:pStyle w:val="Contenidodelatabla"/>
+              <w:bidi w:val="0"/>
+              <w:spacing w:before="0" w:after="240"/>
+              <w:jc w:val="center"/>
+              <w:rPr/>
+            </w:pPr>
+            <w:r>
+              <w:rPr/>
+              <w:t>4A, 5A</w:t>
+            </w:r>
+          </w:p>
+        </w:tc>
+        <w:tc>
+          <w:tcPr>
+            <w:tcW w:w="1648" w:type="dxa"/>
+            <w:tcBorders/>
+            <w:vAlign w:val="center"/>
+          </w:tcPr>
+          <w:p>
+            <w:pPr>
+              <w:pStyle w:val="Contenidodelatabla"/>
+              <w:bidi w:val="0"/>
+              <w:spacing w:before="0" w:after="240"/>
+              <w:jc w:val="center"/>
+              <w:rPr/>
+            </w:pPr>
+            <w:r>
+              <w:rPr/>
+              <w:t>1A, 2A</w:t>
+            </w:r>
+          </w:p>
+        </w:tc>
+        <w:tc>
+          <w:tcPr>
+            <w:tcW w:w="2515" w:type="dxa"/>
+            <w:tcBorders/>
+            <w:vAlign w:val="center"/>
+          </w:tcPr>
+          <w:p>
+            <w:pPr>
+              <w:pStyle w:val="Contenidodelatabla"/>
+              <w:bidi w:val="0"/>
+              <w:spacing w:before="0" w:after="240"/>
+              <w:jc w:val="center"/>
+              <w:rPr/>
+            </w:pPr>
+            <w:r>
+              <w:rPr/>
+              <w:t>4A, 5A</w:t>
+            </w:r>
+          </w:p>
+        </w:tc>
+        <w:tc>
+          <w:tcPr>
+            <w:tcW w:w="2826" w:type="dxa"/>
+            <w:tcBorders/>
+            <w:vAlign w:val="center"/>
+          </w:tcPr>
+          <w:p>
+            <w:pPr>
+              <w:pStyle w:val="Contenidodelatabla"/>
+              <w:bidi w:val="0"/>
+              <w:spacing w:before="0" w:after="240"/>
+              <w:jc w:val="center"/>
+              <w:rPr/>
+            </w:pPr>
+            <w:r>
+              <w:rPr/>
+              <w:t>1A, 2A</w:t>
+            </w:r>
+          </w:p>
+        </w:tc>
+        <w:tc>
+          <w:tcPr>
+            <w:tcW w:w="1736" w:type="dxa"/>
+            <w:tcBorders/>
+            <w:vAlign w:val="center"/>
+          </w:tcPr>
+          <w:p>
+            <w:pPr>
+              <w:pStyle w:val="Contenidodelatabla"/>
+              <w:bidi w:val="0"/>
+              <w:spacing w:before="0" w:after="240"/>
+              <w:jc w:val="center"/>
+              <w:rPr/>
+            </w:pPr>
+            <w:r>
+              <w:rPr/>
+              <w:t>4A</w:t>
+            </w:r>
+          </w:p>
+        </w:tc>
+        <w:tc>
+          <w:tcPr>
+            <w:tcW w:w="1828" w:type="dxa"/>
+            <w:tcBorders/>
+            <w:vAlign w:val="center"/>
+          </w:tcPr>
+          <w:p>
+            <w:pPr>
+              <w:pStyle w:val="Contenidodelatabla"/>
+              <w:bidi w:val="0"/>
+              <w:spacing w:before="0" w:after="240"/>
+              <w:jc w:val="center"/>
+              <w:rPr/>
+            </w:pPr>
+            <w:r>
+              <w:rPr/>
+              <w:t>4A $→$ 5A</w:t>
+            </w:r>
+          </w:p>
+        </w:tc>
+      </w:tr>
+    </w:tbl>
+    <w:p>
+      <w:pPr>
+        <w:pStyle w:val="Heading4"/>
+        <w:bidi w:val="0"/>
+        <w:jc w:val="start"/>
+        <w:rPr>
+          <w:shd w:fill="FFFFFF" w:val="clear"/>
+        </w:rPr>
+      </w:pPr>
+      <w:r>
+        <w:rPr>
+          <w:shd w:fill="FFFFFF" w:val="clear"/>
+        </w:rPr>
+        <w:t>Table 1B: Instrumental SMIb Sociomatrix of Group A ($G_1$, $N = 6$) — Dyadic Tetragram $(A_1 A_2 A_3 A_4 = pDA \cdot DA \cdot RECIBE \cdot pRECIBE)$</w:t>
+      </w:r>
+    </w:p>
+    <w:tbl>
+      <w:tblPr>
+        <w:tblW w:w="4514" w:type="dxa"/>
+        <w:jc w:val="start"/>
+        <w:tblInd w:w="0" w:type="dxa"/>
+        <w:tblLayout w:type="fixed"/>
+        <w:tblCellMar>
+          <w:top w:w="28" w:type="dxa"/>
+          <w:start w:w="28" w:type="dxa"/>
+          <w:bottom w:w="28" w:type="dxa"/>
+          <w:end w:w="28" w:type="dxa"/>
+        </w:tblCellMar>
+      </w:tblPr>
+      <w:tblGrid>
+        <w:gridCol w:w="809"/>
+        <w:gridCol w:w="610"/>
+        <w:gridCol w:w="610"/>
+        <w:gridCol w:w="610"/>
+        <w:gridCol w:w="610"/>
+        <w:gridCol w:w="610"/>
+        <w:gridCol w:w="655"/>
+      </w:tblGrid>
+      <w:tr>
+        <w:trPr/>
+        <w:tc>
+          <w:tcPr>
+            <w:tcW w:w="809" w:type="dxa"/>
+            <w:tcBorders/>
+            <w:vAlign w:val="center"/>
+          </w:tcPr>
+          <w:p>
+            <w:pPr>
+              <w:pStyle w:val="Ttulodelatabla"/>
+              <w:suppressLineNumbers/>
+              <w:shd w:fill="1E3A8A" w:val="clear"/>
+              <w:bidi w:val="0"/>
+              <w:spacing w:before="0" w:after="240"/>
+              <w:jc w:val="center"/>
+              <w:rPr/>
+            </w:pPr>
+            <w:r>
+              <w:rPr/>
+              <w:t>$G_1$</w:t>
+            </w:r>
+          </w:p>
+        </w:tc>
+        <w:tc>
+          <w:tcPr>
+            <w:tcW w:w="610" w:type="dxa"/>
+            <w:tcBorders/>
+            <w:vAlign w:val="center"/>
+          </w:tcPr>
+          <w:p>
+            <w:pPr>
+              <w:pStyle w:val="Ttulodelatabla"/>
+              <w:suppressLineNumbers/>
+              <w:shd w:fill="1E3A8A" w:val="clear"/>
+              <w:bidi w:val="0"/>
+              <w:spacing w:before="0" w:after="240"/>
+              <w:jc w:val="center"/>
+              <w:rPr/>
+            </w:pPr>
+            <w:r>
+              <w:rPr/>
+              <w:t>1A</w:t>
+            </w:r>
+          </w:p>
+        </w:tc>
+        <w:tc>
+          <w:tcPr>
+            <w:tcW w:w="610" w:type="dxa"/>
+            <w:tcBorders/>
+            <w:vAlign w:val="center"/>
+          </w:tcPr>
+          <w:p>
+            <w:pPr>
+              <w:pStyle w:val="Ttulodelatabla"/>
+              <w:suppressLineNumbers/>
+              <w:shd w:fill="1E3A8A" w:val="clear"/>
+              <w:bidi w:val="0"/>
+              <w:spacing w:before="0" w:after="240"/>
+              <w:jc w:val="center"/>
+              <w:rPr/>
+            </w:pPr>
+            <w:r>
+              <w:rPr/>
+              <w:t>2A</w:t>
+            </w:r>
+          </w:p>
+        </w:tc>
+        <w:tc>
+          <w:tcPr>
+            <w:tcW w:w="610" w:type="dxa"/>
+            <w:tcBorders/>
+            <w:vAlign w:val="center"/>
+          </w:tcPr>
+          <w:p>
+            <w:pPr>
+              <w:pStyle w:val="Ttulodelatabla"/>
+              <w:suppressLineNumbers/>
+              <w:shd w:fill="1E3A8A" w:val="clear"/>
+              <w:bidi w:val="0"/>
+              <w:spacing w:before="0" w:after="240"/>
+              <w:jc w:val="center"/>
+              <w:rPr/>
+            </w:pPr>
+            <w:r>
+              <w:rPr/>
+              <w:t>3A</w:t>
+            </w:r>
+          </w:p>
+        </w:tc>
+        <w:tc>
+          <w:tcPr>
+            <w:tcW w:w="610" w:type="dxa"/>
+            <w:tcBorders/>
+            <w:vAlign w:val="center"/>
+          </w:tcPr>
+          <w:p>
+            <w:pPr>
+              <w:pStyle w:val="Ttulodelatabla"/>
+              <w:suppressLineNumbers/>
+              <w:shd w:fill="1E3A8A" w:val="clear"/>
+              <w:bidi w:val="0"/>
+              <w:spacing w:before="0" w:after="240"/>
+              <w:jc w:val="center"/>
+              <w:rPr/>
+            </w:pPr>
+            <w:r>
+              <w:rPr/>
+              <w:t>4A</w:t>
+            </w:r>
+          </w:p>
+        </w:tc>
+        <w:tc>
+          <w:tcPr>
+            <w:tcW w:w="610" w:type="dxa"/>
+            <w:tcBorders/>
+            <w:vAlign w:val="center"/>
+          </w:tcPr>
+          <w:p>
+            <w:pPr>
+              <w:pStyle w:val="Ttulodelatabla"/>
+              <w:suppressLineNumbers/>
+              <w:shd w:fill="1E3A8A" w:val="clear"/>
+              <w:bidi w:val="0"/>
+              <w:spacing w:before="0" w:after="240"/>
+              <w:jc w:val="center"/>
+              <w:rPr/>
+            </w:pPr>
+            <w:r>
+              <w:rPr/>
+              <w:t>5A</w:t>
+            </w:r>
+          </w:p>
+        </w:tc>
+        <w:tc>
+          <w:tcPr>
+            <w:tcW w:w="655" w:type="dxa"/>
+            <w:tcBorders/>
+            <w:vAlign w:val="center"/>
+          </w:tcPr>
+          <w:p>
+            <w:pPr>
+              <w:pStyle w:val="Ttulodelatabla"/>
+              <w:suppressLineNumbers/>
+              <w:shd w:fill="1E3A8A" w:val="clear"/>
+              <w:bidi w:val="0"/>
+              <w:spacing w:before="0" w:after="240"/>
+              <w:jc w:val="center"/>
+              <w:rPr/>
+            </w:pPr>
+            <w:r>
+              <w:rPr/>
+              <w:t>6A</w:t>
+            </w:r>
+          </w:p>
+        </w:tc>
+      </w:tr>
+      <w:tr>
+        <w:trPr/>
+        <w:tc>
+          <w:tcPr>
+            <w:tcW w:w="809" w:type="dxa"/>
+            <w:tcBorders/>
+            <w:vAlign w:val="center"/>
+          </w:tcPr>
+          <w:p>
+            <w:pPr>
+              <w:pStyle w:val="Contenidodelatabla"/>
+              <w:bidi w:val="0"/>
+              <w:spacing w:before="0" w:after="240"/>
+              <w:jc w:val="center"/>
+              <w:rPr/>
+            </w:pPr>
+            <w:r>
+              <w:rPr>
+                <w:rStyle w:val="Strong"/>
+              </w:rPr>
+              <w:t>1A</w:t>
+            </w:r>
+          </w:p>
+        </w:tc>
+        <w:tc>
+          <w:tcPr>
+            <w:tcW w:w="610" w:type="dxa"/>
+            <w:tcBorders/>
+            <w:vAlign w:val="center"/>
+          </w:tcPr>
+          <w:p>
+            <w:pPr>
+              <w:pStyle w:val="Contenidodelatabla"/>
+              <w:bidi w:val="0"/>
+              <w:spacing w:before="0" w:after="240"/>
+              <w:jc w:val="center"/>
+              <w:rPr/>
+            </w:pPr>
+            <w:r>
+              <w:rPr>
+                <w:rStyle w:val="Textooriginal"/>
+              </w:rPr>
+              <w:t>0AA0</w:t>
+            </w:r>
+          </w:p>
+        </w:tc>
+        <w:tc>
+          <w:tcPr>
+            <w:tcW w:w="610" w:type="dxa"/>
+            <w:tcBorders/>
+            <w:vAlign w:val="center"/>
+          </w:tcPr>
+          <w:p>
+            <w:pPr>
+              <w:pStyle w:val="Contenidodelatabla"/>
+              <w:bidi w:val="0"/>
+              <w:spacing w:before="0" w:after="240"/>
+              <w:jc w:val="center"/>
+              <w:rPr/>
+            </w:pPr>
+            <w:r>
+              <w:rPr>
+                <w:rStyle w:val="Textooriginal"/>
+              </w:rPr>
+              <w:t>ABBA</w:t>
+            </w:r>
+          </w:p>
+        </w:tc>
+        <w:tc>
+          <w:tcPr>
+            <w:tcW w:w="610" w:type="dxa"/>
+            <w:tcBorders/>
+            <w:vAlign w:val="center"/>
+          </w:tcPr>
+          <w:p>
+            <w:pPr>
+              <w:pStyle w:val="Contenidodelatabla"/>
+              <w:bidi w:val="0"/>
+              <w:spacing w:before="0" w:after="240"/>
+              <w:jc w:val="center"/>
+              <w:rPr/>
+            </w:pPr>
+            <w:r>
+              <w:rPr>
+                <w:rStyle w:val="Textooriginal"/>
+              </w:rPr>
+              <w:t>ABBA</w:t>
+            </w:r>
+          </w:p>
+        </w:tc>
+        <w:tc>
+          <w:tcPr>
+            <w:tcW w:w="610" w:type="dxa"/>
+            <w:tcBorders/>
+            <w:vAlign w:val="center"/>
+          </w:tcPr>
+          <w:p>
+            <w:pPr>
+              <w:pStyle w:val="Contenidodelatabla"/>
+              <w:bidi w:val="0"/>
+              <w:spacing w:before="0" w:after="240"/>
+              <w:jc w:val="center"/>
+              <w:rPr/>
+            </w:pPr>
+            <w:r>
+              <w:rPr>
+                <w:rStyle w:val="Textooriginal"/>
+              </w:rPr>
+              <w:t>0ab0</w:t>
+            </w:r>
+          </w:p>
+        </w:tc>
+        <w:tc>
+          <w:tcPr>
+            <w:tcW w:w="610" w:type="dxa"/>
+            <w:tcBorders/>
+            <w:vAlign w:val="center"/>
+          </w:tcPr>
+          <w:p>
+            <w:pPr>
+              <w:pStyle w:val="Contenidodelatabla"/>
+              <w:bidi w:val="0"/>
+              <w:spacing w:before="0" w:after="240"/>
+              <w:jc w:val="center"/>
+              <w:rPr/>
+            </w:pPr>
+            <w:r>
+              <w:rPr>
+                <w:rStyle w:val="Textooriginal"/>
+              </w:rPr>
+              <w:t>0ab0</w:t>
+            </w:r>
+          </w:p>
+        </w:tc>
+        <w:tc>
+          <w:tcPr>
+            <w:tcW w:w="655" w:type="dxa"/>
+            <w:tcBorders/>
+            <w:vAlign w:val="center"/>
+          </w:tcPr>
+          <w:p>
+            <w:pPr>
+              <w:pStyle w:val="Contenidodelatabla"/>
+              <w:bidi w:val="0"/>
+              <w:spacing w:before="0" w:after="240"/>
+              <w:jc w:val="center"/>
+              <w:rPr/>
+            </w:pPr>
+            <w:r>
+              <w:rPr>
+                <w:rStyle w:val="Textooriginal"/>
+              </w:rPr>
+              <w:t>0ab0</w:t>
+            </w:r>
+          </w:p>
+        </w:tc>
+      </w:tr>
+      <w:tr>
+        <w:trPr/>
+        <w:tc>
+          <w:tcPr>
+            <w:tcW w:w="809" w:type="dxa"/>
+            <w:tcBorders/>
+            <w:vAlign w:val="center"/>
+          </w:tcPr>
+          <w:p>
+            <w:pPr>
+              <w:pStyle w:val="Contenidodelatabla"/>
+              <w:bidi w:val="0"/>
+              <w:spacing w:before="0" w:after="240"/>
+              <w:jc w:val="center"/>
+              <w:rPr/>
+            </w:pPr>
+            <w:r>
+              <w:rPr>
+                <w:rStyle w:val="Strong"/>
+              </w:rPr>
+              <w:t>2A</w:t>
+            </w:r>
+          </w:p>
+        </w:tc>
+        <w:tc>
+          <w:tcPr>
+            <w:tcW w:w="610" w:type="dxa"/>
+            <w:tcBorders/>
+            <w:vAlign w:val="center"/>
+          </w:tcPr>
+          <w:p>
+            <w:pPr>
+              <w:pStyle w:val="Contenidodelatabla"/>
+              <w:bidi w:val="0"/>
+              <w:spacing w:before="0" w:after="240"/>
+              <w:jc w:val="center"/>
+              <w:rPr/>
+            </w:pPr>
+            <w:r>
+              <w:rPr>
+                <w:rStyle w:val="Textooriginal"/>
+              </w:rPr>
+              <w:t>BAAB</w:t>
+            </w:r>
+          </w:p>
+        </w:tc>
+        <w:tc>
+          <w:tcPr>
+            <w:tcW w:w="610" w:type="dxa"/>
+            <w:tcBorders/>
+            <w:vAlign w:val="center"/>
+          </w:tcPr>
+          <w:p>
+            <w:pPr>
+              <w:pStyle w:val="Contenidodelatabla"/>
+              <w:bidi w:val="0"/>
+              <w:spacing w:before="0" w:after="240"/>
+              <w:jc w:val="center"/>
+              <w:rPr/>
+            </w:pPr>
+            <w:r>
+              <w:rPr>
+                <w:rStyle w:val="Textooriginal"/>
+              </w:rPr>
+              <w:t>0AA0</w:t>
+            </w:r>
+          </w:p>
+        </w:tc>
+        <w:tc>
+          <w:tcPr>
+            <w:tcW w:w="610" w:type="dxa"/>
+            <w:tcBorders/>
+            <w:vAlign w:val="center"/>
+          </w:tcPr>
+          <w:p>
+            <w:pPr>
+              <w:pStyle w:val="Contenidodelatabla"/>
+              <w:bidi w:val="0"/>
+              <w:spacing w:before="0" w:after="240"/>
+              <w:jc w:val="center"/>
+              <w:rPr/>
+            </w:pPr>
+            <w:r>
+              <w:rPr>
+                <w:rStyle w:val="Textooriginal"/>
+              </w:rPr>
+              <w:t>ABBA</w:t>
+            </w:r>
+          </w:p>
+        </w:tc>
+        <w:tc>
+          <w:tcPr>
+            <w:tcW w:w="610" w:type="dxa"/>
+            <w:tcBorders/>
+            <w:vAlign w:val="center"/>
+          </w:tcPr>
+          <w:p>
+            <w:pPr>
+              <w:pStyle w:val="Contenidodelatabla"/>
+              <w:bidi w:val="0"/>
+              <w:spacing w:before="0" w:after="240"/>
+              <w:jc w:val="center"/>
+              <w:rPr/>
+            </w:pPr>
+            <w:r>
+              <w:rPr>
+                <w:rStyle w:val="Textooriginal"/>
+              </w:rPr>
+              <w:t>0ab0</w:t>
+            </w:r>
+          </w:p>
+        </w:tc>
+        <w:tc>
+          <w:tcPr>
+            <w:tcW w:w="610" w:type="dxa"/>
+            <w:tcBorders/>
+            <w:vAlign w:val="center"/>
+          </w:tcPr>
+          <w:p>
+            <w:pPr>
+              <w:pStyle w:val="Contenidodelatabla"/>
+              <w:bidi w:val="0"/>
+              <w:spacing w:before="0" w:after="240"/>
+              <w:jc w:val="center"/>
+              <w:rPr/>
+            </w:pPr>
+            <w:r>
+              <w:rPr>
+                <w:rStyle w:val="Textooriginal"/>
+              </w:rPr>
+              <w:t>0ab0</w:t>
+            </w:r>
+          </w:p>
+        </w:tc>
+        <w:tc>
+          <w:tcPr>
+            <w:tcW w:w="655" w:type="dxa"/>
+            <w:tcBorders/>
+            <w:vAlign w:val="center"/>
+          </w:tcPr>
+          <w:p>
+            <w:pPr>
+              <w:pStyle w:val="Contenidodelatabla"/>
+              <w:bidi w:val="0"/>
+              <w:spacing w:before="0" w:after="240"/>
+              <w:jc w:val="center"/>
+              <w:rPr/>
+            </w:pPr>
+            <w:r>
+              <w:rPr>
+                <w:rStyle w:val="Textooriginal"/>
+              </w:rPr>
+              <w:t>0ab0</w:t>
+            </w:r>
+          </w:p>
+        </w:tc>
+      </w:tr>
+      <w:tr>
+        <w:trPr/>
+        <w:tc>
+          <w:tcPr>
+            <w:tcW w:w="809" w:type="dxa"/>
+            <w:tcBorders/>
+            <w:vAlign w:val="center"/>
+          </w:tcPr>
+          <w:p>
+            <w:pPr>
+              <w:pStyle w:val="Contenidodelatabla"/>
+              <w:bidi w:val="0"/>
+              <w:spacing w:before="0" w:after="240"/>
+              <w:jc w:val="center"/>
+              <w:rPr/>
+            </w:pPr>
+            <w:r>
+              <w:rPr>
+                <w:rStyle w:val="Strong"/>
+              </w:rPr>
+              <w:t>3A</w:t>
+            </w:r>
+          </w:p>
+        </w:tc>
+        <w:tc>
+          <w:tcPr>
+            <w:tcW w:w="610" w:type="dxa"/>
+            <w:tcBorders/>
+            <w:vAlign w:val="center"/>
+          </w:tcPr>
+          <w:p>
+            <w:pPr>
+              <w:pStyle w:val="Contenidodelatabla"/>
+              <w:bidi w:val="0"/>
+              <w:spacing w:before="0" w:after="240"/>
+              <w:jc w:val="center"/>
+              <w:rPr/>
+            </w:pPr>
+            <w:r>
+              <w:rPr>
+                <w:rStyle w:val="Textooriginal"/>
+              </w:rPr>
+              <w:t>BAAB</w:t>
+            </w:r>
+          </w:p>
+        </w:tc>
+        <w:tc>
+          <w:tcPr>
+            <w:tcW w:w="610" w:type="dxa"/>
+            <w:tcBorders/>
+            <w:vAlign w:val="center"/>
+          </w:tcPr>
+          <w:p>
+            <w:pPr>
+              <w:pStyle w:val="Contenidodelatabla"/>
+              <w:bidi w:val="0"/>
+              <w:spacing w:before="0" w:after="240"/>
+              <w:jc w:val="center"/>
+              <w:rPr/>
+            </w:pPr>
+            <w:r>
+              <w:rPr>
+                <w:rStyle w:val="Textooriginal"/>
+              </w:rPr>
+              <w:t>BAAB</w:t>
+            </w:r>
+          </w:p>
+        </w:tc>
+        <w:tc>
+          <w:tcPr>
+            <w:tcW w:w="610" w:type="dxa"/>
+            <w:tcBorders/>
+            <w:vAlign w:val="center"/>
+          </w:tcPr>
+          <w:p>
+            <w:pPr>
+              <w:pStyle w:val="Contenidodelatabla"/>
+              <w:bidi w:val="0"/>
+              <w:spacing w:before="0" w:after="240"/>
+              <w:jc w:val="center"/>
+              <w:rPr/>
+            </w:pPr>
+            <w:r>
+              <w:rPr>
+                <w:rStyle w:val="Textooriginal"/>
+              </w:rPr>
+              <w:t>0AA0</w:t>
+            </w:r>
+          </w:p>
+        </w:tc>
+        <w:tc>
+          <w:tcPr>
+            <w:tcW w:w="610" w:type="dxa"/>
+            <w:tcBorders/>
+            <w:vAlign w:val="center"/>
+          </w:tcPr>
+          <w:p>
+            <w:pPr>
+              <w:pStyle w:val="Contenidodelatabla"/>
+              <w:bidi w:val="0"/>
+              <w:spacing w:before="0" w:after="240"/>
+              <w:jc w:val="center"/>
+              <w:rPr/>
+            </w:pPr>
+            <w:r>
+              <w:rPr>
+                <w:rStyle w:val="Textooriginal"/>
+              </w:rPr>
+              <w:t>0ab0</w:t>
+            </w:r>
+          </w:p>
+        </w:tc>
+        <w:tc>
+          <w:tcPr>
+            <w:tcW w:w="610" w:type="dxa"/>
+            <w:tcBorders/>
+            <w:vAlign w:val="center"/>
+          </w:tcPr>
+          <w:p>
+            <w:pPr>
+              <w:pStyle w:val="Contenidodelatabla"/>
+              <w:bidi w:val="0"/>
+              <w:spacing w:before="0" w:after="240"/>
+              <w:jc w:val="center"/>
+              <w:rPr/>
+            </w:pPr>
+            <w:r>
+              <w:rPr>
+                <w:rStyle w:val="Textooriginal"/>
+              </w:rPr>
+              <w:t>0ab0</w:t>
+            </w:r>
+          </w:p>
+        </w:tc>
+        <w:tc>
+          <w:tcPr>
+            <w:tcW w:w="655" w:type="dxa"/>
+            <w:tcBorders/>
+            <w:vAlign w:val="center"/>
+          </w:tcPr>
+          <w:p>
+            <w:pPr>
+              <w:pStyle w:val="Contenidodelatabla"/>
+              <w:bidi w:val="0"/>
+              <w:spacing w:before="0" w:after="240"/>
+              <w:jc w:val="center"/>
+              <w:rPr/>
+            </w:pPr>
+            <w:r>
+              <w:rPr>
+                <w:rStyle w:val="Textooriginal"/>
+              </w:rPr>
+              <w:t>0ab0</w:t>
+            </w:r>
+          </w:p>
+        </w:tc>
+      </w:tr>
+      <w:tr>
+        <w:trPr/>
+        <w:tc>
+          <w:tcPr>
+            <w:tcW w:w="809" w:type="dxa"/>
+            <w:tcBorders/>
+            <w:vAlign w:val="center"/>
+          </w:tcPr>
+          <w:p>
+            <w:pPr>
+              <w:pStyle w:val="Contenidodelatabla"/>
+              <w:bidi w:val="0"/>
+              <w:spacing w:before="0" w:after="240"/>
+              <w:jc w:val="center"/>
+              <w:rPr/>
+            </w:pPr>
+            <w:r>
+              <w:rPr>
+                <w:rStyle w:val="Strong"/>
+              </w:rPr>
+              <w:t>4A</w:t>
+            </w:r>
+          </w:p>
+        </w:tc>
+        <w:tc>
+          <w:tcPr>
+            <w:tcW w:w="610" w:type="dxa"/>
+            <w:tcBorders/>
+            <w:vAlign w:val="center"/>
+          </w:tcPr>
+          <w:p>
+            <w:pPr>
+              <w:pStyle w:val="Contenidodelatabla"/>
+              <w:bidi w:val="0"/>
+              <w:spacing w:before="0" w:after="240"/>
+              <w:jc w:val="center"/>
+              <w:rPr/>
+            </w:pPr>
+            <w:r>
+              <w:rPr>
+                <w:rStyle w:val="Textooriginal"/>
+              </w:rPr>
+              <w:t>0ba0</w:t>
+            </w:r>
+          </w:p>
+        </w:tc>
+        <w:tc>
+          <w:tcPr>
+            <w:tcW w:w="610" w:type="dxa"/>
+            <w:tcBorders/>
+            <w:vAlign w:val="center"/>
+          </w:tcPr>
+          <w:p>
+            <w:pPr>
+              <w:pStyle w:val="Contenidodelatabla"/>
+              <w:bidi w:val="0"/>
+              <w:spacing w:before="0" w:after="240"/>
+              <w:jc w:val="center"/>
+              <w:rPr/>
+            </w:pPr>
+            <w:r>
+              <w:rPr>
+                <w:rStyle w:val="Textooriginal"/>
+              </w:rPr>
+              <w:t>0ba0</w:t>
+            </w:r>
+          </w:p>
+        </w:tc>
+        <w:tc>
+          <w:tcPr>
+            <w:tcW w:w="610" w:type="dxa"/>
+            <w:tcBorders/>
+            <w:vAlign w:val="center"/>
+          </w:tcPr>
+          <w:p>
+            <w:pPr>
+              <w:pStyle w:val="Contenidodelatabla"/>
+              <w:bidi w:val="0"/>
+              <w:spacing w:before="0" w:after="240"/>
+              <w:jc w:val="center"/>
+              <w:rPr/>
+            </w:pPr>
+            <w:r>
+              <w:rPr>
+                <w:rStyle w:val="Textooriginal"/>
+              </w:rPr>
+              <w:t>0ba0</w:t>
+            </w:r>
+          </w:p>
+        </w:tc>
+        <w:tc>
+          <w:tcPr>
+            <w:tcW w:w="610" w:type="dxa"/>
+            <w:tcBorders/>
+            <w:vAlign w:val="center"/>
+          </w:tcPr>
+          <w:p>
+            <w:pPr>
+              <w:pStyle w:val="Contenidodelatabla"/>
+              <w:bidi w:val="0"/>
+              <w:spacing w:before="0" w:after="240"/>
+              <w:jc w:val="center"/>
+              <w:rPr/>
+            </w:pPr>
+            <w:r>
+              <w:rPr>
+                <w:rStyle w:val="Textooriginal"/>
+              </w:rPr>
+              <w:t>0AA0</w:t>
+            </w:r>
+          </w:p>
+        </w:tc>
+        <w:tc>
+          <w:tcPr>
+            <w:tcW w:w="610" w:type="dxa"/>
+            <w:tcBorders/>
+            <w:vAlign w:val="center"/>
+          </w:tcPr>
+          <w:p>
+            <w:pPr>
+              <w:pStyle w:val="Contenidodelatabla"/>
+              <w:bidi w:val="0"/>
+              <w:spacing w:before="0" w:after="240"/>
+              <w:jc w:val="center"/>
+              <w:rPr/>
+            </w:pPr>
+            <w:r>
+              <w:rPr>
+                <w:rStyle w:val="Textooriginal"/>
+              </w:rPr>
+              <w:t>ABBA</w:t>
+            </w:r>
+          </w:p>
+        </w:tc>
+        <w:tc>
+          <w:tcPr>
+            <w:tcW w:w="655" w:type="dxa"/>
+            <w:tcBorders/>
+            <w:vAlign w:val="center"/>
+          </w:tcPr>
+          <w:p>
+            <w:pPr>
+              <w:pStyle w:val="Contenidodelatabla"/>
+              <w:bidi w:val="0"/>
+              <w:spacing w:before="0" w:after="240"/>
+              <w:jc w:val="center"/>
+              <w:rPr/>
+            </w:pPr>
+            <w:r>
+              <w:rPr>
+                <w:rStyle w:val="Textooriginal"/>
+              </w:rPr>
+              <w:t>ABBA</w:t>
+            </w:r>
+          </w:p>
+        </w:tc>
+      </w:tr>
+      <w:tr>
+        <w:trPr/>
+        <w:tc>
+          <w:tcPr>
+            <w:tcW w:w="809" w:type="dxa"/>
+            <w:tcBorders/>
+            <w:vAlign w:val="center"/>
+          </w:tcPr>
+          <w:p>
+            <w:pPr>
+              <w:pStyle w:val="Contenidodelatabla"/>
+              <w:bidi w:val="0"/>
+              <w:spacing w:before="0" w:after="240"/>
+              <w:jc w:val="center"/>
+              <w:rPr/>
+            </w:pPr>
+            <w:r>
+              <w:rPr>
+                <w:rStyle w:val="Strong"/>
+              </w:rPr>
+              <w:t>5A</w:t>
+            </w:r>
+          </w:p>
+        </w:tc>
+        <w:tc>
+          <w:tcPr>
+            <w:tcW w:w="610" w:type="dxa"/>
+            <w:tcBorders/>
+            <w:vAlign w:val="center"/>
+          </w:tcPr>
+          <w:p>
+            <w:pPr>
+              <w:pStyle w:val="Contenidodelatabla"/>
+              <w:bidi w:val="0"/>
+              <w:spacing w:before="0" w:after="240"/>
+              <w:jc w:val="center"/>
+              <w:rPr/>
+            </w:pPr>
+            <w:r>
+              <w:rPr>
+                <w:rStyle w:val="Textooriginal"/>
+              </w:rPr>
+              <w:t>0ba0</w:t>
+            </w:r>
+          </w:p>
+        </w:tc>
+        <w:tc>
+          <w:tcPr>
+            <w:tcW w:w="610" w:type="dxa"/>
+            <w:tcBorders/>
+            <w:vAlign w:val="center"/>
+          </w:tcPr>
+          <w:p>
+            <w:pPr>
+              <w:pStyle w:val="Contenidodelatabla"/>
+              <w:bidi w:val="0"/>
+              <w:spacing w:before="0" w:after="240"/>
+              <w:jc w:val="center"/>
+              <w:rPr/>
+            </w:pPr>
+            <w:r>
+              <w:rPr>
+                <w:rStyle w:val="Textooriginal"/>
+              </w:rPr>
+              <w:t>0ba0</w:t>
+            </w:r>
+          </w:p>
+        </w:tc>
+        <w:tc>
+          <w:tcPr>
+            <w:tcW w:w="610" w:type="dxa"/>
+            <w:tcBorders/>
+            <w:vAlign w:val="center"/>
+          </w:tcPr>
+          <w:p>
+            <w:pPr>
+              <w:pStyle w:val="Contenidodelatabla"/>
+              <w:bidi w:val="0"/>
+              <w:spacing w:before="0" w:after="240"/>
+              <w:jc w:val="center"/>
+              <w:rPr/>
+            </w:pPr>
+            <w:r>
+              <w:rPr>
+                <w:rStyle w:val="Textooriginal"/>
+              </w:rPr>
+              <w:t>0ba0</w:t>
+            </w:r>
+          </w:p>
+        </w:tc>
+        <w:tc>
+          <w:tcPr>
+            <w:tcW w:w="610" w:type="dxa"/>
+            <w:tcBorders/>
+            <w:vAlign w:val="center"/>
+          </w:tcPr>
+          <w:p>
+            <w:pPr>
+              <w:pStyle w:val="Contenidodelatabla"/>
+              <w:bidi w:val="0"/>
+              <w:spacing w:before="0" w:after="240"/>
+              <w:jc w:val="center"/>
+              <w:rPr/>
+            </w:pPr>
+            <w:r>
+              <w:rPr>
+                <w:rStyle w:val="Textooriginal"/>
+              </w:rPr>
+              <w:t>BAAB</w:t>
+            </w:r>
+          </w:p>
+        </w:tc>
+        <w:tc>
+          <w:tcPr>
+            <w:tcW w:w="610" w:type="dxa"/>
+            <w:tcBorders/>
+            <w:vAlign w:val="center"/>
+          </w:tcPr>
+          <w:p>
+            <w:pPr>
+              <w:pStyle w:val="Contenidodelatabla"/>
+              <w:bidi w:val="0"/>
+              <w:spacing w:before="0" w:after="240"/>
+              <w:jc w:val="center"/>
+              <w:rPr/>
+            </w:pPr>
+            <w:r>
+              <w:rPr>
+                <w:rStyle w:val="Textooriginal"/>
+              </w:rPr>
+              <w:t>0AA0</w:t>
+            </w:r>
+          </w:p>
+        </w:tc>
+        <w:tc>
+          <w:tcPr>
+            <w:tcW w:w="655" w:type="dxa"/>
+            <w:tcBorders/>
+            <w:vAlign w:val="center"/>
+          </w:tcPr>
+          <w:p>
+            <w:pPr>
+              <w:pStyle w:val="Contenidodelatabla"/>
+              <w:bidi w:val="0"/>
+              <w:spacing w:before="0" w:after="240"/>
+              <w:jc w:val="center"/>
+              <w:rPr/>
+            </w:pPr>
+            <w:r>
+              <w:rPr>
+                <w:rStyle w:val="Textooriginal"/>
+              </w:rPr>
+              <w:t>ABBA</w:t>
+            </w:r>
+          </w:p>
+        </w:tc>
+      </w:tr>
+      <w:tr>
+        <w:trPr/>
+        <w:tc>
+          <w:tcPr>
+            <w:tcW w:w="809" w:type="dxa"/>
+            <w:tcBorders/>
+            <w:vAlign w:val="center"/>
+          </w:tcPr>
+          <w:p>
+            <w:pPr>
+              <w:pStyle w:val="Contenidodelatabla"/>
+              <w:bidi w:val="0"/>
+              <w:spacing w:before="0" w:after="240"/>
+              <w:jc w:val="center"/>
+              <w:rPr/>
+            </w:pPr>
+            <w:r>
+              <w:rPr>
+                <w:rStyle w:val="Strong"/>
+              </w:rPr>
+              <w:t>6A</w:t>
+            </w:r>
+          </w:p>
+        </w:tc>
+        <w:tc>
+          <w:tcPr>
+            <w:tcW w:w="610" w:type="dxa"/>
+            <w:tcBorders/>
+            <w:vAlign w:val="center"/>
+          </w:tcPr>
+          <w:p>
+            <w:pPr>
+              <w:pStyle w:val="Contenidodelatabla"/>
+              <w:bidi w:val="0"/>
+              <w:spacing w:before="0" w:after="240"/>
+              <w:jc w:val="center"/>
+              <w:rPr/>
+            </w:pPr>
+            <w:r>
+              <w:rPr>
+                <w:rStyle w:val="Textooriginal"/>
+              </w:rPr>
+              <w:t>0ba0</w:t>
+            </w:r>
+          </w:p>
+        </w:tc>
+        <w:tc>
+          <w:tcPr>
+            <w:tcW w:w="610" w:type="dxa"/>
+            <w:tcBorders/>
+            <w:vAlign w:val="center"/>
+          </w:tcPr>
+          <w:p>
+            <w:pPr>
+              <w:pStyle w:val="Contenidodelatabla"/>
+              <w:bidi w:val="0"/>
+              <w:spacing w:before="0" w:after="240"/>
+              <w:jc w:val="center"/>
+              <w:rPr/>
+            </w:pPr>
+            <w:r>
+              <w:rPr>
+                <w:rStyle w:val="Textooriginal"/>
+              </w:rPr>
+              <w:t>0ba0</w:t>
+            </w:r>
+          </w:p>
+        </w:tc>
+        <w:tc>
+          <w:tcPr>
+            <w:tcW w:w="610" w:type="dxa"/>
+            <w:tcBorders/>
+            <w:vAlign w:val="center"/>
+          </w:tcPr>
+          <w:p>
+            <w:pPr>
+              <w:pStyle w:val="Contenidodelatabla"/>
+              <w:bidi w:val="0"/>
+              <w:spacing w:before="0" w:after="240"/>
+              <w:jc w:val="center"/>
+              <w:rPr/>
+            </w:pPr>
+            <w:r>
+              <w:rPr>
+                <w:rStyle w:val="Textooriginal"/>
+              </w:rPr>
+              <w:t>0ba0</w:t>
+            </w:r>
+          </w:p>
+        </w:tc>
+        <w:tc>
+          <w:tcPr>
+            <w:tcW w:w="610" w:type="dxa"/>
+            <w:tcBorders/>
+            <w:vAlign w:val="center"/>
+          </w:tcPr>
+          <w:p>
+            <w:pPr>
+              <w:pStyle w:val="Contenidodelatabla"/>
+              <w:bidi w:val="0"/>
+              <w:spacing w:before="0" w:after="240"/>
+              <w:jc w:val="center"/>
+              <w:rPr/>
+            </w:pPr>
+            <w:r>
+              <w:rPr>
+                <w:rStyle w:val="Textooriginal"/>
+              </w:rPr>
+              <w:t>BAAB</w:t>
+            </w:r>
+          </w:p>
+        </w:tc>
+        <w:tc>
+          <w:tcPr>
+            <w:tcW w:w="610" w:type="dxa"/>
+            <w:tcBorders/>
+            <w:vAlign w:val="center"/>
+          </w:tcPr>
+          <w:p>
+            <w:pPr>
+              <w:pStyle w:val="Contenidodelatabla"/>
+              <w:bidi w:val="0"/>
+              <w:spacing w:before="0" w:after="240"/>
+              <w:jc w:val="center"/>
+              <w:rPr/>
+            </w:pPr>
+            <w:r>
+              <w:rPr>
+                <w:rStyle w:val="Textooriginal"/>
+              </w:rPr>
+              <w:t>BAAB</w:t>
+            </w:r>
+          </w:p>
+        </w:tc>
+        <w:tc>
+          <w:tcPr>
+            <w:tcW w:w="655" w:type="dxa"/>
+            <w:tcBorders/>
+            <w:vAlign w:val="center"/>
+          </w:tcPr>
+          <w:p>
+            <w:pPr>
+              <w:pStyle w:val="Contenidodelatabla"/>
+              <w:bidi w:val="0"/>
+              <w:spacing w:before="0" w:after="240"/>
+              <w:jc w:val="center"/>
+              <w:rPr/>
+            </w:pPr>
+            <w:r>
+              <w:rPr>
+                <w:rStyle w:val="Textooriginal"/>
+              </w:rPr>
+              <w:t>0AA0</w:t>
+            </w:r>
+          </w:p>
+        </w:tc>
+      </w:tr>
+    </w:tbl>
+    <w:p>
+      <w:pPr>
+        <w:pStyle w:val="Heading4"/>
+        <w:bidi w:val="0"/>
+        <w:jc w:val="start"/>
+        <w:rPr>
+          <w:shd w:fill="FFFFFF" w:val="clear"/>
+        </w:rPr>
+      </w:pPr>
+      <w:r>
+        <w:rPr>
+          <w:shd w:fill="FFFFFF" w:val="clear"/>
+        </w:rPr>
+        <w:t>Table 1C: Integrated SMIa Sociomatrix of Group A ($G_1$, $N = 6$) — Canonical Q81 Lattice</w:t>
+      </w:r>
+    </w:p>
+    <w:tbl>
+      <w:tblPr>
+        <w:tblW w:w="10020" w:type="dxa"/>
+        <w:jc w:val="start"/>
+        <w:tblInd w:w="0" w:type="dxa"/>
+        <w:tblLayout w:type="fixed"/>
+        <w:tblCellMar>
+          <w:top w:w="28" w:type="dxa"/>
+          <w:start w:w="28" w:type="dxa"/>
+          <w:bottom w:w="28" w:type="dxa"/>
+          <w:end w:w="28" w:type="dxa"/>
+        </w:tblCellMar>
+      </w:tblPr>
+      <w:tblGrid>
+        <w:gridCol w:w="809"/>
+        <w:gridCol w:w="610"/>
+        <w:gridCol w:w="610"/>
+        <w:gridCol w:w="610"/>
+        <w:gridCol w:w="610"/>
+        <w:gridCol w:w="610"/>
+        <w:gridCol w:w="610"/>
+        <w:gridCol w:w="5551"/>
+      </w:tblGrid>
+      <w:tr>
+        <w:trPr/>
+        <w:tc>
+          <w:tcPr>
+            <w:tcW w:w="809" w:type="dxa"/>
+            <w:tcBorders/>
+            <w:vAlign w:val="center"/>
+          </w:tcPr>
+          <w:p>
+            <w:pPr>
+              <w:pStyle w:val="Ttulodelatabla"/>
+              <w:suppressLineNumbers/>
+              <w:shd w:fill="1E3A8A" w:val="clear"/>
+              <w:bidi w:val="0"/>
+              <w:spacing w:before="0" w:after="240"/>
+              <w:jc w:val="center"/>
+              <w:rPr/>
+            </w:pPr>
+            <w:r>
+              <w:rPr/>
+              <w:t>$G_1$</w:t>
+            </w:r>
+          </w:p>
+        </w:tc>
+        <w:tc>
+          <w:tcPr>
+            <w:tcW w:w="610" w:type="dxa"/>
+            <w:tcBorders/>
+            <w:vAlign w:val="center"/>
+          </w:tcPr>
+          <w:p>
+            <w:pPr>
+              <w:pStyle w:val="Ttulodelatabla"/>
+              <w:suppressLineNumbers/>
+              <w:shd w:fill="1E3A8A" w:val="clear"/>
+              <w:bidi w:val="0"/>
+              <w:spacing w:before="0" w:after="240"/>
+              <w:jc w:val="center"/>
+              <w:rPr/>
+            </w:pPr>
+            <w:r>
+              <w:rPr/>
+              <w:t>1A</w:t>
+            </w:r>
+          </w:p>
+        </w:tc>
+        <w:tc>
+          <w:tcPr>
+            <w:tcW w:w="610" w:type="dxa"/>
+            <w:tcBorders/>
+            <w:vAlign w:val="center"/>
+          </w:tcPr>
+          <w:p>
+            <w:pPr>
+              <w:pStyle w:val="Ttulodelatabla"/>
+              <w:suppressLineNumbers/>
+              <w:shd w:fill="1E3A8A" w:val="clear"/>
+              <w:bidi w:val="0"/>
+              <w:spacing w:before="0" w:after="240"/>
+              <w:jc w:val="center"/>
+              <w:rPr/>
+            </w:pPr>
+            <w:r>
+              <w:rPr/>
+              <w:t>2A</w:t>
+            </w:r>
+          </w:p>
+        </w:tc>
+        <w:tc>
+          <w:tcPr>
+            <w:tcW w:w="610" w:type="dxa"/>
+            <w:tcBorders/>
+            <w:vAlign w:val="center"/>
+          </w:tcPr>
+          <w:p>
+            <w:pPr>
+              <w:pStyle w:val="Ttulodelatabla"/>
+              <w:suppressLineNumbers/>
+              <w:shd w:fill="1E3A8A" w:val="clear"/>
+              <w:bidi w:val="0"/>
+              <w:spacing w:before="0" w:after="240"/>
+              <w:jc w:val="center"/>
+              <w:rPr/>
+            </w:pPr>
+            <w:r>
+              <w:rPr/>
+              <w:t>3A</w:t>
+            </w:r>
+          </w:p>
+        </w:tc>
+        <w:tc>
+          <w:tcPr>
+            <w:tcW w:w="610" w:type="dxa"/>
+            <w:tcBorders/>
+            <w:vAlign w:val="center"/>
+          </w:tcPr>
+          <w:p>
+            <w:pPr>
+              <w:pStyle w:val="Ttulodelatabla"/>
+              <w:suppressLineNumbers/>
+              <w:shd w:fill="1E3A8A" w:val="clear"/>
+              <w:bidi w:val="0"/>
+              <w:spacing w:before="0" w:after="240"/>
+              <w:jc w:val="center"/>
+              <w:rPr/>
+            </w:pPr>
+            <w:r>
+              <w:rPr/>
+              <w:t>4A</w:t>
+            </w:r>
+          </w:p>
+        </w:tc>
+        <w:tc>
+          <w:tcPr>
+            <w:tcW w:w="610" w:type="dxa"/>
+            <w:tcBorders/>
+            <w:vAlign w:val="center"/>
+          </w:tcPr>
+          <w:p>
+            <w:pPr>
+              <w:pStyle w:val="Ttulodelatabla"/>
+              <w:suppressLineNumbers/>
+              <w:shd w:fill="1E3A8A" w:val="clear"/>
+              <w:bidi w:val="0"/>
+              <w:spacing w:before="0" w:after="240"/>
+              <w:jc w:val="center"/>
+              <w:rPr/>
+            </w:pPr>
+            <w:r>
+              <w:rPr/>
+              <w:t>5A</w:t>
+            </w:r>
+          </w:p>
+        </w:tc>
+        <w:tc>
+          <w:tcPr>
+            <w:tcW w:w="610" w:type="dxa"/>
+            <w:tcBorders/>
+            <w:vAlign w:val="center"/>
+          </w:tcPr>
+          <w:p>
+            <w:pPr>
+              <w:pStyle w:val="Ttulodelatabla"/>
+              <w:suppressLineNumbers/>
+              <w:shd w:fill="1E3A8A" w:val="clear"/>
+              <w:bidi w:val="0"/>
+              <w:spacing w:before="0" w:after="240"/>
+              <w:jc w:val="center"/>
+              <w:rPr/>
+            </w:pPr>
+            <w:r>
+              <w:rPr/>
+              <w:t>6A</w:t>
+            </w:r>
+          </w:p>
+        </w:tc>
+        <w:tc>
+          <w:tcPr>
+            <w:tcW w:w="5551" w:type="dxa"/>
+            <w:tcBorders/>
+            <w:vAlign w:val="center"/>
+          </w:tcPr>
+          <w:p>
+            <w:pPr>
+              <w:pStyle w:val="Ttulodelatabla"/>
+              <w:suppressLineNumbers/>
+              <w:shd w:fill="1E3A8A" w:val="clear"/>
+              <w:bidi w:val="0"/>
+              <w:spacing w:before="0" w:after="240"/>
+              <w:jc w:val="center"/>
+              <w:rPr/>
+            </w:pPr>
+            <w:r>
+              <w:rPr/>
+              <w:t>Subgroup Diagnostic</w:t>
+            </w:r>
+          </w:p>
+        </w:tc>
+      </w:tr>
+      <w:tr>
+        <w:trPr/>
+        <w:tc>
+          <w:tcPr>
+            <w:tcW w:w="809" w:type="dxa"/>
+            <w:tcBorders/>
+            <w:vAlign w:val="center"/>
+          </w:tcPr>
+          <w:p>
+            <w:pPr>
+              <w:pStyle w:val="Contenidodelatabla"/>
+              <w:bidi w:val="0"/>
+              <w:spacing w:before="0" w:after="240"/>
+              <w:jc w:val="center"/>
+              <w:rPr/>
+            </w:pPr>
+            <w:r>
+              <w:rPr>
+                <w:rStyle w:val="Strong"/>
+              </w:rPr>
+              <w:t>1A</w:t>
+            </w:r>
+          </w:p>
+        </w:tc>
+        <w:tc>
+          <w:tcPr>
+            <w:tcW w:w="610" w:type="dxa"/>
+            <w:tcBorders/>
+            <w:vAlign w:val="center"/>
+          </w:tcPr>
+          <w:p>
+            <w:pPr>
+              <w:pStyle w:val="Contenidodelatabla"/>
+              <w:bidi w:val="0"/>
+              <w:spacing w:before="0" w:after="240"/>
+              <w:jc w:val="center"/>
+              <w:rPr/>
+            </w:pPr>
+            <w:r>
+              <w:rPr>
+                <w:rStyle w:val="Textooriginal"/>
+              </w:rPr>
+              <w:t>¡¿?!</w:t>
+            </w:r>
+          </w:p>
+        </w:tc>
+        <w:tc>
+          <w:tcPr>
+            <w:tcW w:w="610" w:type="dxa"/>
+            <w:tcBorders/>
+            <w:vAlign w:val="center"/>
+          </w:tcPr>
+          <w:p>
+            <w:pPr>
+              <w:pStyle w:val="Contenidodelatabla"/>
+              <w:bidi w:val="0"/>
+              <w:spacing w:before="0" w:after="240"/>
+              <w:rPr>
+                <w:sz w:val="4"/>
+                <w:szCs w:val="4"/>
+              </w:rPr>
+            </w:pPr>
+            <w:r>
+              <w:rPr>
+                <w:sz w:val="4"/>
+                <w:szCs w:val="4"/>
+              </w:rPr>
+            </w:r>
+          </w:p>
+        </w:tc>
+        <w:tc>
+          <w:tcPr>
+            <w:tcW w:w="610" w:type="dxa"/>
+            <w:tcBorders/>
+            <w:vAlign w:val="center"/>
+          </w:tcPr>
+          <w:p>
+            <w:pPr>
+              <w:pStyle w:val="Contenidodelatabla"/>
+              <w:bidi w:val="0"/>
+              <w:spacing w:before="0" w:after="240"/>
+              <w:rPr>
+                <w:sz w:val="4"/>
+                <w:szCs w:val="4"/>
+              </w:rPr>
+            </w:pPr>
+            <w:r>
+              <w:rPr>
+                <w:sz w:val="4"/>
+                <w:szCs w:val="4"/>
+              </w:rPr>
+            </w:r>
+          </w:p>
+        </w:tc>
+        <w:tc>
+          <w:tcPr>
+            <w:tcW w:w="610" w:type="dxa"/>
+            <w:tcBorders/>
+            <w:vAlign w:val="center"/>
+          </w:tcPr>
+          <w:p>
+            <w:pPr>
+              <w:pStyle w:val="Contenidodelatabla"/>
+              <w:bidi w:val="0"/>
+              <w:spacing w:before="0" w:after="240"/>
+              <w:jc w:val="center"/>
+              <w:rPr/>
+            </w:pPr>
+            <w:r>
+              <w:rPr>
+                <w:rStyle w:val="Textooriginal"/>
+              </w:rPr>
+              <w:t>[Rr]</w:t>
+            </w:r>
+          </w:p>
+        </w:tc>
+        <w:tc>
+          <w:tcPr>
+            <w:tcW w:w="610" w:type="dxa"/>
+            <w:tcBorders/>
+            <w:vAlign w:val="center"/>
+          </w:tcPr>
+          <w:p>
+            <w:pPr>
+              <w:pStyle w:val="Contenidodelatabla"/>
+              <w:bidi w:val="0"/>
+              <w:spacing w:before="0" w:after="240"/>
+              <w:jc w:val="center"/>
+              <w:rPr/>
+            </w:pPr>
+            <w:r>
+              <w:rPr>
+                <w:rStyle w:val="Textooriginal"/>
+              </w:rPr>
+              <w:t>[Rr]</w:t>
+            </w:r>
+          </w:p>
+        </w:tc>
+        <w:tc>
+          <w:tcPr>
+            <w:tcW w:w="610" w:type="dxa"/>
+            <w:tcBorders/>
+            <w:vAlign w:val="center"/>
+          </w:tcPr>
+          <w:p>
+            <w:pPr>
+              <w:pStyle w:val="Contenidodelatabla"/>
+              <w:bidi w:val="0"/>
+              <w:spacing w:before="0" w:after="240"/>
+              <w:jc w:val="center"/>
+              <w:rPr/>
+            </w:pPr>
+            <w:r>
+              <w:rPr>
+                <w:rStyle w:val="Textooriginal"/>
+              </w:rPr>
+              <w:t>[Rr]</w:t>
+            </w:r>
+          </w:p>
+        </w:tc>
+        <w:tc>
+          <w:tcPr>
+            <w:tcW w:w="5551" w:type="dxa"/>
+            <w:tcBorders/>
+            <w:vAlign w:val="center"/>
+          </w:tcPr>
+          <w:p>
+            <w:pPr>
+              <w:pStyle w:val="Contenidodelatabla"/>
+              <w:bidi w:val="0"/>
+              <w:spacing w:before="0" w:after="240"/>
+              <w:jc w:val="center"/>
+              <w:rPr/>
+            </w:pPr>
+            <w:r>
+              <w:rPr/>
+              <w:t>Cohesion $\{1A, 2A, 3A\}$ / Opposition $\{4A, 5A, 6A\}$</w:t>
+            </w:r>
+          </w:p>
+        </w:tc>
+      </w:tr>
+      <w:tr>
+        <w:trPr/>
+        <w:tc>
+          <w:tcPr>
+            <w:tcW w:w="809" w:type="dxa"/>
+            <w:tcBorders/>
+            <w:vAlign w:val="center"/>
+          </w:tcPr>
+          <w:p>
+            <w:pPr>
+              <w:pStyle w:val="Contenidodelatabla"/>
+              <w:bidi w:val="0"/>
+              <w:spacing w:before="0" w:after="240"/>
+              <w:jc w:val="center"/>
+              <w:rPr/>
+            </w:pPr>
+            <w:r>
+              <w:rPr>
+                <w:rStyle w:val="Strong"/>
+              </w:rPr>
+              <w:t>2A</w:t>
+            </w:r>
+          </w:p>
+        </w:tc>
+        <w:tc>
+          <w:tcPr>
+            <w:tcW w:w="610" w:type="dxa"/>
+            <w:tcBorders/>
+            <w:vAlign w:val="center"/>
+          </w:tcPr>
+          <w:p>
+            <w:pPr>
+              <w:pStyle w:val="Contenidodelatabla"/>
+              <w:bidi w:val="0"/>
+              <w:spacing w:before="0" w:after="240"/>
+              <w:rPr>
+                <w:sz w:val="4"/>
+                <w:szCs w:val="4"/>
+              </w:rPr>
+            </w:pPr>
+            <w:r>
+              <w:rPr>
+                <w:sz w:val="4"/>
+                <w:szCs w:val="4"/>
+              </w:rPr>
+            </w:r>
+          </w:p>
+        </w:tc>
+        <w:tc>
+          <w:tcPr>
+            <w:tcW w:w="610" w:type="dxa"/>
+            <w:tcBorders/>
+            <w:vAlign w:val="center"/>
+          </w:tcPr>
+          <w:p>
+            <w:pPr>
+              <w:pStyle w:val="Contenidodelatabla"/>
+              <w:bidi w:val="0"/>
+              <w:spacing w:before="0" w:after="240"/>
+              <w:jc w:val="center"/>
+              <w:rPr/>
+            </w:pPr>
+            <w:r>
+              <w:rPr>
+                <w:rStyle w:val="Textooriginal"/>
+              </w:rPr>
+              <w:t>¡¿?!</w:t>
+            </w:r>
+          </w:p>
+        </w:tc>
+        <w:tc>
+          <w:tcPr>
+            <w:tcW w:w="610" w:type="dxa"/>
+            <w:tcBorders/>
+            <w:vAlign w:val="center"/>
+          </w:tcPr>
+          <w:p>
+            <w:pPr>
+              <w:pStyle w:val="Contenidodelatabla"/>
+              <w:bidi w:val="0"/>
+              <w:spacing w:before="0" w:after="240"/>
+              <w:rPr>
+                <w:sz w:val="4"/>
+                <w:szCs w:val="4"/>
+              </w:rPr>
+            </w:pPr>
+            <w:r>
+              <w:rPr>
+                <w:sz w:val="4"/>
+                <w:szCs w:val="4"/>
+              </w:rPr>
+            </w:r>
+          </w:p>
+        </w:tc>
+        <w:tc>
+          <w:tcPr>
+            <w:tcW w:w="610" w:type="dxa"/>
+            <w:tcBorders/>
+            <w:vAlign w:val="center"/>
+          </w:tcPr>
+          <w:p>
+            <w:pPr>
+              <w:pStyle w:val="Contenidodelatabla"/>
+              <w:bidi w:val="0"/>
+              <w:spacing w:before="0" w:after="240"/>
+              <w:jc w:val="center"/>
+              <w:rPr/>
+            </w:pPr>
+            <w:r>
+              <w:rPr>
+                <w:rStyle w:val="Textooriginal"/>
+              </w:rPr>
+              <w:t>[Rr]</w:t>
+            </w:r>
+          </w:p>
+        </w:tc>
+        <w:tc>
+          <w:tcPr>
+            <w:tcW w:w="610" w:type="dxa"/>
+            <w:tcBorders/>
+            <w:vAlign w:val="center"/>
+          </w:tcPr>
+          <w:p>
+            <w:pPr>
+              <w:pStyle w:val="Contenidodelatabla"/>
+              <w:bidi w:val="0"/>
+              <w:spacing w:before="0" w:after="240"/>
+              <w:jc w:val="center"/>
+              <w:rPr/>
+            </w:pPr>
+            <w:r>
+              <w:rPr>
+                <w:rStyle w:val="Textooriginal"/>
+              </w:rPr>
+              <w:t>[Rr]</w:t>
+            </w:r>
+          </w:p>
+        </w:tc>
+        <w:tc>
+          <w:tcPr>
+            <w:tcW w:w="610" w:type="dxa"/>
+            <w:tcBorders/>
+            <w:vAlign w:val="center"/>
+          </w:tcPr>
+          <w:p>
+            <w:pPr>
+              <w:pStyle w:val="Contenidodelatabla"/>
+              <w:bidi w:val="0"/>
+              <w:spacing w:before="0" w:after="240"/>
+              <w:jc w:val="center"/>
+              <w:rPr/>
+            </w:pPr>
+            <w:r>
+              <w:rPr>
+                <w:rStyle w:val="Textooriginal"/>
+              </w:rPr>
+              <w:t>[Rr]</w:t>
+            </w:r>
+          </w:p>
+        </w:tc>
+        <w:tc>
+          <w:tcPr>
+            <w:tcW w:w="5551" w:type="dxa"/>
+            <w:tcBorders/>
+            <w:vAlign w:val="center"/>
+          </w:tcPr>
+          <w:p>
+            <w:pPr>
+              <w:pStyle w:val="Contenidodelatabla"/>
+              <w:bidi w:val="0"/>
+              <w:spacing w:before="0" w:after="240"/>
+              <w:jc w:val="center"/>
+              <w:rPr/>
+            </w:pPr>
+            <w:r>
+              <w:rPr/>
+              <w:t>Cohesion $\{1A, 2A, 3A\}$ / Opposition $\{4A, 5A, 6A\}$</w:t>
+            </w:r>
+          </w:p>
+        </w:tc>
+      </w:tr>
+      <w:tr>
+        <w:trPr/>
+        <w:tc>
+          <w:tcPr>
+            <w:tcW w:w="809" w:type="dxa"/>
+            <w:tcBorders/>
+            <w:vAlign w:val="center"/>
+          </w:tcPr>
+          <w:p>
+            <w:pPr>
+              <w:pStyle w:val="Contenidodelatabla"/>
+              <w:bidi w:val="0"/>
+              <w:spacing w:before="0" w:after="240"/>
+              <w:jc w:val="center"/>
+              <w:rPr/>
+            </w:pPr>
+            <w:r>
+              <w:rPr>
+                <w:rStyle w:val="Strong"/>
+              </w:rPr>
+              <w:t>3A</w:t>
+            </w:r>
+          </w:p>
+        </w:tc>
+        <w:tc>
+          <w:tcPr>
+            <w:tcW w:w="610" w:type="dxa"/>
+            <w:tcBorders/>
+            <w:vAlign w:val="center"/>
+          </w:tcPr>
+          <w:p>
+            <w:pPr>
+              <w:pStyle w:val="Contenidodelatabla"/>
+              <w:bidi w:val="0"/>
+              <w:spacing w:before="0" w:after="240"/>
+              <w:rPr>
+                <w:sz w:val="4"/>
+                <w:szCs w:val="4"/>
+              </w:rPr>
+            </w:pPr>
+            <w:r>
+              <w:rPr>
+                <w:sz w:val="4"/>
+                <w:szCs w:val="4"/>
+              </w:rPr>
+            </w:r>
+          </w:p>
+        </w:tc>
+        <w:tc>
+          <w:tcPr>
+            <w:tcW w:w="610" w:type="dxa"/>
+            <w:tcBorders/>
+            <w:vAlign w:val="center"/>
+          </w:tcPr>
+          <w:p>
+            <w:pPr>
+              <w:pStyle w:val="Contenidodelatabla"/>
+              <w:bidi w:val="0"/>
+              <w:spacing w:before="0" w:after="240"/>
+              <w:rPr>
+                <w:sz w:val="4"/>
+                <w:szCs w:val="4"/>
+              </w:rPr>
+            </w:pPr>
+            <w:r>
+              <w:rPr>
+                <w:sz w:val="4"/>
+                <w:szCs w:val="4"/>
+              </w:rPr>
+            </w:r>
+          </w:p>
+        </w:tc>
+        <w:tc>
+          <w:tcPr>
+            <w:tcW w:w="610" w:type="dxa"/>
+            <w:tcBorders/>
+            <w:vAlign w:val="center"/>
+          </w:tcPr>
+          <w:p>
+            <w:pPr>
+              <w:pStyle w:val="Contenidodelatabla"/>
+              <w:bidi w:val="0"/>
+              <w:spacing w:before="0" w:after="240"/>
+              <w:jc w:val="center"/>
+              <w:rPr/>
+            </w:pPr>
+            <w:r>
+              <w:rPr>
+                <w:rStyle w:val="Textooriginal"/>
+              </w:rPr>
+              <w:t>¡¿?!</w:t>
+            </w:r>
+          </w:p>
+        </w:tc>
+        <w:tc>
+          <w:tcPr>
+            <w:tcW w:w="610" w:type="dxa"/>
+            <w:tcBorders/>
+            <w:vAlign w:val="center"/>
+          </w:tcPr>
+          <w:p>
+            <w:pPr>
+              <w:pStyle w:val="Contenidodelatabla"/>
+              <w:bidi w:val="0"/>
+              <w:spacing w:before="0" w:after="240"/>
+              <w:jc w:val="center"/>
+              <w:rPr/>
+            </w:pPr>
+            <w:r>
+              <w:rPr>
+                <w:rStyle w:val="Textooriginal"/>
+              </w:rPr>
+              <w:t>[Rr]</w:t>
+            </w:r>
+          </w:p>
+        </w:tc>
+        <w:tc>
+          <w:tcPr>
+            <w:tcW w:w="610" w:type="dxa"/>
+            <w:tcBorders/>
+            <w:vAlign w:val="center"/>
+          </w:tcPr>
+          <w:p>
+            <w:pPr>
+              <w:pStyle w:val="Contenidodelatabla"/>
+              <w:bidi w:val="0"/>
+              <w:spacing w:before="0" w:after="240"/>
+              <w:jc w:val="center"/>
+              <w:rPr/>
+            </w:pPr>
+            <w:r>
+              <w:rPr>
+                <w:rStyle w:val="Textooriginal"/>
+              </w:rPr>
+              <w:t>[Rr]</w:t>
+            </w:r>
+          </w:p>
+        </w:tc>
+        <w:tc>
+          <w:tcPr>
+            <w:tcW w:w="610" w:type="dxa"/>
+            <w:tcBorders/>
+            <w:vAlign w:val="center"/>
+          </w:tcPr>
+          <w:p>
+            <w:pPr>
+              <w:pStyle w:val="Contenidodelatabla"/>
+              <w:bidi w:val="0"/>
+              <w:spacing w:before="0" w:after="240"/>
+              <w:jc w:val="center"/>
+              <w:rPr/>
+            </w:pPr>
+            <w:r>
+              <w:rPr>
+                <w:rStyle w:val="Textooriginal"/>
+              </w:rPr>
+              <w:t>[Rr]</w:t>
+            </w:r>
+          </w:p>
+        </w:tc>
+        <w:tc>
+          <w:tcPr>
+            <w:tcW w:w="5551" w:type="dxa"/>
+            <w:tcBorders/>
+            <w:vAlign w:val="center"/>
+          </w:tcPr>
+          <w:p>
+            <w:pPr>
+              <w:pStyle w:val="Contenidodelatabla"/>
+              <w:bidi w:val="0"/>
+              <w:spacing w:before="0" w:after="240"/>
+              <w:jc w:val="center"/>
+              <w:rPr/>
+            </w:pPr>
+            <w:r>
+              <w:rPr/>
+              <w:t>Cohesion $\{1A, 2A, 3A\}$ / Opposition $\{4A, 5A, 6A\}$</w:t>
+            </w:r>
+          </w:p>
+        </w:tc>
+      </w:tr>
+      <w:tr>
+        <w:trPr/>
+        <w:tc>
+          <w:tcPr>
+            <w:tcW w:w="809" w:type="dxa"/>
+            <w:tcBorders/>
+            <w:vAlign w:val="center"/>
+          </w:tcPr>
+          <w:p>
+            <w:pPr>
+              <w:pStyle w:val="Contenidodelatabla"/>
+              <w:bidi w:val="0"/>
+              <w:spacing w:before="0" w:after="240"/>
+              <w:jc w:val="center"/>
+              <w:rPr/>
+            </w:pPr>
+            <w:r>
+              <w:rPr>
+                <w:rStyle w:val="Strong"/>
+              </w:rPr>
+              <w:t>4A</w:t>
+            </w:r>
+          </w:p>
+        </w:tc>
+        <w:tc>
+          <w:tcPr>
+            <w:tcW w:w="610" w:type="dxa"/>
+            <w:tcBorders/>
+            <w:vAlign w:val="center"/>
+          </w:tcPr>
+          <w:p>
+            <w:pPr>
+              <w:pStyle w:val="Contenidodelatabla"/>
+              <w:bidi w:val="0"/>
+              <w:spacing w:before="0" w:after="240"/>
+              <w:jc w:val="center"/>
+              <w:rPr/>
+            </w:pPr>
+            <w:r>
+              <w:rPr>
+                <w:rStyle w:val="Textooriginal"/>
+              </w:rPr>
+              <w:t>[Rr]</w:t>
+            </w:r>
+          </w:p>
+        </w:tc>
+        <w:tc>
+          <w:tcPr>
+            <w:tcW w:w="610" w:type="dxa"/>
+            <w:tcBorders/>
+            <w:vAlign w:val="center"/>
+          </w:tcPr>
+          <w:p>
+            <w:pPr>
+              <w:pStyle w:val="Contenidodelatabla"/>
+              <w:bidi w:val="0"/>
+              <w:spacing w:before="0" w:after="240"/>
+              <w:jc w:val="center"/>
+              <w:rPr/>
+            </w:pPr>
+            <w:r>
+              <w:rPr>
+                <w:rStyle w:val="Textooriginal"/>
+              </w:rPr>
+              <w:t>[Rr]</w:t>
+            </w:r>
+          </w:p>
+        </w:tc>
+        <w:tc>
+          <w:tcPr>
+            <w:tcW w:w="610" w:type="dxa"/>
+            <w:tcBorders/>
+            <w:vAlign w:val="center"/>
+          </w:tcPr>
+          <w:p>
+            <w:pPr>
+              <w:pStyle w:val="Contenidodelatabla"/>
+              <w:bidi w:val="0"/>
+              <w:spacing w:before="0" w:after="240"/>
+              <w:jc w:val="center"/>
+              <w:rPr/>
+            </w:pPr>
+            <w:r>
+              <w:rPr>
+                <w:rStyle w:val="Textooriginal"/>
+              </w:rPr>
+              <w:t>[Rr]</w:t>
+            </w:r>
+          </w:p>
+        </w:tc>
+        <w:tc>
+          <w:tcPr>
+            <w:tcW w:w="610" w:type="dxa"/>
+            <w:tcBorders/>
+            <w:vAlign w:val="center"/>
+          </w:tcPr>
+          <w:p>
+            <w:pPr>
+              <w:pStyle w:val="Contenidodelatabla"/>
+              <w:bidi w:val="0"/>
+              <w:spacing w:before="0" w:after="240"/>
+              <w:jc w:val="center"/>
+              <w:rPr/>
+            </w:pPr>
+            <w:r>
+              <w:rPr>
+                <w:rStyle w:val="Textooriginal"/>
+              </w:rPr>
+              <w:t>¡¿?!</w:t>
+            </w:r>
+          </w:p>
+        </w:tc>
+        <w:tc>
+          <w:tcPr>
+            <w:tcW w:w="610" w:type="dxa"/>
+            <w:tcBorders/>
+            <w:vAlign w:val="center"/>
+          </w:tcPr>
+          <w:p>
+            <w:pPr>
+              <w:pStyle w:val="Contenidodelatabla"/>
+              <w:bidi w:val="0"/>
+              <w:spacing w:before="0" w:after="240"/>
+              <w:rPr>
+                <w:sz w:val="4"/>
+                <w:szCs w:val="4"/>
+              </w:rPr>
+            </w:pPr>
+            <w:r>
+              <w:rPr>
+                <w:sz w:val="4"/>
+                <w:szCs w:val="4"/>
+              </w:rPr>
+            </w:r>
+          </w:p>
+        </w:tc>
+        <w:tc>
+          <w:tcPr>
+            <w:tcW w:w="610" w:type="dxa"/>
+            <w:tcBorders/>
+            <w:vAlign w:val="center"/>
+          </w:tcPr>
+          <w:p>
+            <w:pPr>
+              <w:pStyle w:val="Contenidodelatabla"/>
+              <w:bidi w:val="0"/>
+              <w:spacing w:before="0" w:after="240"/>
+              <w:rPr>
+                <w:sz w:val="4"/>
+                <w:szCs w:val="4"/>
+              </w:rPr>
+            </w:pPr>
+            <w:r>
+              <w:rPr>
+                <w:sz w:val="4"/>
+                <w:szCs w:val="4"/>
+              </w:rPr>
+            </w:r>
+          </w:p>
+        </w:tc>
+        <w:tc>
+          <w:tcPr>
+            <w:tcW w:w="5551" w:type="dxa"/>
+            <w:tcBorders/>
+            <w:vAlign w:val="center"/>
+          </w:tcPr>
+          <w:p>
+            <w:pPr>
+              <w:pStyle w:val="Contenidodelatabla"/>
+              <w:bidi w:val="0"/>
+              <w:spacing w:before="0" w:after="240"/>
+              <w:jc w:val="center"/>
+              <w:rPr/>
+            </w:pPr>
+            <w:r>
+              <w:rPr/>
+              <w:t>Cohesion $\{4A, 5A, 6A\}$ / Opposition $\{1A, 2A, 3A\}$</w:t>
+            </w:r>
+          </w:p>
+        </w:tc>
+      </w:tr>
+      <w:tr>
+        <w:trPr/>
+        <w:tc>
+          <w:tcPr>
+            <w:tcW w:w="809" w:type="dxa"/>
+            <w:tcBorders/>
+            <w:vAlign w:val="center"/>
+          </w:tcPr>
+          <w:p>
+            <w:pPr>
+              <w:pStyle w:val="Contenidodelatabla"/>
+              <w:bidi w:val="0"/>
+              <w:spacing w:before="0" w:after="240"/>
+              <w:jc w:val="center"/>
+              <w:rPr/>
+            </w:pPr>
+            <w:r>
+              <w:rPr>
+                <w:rStyle w:val="Strong"/>
+              </w:rPr>
+              <w:t>5A</w:t>
+            </w:r>
+          </w:p>
+        </w:tc>
+        <w:tc>
+          <w:tcPr>
+            <w:tcW w:w="610" w:type="dxa"/>
+            <w:tcBorders/>
+            <w:vAlign w:val="center"/>
+          </w:tcPr>
+          <w:p>
+            <w:pPr>
+              <w:pStyle w:val="Contenidodelatabla"/>
+              <w:bidi w:val="0"/>
+              <w:spacing w:before="0" w:after="240"/>
+              <w:jc w:val="center"/>
+              <w:rPr/>
+            </w:pPr>
+            <w:r>
+              <w:rPr>
+                <w:rStyle w:val="Textooriginal"/>
+              </w:rPr>
+              <w:t>[Rr]</w:t>
+            </w:r>
+          </w:p>
+        </w:tc>
+        <w:tc>
+          <w:tcPr>
+            <w:tcW w:w="610" w:type="dxa"/>
+            <w:tcBorders/>
+            <w:vAlign w:val="center"/>
+          </w:tcPr>
+          <w:p>
+            <w:pPr>
+              <w:pStyle w:val="Contenidodelatabla"/>
+              <w:bidi w:val="0"/>
+              <w:spacing w:before="0" w:after="240"/>
+              <w:jc w:val="center"/>
+              <w:rPr/>
+            </w:pPr>
+            <w:r>
+              <w:rPr>
+                <w:rStyle w:val="Textooriginal"/>
+              </w:rPr>
+              <w:t>[Rr]</w:t>
+            </w:r>
+          </w:p>
+        </w:tc>
+        <w:tc>
+          <w:tcPr>
+            <w:tcW w:w="610" w:type="dxa"/>
+            <w:tcBorders/>
+            <w:vAlign w:val="center"/>
+          </w:tcPr>
+          <w:p>
+            <w:pPr>
+              <w:pStyle w:val="Contenidodelatabla"/>
+              <w:bidi w:val="0"/>
+              <w:spacing w:before="0" w:after="240"/>
+              <w:jc w:val="center"/>
+              <w:rPr/>
+            </w:pPr>
+            <w:r>
+              <w:rPr>
+                <w:rStyle w:val="Textooriginal"/>
+              </w:rPr>
+              <w:t>[Rr]</w:t>
+            </w:r>
+          </w:p>
+        </w:tc>
+        <w:tc>
+          <w:tcPr>
+            <w:tcW w:w="610" w:type="dxa"/>
+            <w:tcBorders/>
+            <w:vAlign w:val="center"/>
+          </w:tcPr>
+          <w:p>
+            <w:pPr>
+              <w:pStyle w:val="Contenidodelatabla"/>
+              <w:bidi w:val="0"/>
+              <w:spacing w:before="0" w:after="240"/>
+              <w:rPr>
+                <w:sz w:val="4"/>
+                <w:szCs w:val="4"/>
+              </w:rPr>
+            </w:pPr>
+            <w:r>
+              <w:rPr>
+                <w:sz w:val="4"/>
+                <w:szCs w:val="4"/>
+              </w:rPr>
+            </w:r>
+          </w:p>
+        </w:tc>
+        <w:tc>
+          <w:tcPr>
+            <w:tcW w:w="610" w:type="dxa"/>
+            <w:tcBorders/>
+            <w:vAlign w:val="center"/>
+          </w:tcPr>
+          <w:p>
+            <w:pPr>
+              <w:pStyle w:val="Contenidodelatabla"/>
+              <w:bidi w:val="0"/>
+              <w:spacing w:before="0" w:after="240"/>
+              <w:jc w:val="center"/>
+              <w:rPr/>
+            </w:pPr>
+            <w:r>
+              <w:rPr>
+                <w:rStyle w:val="Textooriginal"/>
+              </w:rPr>
+              <w:t>¡¿?!</w:t>
+            </w:r>
+          </w:p>
+        </w:tc>
+        <w:tc>
+          <w:tcPr>
+            <w:tcW w:w="610" w:type="dxa"/>
+            <w:tcBorders/>
+            <w:vAlign w:val="center"/>
+          </w:tcPr>
+          <w:p>
+            <w:pPr>
+              <w:pStyle w:val="Contenidodelatabla"/>
+              <w:bidi w:val="0"/>
+              <w:spacing w:before="0" w:after="240"/>
+              <w:rPr>
+                <w:sz w:val="4"/>
+                <w:szCs w:val="4"/>
+              </w:rPr>
+            </w:pPr>
+            <w:r>
+              <w:rPr>
+                <w:sz w:val="4"/>
+                <w:szCs w:val="4"/>
+              </w:rPr>
+            </w:r>
+          </w:p>
+        </w:tc>
+        <w:tc>
+          <w:tcPr>
+            <w:tcW w:w="5551" w:type="dxa"/>
+            <w:tcBorders/>
+            <w:vAlign w:val="center"/>
+          </w:tcPr>
+          <w:p>
+            <w:pPr>
+              <w:pStyle w:val="Contenidodelatabla"/>
+              <w:bidi w:val="0"/>
+              <w:spacing w:before="0" w:after="240"/>
+              <w:jc w:val="center"/>
+              <w:rPr/>
+            </w:pPr>
+            <w:r>
+              <w:rPr/>
+              <w:t>Cohesion $\{4A, 5A, 6A\}$ / Opposition $\{1A, 2A, 3A\}$</w:t>
+            </w:r>
+          </w:p>
+        </w:tc>
+      </w:tr>
+      <w:tr>
+        <w:trPr/>
+        <w:tc>
+          <w:tcPr>
+            <w:tcW w:w="809" w:type="dxa"/>
+            <w:tcBorders/>
+            <w:vAlign w:val="center"/>
+          </w:tcPr>
+          <w:p>
+            <w:pPr>
+              <w:pStyle w:val="Contenidodelatabla"/>
+              <w:bidi w:val="0"/>
+              <w:spacing w:before="0" w:after="240"/>
+              <w:jc w:val="center"/>
+              <w:rPr/>
+            </w:pPr>
+            <w:r>
+              <w:rPr>
+                <w:rStyle w:val="Strong"/>
+              </w:rPr>
+              <w:t>6A</w:t>
+            </w:r>
+          </w:p>
+        </w:tc>
+        <w:tc>
+          <w:tcPr>
+            <w:tcW w:w="610" w:type="dxa"/>
+            <w:tcBorders/>
+            <w:vAlign w:val="center"/>
+          </w:tcPr>
+          <w:p>
+            <w:pPr>
+              <w:pStyle w:val="Contenidodelatabla"/>
+              <w:bidi w:val="0"/>
+              <w:spacing w:before="0" w:after="240"/>
+              <w:jc w:val="center"/>
+              <w:rPr/>
+            </w:pPr>
+            <w:r>
+              <w:rPr>
+                <w:rStyle w:val="Textooriginal"/>
+              </w:rPr>
+              <w:t>[Rr]</w:t>
+            </w:r>
+          </w:p>
+        </w:tc>
+        <w:tc>
+          <w:tcPr>
+            <w:tcW w:w="610" w:type="dxa"/>
+            <w:tcBorders/>
+            <w:vAlign w:val="center"/>
+          </w:tcPr>
+          <w:p>
+            <w:pPr>
+              <w:pStyle w:val="Contenidodelatabla"/>
+              <w:bidi w:val="0"/>
+              <w:spacing w:before="0" w:after="240"/>
+              <w:jc w:val="center"/>
+              <w:rPr/>
+            </w:pPr>
+            <w:r>
+              <w:rPr>
+                <w:rStyle w:val="Textooriginal"/>
+              </w:rPr>
+              <w:t>[Rr]</w:t>
+            </w:r>
+          </w:p>
+        </w:tc>
+        <w:tc>
+          <w:tcPr>
+            <w:tcW w:w="610" w:type="dxa"/>
+            <w:tcBorders/>
+            <w:vAlign w:val="center"/>
+          </w:tcPr>
+          <w:p>
+            <w:pPr>
+              <w:pStyle w:val="Contenidodelatabla"/>
+              <w:bidi w:val="0"/>
+              <w:spacing w:before="0" w:after="240"/>
+              <w:jc w:val="center"/>
+              <w:rPr/>
+            </w:pPr>
+            <w:r>
+              <w:rPr>
+                <w:rStyle w:val="Textooriginal"/>
+              </w:rPr>
+              <w:t>[Rr]</w:t>
+            </w:r>
+          </w:p>
+        </w:tc>
+        <w:tc>
+          <w:tcPr>
+            <w:tcW w:w="610" w:type="dxa"/>
+            <w:tcBorders/>
+            <w:vAlign w:val="center"/>
+          </w:tcPr>
+          <w:p>
+            <w:pPr>
+              <w:pStyle w:val="Contenidodelatabla"/>
+              <w:bidi w:val="0"/>
+              <w:spacing w:before="0" w:after="240"/>
+              <w:rPr>
+                <w:sz w:val="4"/>
+                <w:szCs w:val="4"/>
+              </w:rPr>
+            </w:pPr>
+            <w:r>
+              <w:rPr>
+                <w:sz w:val="4"/>
+                <w:szCs w:val="4"/>
+              </w:rPr>
+            </w:r>
+          </w:p>
+        </w:tc>
+        <w:tc>
+          <w:tcPr>
+            <w:tcW w:w="610" w:type="dxa"/>
+            <w:tcBorders/>
+            <w:vAlign w:val="center"/>
+          </w:tcPr>
+          <w:p>
+            <w:pPr>
+              <w:pStyle w:val="Contenidodelatabla"/>
+              <w:bidi w:val="0"/>
+              <w:spacing w:before="0" w:after="240"/>
+              <w:rPr>
+                <w:sz w:val="4"/>
+                <w:szCs w:val="4"/>
+              </w:rPr>
+            </w:pPr>
+            <w:r>
+              <w:rPr>
+                <w:sz w:val="4"/>
+                <w:szCs w:val="4"/>
+              </w:rPr>
+            </w:r>
+          </w:p>
+        </w:tc>
+        <w:tc>
+          <w:tcPr>
+            <w:tcW w:w="610" w:type="dxa"/>
+            <w:tcBorders/>
+            <w:vAlign w:val="center"/>
+          </w:tcPr>
+          <w:p>
+            <w:pPr>
+              <w:pStyle w:val="Contenidodelatabla"/>
+              <w:bidi w:val="0"/>
+              <w:spacing w:before="0" w:after="240"/>
+              <w:jc w:val="center"/>
+              <w:rPr/>
+            </w:pPr>
+            <w:r>
+              <w:rPr>
+                <w:rStyle w:val="Textooriginal"/>
+              </w:rPr>
+              <w:t>¡¿?!</w:t>
+            </w:r>
+          </w:p>
+        </w:tc>
+        <w:tc>
+          <w:tcPr>
+            <w:tcW w:w="5551" w:type="dxa"/>
+            <w:tcBorders/>
+            <w:vAlign w:val="center"/>
+          </w:tcPr>
+          <w:p>
+            <w:pPr>
+              <w:pStyle w:val="Contenidodelatabla"/>
+              <w:bidi w:val="0"/>
+              <w:spacing w:before="0" w:after="240"/>
+              <w:jc w:val="center"/>
+              <w:rPr/>
+            </w:pPr>
+            <w:r>
+              <w:rPr/>
+              <w:t>Cohesion $\{4A, 5A, 6A\}$ / Opposition $\{1A, 2A, 3A\}$</w:t>
+            </w:r>
+          </w:p>
+        </w:tc>
+      </w:tr>
+    </w:tbl>
+    <w:p>
+      <w:pPr>
+        <w:pStyle w:val="Heading4"/>
+        <w:bidi w:val="0"/>
+        <w:jc w:val="start"/>
+        <w:rPr>
+          <w:shd w:fill="FFFFFF" w:val="clear"/>
+        </w:rPr>
+      </w:pPr>
+      <w:r>
+        <w:rPr>
+          <w:shd w:fill="FFFFFF" w:val="clear"/>
+        </w:rPr>
+        <w:t>Table 1D: Factual Formalization of Group B ($G_2$, $N = 6$, Systematic Ostracism of 6B) — BREVE Format and Inbound Status ($SRC$)</w:t>
+      </w:r>
+    </w:p>
+    <w:tbl>
+      <w:tblPr>
+        <w:tblW w:w="14449" w:type="dxa"/>
+        <w:jc w:val="start"/>
+        <w:tblInd w:w="0" w:type="dxa"/>
+        <w:tblLayout w:type="fixed"/>
+        <w:tblCellMar>
+          <w:top w:w="28" w:type="dxa"/>
+          <w:start w:w="28" w:type="dxa"/>
+          <w:bottom w:w="28" w:type="dxa"/>
+          <w:end w:w="28" w:type="dxa"/>
+        </w:tblCellMar>
+      </w:tblPr>
+      <w:tblGrid>
+        <w:gridCol w:w="416"/>
+        <w:gridCol w:w="399"/>
+        <w:gridCol w:w="521"/>
+        <w:gridCol w:w="485"/>
+        <w:gridCol w:w="468"/>
+        <w:gridCol w:w="458"/>
+        <w:gridCol w:w="1735"/>
+        <w:gridCol w:w="2267"/>
+        <w:gridCol w:w="2733"/>
+        <w:gridCol w:w="4967"/>
+      </w:tblGrid>
+      <w:tr>
+        <w:trPr/>
+        <w:tc>
+          <w:tcPr>
+            <w:tcW w:w="416" w:type="dxa"/>
+            <w:tcBorders/>
+            <w:vAlign w:val="center"/>
+          </w:tcPr>
+          <w:p>
+            <w:pPr>
+              <w:pStyle w:val="Ttulodelatabla"/>
+              <w:suppressLineNumbers/>
+              <w:shd w:fill="1E3A8A" w:val="clear"/>
+              <w:bidi w:val="0"/>
+              <w:spacing w:before="0" w:after="240"/>
+              <w:jc w:val="center"/>
+              <w:rPr/>
+            </w:pPr>
+            <w:r>
+              <w:rPr/>
+              <w:t>ID</w:t>
+            </w:r>
+          </w:p>
+        </w:tc>
+        <w:tc>
+          <w:tcPr>
+            <w:tcW w:w="399" w:type="dxa"/>
+            <w:tcBorders/>
+            <w:vAlign w:val="center"/>
+          </w:tcPr>
+          <w:p>
+            <w:pPr>
+              <w:pStyle w:val="Ttulodelatabla"/>
+              <w:suppressLineNumbers/>
+              <w:shd w:fill="1E3A8A" w:val="clear"/>
+              <w:bidi w:val="0"/>
+              <w:spacing w:before="0" w:after="240"/>
+              <w:jc w:val="center"/>
+              <w:rPr/>
+            </w:pPr>
+            <w:r>
+              <w:rPr/>
+              <w:t>1st</w:t>
+            </w:r>
+          </w:p>
+        </w:tc>
+        <w:tc>
+          <w:tcPr>
+            <w:tcW w:w="521" w:type="dxa"/>
+            <w:tcBorders/>
+            <w:vAlign w:val="center"/>
+          </w:tcPr>
+          <w:p>
+            <w:pPr>
+              <w:pStyle w:val="Ttulodelatabla"/>
+              <w:suppressLineNumbers/>
+              <w:shd w:fill="1E3A8A" w:val="clear"/>
+              <w:bidi w:val="0"/>
+              <w:spacing w:before="0" w:after="240"/>
+              <w:jc w:val="center"/>
+              <w:rPr/>
+            </w:pPr>
+            <w:r>
+              <w:rPr/>
+              <w:t>2nd</w:t>
+            </w:r>
+          </w:p>
+        </w:tc>
+        <w:tc>
+          <w:tcPr>
+            <w:tcW w:w="485" w:type="dxa"/>
+            <w:tcBorders/>
+            <w:vAlign w:val="center"/>
+          </w:tcPr>
+          <w:p>
+            <w:pPr>
+              <w:pStyle w:val="Ttulodelatabla"/>
+              <w:suppressLineNumbers/>
+              <w:shd w:fill="1E3A8A" w:val="clear"/>
+              <w:bidi w:val="0"/>
+              <w:spacing w:before="0" w:after="240"/>
+              <w:jc w:val="center"/>
+              <w:rPr/>
+            </w:pPr>
+            <w:r>
+              <w:rPr/>
+              <w:t>3rd</w:t>
+            </w:r>
+          </w:p>
+        </w:tc>
+        <w:tc>
+          <w:tcPr>
+            <w:tcW w:w="468" w:type="dxa"/>
+            <w:tcBorders/>
+            <w:vAlign w:val="center"/>
+          </w:tcPr>
+          <w:p>
+            <w:pPr>
+              <w:pStyle w:val="Ttulodelatabla"/>
+              <w:suppressLineNumbers/>
+              <w:shd w:fill="1E3A8A" w:val="clear"/>
+              <w:bidi w:val="0"/>
+              <w:spacing w:before="0" w:after="240"/>
+              <w:jc w:val="center"/>
+              <w:rPr/>
+            </w:pPr>
+            <w:r>
+              <w:rPr/>
+              <w:t>4th</w:t>
+            </w:r>
+          </w:p>
+        </w:tc>
+        <w:tc>
+          <w:tcPr>
+            <w:tcW w:w="458" w:type="dxa"/>
+            <w:tcBorders/>
+            <w:vAlign w:val="center"/>
+          </w:tcPr>
+          <w:p>
+            <w:pPr>
+              <w:pStyle w:val="Ttulodelatabla"/>
+              <w:suppressLineNumbers/>
+              <w:shd w:fill="1E3A8A" w:val="clear"/>
+              <w:bidi w:val="0"/>
+              <w:spacing w:before="0" w:after="240"/>
+              <w:jc w:val="center"/>
+              <w:rPr/>
+            </w:pPr>
+            <w:r>
+              <w:rPr/>
+              <w:t>5th</w:t>
+            </w:r>
+          </w:p>
+        </w:tc>
+        <w:tc>
+          <w:tcPr>
+            <w:tcW w:w="1735" w:type="dxa"/>
+            <w:tcBorders/>
+            <w:vAlign w:val="center"/>
+          </w:tcPr>
+          <w:p>
+            <w:pPr>
+              <w:pStyle w:val="Ttulodelatabla"/>
+              <w:suppressLineNumbers/>
+              <w:shd w:fill="1E3A8A" w:val="clear"/>
+              <w:bidi w:val="0"/>
+              <w:spacing w:before="0" w:after="240"/>
+              <w:jc w:val="center"/>
+              <w:rPr/>
+            </w:pPr>
+            <w:r>
+              <w:rPr/>
+              <w:t>6th (Rejection)</w:t>
+            </w:r>
+          </w:p>
+        </w:tc>
+        <w:tc>
+          <w:tcPr>
+            <w:tcW w:w="2267" w:type="dxa"/>
+            <w:tcBorders/>
+            <w:vAlign w:val="center"/>
+          </w:tcPr>
+          <w:p>
+            <w:pPr>
+              <w:pStyle w:val="Ttulodelatabla"/>
+              <w:suppressLineNumbers/>
+              <w:shd w:fill="1E3A8A" w:val="clear"/>
+              <w:bidi w:val="0"/>
+              <w:spacing w:before="0" w:after="240"/>
+              <w:jc w:val="center"/>
+              <w:rPr/>
+            </w:pPr>
+            <w:r>
+              <w:rPr/>
+              <w:t>Node 6B in SMIa</w:t>
+            </w:r>
+          </w:p>
+        </w:tc>
+        <w:tc>
+          <w:tcPr>
+            <w:tcW w:w="2733" w:type="dxa"/>
+            <w:tcBorders/>
+            <w:vAlign w:val="center"/>
+          </w:tcPr>
+          <w:p>
+            <w:pPr>
+              <w:pStyle w:val="Ttulodelatabla"/>
+              <w:suppressLineNumbers/>
+              <w:shd w:fill="1E3A8A" w:val="clear"/>
+              <w:bidi w:val="0"/>
+              <w:spacing w:before="0" w:after="240"/>
+              <w:jc w:val="center"/>
+              <w:rPr/>
+            </w:pPr>
+            <w:r>
+              <w:rPr/>
+              <w:t>Inbound Status ($SRC$)</w:t>
+            </w:r>
+          </w:p>
+        </w:tc>
+        <w:tc>
+          <w:tcPr>
+            <w:tcW w:w="4967" w:type="dxa"/>
+            <w:tcBorders/>
+            <w:vAlign w:val="center"/>
+          </w:tcPr>
+          <w:p>
+            <w:pPr>
+              <w:pStyle w:val="Ttulodelatabla"/>
+              <w:suppressLineNumbers/>
+              <w:shd w:fill="1E3A8A" w:val="clear"/>
+              <w:bidi w:val="0"/>
+              <w:spacing w:before="0" w:after="240"/>
+              <w:jc w:val="center"/>
+              <w:rPr/>
+            </w:pPr>
+            <w:r>
+              <w:rPr/>
+              <w:t>Structural Diagnosis</w:t>
+            </w:r>
+          </w:p>
+        </w:tc>
+      </w:tr>
+      <w:tr>
+        <w:trPr/>
+        <w:tc>
+          <w:tcPr>
+            <w:tcW w:w="416" w:type="dxa"/>
+            <w:tcBorders/>
+            <w:vAlign w:val="center"/>
+          </w:tcPr>
+          <w:p>
+            <w:pPr>
+              <w:pStyle w:val="Contenidodelatabla"/>
+              <w:bidi w:val="0"/>
+              <w:spacing w:before="0" w:after="240"/>
+              <w:jc w:val="center"/>
+              <w:rPr/>
+            </w:pPr>
+            <w:r>
+              <w:rPr>
+                <w:rStyle w:val="Strong"/>
+              </w:rPr>
+              <w:t>1B</w:t>
+            </w:r>
+          </w:p>
+        </w:tc>
+        <w:tc>
+          <w:tcPr>
+            <w:tcW w:w="399" w:type="dxa"/>
+            <w:tcBorders/>
+            <w:vAlign w:val="center"/>
+          </w:tcPr>
+          <w:p>
+            <w:pPr>
+              <w:pStyle w:val="Contenidodelatabla"/>
+              <w:bidi w:val="0"/>
+              <w:spacing w:before="0" w:after="240"/>
+              <w:jc w:val="center"/>
+              <w:rPr/>
+            </w:pPr>
+            <w:r>
+              <w:rPr/>
+              <w:t>2B</w:t>
+            </w:r>
+          </w:p>
+        </w:tc>
+        <w:tc>
+          <w:tcPr>
+            <w:tcW w:w="521" w:type="dxa"/>
+            <w:tcBorders/>
+            <w:vAlign w:val="center"/>
+          </w:tcPr>
+          <w:p>
+            <w:pPr>
+              <w:pStyle w:val="Contenidodelatabla"/>
+              <w:bidi w:val="0"/>
+              <w:spacing w:before="0" w:after="240"/>
+              <w:jc w:val="center"/>
+              <w:rPr/>
+            </w:pPr>
+            <w:r>
+              <w:rPr/>
+              <w:t>1B</w:t>
+            </w:r>
+          </w:p>
+        </w:tc>
+        <w:tc>
+          <w:tcPr>
+            <w:tcW w:w="485" w:type="dxa"/>
+            <w:tcBorders/>
+            <w:vAlign w:val="center"/>
+          </w:tcPr>
+          <w:p>
+            <w:pPr>
+              <w:pStyle w:val="Contenidodelatabla"/>
+              <w:bidi w:val="0"/>
+              <w:spacing w:before="0" w:after="240"/>
+              <w:jc w:val="center"/>
+              <w:rPr/>
+            </w:pPr>
+            <w:r>
+              <w:rPr/>
+              <w:t>3B</w:t>
+            </w:r>
+          </w:p>
+        </w:tc>
+        <w:tc>
+          <w:tcPr>
+            <w:tcW w:w="468" w:type="dxa"/>
+            <w:tcBorders/>
+            <w:vAlign w:val="center"/>
+          </w:tcPr>
+          <w:p>
+            <w:pPr>
+              <w:pStyle w:val="Contenidodelatabla"/>
+              <w:bidi w:val="0"/>
+              <w:spacing w:before="0" w:after="240"/>
+              <w:jc w:val="center"/>
+              <w:rPr/>
+            </w:pPr>
+            <w:r>
+              <w:rPr/>
+              <w:t>4B</w:t>
+            </w:r>
+          </w:p>
+        </w:tc>
+        <w:tc>
+          <w:tcPr>
+            <w:tcW w:w="458" w:type="dxa"/>
+            <w:tcBorders/>
+            <w:vAlign w:val="center"/>
+          </w:tcPr>
+          <w:p>
+            <w:pPr>
+              <w:pStyle w:val="Contenidodelatabla"/>
+              <w:bidi w:val="0"/>
+              <w:spacing w:before="0" w:after="240"/>
+              <w:jc w:val="center"/>
+              <w:rPr/>
+            </w:pPr>
+            <w:r>
+              <w:rPr/>
+              <w:t>5B</w:t>
+            </w:r>
+          </w:p>
+        </w:tc>
+        <w:tc>
+          <w:tcPr>
+            <w:tcW w:w="1735" w:type="dxa"/>
+            <w:tcBorders/>
+            <w:vAlign w:val="center"/>
+          </w:tcPr>
+          <w:p>
+            <w:pPr>
+              <w:pStyle w:val="Contenidodelatabla"/>
+              <w:bidi w:val="0"/>
+              <w:spacing w:before="0" w:after="240"/>
+              <w:jc w:val="center"/>
+              <w:rPr/>
+            </w:pPr>
+            <w:r>
+              <w:rPr>
+                <w:rStyle w:val="Strong"/>
+              </w:rPr>
+              <w:t>6B</w:t>
+            </w:r>
+          </w:p>
+        </w:tc>
+        <w:tc>
+          <w:tcPr>
+            <w:tcW w:w="2267" w:type="dxa"/>
+            <w:tcBorders/>
+            <w:vAlign w:val="center"/>
+          </w:tcPr>
+          <w:p>
+            <w:pPr>
+              <w:pStyle w:val="Contenidodelatabla"/>
+              <w:bidi w:val="0"/>
+              <w:spacing w:before="0" w:after="240"/>
+              <w:jc w:val="center"/>
+              <w:rPr/>
+            </w:pPr>
+            <w:r>
+              <w:rPr/>
+              <w:t xml:space="preserve">$1B → 6B$: </w:t>
+            </w:r>
+            <w:r>
+              <w:rPr>
+                <w:rStyle w:val="Textooriginal"/>
+              </w:rPr>
+              <w:t>[Rr]</w:t>
+            </w:r>
+          </w:p>
+        </w:tc>
+        <w:tc>
+          <w:tcPr>
+            <w:tcW w:w="2733" w:type="dxa"/>
+            <w:tcBorders/>
+            <w:vAlign w:val="center"/>
+          </w:tcPr>
+          <w:p>
+            <w:pPr>
+              <w:pStyle w:val="Contenidodelatabla"/>
+              <w:bidi w:val="0"/>
+              <w:spacing w:before="0" w:after="240"/>
+              <w:jc w:val="center"/>
+              <w:rPr/>
+            </w:pPr>
+            <w:r>
+              <w:rPr/>
+              <w:t>$+0.875$</w:t>
+            </w:r>
+          </w:p>
+        </w:tc>
+        <w:tc>
+          <w:tcPr>
+            <w:tcW w:w="4967" w:type="dxa"/>
+            <w:tcBorders/>
+            <w:vAlign w:val="center"/>
+          </w:tcPr>
+          <w:p>
+            <w:pPr>
+              <w:pStyle w:val="Contenidodelatabla"/>
+              <w:bidi w:val="0"/>
+              <w:spacing w:before="0" w:after="240"/>
+              <w:jc w:val="center"/>
+              <w:rPr/>
+            </w:pPr>
+            <w:r>
+              <w:rPr/>
+              <w:t>Cohesive Attractor Leader</w:t>
+            </w:r>
+          </w:p>
+        </w:tc>
+      </w:tr>
+      <w:tr>
+        <w:trPr/>
+        <w:tc>
+          <w:tcPr>
+            <w:tcW w:w="416" w:type="dxa"/>
+            <w:tcBorders/>
+            <w:vAlign w:val="center"/>
+          </w:tcPr>
+          <w:p>
+            <w:pPr>
+              <w:pStyle w:val="Contenidodelatabla"/>
+              <w:bidi w:val="0"/>
+              <w:spacing w:before="0" w:after="240"/>
+              <w:jc w:val="center"/>
+              <w:rPr/>
+            </w:pPr>
+            <w:r>
+              <w:rPr>
+                <w:rStyle w:val="Strong"/>
+              </w:rPr>
+              <w:t>2B</w:t>
+            </w:r>
+          </w:p>
+        </w:tc>
+        <w:tc>
+          <w:tcPr>
+            <w:tcW w:w="399" w:type="dxa"/>
+            <w:tcBorders/>
+            <w:vAlign w:val="center"/>
+          </w:tcPr>
+          <w:p>
+            <w:pPr>
+              <w:pStyle w:val="Contenidodelatabla"/>
+              <w:bidi w:val="0"/>
+              <w:spacing w:before="0" w:after="240"/>
+              <w:jc w:val="center"/>
+              <w:rPr/>
+            </w:pPr>
+            <w:r>
+              <w:rPr/>
+              <w:t>1B</w:t>
+            </w:r>
+          </w:p>
+        </w:tc>
+        <w:tc>
+          <w:tcPr>
+            <w:tcW w:w="521" w:type="dxa"/>
+            <w:tcBorders/>
+            <w:vAlign w:val="center"/>
+          </w:tcPr>
+          <w:p>
+            <w:pPr>
+              <w:pStyle w:val="Contenidodelatabla"/>
+              <w:bidi w:val="0"/>
+              <w:spacing w:before="0" w:after="240"/>
+              <w:jc w:val="center"/>
+              <w:rPr/>
+            </w:pPr>
+            <w:r>
+              <w:rPr/>
+              <w:t>2B</w:t>
+            </w:r>
+          </w:p>
+        </w:tc>
+        <w:tc>
+          <w:tcPr>
+            <w:tcW w:w="485" w:type="dxa"/>
+            <w:tcBorders/>
+            <w:vAlign w:val="center"/>
+          </w:tcPr>
+          <w:p>
+            <w:pPr>
+              <w:pStyle w:val="Contenidodelatabla"/>
+              <w:bidi w:val="0"/>
+              <w:spacing w:before="0" w:after="240"/>
+              <w:jc w:val="center"/>
+              <w:rPr/>
+            </w:pPr>
+            <w:r>
+              <w:rPr/>
+              <w:t>3B</w:t>
+            </w:r>
+          </w:p>
+        </w:tc>
+        <w:tc>
+          <w:tcPr>
+            <w:tcW w:w="468" w:type="dxa"/>
+            <w:tcBorders/>
+            <w:vAlign w:val="center"/>
+          </w:tcPr>
+          <w:p>
+            <w:pPr>
+              <w:pStyle w:val="Contenidodelatabla"/>
+              <w:bidi w:val="0"/>
+              <w:spacing w:before="0" w:after="240"/>
+              <w:jc w:val="center"/>
+              <w:rPr/>
+            </w:pPr>
+            <w:r>
+              <w:rPr/>
+              <w:t>5B</w:t>
+            </w:r>
+          </w:p>
+        </w:tc>
+        <w:tc>
+          <w:tcPr>
+            <w:tcW w:w="458" w:type="dxa"/>
+            <w:tcBorders/>
+            <w:vAlign w:val="center"/>
+          </w:tcPr>
+          <w:p>
+            <w:pPr>
+              <w:pStyle w:val="Contenidodelatabla"/>
+              <w:bidi w:val="0"/>
+              <w:spacing w:before="0" w:after="240"/>
+              <w:jc w:val="center"/>
+              <w:rPr/>
+            </w:pPr>
+            <w:r>
+              <w:rPr/>
+              <w:t>4B</w:t>
+            </w:r>
+          </w:p>
+        </w:tc>
+        <w:tc>
+          <w:tcPr>
+            <w:tcW w:w="1735" w:type="dxa"/>
+            <w:tcBorders/>
+            <w:vAlign w:val="center"/>
+          </w:tcPr>
+          <w:p>
+            <w:pPr>
+              <w:pStyle w:val="Contenidodelatabla"/>
+              <w:bidi w:val="0"/>
+              <w:spacing w:before="0" w:after="240"/>
+              <w:jc w:val="center"/>
+              <w:rPr/>
+            </w:pPr>
+            <w:r>
+              <w:rPr>
+                <w:rStyle w:val="Strong"/>
+              </w:rPr>
+              <w:t>6B</w:t>
+            </w:r>
+          </w:p>
+        </w:tc>
+        <w:tc>
+          <w:tcPr>
+            <w:tcW w:w="2267" w:type="dxa"/>
+            <w:tcBorders/>
+            <w:vAlign w:val="center"/>
+          </w:tcPr>
+          <w:p>
+            <w:pPr>
+              <w:pStyle w:val="Contenidodelatabla"/>
+              <w:bidi w:val="0"/>
+              <w:spacing w:before="0" w:after="240"/>
+              <w:jc w:val="center"/>
+              <w:rPr/>
+            </w:pPr>
+            <w:r>
+              <w:rPr/>
+              <w:t xml:space="preserve">$2B → 6B$: </w:t>
+            </w:r>
+            <w:r>
+              <w:rPr>
+                <w:rStyle w:val="Textooriginal"/>
+              </w:rPr>
+              <w:t>[Rr]</w:t>
+            </w:r>
+          </w:p>
+        </w:tc>
+        <w:tc>
+          <w:tcPr>
+            <w:tcW w:w="2733" w:type="dxa"/>
+            <w:tcBorders/>
+            <w:vAlign w:val="center"/>
+          </w:tcPr>
+          <w:p>
+            <w:pPr>
+              <w:pStyle w:val="Contenidodelatabla"/>
+              <w:bidi w:val="0"/>
+              <w:spacing w:before="0" w:after="240"/>
+              <w:jc w:val="center"/>
+              <w:rPr/>
+            </w:pPr>
+            <w:r>
+              <w:rPr/>
+              <w:t>$+1.250$</w:t>
+            </w:r>
+          </w:p>
+        </w:tc>
+        <w:tc>
+          <w:tcPr>
+            <w:tcW w:w="4967" w:type="dxa"/>
+            <w:tcBorders/>
+            <w:vAlign w:val="center"/>
+          </w:tcPr>
+          <w:p>
+            <w:pPr>
+              <w:pStyle w:val="Contenidodelatabla"/>
+              <w:bidi w:val="0"/>
+              <w:spacing w:before="0" w:after="240"/>
+              <w:jc w:val="center"/>
+              <w:rPr/>
+            </w:pPr>
+            <w:r>
+              <w:rPr/>
+              <w:t>Primary Attractor Leader</w:t>
+            </w:r>
+          </w:p>
+        </w:tc>
+      </w:tr>
+      <w:tr>
+        <w:trPr/>
+        <w:tc>
+          <w:tcPr>
+            <w:tcW w:w="416" w:type="dxa"/>
+            <w:tcBorders/>
+            <w:vAlign w:val="center"/>
+          </w:tcPr>
+          <w:p>
+            <w:pPr>
+              <w:pStyle w:val="Contenidodelatabla"/>
+              <w:bidi w:val="0"/>
+              <w:spacing w:before="0" w:after="240"/>
+              <w:jc w:val="center"/>
+              <w:rPr/>
+            </w:pPr>
+            <w:r>
+              <w:rPr>
+                <w:rStyle w:val="Strong"/>
+              </w:rPr>
+              <w:t>3B</w:t>
+            </w:r>
+          </w:p>
+        </w:tc>
+        <w:tc>
+          <w:tcPr>
+            <w:tcW w:w="399" w:type="dxa"/>
+            <w:tcBorders/>
+            <w:vAlign w:val="center"/>
+          </w:tcPr>
+          <w:p>
+            <w:pPr>
+              <w:pStyle w:val="Contenidodelatabla"/>
+              <w:bidi w:val="0"/>
+              <w:spacing w:before="0" w:after="240"/>
+              <w:jc w:val="center"/>
+              <w:rPr/>
+            </w:pPr>
+            <w:r>
+              <w:rPr/>
+              <w:t>1B</w:t>
+            </w:r>
+          </w:p>
+        </w:tc>
+        <w:tc>
+          <w:tcPr>
+            <w:tcW w:w="521" w:type="dxa"/>
+            <w:tcBorders/>
+            <w:vAlign w:val="center"/>
+          </w:tcPr>
+          <w:p>
+            <w:pPr>
+              <w:pStyle w:val="Contenidodelatabla"/>
+              <w:bidi w:val="0"/>
+              <w:spacing w:before="0" w:after="240"/>
+              <w:jc w:val="center"/>
+              <w:rPr/>
+            </w:pPr>
+            <w:r>
+              <w:rPr/>
+              <w:t>2B</w:t>
+            </w:r>
+          </w:p>
+        </w:tc>
+        <w:tc>
+          <w:tcPr>
+            <w:tcW w:w="485" w:type="dxa"/>
+            <w:tcBorders/>
+            <w:vAlign w:val="center"/>
+          </w:tcPr>
+          <w:p>
+            <w:pPr>
+              <w:pStyle w:val="Contenidodelatabla"/>
+              <w:bidi w:val="0"/>
+              <w:spacing w:before="0" w:after="240"/>
+              <w:jc w:val="center"/>
+              <w:rPr/>
+            </w:pPr>
+            <w:r>
+              <w:rPr/>
+              <w:t>3B</w:t>
+            </w:r>
+          </w:p>
+        </w:tc>
+        <w:tc>
+          <w:tcPr>
+            <w:tcW w:w="468" w:type="dxa"/>
+            <w:tcBorders/>
+            <w:vAlign w:val="center"/>
+          </w:tcPr>
+          <w:p>
+            <w:pPr>
+              <w:pStyle w:val="Contenidodelatabla"/>
+              <w:bidi w:val="0"/>
+              <w:spacing w:before="0" w:after="240"/>
+              <w:jc w:val="center"/>
+              <w:rPr/>
+            </w:pPr>
+            <w:r>
+              <w:rPr/>
+              <w:t>4B</w:t>
+            </w:r>
+          </w:p>
+        </w:tc>
+        <w:tc>
+          <w:tcPr>
+            <w:tcW w:w="458" w:type="dxa"/>
+            <w:tcBorders/>
+            <w:vAlign w:val="center"/>
+          </w:tcPr>
+          <w:p>
+            <w:pPr>
+              <w:pStyle w:val="Contenidodelatabla"/>
+              <w:bidi w:val="0"/>
+              <w:spacing w:before="0" w:after="240"/>
+              <w:jc w:val="center"/>
+              <w:rPr/>
+            </w:pPr>
+            <w:r>
+              <w:rPr/>
+              <w:t>5B</w:t>
+            </w:r>
+          </w:p>
+        </w:tc>
+        <w:tc>
+          <w:tcPr>
+            <w:tcW w:w="1735" w:type="dxa"/>
+            <w:tcBorders/>
+            <w:vAlign w:val="center"/>
+          </w:tcPr>
+          <w:p>
+            <w:pPr>
+              <w:pStyle w:val="Contenidodelatabla"/>
+              <w:bidi w:val="0"/>
+              <w:spacing w:before="0" w:after="240"/>
+              <w:jc w:val="center"/>
+              <w:rPr/>
+            </w:pPr>
+            <w:r>
+              <w:rPr>
+                <w:rStyle w:val="Strong"/>
+              </w:rPr>
+              <w:t>6B</w:t>
+            </w:r>
+          </w:p>
+        </w:tc>
+        <w:tc>
+          <w:tcPr>
+            <w:tcW w:w="2267" w:type="dxa"/>
+            <w:tcBorders/>
+            <w:vAlign w:val="center"/>
+          </w:tcPr>
+          <w:p>
+            <w:pPr>
+              <w:pStyle w:val="Contenidodelatabla"/>
+              <w:bidi w:val="0"/>
+              <w:spacing w:before="0" w:after="240"/>
+              <w:jc w:val="center"/>
+              <w:rPr/>
+            </w:pPr>
+            <w:r>
+              <w:rPr/>
+              <w:t xml:space="preserve">$3B → 6B$: </w:t>
+            </w:r>
+            <w:r>
+              <w:rPr>
+                <w:rStyle w:val="Textooriginal"/>
+              </w:rPr>
+              <w:t>[Rr]</w:t>
+            </w:r>
+          </w:p>
+        </w:tc>
+        <w:tc>
+          <w:tcPr>
+            <w:tcW w:w="2733" w:type="dxa"/>
+            <w:tcBorders/>
+            <w:vAlign w:val="center"/>
+          </w:tcPr>
+          <w:p>
+            <w:pPr>
+              <w:pStyle w:val="Contenidodelatabla"/>
+              <w:bidi w:val="0"/>
+              <w:spacing w:before="0" w:after="240"/>
+              <w:jc w:val="center"/>
+              <w:rPr/>
+            </w:pPr>
+            <w:r>
+              <w:rPr/>
+              <w:t>$+0.625$</w:t>
+            </w:r>
+          </w:p>
+        </w:tc>
+        <w:tc>
+          <w:tcPr>
+            <w:tcW w:w="4967" w:type="dxa"/>
+            <w:tcBorders/>
+            <w:vAlign w:val="center"/>
+          </w:tcPr>
+          <w:p>
+            <w:pPr>
+              <w:pStyle w:val="Contenidodelatabla"/>
+              <w:bidi w:val="0"/>
+              <w:spacing w:before="0" w:after="240"/>
+              <w:jc w:val="center"/>
+              <w:rPr/>
+            </w:pPr>
+            <w:r>
+              <w:rPr/>
+              <w:t>Cohesive Core</w:t>
+            </w:r>
+          </w:p>
+        </w:tc>
+      </w:tr>
+      <w:tr>
+        <w:trPr/>
+        <w:tc>
+          <w:tcPr>
+            <w:tcW w:w="416" w:type="dxa"/>
+            <w:tcBorders/>
+            <w:vAlign w:val="center"/>
+          </w:tcPr>
+          <w:p>
+            <w:pPr>
+              <w:pStyle w:val="Contenidodelatabla"/>
+              <w:bidi w:val="0"/>
+              <w:spacing w:before="0" w:after="240"/>
+              <w:jc w:val="center"/>
+              <w:rPr/>
+            </w:pPr>
+            <w:r>
+              <w:rPr>
+                <w:rStyle w:val="Strong"/>
+              </w:rPr>
+              <w:t>4B</w:t>
+            </w:r>
+          </w:p>
+        </w:tc>
+        <w:tc>
+          <w:tcPr>
+            <w:tcW w:w="399" w:type="dxa"/>
+            <w:tcBorders/>
+            <w:vAlign w:val="center"/>
+          </w:tcPr>
+          <w:p>
+            <w:pPr>
+              <w:pStyle w:val="Contenidodelatabla"/>
+              <w:bidi w:val="0"/>
+              <w:spacing w:before="0" w:after="240"/>
+              <w:jc w:val="center"/>
+              <w:rPr/>
+            </w:pPr>
+            <w:r>
+              <w:rPr/>
+              <w:t>3B</w:t>
+            </w:r>
+          </w:p>
+        </w:tc>
+        <w:tc>
+          <w:tcPr>
+            <w:tcW w:w="521" w:type="dxa"/>
+            <w:tcBorders/>
+            <w:vAlign w:val="center"/>
+          </w:tcPr>
+          <w:p>
+            <w:pPr>
+              <w:pStyle w:val="Contenidodelatabla"/>
+              <w:bidi w:val="0"/>
+              <w:spacing w:before="0" w:after="240"/>
+              <w:jc w:val="center"/>
+              <w:rPr/>
+            </w:pPr>
+            <w:r>
+              <w:rPr/>
+              <w:t>4B</w:t>
+            </w:r>
+          </w:p>
+        </w:tc>
+        <w:tc>
+          <w:tcPr>
+            <w:tcW w:w="485" w:type="dxa"/>
+            <w:tcBorders/>
+            <w:vAlign w:val="center"/>
+          </w:tcPr>
+          <w:p>
+            <w:pPr>
+              <w:pStyle w:val="Contenidodelatabla"/>
+              <w:bidi w:val="0"/>
+              <w:spacing w:before="0" w:after="240"/>
+              <w:jc w:val="center"/>
+              <w:rPr/>
+            </w:pPr>
+            <w:r>
+              <w:rPr/>
+              <w:t>1B</w:t>
+            </w:r>
+          </w:p>
+        </w:tc>
+        <w:tc>
+          <w:tcPr>
+            <w:tcW w:w="468" w:type="dxa"/>
+            <w:tcBorders/>
+            <w:vAlign w:val="center"/>
+          </w:tcPr>
+          <w:p>
+            <w:pPr>
+              <w:pStyle w:val="Contenidodelatabla"/>
+              <w:bidi w:val="0"/>
+              <w:spacing w:before="0" w:after="240"/>
+              <w:jc w:val="center"/>
+              <w:rPr/>
+            </w:pPr>
+            <w:r>
+              <w:rPr/>
+              <w:t>2B</w:t>
+            </w:r>
+          </w:p>
+        </w:tc>
+        <w:tc>
+          <w:tcPr>
+            <w:tcW w:w="458" w:type="dxa"/>
+            <w:tcBorders/>
+            <w:vAlign w:val="center"/>
+          </w:tcPr>
+          <w:p>
+            <w:pPr>
+              <w:pStyle w:val="Contenidodelatabla"/>
+              <w:bidi w:val="0"/>
+              <w:spacing w:before="0" w:after="240"/>
+              <w:jc w:val="center"/>
+              <w:rPr/>
+            </w:pPr>
+            <w:r>
+              <w:rPr/>
+              <w:t>5B</w:t>
+            </w:r>
+          </w:p>
+        </w:tc>
+        <w:tc>
+          <w:tcPr>
+            <w:tcW w:w="1735" w:type="dxa"/>
+            <w:tcBorders/>
+            <w:vAlign w:val="center"/>
+          </w:tcPr>
+          <w:p>
+            <w:pPr>
+              <w:pStyle w:val="Contenidodelatabla"/>
+              <w:bidi w:val="0"/>
+              <w:spacing w:before="0" w:after="240"/>
+              <w:jc w:val="center"/>
+              <w:rPr/>
+            </w:pPr>
+            <w:r>
+              <w:rPr>
+                <w:rStyle w:val="Strong"/>
+              </w:rPr>
+              <w:t>6B</w:t>
+            </w:r>
+          </w:p>
+        </w:tc>
+        <w:tc>
+          <w:tcPr>
+            <w:tcW w:w="2267" w:type="dxa"/>
+            <w:tcBorders/>
+            <w:vAlign w:val="center"/>
+          </w:tcPr>
+          <w:p>
+            <w:pPr>
+              <w:pStyle w:val="Contenidodelatabla"/>
+              <w:bidi w:val="0"/>
+              <w:spacing w:before="0" w:after="240"/>
+              <w:jc w:val="center"/>
+              <w:rPr/>
+            </w:pPr>
+            <w:r>
+              <w:rPr/>
+              <w:t xml:space="preserve">$4B → 6B$: </w:t>
+            </w:r>
+            <w:r>
+              <w:rPr>
+                <w:rStyle w:val="Textooriginal"/>
+              </w:rPr>
+              <w:t>[Rr]</w:t>
+            </w:r>
+          </w:p>
+        </w:tc>
+        <w:tc>
+          <w:tcPr>
+            <w:tcW w:w="2733" w:type="dxa"/>
+            <w:tcBorders/>
+            <w:vAlign w:val="center"/>
+          </w:tcPr>
+          <w:p>
+            <w:pPr>
+              <w:pStyle w:val="Contenidodelatabla"/>
+              <w:bidi w:val="0"/>
+              <w:spacing w:before="0" w:after="240"/>
+              <w:jc w:val="center"/>
+              <w:rPr/>
+            </w:pPr>
+            <w:r>
+              <w:rPr/>
+              <w:t>$+0.125$</w:t>
+            </w:r>
+          </w:p>
+        </w:tc>
+        <w:tc>
+          <w:tcPr>
+            <w:tcW w:w="4967" w:type="dxa"/>
+            <w:tcBorders/>
+            <w:vAlign w:val="center"/>
+          </w:tcPr>
+          <w:p>
+            <w:pPr>
+              <w:pStyle w:val="Contenidodelatabla"/>
+              <w:bidi w:val="0"/>
+              <w:spacing w:before="0" w:after="240"/>
+              <w:jc w:val="center"/>
+              <w:rPr/>
+            </w:pPr>
+            <w:r>
+              <w:rPr/>
+              <w:t>Integrated Neutral</w:t>
+            </w:r>
+          </w:p>
+        </w:tc>
+      </w:tr>
+      <w:tr>
+        <w:trPr/>
+        <w:tc>
+          <w:tcPr>
+            <w:tcW w:w="416" w:type="dxa"/>
+            <w:tcBorders/>
+            <w:vAlign w:val="center"/>
+          </w:tcPr>
+          <w:p>
+            <w:pPr>
+              <w:pStyle w:val="Contenidodelatabla"/>
+              <w:bidi w:val="0"/>
+              <w:spacing w:before="0" w:after="240"/>
+              <w:jc w:val="center"/>
+              <w:rPr/>
+            </w:pPr>
+            <w:r>
+              <w:rPr>
+                <w:rStyle w:val="Strong"/>
+              </w:rPr>
+              <w:t>5B</w:t>
+            </w:r>
+          </w:p>
+        </w:tc>
+        <w:tc>
+          <w:tcPr>
+            <w:tcW w:w="399" w:type="dxa"/>
+            <w:tcBorders/>
+            <w:vAlign w:val="center"/>
+          </w:tcPr>
+          <w:p>
+            <w:pPr>
+              <w:pStyle w:val="Contenidodelatabla"/>
+              <w:bidi w:val="0"/>
+              <w:spacing w:before="0" w:after="240"/>
+              <w:jc w:val="center"/>
+              <w:rPr/>
+            </w:pPr>
+            <w:r>
+              <w:rPr/>
+              <w:t>2B</w:t>
+            </w:r>
+          </w:p>
+        </w:tc>
+        <w:tc>
+          <w:tcPr>
+            <w:tcW w:w="521" w:type="dxa"/>
+            <w:tcBorders/>
+            <w:vAlign w:val="center"/>
+          </w:tcPr>
+          <w:p>
+            <w:pPr>
+              <w:pStyle w:val="Contenidodelatabla"/>
+              <w:bidi w:val="0"/>
+              <w:spacing w:before="0" w:after="240"/>
+              <w:jc w:val="center"/>
+              <w:rPr/>
+            </w:pPr>
+            <w:r>
+              <w:rPr/>
+              <w:t>3B</w:t>
+            </w:r>
+          </w:p>
+        </w:tc>
+        <w:tc>
+          <w:tcPr>
+            <w:tcW w:w="485" w:type="dxa"/>
+            <w:tcBorders/>
+            <w:vAlign w:val="center"/>
+          </w:tcPr>
+          <w:p>
+            <w:pPr>
+              <w:pStyle w:val="Contenidodelatabla"/>
+              <w:bidi w:val="0"/>
+              <w:spacing w:before="0" w:after="240"/>
+              <w:jc w:val="center"/>
+              <w:rPr/>
+            </w:pPr>
+            <w:r>
+              <w:rPr/>
+              <w:t>5B</w:t>
+            </w:r>
+          </w:p>
+        </w:tc>
+        <w:tc>
+          <w:tcPr>
+            <w:tcW w:w="468" w:type="dxa"/>
+            <w:tcBorders/>
+            <w:vAlign w:val="center"/>
+          </w:tcPr>
+          <w:p>
+            <w:pPr>
+              <w:pStyle w:val="Contenidodelatabla"/>
+              <w:bidi w:val="0"/>
+              <w:spacing w:before="0" w:after="240"/>
+              <w:jc w:val="center"/>
+              <w:rPr/>
+            </w:pPr>
+            <w:r>
+              <w:rPr/>
+              <w:t>1B</w:t>
+            </w:r>
+          </w:p>
+        </w:tc>
+        <w:tc>
+          <w:tcPr>
+            <w:tcW w:w="458" w:type="dxa"/>
+            <w:tcBorders/>
+            <w:vAlign w:val="center"/>
+          </w:tcPr>
+          <w:p>
+            <w:pPr>
+              <w:pStyle w:val="Contenidodelatabla"/>
+              <w:bidi w:val="0"/>
+              <w:spacing w:before="0" w:after="240"/>
+              <w:jc w:val="center"/>
+              <w:rPr/>
+            </w:pPr>
+            <w:r>
+              <w:rPr/>
+              <w:t>4B</w:t>
+            </w:r>
+          </w:p>
+        </w:tc>
+        <w:tc>
+          <w:tcPr>
+            <w:tcW w:w="1735" w:type="dxa"/>
+            <w:tcBorders/>
+            <w:vAlign w:val="center"/>
+          </w:tcPr>
+          <w:p>
+            <w:pPr>
+              <w:pStyle w:val="Contenidodelatabla"/>
+              <w:bidi w:val="0"/>
+              <w:spacing w:before="0" w:after="240"/>
+              <w:jc w:val="center"/>
+              <w:rPr/>
+            </w:pPr>
+            <w:r>
+              <w:rPr>
+                <w:rStyle w:val="Strong"/>
+              </w:rPr>
+              <w:t>6B</w:t>
+            </w:r>
+          </w:p>
+        </w:tc>
+        <w:tc>
+          <w:tcPr>
+            <w:tcW w:w="2267" w:type="dxa"/>
+            <w:tcBorders/>
+            <w:vAlign w:val="center"/>
+          </w:tcPr>
+          <w:p>
+            <w:pPr>
+              <w:pStyle w:val="Contenidodelatabla"/>
+              <w:bidi w:val="0"/>
+              <w:spacing w:before="0" w:after="240"/>
+              <w:jc w:val="center"/>
+              <w:rPr/>
+            </w:pPr>
+            <w:r>
+              <w:rPr/>
+              <w:t xml:space="preserve">$5B → 6B$: </w:t>
+            </w:r>
+            <w:r>
+              <w:rPr>
+                <w:rStyle w:val="Textooriginal"/>
+              </w:rPr>
+              <w:t>[Rr]</w:t>
+            </w:r>
+          </w:p>
+        </w:tc>
+        <w:tc>
+          <w:tcPr>
+            <w:tcW w:w="2733" w:type="dxa"/>
+            <w:tcBorders/>
+            <w:vAlign w:val="center"/>
+          </w:tcPr>
+          <w:p>
+            <w:pPr>
+              <w:pStyle w:val="Contenidodelatabla"/>
+              <w:bidi w:val="0"/>
+              <w:spacing w:before="0" w:after="240"/>
+              <w:jc w:val="center"/>
+              <w:rPr/>
+            </w:pPr>
+            <w:r>
+              <w:rPr/>
+              <w:t>$+0.125$</w:t>
+            </w:r>
+          </w:p>
+        </w:tc>
+        <w:tc>
+          <w:tcPr>
+            <w:tcW w:w="4967" w:type="dxa"/>
+            <w:tcBorders/>
+            <w:vAlign w:val="center"/>
+          </w:tcPr>
+          <w:p>
+            <w:pPr>
+              <w:pStyle w:val="Contenidodelatabla"/>
+              <w:bidi w:val="0"/>
+              <w:spacing w:before="0" w:after="240"/>
+              <w:jc w:val="center"/>
+              <w:rPr/>
+            </w:pPr>
+            <w:r>
+              <w:rPr/>
+              <w:t>Integrated Neutral</w:t>
+            </w:r>
+          </w:p>
+        </w:tc>
+      </w:tr>
+      <w:tr>
+        <w:trPr/>
+        <w:tc>
+          <w:tcPr>
+            <w:tcW w:w="416" w:type="dxa"/>
+            <w:tcBorders/>
+            <w:vAlign w:val="center"/>
+          </w:tcPr>
+          <w:p>
+            <w:pPr>
+              <w:pStyle w:val="Contenidodelatabla"/>
+              <w:bidi w:val="0"/>
+              <w:spacing w:before="0" w:after="240"/>
+              <w:jc w:val="center"/>
+              <w:rPr/>
+            </w:pPr>
+            <w:r>
+              <w:rPr>
+                <w:rStyle w:val="Strong"/>
+              </w:rPr>
+              <w:t>6B</w:t>
+            </w:r>
+          </w:p>
+        </w:tc>
+        <w:tc>
+          <w:tcPr>
+            <w:tcW w:w="399" w:type="dxa"/>
+            <w:tcBorders/>
+            <w:vAlign w:val="center"/>
+          </w:tcPr>
+          <w:p>
+            <w:pPr>
+              <w:pStyle w:val="Contenidodelatabla"/>
+              <w:bidi w:val="0"/>
+              <w:spacing w:before="0" w:after="240"/>
+              <w:jc w:val="center"/>
+              <w:rPr/>
+            </w:pPr>
+            <w:r>
+              <w:rPr/>
+              <w:t>1B</w:t>
+            </w:r>
+          </w:p>
+        </w:tc>
+        <w:tc>
+          <w:tcPr>
+            <w:tcW w:w="521" w:type="dxa"/>
+            <w:tcBorders/>
+            <w:vAlign w:val="center"/>
+          </w:tcPr>
+          <w:p>
+            <w:pPr>
+              <w:pStyle w:val="Contenidodelatabla"/>
+              <w:bidi w:val="0"/>
+              <w:spacing w:before="0" w:after="240"/>
+              <w:jc w:val="center"/>
+              <w:rPr/>
+            </w:pPr>
+            <w:r>
+              <w:rPr/>
+              <w:t>2B</w:t>
+            </w:r>
+          </w:p>
+        </w:tc>
+        <w:tc>
+          <w:tcPr>
+            <w:tcW w:w="485" w:type="dxa"/>
+            <w:tcBorders/>
+            <w:vAlign w:val="center"/>
+          </w:tcPr>
+          <w:p>
+            <w:pPr>
+              <w:pStyle w:val="Contenidodelatabla"/>
+              <w:bidi w:val="0"/>
+              <w:spacing w:before="0" w:after="240"/>
+              <w:jc w:val="center"/>
+              <w:rPr/>
+            </w:pPr>
+            <w:r>
+              <w:rPr/>
+              <w:t>6B</w:t>
+            </w:r>
+          </w:p>
+        </w:tc>
+        <w:tc>
+          <w:tcPr>
+            <w:tcW w:w="468" w:type="dxa"/>
+            <w:tcBorders/>
+            <w:vAlign w:val="center"/>
+          </w:tcPr>
+          <w:p>
+            <w:pPr>
+              <w:pStyle w:val="Contenidodelatabla"/>
+              <w:bidi w:val="0"/>
+              <w:spacing w:before="0" w:after="240"/>
+              <w:jc w:val="center"/>
+              <w:rPr/>
+            </w:pPr>
+            <w:r>
+              <w:rPr/>
+              <w:t>3B</w:t>
+            </w:r>
+          </w:p>
+        </w:tc>
+        <w:tc>
+          <w:tcPr>
+            <w:tcW w:w="458" w:type="dxa"/>
+            <w:tcBorders/>
+            <w:vAlign w:val="center"/>
+          </w:tcPr>
+          <w:p>
+            <w:pPr>
+              <w:pStyle w:val="Contenidodelatabla"/>
+              <w:bidi w:val="0"/>
+              <w:spacing w:before="0" w:after="240"/>
+              <w:jc w:val="center"/>
+              <w:rPr/>
+            </w:pPr>
+            <w:r>
+              <w:rPr/>
+              <w:t>4B</w:t>
+            </w:r>
+          </w:p>
+        </w:tc>
+        <w:tc>
+          <w:tcPr>
+            <w:tcW w:w="1735" w:type="dxa"/>
+            <w:tcBorders/>
+            <w:vAlign w:val="center"/>
+          </w:tcPr>
+          <w:p>
+            <w:pPr>
+              <w:pStyle w:val="Contenidodelatabla"/>
+              <w:bidi w:val="0"/>
+              <w:spacing w:before="0" w:after="240"/>
+              <w:jc w:val="center"/>
+              <w:rPr/>
+            </w:pPr>
+            <w:r>
+              <w:rPr/>
+              <w:t>5B</w:t>
+            </w:r>
+          </w:p>
+        </w:tc>
+        <w:tc>
+          <w:tcPr>
+            <w:tcW w:w="2267" w:type="dxa"/>
+            <w:tcBorders/>
+            <w:vAlign w:val="center"/>
+          </w:tcPr>
+          <w:p>
+            <w:pPr>
+              <w:pStyle w:val="Contenidodelatabla"/>
+              <w:bidi w:val="0"/>
+              <w:spacing w:before="0" w:after="240"/>
+              <w:jc w:val="center"/>
+              <w:rPr/>
+            </w:pPr>
+            <w:r>
+              <w:rPr/>
+              <w:t xml:space="preserve">$6B → \text{Group}$: </w:t>
+            </w:r>
+          </w:p>
+        </w:tc>
+        <w:tc>
+          <w:tcPr>
+            <w:tcW w:w="2733" w:type="dxa"/>
+            <w:tcBorders/>
+            <w:vAlign w:val="center"/>
+          </w:tcPr>
+          <w:p>
+            <w:pPr>
+              <w:pStyle w:val="Contenidodelatabla"/>
+              <w:bidi w:val="0"/>
+              <w:spacing w:before="0" w:after="240"/>
+              <w:jc w:val="center"/>
+              <w:rPr/>
+            </w:pPr>
+            <w:r>
+              <w:rPr>
+                <w:rStyle w:val="Strong"/>
+              </w:rPr>
+              <w:t>$-1.500$</w:t>
+            </w:r>
+          </w:p>
+        </w:tc>
+        <w:tc>
+          <w:tcPr>
+            <w:tcW w:w="4967" w:type="dxa"/>
+            <w:tcBorders/>
+            <w:vAlign w:val="center"/>
+          </w:tcPr>
+          <w:p>
+            <w:pPr>
+              <w:pStyle w:val="Contenidodelatabla"/>
+              <w:bidi w:val="0"/>
+              <w:spacing w:before="0" w:after="240"/>
+              <w:jc w:val="center"/>
+              <w:rPr/>
+            </w:pPr>
+            <w:r>
+              <w:rPr>
+                <w:rStyle w:val="Strong"/>
+              </w:rPr>
+              <w:t>Unanimous Ostracism (Relational Asphyxia)</w:t>
+            </w:r>
+          </w:p>
+        </w:tc>
+      </w:tr>
+    </w:tbl>
     <w:p>
       <w:pPr>
         <w:pStyle w:val="BodyText"/>
@@ -916,7 +6812,7 @@
         </w:rPr>
         <w:drawing>
           <wp:inline distT="0" distB="0" distL="0" distR="0">
-            <wp:extent cx="48796575" cy="19659600"/>
+            <wp:extent cx="56864250" cy="26860500"/>
             <wp:effectExtent l="0" t="0" r="0" b="0"/>
             <wp:docPr id="3" name="Imagen3" title="Figure 1: BREVE Data Capture and Transformation Architecture"/>
             <wp:cNvGraphicFramePr>
@@ -940,7 +6836,7 @@
                   <pic:spPr bwMode="auto">
                     <a:xfrm>
                       <a:off x="0" y="0"/>
-                      <a:ext cx="48796575" cy="19659600"/>
+                      <a:ext cx="56864250" cy="26860500"/>
                     </a:xfrm>
                     <a:prstGeom prst="rect">
                       <a:avLst/>
@@ -958,6 +6854,20 @@
           <w:shd w:fill="FFFFFF" w:val="clear"/>
         </w:rPr>
         <w:t xml:space="preserve">Figure 1: BREVE Data Capture and Transformation Architecture </w:t>
+      </w:r>
+    </w:p>
+    <w:p>
+      <w:pPr>
+        <w:pStyle w:val="BodyText"/>
+        <w:bidi w:val="0"/>
+        <w:rPr/>
+      </w:pPr>
+      <w:r>
+        <w:rPr>
+          <w:rStyle w:val="Emphasis"/>
+          <w:shd w:fill="FFFFFF" w:val="clear"/>
+        </w:rPr>
+        <w:t>Figure 1: BREVE Input Architecture and Derived SMIb / SMIa Matrices (Canonical N = 6 Scenario, Bipolar Group G1). Left Panel: Forced ranking Matrix A(i, rank) 1st to 6th, bijective Moreno transcription (E, R, pE, pR), and triangulated metaperceptions (αE, ωE). Center Panel: Instrumental SMIb sociomatrix of dyadic tetragrams (A1·A2·A3·A4). Right Panel: Integrated SMIa sociomatrix in Q81 lattice.</w:t>
       </w:r>
     </w:p>
     <w:p>
@@ -1686,10 +7596,10 @@
             <w:pPr>
               <w:pStyle w:val="Ttulodelatabla"/>
               <w:suppressLineNumbers/>
-              <w:shd w:fill="EDF2F7" w:val="clear"/>
-              <w:bidi w:val="0"/>
-              <w:spacing w:before="0" w:after="240"/>
-              <w:jc w:val="start"/>
+              <w:shd w:fill="1E3A8A" w:val="clear"/>
+              <w:bidi w:val="0"/>
+              <w:spacing w:before="0" w:after="240"/>
+              <w:jc w:val="center"/>
               <w:rPr/>
             </w:pPr>
             <w:r>
@@ -1708,10 +7618,10 @@
             <w:pPr>
               <w:pStyle w:val="Ttulodelatabla"/>
               <w:suppressLineNumbers/>
-              <w:shd w:fill="EDF2F7" w:val="clear"/>
-              <w:bidi w:val="0"/>
-              <w:spacing w:before="0" w:after="240"/>
-              <w:jc w:val="start"/>
+              <w:shd w:fill="1E3A8A" w:val="clear"/>
+              <w:bidi w:val="0"/>
+              <w:spacing w:before="0" w:after="240"/>
+              <w:jc w:val="center"/>
               <w:rPr/>
             </w:pPr>
             <w:r>
@@ -1730,10 +7640,10 @@
             <w:pPr>
               <w:pStyle w:val="Ttulodelatabla"/>
               <w:suppressLineNumbers/>
-              <w:shd w:fill="EDF2F7" w:val="clear"/>
-              <w:bidi w:val="0"/>
-              <w:spacing w:before="0" w:after="240"/>
-              <w:jc w:val="start"/>
+              <w:shd w:fill="1E3A8A" w:val="clear"/>
+              <w:bidi w:val="0"/>
+              <w:spacing w:before="0" w:after="240"/>
+              <w:jc w:val="center"/>
               <w:rPr/>
             </w:pPr>
             <w:r>
@@ -1752,10 +7662,10 @@
             <w:pPr>
               <w:pStyle w:val="Ttulodelatabla"/>
               <w:suppressLineNumbers/>
-              <w:shd w:fill="EDF2F7" w:val="clear"/>
-              <w:bidi w:val="0"/>
-              <w:spacing w:before="0" w:after="240"/>
-              <w:jc w:val="start"/>
+              <w:shd w:fill="1E3A8A" w:val="clear"/>
+              <w:bidi w:val="0"/>
+              <w:spacing w:before="0" w:after="240"/>
+              <w:jc w:val="center"/>
               <w:rPr/>
             </w:pPr>
             <w:r>
@@ -1774,10 +7684,10 @@
             <w:pPr>
               <w:pStyle w:val="Ttulodelatabla"/>
               <w:suppressLineNumbers/>
-              <w:shd w:fill="EDF2F7" w:val="clear"/>
-              <w:bidi w:val="0"/>
-              <w:spacing w:before="0" w:after="240"/>
-              <w:jc w:val="start"/>
+              <w:shd w:fill="1E3A8A" w:val="clear"/>
+              <w:bidi w:val="0"/>
+              <w:spacing w:before="0" w:after="240"/>
+              <w:jc w:val="center"/>
               <w:rPr/>
             </w:pPr>
             <w:r>
@@ -1800,7 +7710,7 @@
               <w:pStyle w:val="Contenidodelatabla"/>
               <w:bidi w:val="0"/>
               <w:spacing w:before="0" w:after="240"/>
-              <w:jc w:val="start"/>
+              <w:jc w:val="center"/>
               <w:rPr/>
             </w:pPr>
             <w:r>
@@ -1822,7 +7732,7 @@
               <w:pStyle w:val="Contenidodelatabla"/>
               <w:bidi w:val="0"/>
               <w:spacing w:before="0" w:after="240"/>
-              <w:jc w:val="start"/>
+              <w:jc w:val="center"/>
               <w:rPr/>
             </w:pPr>
             <w:r>
@@ -1848,7 +7758,7 @@
               <w:pStyle w:val="Contenidodelatabla"/>
               <w:bidi w:val="0"/>
               <w:spacing w:before="0" w:after="240"/>
-              <w:jc w:val="start"/>
+              <w:jc w:val="center"/>
               <w:rPr/>
             </w:pPr>
             <w:r>
@@ -1874,7 +7784,7 @@
               <w:pStyle w:val="Contenidodelatabla"/>
               <w:bidi w:val="0"/>
               <w:spacing w:before="0" w:after="240"/>
-              <w:jc w:val="start"/>
+              <w:jc w:val="center"/>
               <w:rPr/>
             </w:pPr>
             <w:r>
@@ -1900,7 +7810,7 @@
               <w:pStyle w:val="Contenidodelatabla"/>
               <w:bidi w:val="0"/>
               <w:spacing w:before="0" w:after="240"/>
-              <w:jc w:val="start"/>
+              <w:jc w:val="center"/>
               <w:rPr/>
             </w:pPr>
             <w:r>
@@ -1929,7 +7839,7 @@
               <w:pStyle w:val="Contenidodelatabla"/>
               <w:bidi w:val="0"/>
               <w:spacing w:before="0" w:after="240"/>
-              <w:jc w:val="start"/>
+              <w:jc w:val="center"/>
               <w:rPr/>
             </w:pPr>
             <w:r>
@@ -1951,7 +7861,7 @@
               <w:pStyle w:val="Contenidodelatabla"/>
               <w:bidi w:val="0"/>
               <w:spacing w:before="0" w:after="240"/>
-              <w:jc w:val="start"/>
+              <w:jc w:val="center"/>
               <w:rPr/>
             </w:pPr>
             <w:r>
@@ -1977,7 +7887,7 @@
               <w:pStyle w:val="Contenidodelatabla"/>
               <w:bidi w:val="0"/>
               <w:spacing w:before="0" w:after="240"/>
-              <w:jc w:val="start"/>
+              <w:jc w:val="center"/>
               <w:rPr/>
             </w:pPr>
             <w:r>
@@ -2003,7 +7913,7 @@
               <w:pStyle w:val="Contenidodelatabla"/>
               <w:bidi w:val="0"/>
               <w:spacing w:before="0" w:after="240"/>
-              <w:jc w:val="start"/>
+              <w:jc w:val="center"/>
               <w:rPr/>
             </w:pPr>
             <w:r>
@@ -2029,7 +7939,7 @@
               <w:pStyle w:val="Contenidodelatabla"/>
               <w:bidi w:val="0"/>
               <w:spacing w:before="0" w:after="240"/>
-              <w:jc w:val="start"/>
+              <w:jc w:val="center"/>
               <w:rPr/>
             </w:pPr>
             <w:r>
@@ -2058,7 +7968,7 @@
               <w:pStyle w:val="Contenidodelatabla"/>
               <w:bidi w:val="0"/>
               <w:spacing w:before="0" w:after="240"/>
-              <w:jc w:val="start"/>
+              <w:jc w:val="center"/>
               <w:rPr/>
             </w:pPr>
             <w:r>
@@ -2080,7 +7990,7 @@
               <w:pStyle w:val="Contenidodelatabla"/>
               <w:bidi w:val="0"/>
               <w:spacing w:before="0" w:after="240"/>
-              <w:jc w:val="start"/>
+              <w:jc w:val="center"/>
               <w:rPr/>
             </w:pPr>
             <w:r>
@@ -2106,7 +8016,7 @@
               <w:pStyle w:val="Contenidodelatabla"/>
               <w:bidi w:val="0"/>
               <w:spacing w:before="0" w:after="240"/>
-              <w:jc w:val="start"/>
+              <w:jc w:val="center"/>
               <w:rPr/>
             </w:pPr>
             <w:r>
@@ -2132,7 +8042,7 @@
               <w:pStyle w:val="Contenidodelatabla"/>
               <w:bidi w:val="0"/>
               <w:spacing w:before="0" w:after="240"/>
-              <w:jc w:val="start"/>
+              <w:jc w:val="center"/>
               <w:rPr/>
             </w:pPr>
             <w:r>
@@ -2158,7 +8068,7 @@
               <w:pStyle w:val="Contenidodelatabla"/>
               <w:bidi w:val="0"/>
               <w:spacing w:before="0" w:after="240"/>
-              <w:jc w:val="start"/>
+              <w:jc w:val="center"/>
               <w:rPr/>
             </w:pPr>
             <w:r>
@@ -2187,7 +8097,7 @@
               <w:pStyle w:val="Contenidodelatabla"/>
               <w:bidi w:val="0"/>
               <w:spacing w:before="0" w:after="240"/>
-              <w:jc w:val="start"/>
+              <w:jc w:val="center"/>
               <w:rPr/>
             </w:pPr>
             <w:r>
@@ -2209,7 +8119,7 @@
               <w:pStyle w:val="Contenidodelatabla"/>
               <w:bidi w:val="0"/>
               <w:spacing w:before="0" w:after="240"/>
-              <w:jc w:val="start"/>
+              <w:jc w:val="center"/>
               <w:rPr/>
             </w:pPr>
             <w:r>
@@ -2235,7 +8145,7 @@
               <w:pStyle w:val="Contenidodelatabla"/>
               <w:bidi w:val="0"/>
               <w:spacing w:before="0" w:after="240"/>
-              <w:jc w:val="start"/>
+              <w:jc w:val="center"/>
               <w:rPr/>
             </w:pPr>
             <w:r>
@@ -2261,7 +8171,7 @@
               <w:pStyle w:val="Contenidodelatabla"/>
               <w:bidi w:val="0"/>
               <w:spacing w:before="0" w:after="240"/>
-              <w:jc w:val="start"/>
+              <w:jc w:val="center"/>
               <w:rPr/>
             </w:pPr>
             <w:r>
@@ -2287,7 +8197,7 @@
               <w:pStyle w:val="Contenidodelatabla"/>
               <w:bidi w:val="0"/>
               <w:spacing w:before="0" w:after="240"/>
-              <w:jc w:val="start"/>
+              <w:jc w:val="center"/>
               <w:rPr/>
             </w:pPr>
             <w:r>
@@ -2416,7 +8326,7 @@
         <w:rPr>
           <w:shd w:fill="FFFFFF" w:val="clear"/>
         </w:rPr>
-        <w:t xml:space="preserve"> $W(k) = 2^{1-k}$ ($1st=1.000, 2nd=0.500, 3rd=0.250\dots$). To distinguish ordinal ranks from continuous physical magnitudes, the four components of the dyadic tetragram adopt the differential prefix </w:t>
+        <w:t xml:space="preserve"> $W(k) = 2^{1-k}$ ($1st=1.000, 2nd=0.500, 3rd=0.250…$). To distinguish ordinal ranks from continuous physical magnitudes, the four components of the dyadic tetragram adopt the differential prefix </w:t>
       </w:r>
       <w:r>
         <w:rPr>
@@ -2486,29 +8396,21 @@
     </w:p>
     <w:p>
       <w:pPr>
-        <w:pStyle w:val="BodyText"/>
-        <w:bidi w:val="0"/>
-        <w:rPr>
-          <w:shd w:fill="FFFFFF" w:val="clear"/>
-        </w:rPr>
-      </w:pPr>
-      <w:r>
-        <w:rPr>
-          <w:shd w:fill="FFFFFF" w:val="clear"/>
-        </w:rPr>
-        <w:t>```</w:t>
-      </w:r>
-    </w:p>
-    <w:p>
-      <w:pPr>
-        <w:pStyle w:val="BodyText"/>
-        <w:bidi w:val="0"/>
-        <w:rPr>
-          <w:shd w:fill="FFFFFF" w:val="clear"/>
-        </w:rPr>
-      </w:pPr>
-      <w:r>
-        <w:rPr>
+        <w:pStyle w:val="Textopreformateado"/>
+        <w:bidi w:val="0"/>
+        <w:jc w:val="start"/>
+        <w:rPr/>
+      </w:pPr>
+      <w:r>
+        <w:rPr>
+          <w:rStyle w:val="Textooriginal"/>
+          <w:shd w:fill="FFFFFF" w:val="clear"/>
+        </w:rPr>
+        <w:t xml:space="preserve">                            </w:t>
+      </w:r>
+      <w:r>
+        <w:rPr>
+          <w:rStyle w:val="Textooriginal"/>
           <w:shd w:fill="FFFFFF" w:val="clear"/>
         </w:rPr>
         <w:t>THE DENSITY TETRAGRAM</w:t>
@@ -2516,137 +8418,157 @@
     </w:p>
     <w:p>
       <w:pPr>
-        <w:pStyle w:val="BodyText"/>
-        <w:bidi w:val="0"/>
-        <w:rPr>
-          <w:shd w:fill="FFFFFF" w:val="clear"/>
-        </w:rPr>
-      </w:pPr>
-      <w:r>
-        <w:rPr>
-          <w:shd w:fill="FFFFFF" w:val="clear"/>
-        </w:rPr>
-        <w:t>[ dDP dDA │ dRA dRP ]</w:t>
-      </w:r>
-    </w:p>
-    <w:p>
-      <w:pPr>
-        <w:pStyle w:val="BodyText"/>
-        <w:bidi w:val="0"/>
-        <w:rPr>
-          <w:shd w:fill="FFFFFF" w:val="clear"/>
-        </w:rPr>
-      </w:pPr>
-      <w:r>
-        <w:rPr>
-          <w:shd w:fill="FFFFFF" w:val="clear"/>
-        </w:rPr>
-        <w:t>│</w:t>
-      </w:r>
-    </w:p>
-    <w:p>
-      <w:pPr>
-        <w:pStyle w:val="BodyText"/>
-        <w:bidi w:val="0"/>
-        <w:rPr>
-          <w:shd w:fill="FFFFFF" w:val="clear"/>
-        </w:rPr>
-      </w:pPr>
-      <w:r>
-        <w:rPr>
-          <w:shd w:fill="FFFFFF" w:val="clear"/>
-        </w:rPr>
-        <w:t>┌──────────────────────────────┼──────────────────────────────┐</w:t>
-      </w:r>
-    </w:p>
-    <w:p>
-      <w:pPr>
-        <w:pStyle w:val="BodyText"/>
-        <w:bidi w:val="0"/>
-        <w:rPr>
-          <w:shd w:fill="FFFFFF" w:val="clear"/>
-        </w:rPr>
-      </w:pPr>
-      <w:r>
-        <w:rPr>
-          <w:shd w:fill="FFFFFF" w:val="clear"/>
-        </w:rPr>
-        <w:t>▼ ▼ ▼</w:t>
-      </w:r>
-    </w:p>
-    <w:p>
-      <w:pPr>
-        <w:pStyle w:val="BodyText"/>
-        <w:bidi w:val="0"/>
-        <w:rPr>
-          <w:shd w:fill="FFFFFF" w:val="clear"/>
-        </w:rPr>
-      </w:pPr>
-      <w:r>
-        <w:rPr>
-          <w:shd w:fill="FFFFFF" w:val="clear"/>
-        </w:rPr>
-        <w:t>PRISM 1: OPERATIONAL PRISM 2: ONTOLOGICAL PRISM 3: DIALECTICAL</w:t>
-      </w:r>
-    </w:p>
-    <w:p>
-      <w:pPr>
-        <w:pStyle w:val="BodyText"/>
-        <w:bidi w:val="0"/>
-        <w:rPr>
-          <w:shd w:fill="FFFFFF" w:val="clear"/>
-        </w:rPr>
-      </w:pPr>
-      <w:r>
-        <w:rPr>
-          <w:shd w:fill="FFFFFF" w:val="clear"/>
-        </w:rPr>
-        <w:t>[ 12 │ 34 ] [ 14 │ 23 ] [ 13 │ 24 ]</w:t>
-      </w:r>
-    </w:p>
-    <w:p>
-      <w:pPr>
-        <w:pStyle w:val="BodyText"/>
-        <w:bidi w:val="0"/>
-        <w:rPr>
-          <w:shd w:fill="FFFFFF" w:val="clear"/>
-        </w:rPr>
-      </w:pPr>
-      <w:r>
-        <w:rPr>
-          <w:shd w:fill="FFFFFF" w:val="clear"/>
-        </w:rPr>
-        <w:t>Sender vs. Receiver Mind vs. Facts Cross-Attunement</w:t>
-      </w:r>
-    </w:p>
-    <w:p>
-      <w:pPr>
-        <w:pStyle w:val="BodyText"/>
-        <w:bidi w:val="0"/>
-        <w:rPr>
-          <w:shd w:fill="FFFFFF" w:val="clear"/>
-        </w:rPr>
-      </w:pPr>
-      <w:r>
-        <w:rPr>
-          <w:shd w:fill="FFFFFF" w:val="clear"/>
-        </w:rPr>
-        <w:t>S12, B12 │ S34, B34 S14, B14 │ S23, B23 S13, B13 │ S24, B24</w:t>
-      </w:r>
-    </w:p>
-    <w:p>
-      <w:pPr>
-        <w:pStyle w:val="BodyText"/>
-        <w:bidi w:val="0"/>
-        <w:rPr>
-          <w:shd w:fill="FFFFFF" w:val="clear"/>
-        </w:rPr>
-      </w:pPr>
-      <w:r>
-        <w:rPr>
-          <w:shd w:fill="FFFFFF" w:val="clear"/>
-        </w:rPr>
-        <w:t>```</w:t>
+        <w:pStyle w:val="Textopreformateado"/>
+        <w:bidi w:val="0"/>
+        <w:jc w:val="start"/>
+        <w:rPr/>
+      </w:pPr>
+      <w:r>
+        <w:rPr>
+          <w:rStyle w:val="Textooriginal"/>
+          <w:shd w:fill="FFFFFF" w:val="clear"/>
+        </w:rPr>
+        <w:t xml:space="preserve">                         </w:t>
+      </w:r>
+      <w:r>
+        <w:rPr>
+          <w:rStyle w:val="Textooriginal"/>
+          <w:shd w:fill="FFFFFF" w:val="clear"/>
+        </w:rPr>
+        <w:t>[ dDP    dDA  │  dRA    dRP ]</w:t>
+      </w:r>
+    </w:p>
+    <w:p>
+      <w:pPr>
+        <w:pStyle w:val="Textopreformateado"/>
+        <w:bidi w:val="0"/>
+        <w:jc w:val="start"/>
+        <w:rPr/>
+      </w:pPr>
+      <w:r>
+        <w:rPr>
+          <w:rStyle w:val="Textooriginal"/>
+          <w:shd w:fill="FFFFFF" w:val="clear"/>
+        </w:rPr>
+        <w:t xml:space="preserve">                                       │</w:t>
+      </w:r>
+    </w:p>
+    <w:p>
+      <w:pPr>
+        <w:pStyle w:val="Textopreformateado"/>
+        <w:bidi w:val="0"/>
+        <w:jc w:val="start"/>
+        <w:rPr/>
+      </w:pPr>
+      <w:r>
+        <w:rPr>
+          <w:rStyle w:val="Textooriginal"/>
+          <w:shd w:fill="FFFFFF" w:val="clear"/>
+        </w:rPr>
+        <w:t xml:space="preserve">        ┌──────────────────────────────┼──────────────────────────────┐</w:t>
+      </w:r>
+    </w:p>
+    <w:p>
+      <w:pPr>
+        <w:pStyle w:val="Textopreformateado"/>
+        <w:bidi w:val="0"/>
+        <w:jc w:val="start"/>
+        <w:rPr/>
+      </w:pPr>
+      <w:r>
+        <w:rPr>
+          <w:rStyle w:val="Textooriginal"/>
+          <w:shd w:fill="FFFFFF" w:val="clear"/>
+        </w:rPr>
+        <w:t xml:space="preserve">        ▼                              ▼                              ▼</w:t>
+      </w:r>
+    </w:p>
+    <w:p>
+      <w:pPr>
+        <w:pStyle w:val="Textopreformateado"/>
+        <w:bidi w:val="0"/>
+        <w:jc w:val="start"/>
+        <w:rPr/>
+      </w:pPr>
+      <w:r>
+        <w:rPr>
+          <w:rStyle w:val="Textooriginal"/>
+          <w:shd w:fill="FFFFFF" w:val="clear"/>
+        </w:rPr>
+        <w:t xml:space="preserve">   </w:t>
+      </w:r>
+      <w:r>
+        <w:rPr>
+          <w:rStyle w:val="Textooriginal"/>
+          <w:shd w:fill="FFFFFF" w:val="clear"/>
+        </w:rPr>
+        <w:t>PRISM 1: OPERATIONAL           PRISM 2: ONTOLOGICAL          PRISM 3: DIALECTICAL</w:t>
+      </w:r>
+    </w:p>
+    <w:p>
+      <w:pPr>
+        <w:pStyle w:val="Textopreformateado"/>
+        <w:bidi w:val="0"/>
+        <w:jc w:val="start"/>
+        <w:rPr/>
+      </w:pPr>
+      <w:r>
+        <w:rPr>
+          <w:rStyle w:val="Textooriginal"/>
+          <w:shd w:fill="FFFFFF" w:val="clear"/>
+        </w:rPr>
+        <w:t xml:space="preserve">   </w:t>
+      </w:r>
+      <w:r>
+        <w:rPr>
+          <w:rStyle w:val="Textooriginal"/>
+          <w:shd w:fill="FFFFFF" w:val="clear"/>
+        </w:rPr>
+        <w:t>[ 12  │  34 ]                  [ 14  │  23 ]                 [ 13  │  24 ]</w:t>
+      </w:r>
+    </w:p>
+    <w:p>
+      <w:pPr>
+        <w:pStyle w:val="Textopreformateado"/>
+        <w:bidi w:val="0"/>
+        <w:jc w:val="start"/>
+        <w:rPr/>
+      </w:pPr>
+      <w:r>
+        <w:rPr>
+          <w:rStyle w:val="Textooriginal"/>
+          <w:shd w:fill="FFFFFF" w:val="clear"/>
+        </w:rPr>
+        <w:t xml:space="preserve">   </w:t>
+      </w:r>
+      <w:r>
+        <w:rPr>
+          <w:rStyle w:val="Textooriginal"/>
+          <w:shd w:fill="FFFFFF" w:val="clear"/>
+        </w:rPr>
+        <w:t>Sender vs. Receiver            Mind vs. Facts                Cross-Attunement</w:t>
+      </w:r>
+    </w:p>
+    <w:p>
+      <w:pPr>
+        <w:pStyle w:val="Textopreformateado"/>
+        <w:bidi w:val="0"/>
+        <w:jc w:val="start"/>
+        <w:rPr/>
+      </w:pPr>
+      <w:r>
+        <w:rPr>
+          <w:rStyle w:val="Textooriginal"/>
+          <w:shd w:fill="FFFFFF" w:val="clear"/>
+        </w:rPr>
+        <w:t xml:space="preserve">   </w:t>
+      </w:r>
+      <w:r>
+        <w:rPr>
+          <w:rStyle w:val="Textooriginal"/>
+          <w:shd w:fill="FFFFFF" w:val="clear"/>
+        </w:rPr>
+        <w:t>S12, B12  │  S34, B34          S14, B14  │  S23, B23         S13, B13  │  S24, B24</w:t>
       </w:r>
     </w:p>
     <w:p>
@@ -3104,7 +9026,7 @@
         <w:rPr>
           <w:shd w:fill="FFFFFF" w:val="clear"/>
         </w:rPr>
-        <w:t xml:space="preserve"> Mean outbound relational investment toward the network: $\bar{d}_{i\cdot} = \frac{1}{N-1}\sum_{j \neq i} d_{ij}$ (mean expansiveness). </w:t>
+        <w:t xml:space="preserve"> Mean outbound relational investment toward the network: $\bar{d}_{i\cdot} = \frac{1}{N-1}\sum_{j ≠ i} d_{ij}$ (mean expansiveness). </w:t>
       </w:r>
     </w:p>
     <w:p>
@@ -3134,7 +9056,7 @@
         <w:rPr>
           <w:shd w:fill="FFFFFF" w:val="clear"/>
         </w:rPr>
-        <w:t xml:space="preserve"> Mean inbound social attraction converging upon the actor: $\bar{d}_{\cdot i} = \frac{1}{N-1}\sum_{j \neq i} d_{ji}$ (mean status/in-centrality). </w:t>
+        <w:t xml:space="preserve"> Mean inbound social attraction converging upon the actor: $\bar{d}_{\cdot i} = \frac{1}{N-1}\sum_{j ≠ i} d_{ji}$ (mean status/in-centrality). </w:t>
       </w:r>
     </w:p>
     <w:p>
@@ -3237,7 +9159,7 @@
         <w:rPr>
           <w:shd w:fill="FFFFFF" w:val="clear"/>
         </w:rPr>
-        <w:t>$$\delta_i = \frac{\bar{d}_{i\cdot} - \bar{d}_{\cdot i}}{\bar{d}_{i\cdot} + \bar{d}_{\cdot i}} \in [-1, +1]$$</w:t>
+        <w:t>$$\delta_i = \frac{\bar{d}_{i\cdot} - \bar{d}_{\cdot i}}{\bar{d}_{i\cdot} + \bar{d}_{\cdot i}} ∈ [-1, +1]$$</w:t>
       </w:r>
     </w:p>
     <w:p>
@@ -3413,7 +9335,7 @@
         <w:rPr>
           <w:shd w:fill="FFFFFF" w:val="clear"/>
         </w:rPr>
-        <w:t xml:space="preserve"> Hydrostatic Depth / Buoyancy ($Z_i = D_i \times \text{scale}$). </w:t>
+        <w:t xml:space="preserve"> Hydrostatic Depth / Buoyancy ($Z_i = D_i × \text{scale}$). </w:t>
       </w:r>
     </w:p>
     <w:p>
@@ -3520,7 +9442,7 @@
         <w:rPr>
           <w:shd w:fill="FFFFFF" w:val="clear"/>
         </w:rPr>
-        <w:t xml:space="preserve"> Basin of deficit buoyancy and severe ostracism ($Z_i \to 0$ or $BDF/BDC &lt; 0.5$).</w:t>
+        <w:t xml:space="preserve"> Basin of deficit buoyancy and severe ostracism ($Z_i → 0$ or $BDF/BDC &lt; 0.5$).</w:t>
       </w:r>
     </w:p>
     <w:p>
@@ -4162,7 +10084,7 @@
         <w:rPr>
           <w:shd w:fill="FFFFFF" w:val="clear"/>
         </w:rPr>
-        <w:t xml:space="preserve">NEXORD Socio-Thermodynamics (2026):* The continuous exponential rank decay operator $W(k) = 2^{1-k}$ ($1\text{st}=1.000, 2\text{nd}=0.500, 3\text{rd}=0.250\dots$) applied over tie-free forced drag-and-drop administration transforms ordinal rankings into continuous signed densities ($\pm\mathbb{R}$). Within 10D PCA space (orthogonally decomposed via SVD on the centered Pentagram matrix), all 10 canonical density variables ($SDR, BDR, SDA, SRC, BDA, BRC, D_1..D_4$) converge into the positive half-plane ($+X$). Mutual rejection $[Rr]$, conflict, and exclusion are no longer an autonomous qualitative pole, but an </w:t>
+        <w:t xml:space="preserve">NEXORD Socio-Thermodynamics (2026):* The continuous exponential rank decay operator $W(k) = 2^{1-k}$ ($1\text{st}=1.000, 2\text{nd}=0.500, 3\text{rd}=0.250…$) applied over tie-free forced drag-and-drop administration transforms ordinal rankings into continuous signed densities ($\pm\mathbb{R}$). Within 10D PCA space (orthogonally decomposed via SVD on the centered Pentagram matrix), all 10 canonical density variables ($SDR, BDR, SDA, SRC, BDA, BRC, D_1..D_4$) converge into the positive half-plane ($+X$). Mutual rejection $[Rr]$, conflict, and exclusion are no longer an autonomous qualitative pole, but an </w:t>
       </w:r>
       <w:r>
         <w:rPr>
@@ -4198,7 +10120,7 @@
           <w:rStyle w:val="Strong"/>
           <w:shd w:fill="FFFFFF" w:val="clear"/>
         </w:rPr>
-        <w:t>2. From Static Scalar Node to Dynamic Dyadic Dipole ($DA \longrightarrow RC$):</w:t>
+        <w:t>2. From Static Scalar Node to Dynamic Dyadic Dipole ($DA &amp;xrarr; RC$):</w:t>
       </w:r>
       <w:r>
         <w:rPr>
@@ -4245,7 +10167,7 @@
         <w:rPr>
           <w:shd w:fill="FFFFFF" w:val="clear"/>
         </w:rPr>
-        <w:t>: their active outbound investment ($DA / SDA$) and inbound collective reception ($RC / SRC$) are projected simultaneously. The directed vector arrow $DA \longrightarrow RC$ quantifies socio-thermodynamic work and positional asymmetry:</w:t>
+        <w:t>: their active outbound investment ($DA / SDA$) and inbound collective reception ($RC / SRC$) are projected simultaneously. The directed vector arrow $DA &amp;xrarr; RC$ quantifies socio-thermodynamic work and positional asymmetry:</w:t>
       </w:r>
     </w:p>
     <w:p>
@@ -4349,7 +10271,7 @@
         <w:rPr>
           <w:shd w:fill="FFFFFF" w:val="clear"/>
         </w:rPr>
-        <w:t>Ostracism &amp; Entropic Dissipation Basin (Peripheral Actors 6 &amp; 5):* Collapsed, downward-plunging vectors with heavily negative balances ($\Delta &lt; 0$). Positioned entirely within the negative projective half-plane ($-X$), diametrically opposite to all density vectors ($SDR, SRC, BDR\dots$). They act as entropic dissipation sinks absorbing collective frictions and tensions, exposing structural exclusion invisible to classical sociometric tallies.</w:t>
+        <w:t>Ostracism &amp; Entropic Dissipation Basin (Peripheral Actors 6 &amp; 5):* Collapsed, downward-plunging vectors with heavily negative balances ($\Delta &lt; 0$). Positioned entirely within the negative projective half-plane ($-X$), diametrically opposite to all density vectors ($SDR, SRC, BDR…$). They act as entropic dissipation sinks absorbing collective frictions and tensions, exposing structural exclusion invisible to classical sociometric tallies.</w:t>
       </w:r>
     </w:p>
     <w:p>
@@ -4504,7 +10426,7 @@
         <w:rPr>
           <w:shd w:fill="FFFFFF" w:val="clear"/>
         </w:rPr>
-        <w:t>* Consequently, the collective mass centroid converges with floating-point precision ($\Delta_{\text{centroid}} = 0.000$, machine epsilon $\approx 2.22 \times 10^{-16}$) exactly at the Cartesian origin $(0,0)$. All relational energy received by an actor ($RC$) is strictly conserved from outbound peer investments ($DA$): no relational mass is created or destroyed; it is merely redistributed across the dyadic field tensor.</w:t>
+        <w:t>* Consequently, the collective mass centroid converges with floating-point precision ($\Delta_{\text{centroid}} = 0.000$, machine epsilon $\approx 2.22 × 10^{-16}$) exactly at the Cartesian origin $(0,0)$. All relational energy received by an actor ($RC$) is strictly conserved from outbound peer investments ($DA$): no relational mass is created or destroyed; it is merely redistributed across the dyadic field tensor.</w:t>
       </w:r>
     </w:p>
     <w:p>
@@ -6889,7 +12811,7 @@
     <w:sectPr>
       <w:type w:val="nextPage"/>
       <w:pgSz w:w="11906" w:h="16838"/>
-      <w:pgMar w:left="1134" w:right="567" w:gutter="0" w:header="0" w:top="567" w:footer="0" w:bottom="567"/>
+      <w:pgMar w:left="850" w:right="850" w:gutter="0" w:header="0" w:top="1134" w:footer="0" w:bottom="1134"/>
       <w:pgNumType w:fmt="decimal"/>
       <w:formProt w:val="false"/>
       <w:textDirection w:val="lrTb"/>
@@ -11044,7 +16966,7 @@
     </w:pPr>
     <w:rPr>
       <w:rFonts w:ascii="Merriweather;Georgia;serif" w:hAnsi="Merriweather;Georgia;serif" w:eastAsia="Merriweather;Georgia;serif" w:cs="Merriweather;Georgia;serif"/>
-      <w:color w:val="2D3748"/>
+      <w:color w:val="1E293B"/>
       <w:sz w:val="21"/>
       <w:szCs w:val="21"/>
       <w:lang w:val="es-ES" w:eastAsia="zh-CN" w:bidi="hi-IN"/>
@@ -11066,10 +16988,10 @@
       <w:rFonts w:ascii="Inter;sans-serif" w:hAnsi="Inter;sans-serif" w:eastAsia="Inter;sans-serif" w:cs="Inter;sans-serif"/>
       <w:b/>
       <w:bCs/>
-      <w:color w:val="1A365D"/>
+      <w:color w:val="0F172A"/>
       <w:spacing w:val="0"/>
-      <w:sz w:val="32"/>
-      <w:szCs w:val="32"/>
+      <w:sz w:val="33"/>
+      <w:szCs w:val="33"/>
     </w:rPr>
   </w:style>
   <w:style w:type="paragraph" w:styleId="Heading2">
@@ -11079,18 +17001,18 @@
     <w:qFormat/>
     <w:pPr>
       <w:pBdr>
-        <w:left w:val="single" w:sz="24" w:space="9" w:color="3182CE"/>
+        <w:left w:val="single" w:sz="24" w:space="9" w:color="2563EB"/>
       </w:pBdr>
-      <w:spacing w:before="510" w:after="210"/>
+      <w:spacing w:before="540" w:after="210"/>
       <w:outlineLvl w:val="1"/>
     </w:pPr>
     <w:rPr>
       <w:rFonts w:ascii="Inter;sans-serif" w:hAnsi="Inter;sans-serif" w:eastAsia="Inter;sans-serif" w:cs="Inter;sans-serif"/>
       <w:b/>
       <w:bCs/>
-      <w:color w:val="2B6CB0"/>
-      <w:sz w:val="24"/>
-      <w:szCs w:val="24"/>
+      <w:color w:val="1E3A8A"/>
+      <w:sz w:val="26"/>
+      <w:szCs w:val="26"/>
     </w:rPr>
   </w:style>
   <w:style w:type="paragraph" w:styleId="Heading3">
@@ -11099,16 +17021,16 @@
     <w:next w:val="BodyText"/>
     <w:qFormat/>
     <w:pPr>
-      <w:spacing w:before="360" w:after="150"/>
+      <w:spacing w:before="390" w:after="150"/>
       <w:outlineLvl w:val="2"/>
     </w:pPr>
     <w:rPr>
       <w:rFonts w:ascii="Inter;sans-serif" w:hAnsi="Inter;sans-serif" w:eastAsia="Inter;sans-serif" w:cs="Inter;sans-serif"/>
       <w:b/>
       <w:bCs/>
-      <w:color w:val="2D3748"/>
-      <w:sz w:val="21"/>
-      <w:szCs w:val="21"/>
+      <w:color w:val="1E293B"/>
+      <w:sz w:val="23"/>
+      <w:szCs w:val="23"/>
     </w:rPr>
   </w:style>
   <w:style w:type="paragraph" w:styleId="Heading4">
@@ -11117,15 +17039,16 @@
     <w:next w:val="BodyText"/>
     <w:qFormat/>
     <w:pPr>
-      <w:spacing w:before="120" w:after="120"/>
+      <w:spacing w:before="300" w:after="150"/>
       <w:outlineLvl w:val="3"/>
     </w:pPr>
     <w:rPr>
-      <w:rFonts w:ascii="Liberation Serif" w:hAnsi="Liberation Serif" w:eastAsia="Songti SC" w:cs="Arial Unicode MS"/>
+      <w:rFonts w:ascii="Inter;sans-serif" w:hAnsi="Inter;sans-serif" w:eastAsia="Inter;sans-serif" w:cs="Inter;sans-serif"/>
       <w:b/>
       <w:bCs/>
-      <w:sz w:val="24"/>
-      <w:szCs w:val="24"/>
+      <w:color w:val="2563EB"/>
+      <w:sz w:val="20"/>
+      <w:szCs w:val="20"/>
     </w:rPr>
   </w:style>
   <w:style w:type="character" w:styleId="EndnoteReference">
@@ -11161,9 +17084,9 @@
     <w:name w:val="Texto original"/>
     <w:qFormat/>
     <w:rPr>
-      <w:rFonts w:ascii="Roboto Mono;Courier New;monospace" w:hAnsi="Roboto Mono;Courier New;monospace" w:eastAsia="Roboto Mono;Courier New;monospace" w:cs="Roboto Mono;Courier New;monospace"/>
-      <w:color w:val="2B6CB0"/>
-      <w:shd w:fill="EDF2F7" w:val="clear"/>
+      <w:rFonts w:ascii="Roboto Mono;monospace" w:hAnsi="Roboto Mono;monospace" w:eastAsia="Roboto Mono;monospace" w:cs="Roboto Mono;monospace"/>
+      <w:color w:val="2563EB"/>
+      <w:shd w:fill="F1F5F9" w:val="clear"/>
     </w:rPr>
   </w:style>
   <w:style w:type="character" w:styleId="Emphasis">
@@ -11222,7 +17145,7 @@
     <w:basedOn w:val="BodyText"/>
     <w:qFormat/>
     <w:pPr>
-      <w:jc w:val="start"/>
+      <w:jc w:val="center"/>
     </w:pPr>
     <w:rPr/>
   </w:style>
@@ -11285,22 +17208,39 @@
       <w:szCs w:val="28"/>
     </w:rPr>
   </w:style>
+  <w:style w:type="paragraph" w:styleId="Textopreformateado">
+    <w:name w:val="Texto preformateado"/>
+    <w:basedOn w:val="Normal"/>
+    <w:qFormat/>
+    <w:pPr>
+      <w:pBdr/>
+      <w:shd w:fill="0F172A" w:val="clear"/>
+      <w:spacing w:lineRule="auto" w:line="348" w:before="300" w:after="300"/>
+      <w:ind w:start="300" w:end="300"/>
+    </w:pPr>
+    <w:rPr>
+      <w:rFonts w:ascii="Roboto Mono;monospace" w:hAnsi="Roboto Mono;monospace" w:eastAsia="Roboto Mono;monospace" w:cs="Roboto Mono;monospace"/>
+      <w:color w:val="F1F5F9"/>
+      <w:sz w:val="17"/>
+      <w:szCs w:val="17"/>
+    </w:rPr>
+  </w:style>
   <w:style w:type="paragraph" w:styleId="Citaenbloque">
     <w:name w:val="Cita en bloque"/>
     <w:basedOn w:val="Normal"/>
     <w:qFormat/>
     <w:pPr>
       <w:pBdr>
-        <w:left w:val="single" w:sz="24" w:space="14" w:color="3182CE"/>
+        <w:left w:val="single" w:sz="24" w:space="14" w:color="2563EB"/>
       </w:pBdr>
-      <w:shd w:fill="F7FAFC" w:val="clear"/>
+      <w:shd w:fill="F8FAFC" w:val="clear"/>
       <w:spacing w:before="270" w:after="270"/>
       <w:ind w:hanging="0" w:start="270" w:end="270"/>
     </w:pPr>
     <w:rPr>
       <w:i/>
       <w:iCs/>
-      <w:color w:val="4A5568"/>
+      <w:color w:val="475569"/>
     </w:rPr>
   </w:style>
   <w:style w:type="paragraph" w:styleId="Ttulodelatabla">
@@ -11309,13 +17249,14 @@
     <w:qFormat/>
     <w:pPr>
       <w:suppressLineNumbers/>
-      <w:shd w:fill="EDF2F7" w:val="clear"/>
-      <w:jc w:val="start"/>
+      <w:shd w:fill="1E3A8A" w:val="clear"/>
+      <w:jc w:val="center"/>
     </w:pPr>
     <w:rPr>
       <w:b/>
       <w:bCs/>
-      <w:color w:val="2D3748"/>
+      <w:color w:val="FFFFFF"/>
+      <w:spacing w:val="0"/>
     </w:rPr>
   </w:style>
 </w:styles>

--- a/assets/NEXORD_SCIENTIFIC_MANIFESTO_ZENODO_2026_EN.docx
+++ b/assets/NEXORD_SCIENTIFIC_MANIFESTO_ZENODO_2026_EN.docx
@@ -4786,7 +4786,7 @@
     </w:p>
     <w:tbl>
       <w:tblPr>
-        <w:tblW w:w="7876" w:type="dxa"/>
+        <w:tblW w:w="6959" w:type="dxa"/>
         <w:jc w:val="start"/>
         <w:tblInd w:w="0" w:type="dxa"/>
         <w:tblLayout w:type="fixed"/>
@@ -4798,16 +4798,16 @@
         </w:tblCellMar>
       </w:tblPr>
       <w:tblGrid>
-        <w:gridCol w:w="3210"/>
-        <w:gridCol w:w="1544"/>
-        <w:gridCol w:w="1618"/>
-        <w:gridCol w:w="1504"/>
+        <w:gridCol w:w="2723"/>
+        <w:gridCol w:w="1414"/>
+        <w:gridCol w:w="1434"/>
+        <w:gridCol w:w="1388"/>
       </w:tblGrid>
       <w:tr>
         <w:trPr/>
         <w:tc>
           <w:tcPr>
-            <w:tcW w:w="3210" w:type="dxa"/>
+            <w:tcW w:w="2723" w:type="dxa"/>
             <w:tcBorders>
               <w:top w:val="single" w:sz="2" w:space="0" w:color="CBD5E0"/>
               <w:start w:val="single" w:sz="2" w:space="0" w:color="CBD5E0"/>
@@ -4842,7 +4842,7 @@
         </w:tc>
         <w:tc>
           <w:tcPr>
-            <w:tcW w:w="1544" w:type="dxa"/>
+            <w:tcW w:w="1414" w:type="dxa"/>
             <w:tcBorders>
               <w:top w:val="single" w:sz="2" w:space="0" w:color="CBD5E0"/>
               <w:start w:val="single" w:sz="2" w:space="0" w:color="CBD5E0"/>
@@ -4877,7 +4877,7 @@
         </w:tc>
         <w:tc>
           <w:tcPr>
-            <w:tcW w:w="1618" w:type="dxa"/>
+            <w:tcW w:w="1434" w:type="dxa"/>
             <w:tcBorders>
               <w:top w:val="single" w:sz="2" w:space="0" w:color="CBD5E0"/>
               <w:start w:val="single" w:sz="2" w:space="0" w:color="CBD5E0"/>
@@ -4912,7 +4912,7 @@
         </w:tc>
         <w:tc>
           <w:tcPr>
-            <w:tcW w:w="1504" w:type="dxa"/>
+            <w:tcW w:w="1388" w:type="dxa"/>
             <w:tcBorders>
               <w:top w:val="single" w:sz="2" w:space="0" w:color="CBD5E0"/>
               <w:start w:val="single" w:sz="2" w:space="0" w:color="CBD5E0"/>
@@ -4950,7 +4950,7 @@
         <w:trPr/>
         <w:tc>
           <w:tcPr>
-            <w:tcW w:w="3210" w:type="dxa"/>
+            <w:tcW w:w="2723" w:type="dxa"/>
             <w:tcBorders>
               <w:top w:val="single" w:sz="2" w:space="0" w:color="CBD5E0"/>
               <w:start w:val="single" w:sz="2" w:space="0" w:color="CBD5E0"/>
@@ -5007,7 +5007,7 @@
         </w:tc>
         <w:tc>
           <w:tcPr>
-            <w:tcW w:w="1544" w:type="dxa"/>
+            <w:tcW w:w="1414" w:type="dxa"/>
             <w:tcBorders>
               <w:top w:val="single" w:sz="2" w:space="0" w:color="CBD5E0"/>
               <w:start w:val="single" w:sz="2" w:space="0" w:color="CBD5E0"/>
@@ -5042,7 +5042,7 @@
         </w:tc>
         <w:tc>
           <w:tcPr>
-            <w:tcW w:w="1618" w:type="dxa"/>
+            <w:tcW w:w="1434" w:type="dxa"/>
             <w:tcBorders>
               <w:top w:val="single" w:sz="2" w:space="0" w:color="CBD5E0"/>
               <w:start w:val="single" w:sz="2" w:space="0" w:color="CBD5E0"/>
@@ -5077,7 +5077,7 @@
         </w:tc>
         <w:tc>
           <w:tcPr>
-            <w:tcW w:w="1504" w:type="dxa"/>
+            <w:tcW w:w="1388" w:type="dxa"/>
             <w:tcBorders>
               <w:top w:val="single" w:sz="2" w:space="0" w:color="CBD5E0"/>
               <w:start w:val="single" w:sz="2" w:space="0" w:color="CBD5E0"/>
@@ -5115,7 +5115,7 @@
         <w:trPr/>
         <w:tc>
           <w:tcPr>
-            <w:tcW w:w="3210" w:type="dxa"/>
+            <w:tcW w:w="2723" w:type="dxa"/>
             <w:tcBorders>
               <w:top w:val="single" w:sz="2" w:space="0" w:color="CBD5E0"/>
               <w:start w:val="single" w:sz="2" w:space="0" w:color="CBD5E0"/>
@@ -5172,7 +5172,7 @@
         </w:tc>
         <w:tc>
           <w:tcPr>
-            <w:tcW w:w="1544" w:type="dxa"/>
+            <w:tcW w:w="1414" w:type="dxa"/>
             <w:tcBorders>
               <w:top w:val="single" w:sz="2" w:space="0" w:color="CBD5E0"/>
               <w:start w:val="single" w:sz="2" w:space="0" w:color="CBD5E0"/>
@@ -5207,7 +5207,7 @@
         </w:tc>
         <w:tc>
           <w:tcPr>
-            <w:tcW w:w="1618" w:type="dxa"/>
+            <w:tcW w:w="1434" w:type="dxa"/>
             <w:tcBorders>
               <w:top w:val="single" w:sz="2" w:space="0" w:color="CBD5E0"/>
               <w:start w:val="single" w:sz="2" w:space="0" w:color="CBD5E0"/>
@@ -5242,7 +5242,7 @@
         </w:tc>
         <w:tc>
           <w:tcPr>
-            <w:tcW w:w="1504" w:type="dxa"/>
+            <w:tcW w:w="1388" w:type="dxa"/>
             <w:tcBorders>
               <w:top w:val="single" w:sz="2" w:space="0" w:color="CBD5E0"/>
               <w:start w:val="single" w:sz="2" w:space="0" w:color="CBD5E0"/>
@@ -5280,7 +5280,7 @@
         <w:trPr/>
         <w:tc>
           <w:tcPr>
-            <w:tcW w:w="3210" w:type="dxa"/>
+            <w:tcW w:w="2723" w:type="dxa"/>
             <w:tcBorders>
               <w:top w:val="single" w:sz="2" w:space="0" w:color="CBD5E0"/>
               <w:start w:val="single" w:sz="2" w:space="0" w:color="CBD5E0"/>
@@ -5323,7 +5323,7 @@
         </w:tc>
         <w:tc>
           <w:tcPr>
-            <w:tcW w:w="1544" w:type="dxa"/>
+            <w:tcW w:w="1414" w:type="dxa"/>
             <w:tcBorders>
               <w:top w:val="single" w:sz="2" w:space="0" w:color="CBD5E0"/>
               <w:start w:val="single" w:sz="2" w:space="0" w:color="CBD5E0"/>
@@ -5358,7 +5358,7 @@
         </w:tc>
         <w:tc>
           <w:tcPr>
-            <w:tcW w:w="1618" w:type="dxa"/>
+            <w:tcW w:w="1434" w:type="dxa"/>
             <w:tcBorders>
               <w:top w:val="single" w:sz="2" w:space="0" w:color="CBD5E0"/>
               <w:start w:val="single" w:sz="2" w:space="0" w:color="CBD5E0"/>
@@ -5393,7 +5393,7 @@
         </w:tc>
         <w:tc>
           <w:tcPr>
-            <w:tcW w:w="1504" w:type="dxa"/>
+            <w:tcW w:w="1388" w:type="dxa"/>
             <w:tcBorders>
               <w:top w:val="single" w:sz="2" w:space="0" w:color="CBD5E0"/>
               <w:start w:val="single" w:sz="2" w:space="0" w:color="CBD5E0"/>
@@ -5431,7 +5431,7 @@
         <w:trPr/>
         <w:tc>
           <w:tcPr>
-            <w:tcW w:w="3210" w:type="dxa"/>
+            <w:tcW w:w="2723" w:type="dxa"/>
             <w:tcBorders>
               <w:top w:val="single" w:sz="2" w:space="0" w:color="CBD5E0"/>
               <w:start w:val="single" w:sz="2" w:space="0" w:color="CBD5E0"/>
@@ -5474,7 +5474,7 @@
         </w:tc>
         <w:tc>
           <w:tcPr>
-            <w:tcW w:w="1544" w:type="dxa"/>
+            <w:tcW w:w="1414" w:type="dxa"/>
             <w:tcBorders>
               <w:top w:val="single" w:sz="2" w:space="0" w:color="CBD5E0"/>
               <w:start w:val="single" w:sz="2" w:space="0" w:color="CBD5E0"/>
@@ -5509,7 +5509,7 @@
         </w:tc>
         <w:tc>
           <w:tcPr>
-            <w:tcW w:w="1618" w:type="dxa"/>
+            <w:tcW w:w="1434" w:type="dxa"/>
             <w:tcBorders>
               <w:top w:val="single" w:sz="2" w:space="0" w:color="CBD5E0"/>
               <w:start w:val="single" w:sz="2" w:space="0" w:color="CBD5E0"/>
@@ -5544,7 +5544,7 @@
         </w:tc>
         <w:tc>
           <w:tcPr>
-            <w:tcW w:w="1504" w:type="dxa"/>
+            <w:tcW w:w="1388" w:type="dxa"/>
             <w:tcBorders>
               <w:top w:val="single" w:sz="2" w:space="0" w:color="CBD5E0"/>
               <w:start w:val="single" w:sz="2" w:space="0" w:color="CBD5E0"/>
@@ -5619,7 +5619,7 @@
     </w:p>
     <w:tbl>
       <w:tblPr>
-        <w:tblW w:w="7854" w:type="dxa"/>
+        <w:tblW w:w="6959" w:type="dxa"/>
         <w:jc w:val="start"/>
         <w:tblInd w:w="0" w:type="dxa"/>
         <w:shd w:fill="F8FAFC" w:val="clear"/>
@@ -5632,14 +5632,14 @@
         </w:tblCellMar>
       </w:tblPr>
       <w:tblGrid>
-        <w:gridCol w:w="7331"/>
-        <w:gridCol w:w="523"/>
+        <w:gridCol w:w="6445"/>
+        <w:gridCol w:w="514"/>
       </w:tblGrid>
       <w:tr>
         <w:trPr/>
         <w:tc>
           <w:tcPr>
-            <w:tcW w:w="7331" w:type="dxa"/>
+            <w:tcW w:w="6445" w:type="dxa"/>
             <w:tcBorders/>
             <w:shd w:fill="F8FAFC" w:val="clear"/>
             <w:vAlign w:val="center"/>
@@ -5681,7 +5681,7 @@
         </w:tc>
         <w:tc>
           <w:tcPr>
-            <w:tcW w:w="523" w:type="dxa"/>
+            <w:tcW w:w="514" w:type="dxa"/>
             <w:tcBorders/>
             <w:shd w:fill="F8FAFC" w:val="clear"/>
             <w:vAlign w:val="center"/>
@@ -7978,7 +7978,7 @@
     </w:p>
     <w:tbl>
       <w:tblPr>
-        <w:tblW w:w="9484" w:type="dxa"/>
+        <w:tblW w:w="6959" w:type="dxa"/>
         <w:jc w:val="start"/>
         <w:tblInd w:w="0" w:type="dxa"/>
         <w:tblLayout w:type="fixed"/>
@@ -7990,16 +7990,16 @@
         </w:tblCellMar>
       </w:tblPr>
       <w:tblGrid>
-        <w:gridCol w:w="1527"/>
-        <w:gridCol w:w="2036"/>
-        <w:gridCol w:w="1710"/>
-        <w:gridCol w:w="4211"/>
+        <w:gridCol w:w="1260"/>
+        <w:gridCol w:w="1625"/>
+        <w:gridCol w:w="1425"/>
+        <w:gridCol w:w="2649"/>
       </w:tblGrid>
       <w:tr>
         <w:trPr/>
         <w:tc>
           <w:tcPr>
-            <w:tcW w:w="1527" w:type="dxa"/>
+            <w:tcW w:w="1260" w:type="dxa"/>
             <w:tcBorders>
               <w:top w:val="single" w:sz="2" w:space="0" w:color="CBD5E0"/>
               <w:start w:val="single" w:sz="2" w:space="0" w:color="CBD5E0"/>
@@ -8034,7 +8034,7 @@
         </w:tc>
         <w:tc>
           <w:tcPr>
-            <w:tcW w:w="2036" w:type="dxa"/>
+            <w:tcW w:w="1625" w:type="dxa"/>
             <w:tcBorders>
               <w:top w:val="single" w:sz="2" w:space="0" w:color="CBD5E0"/>
               <w:start w:val="single" w:sz="2" w:space="0" w:color="CBD5E0"/>
@@ -8069,7 +8069,7 @@
         </w:tc>
         <w:tc>
           <w:tcPr>
-            <w:tcW w:w="1710" w:type="dxa"/>
+            <w:tcW w:w="1425" w:type="dxa"/>
             <w:tcBorders>
               <w:top w:val="single" w:sz="2" w:space="0" w:color="CBD5E0"/>
               <w:start w:val="single" w:sz="2" w:space="0" w:color="CBD5E0"/>
@@ -8104,7 +8104,7 @@
         </w:tc>
         <w:tc>
           <w:tcPr>
-            <w:tcW w:w="4211" w:type="dxa"/>
+            <w:tcW w:w="2649" w:type="dxa"/>
             <w:tcBorders>
               <w:top w:val="single" w:sz="2" w:space="0" w:color="CBD5E0"/>
               <w:start w:val="single" w:sz="2" w:space="0" w:color="CBD5E0"/>
@@ -8142,7 +8142,7 @@
         <w:trPr/>
         <w:tc>
           <w:tcPr>
-            <w:tcW w:w="1527" w:type="dxa"/>
+            <w:tcW w:w="1260" w:type="dxa"/>
             <w:tcBorders>
               <w:top w:val="single" w:sz="2" w:space="0" w:color="CBD5E0"/>
               <w:start w:val="single" w:sz="2" w:space="0" w:color="CBD5E0"/>
@@ -8186,7 +8186,7 @@
         </w:tc>
         <w:tc>
           <w:tcPr>
-            <w:tcW w:w="2036" w:type="dxa"/>
+            <w:tcW w:w="1625" w:type="dxa"/>
             <w:tcBorders>
               <w:top w:val="single" w:sz="2" w:space="0" w:color="CBD5E0"/>
               <w:start w:val="single" w:sz="2" w:space="0" w:color="CBD5E0"/>
@@ -8216,7 +8216,7 @@
         </w:tc>
         <w:tc>
           <w:tcPr>
-            <w:tcW w:w="1710" w:type="dxa"/>
+            <w:tcW w:w="1425" w:type="dxa"/>
             <w:tcBorders>
               <w:top w:val="single" w:sz="2" w:space="0" w:color="CBD5E0"/>
               <w:start w:val="single" w:sz="2" w:space="0" w:color="CBD5E0"/>
@@ -8246,7 +8246,7 @@
         </w:tc>
         <w:tc>
           <w:tcPr>
-            <w:tcW w:w="4211" w:type="dxa"/>
+            <w:tcW w:w="2649" w:type="dxa"/>
             <w:tcBorders>
               <w:top w:val="single" w:sz="2" w:space="0" w:color="CBD5E0"/>
               <w:start w:val="single" w:sz="2" w:space="0" w:color="CBD5E0"/>
@@ -8290,7 +8290,7 @@
         <w:trPr/>
         <w:tc>
           <w:tcPr>
-            <w:tcW w:w="1527" w:type="dxa"/>
+            <w:tcW w:w="1260" w:type="dxa"/>
             <w:tcBorders>
               <w:top w:val="single" w:sz="2" w:space="0" w:color="CBD5E0"/>
               <w:start w:val="single" w:sz="2" w:space="0" w:color="CBD5E0"/>
@@ -8319,7 +8319,7 @@
         </w:tc>
         <w:tc>
           <w:tcPr>
-            <w:tcW w:w="2036" w:type="dxa"/>
+            <w:tcW w:w="1625" w:type="dxa"/>
             <w:tcBorders>
               <w:top w:val="single" w:sz="2" w:space="0" w:color="CBD5E0"/>
               <w:start w:val="single" w:sz="2" w:space="0" w:color="CBD5E0"/>
@@ -8386,7 +8386,7 @@
         </w:tc>
         <w:tc>
           <w:tcPr>
-            <w:tcW w:w="1710" w:type="dxa"/>
+            <w:tcW w:w="1425" w:type="dxa"/>
             <w:tcBorders>
               <w:top w:val="single" w:sz="2" w:space="0" w:color="CBD5E0"/>
               <w:start w:val="single" w:sz="2" w:space="0" w:color="CBD5E0"/>
@@ -8415,7 +8415,7 @@
         </w:tc>
         <w:tc>
           <w:tcPr>
-            <w:tcW w:w="4211" w:type="dxa"/>
+            <w:tcW w:w="2649" w:type="dxa"/>
             <w:tcBorders>
               <w:top w:val="single" w:sz="2" w:space="0" w:color="CBD5E0"/>
               <w:start w:val="single" w:sz="2" w:space="0" w:color="CBD5E0"/>
@@ -8448,7 +8448,7 @@
         <w:trPr/>
         <w:tc>
           <w:tcPr>
-            <w:tcW w:w="1527" w:type="dxa"/>
+            <w:tcW w:w="1260" w:type="dxa"/>
             <w:tcBorders>
               <w:top w:val="single" w:sz="2" w:space="0" w:color="CBD5E0"/>
               <w:start w:val="single" w:sz="2" w:space="0" w:color="CBD5E0"/>
@@ -8477,7 +8477,7 @@
         </w:tc>
         <w:tc>
           <w:tcPr>
-            <w:tcW w:w="2036" w:type="dxa"/>
+            <w:tcW w:w="1625" w:type="dxa"/>
             <w:tcBorders>
               <w:top w:val="single" w:sz="2" w:space="0" w:color="CBD5E0"/>
               <w:start w:val="single" w:sz="2" w:space="0" w:color="CBD5E0"/>
@@ -8531,7 +8531,7 @@
         </w:tc>
         <w:tc>
           <w:tcPr>
-            <w:tcW w:w="1710" w:type="dxa"/>
+            <w:tcW w:w="1425" w:type="dxa"/>
             <w:tcBorders>
               <w:top w:val="single" w:sz="2" w:space="0" w:color="CBD5E0"/>
               <w:start w:val="single" w:sz="2" w:space="0" w:color="CBD5E0"/>
@@ -8560,7 +8560,7 @@
         </w:tc>
         <w:tc>
           <w:tcPr>
-            <w:tcW w:w="4211" w:type="dxa"/>
+            <w:tcW w:w="2649" w:type="dxa"/>
             <w:tcBorders>
               <w:top w:val="single" w:sz="2" w:space="0" w:color="CBD5E0"/>
               <w:start w:val="single" w:sz="2" w:space="0" w:color="CBD5E0"/>
@@ -8593,7 +8593,7 @@
         <w:trPr/>
         <w:tc>
           <w:tcPr>
-            <w:tcW w:w="1527" w:type="dxa"/>
+            <w:tcW w:w="1260" w:type="dxa"/>
             <w:tcBorders>
               <w:top w:val="single" w:sz="2" w:space="0" w:color="CBD5E0"/>
               <w:start w:val="single" w:sz="2" w:space="0" w:color="CBD5E0"/>
@@ -8622,7 +8622,7 @@
         </w:tc>
         <w:tc>
           <w:tcPr>
-            <w:tcW w:w="2036" w:type="dxa"/>
+            <w:tcW w:w="1625" w:type="dxa"/>
             <w:tcBorders>
               <w:top w:val="single" w:sz="2" w:space="0" w:color="CBD5E0"/>
               <w:start w:val="single" w:sz="2" w:space="0" w:color="CBD5E0"/>
@@ -8689,7 +8689,7 @@
         </w:tc>
         <w:tc>
           <w:tcPr>
-            <w:tcW w:w="1710" w:type="dxa"/>
+            <w:tcW w:w="1425" w:type="dxa"/>
             <w:tcBorders>
               <w:top w:val="single" w:sz="2" w:space="0" w:color="CBD5E0"/>
               <w:start w:val="single" w:sz="2" w:space="0" w:color="CBD5E0"/>
@@ -8740,7 +8740,7 @@
         </w:tc>
         <w:tc>
           <w:tcPr>
-            <w:tcW w:w="4211" w:type="dxa"/>
+            <w:tcW w:w="2649" w:type="dxa"/>
             <w:tcBorders>
               <w:top w:val="single" w:sz="2" w:space="0" w:color="CBD5E0"/>
               <w:start w:val="single" w:sz="2" w:space="0" w:color="CBD5E0"/>
@@ -8792,7 +8792,7 @@
         <w:trPr/>
         <w:tc>
           <w:tcPr>
-            <w:tcW w:w="1527" w:type="dxa"/>
+            <w:tcW w:w="1260" w:type="dxa"/>
             <w:tcBorders>
               <w:top w:val="single" w:sz="2" w:space="0" w:color="CBD5E0"/>
               <w:start w:val="single" w:sz="2" w:space="0" w:color="CBD5E0"/>
@@ -8821,7 +8821,7 @@
         </w:tc>
         <w:tc>
           <w:tcPr>
-            <w:tcW w:w="2036" w:type="dxa"/>
+            <w:tcW w:w="1625" w:type="dxa"/>
             <w:tcBorders>
               <w:top w:val="single" w:sz="2" w:space="0" w:color="CBD5E0"/>
               <w:start w:val="single" w:sz="2" w:space="0" w:color="CBD5E0"/>
@@ -8851,7 +8851,7 @@
         </w:tc>
         <w:tc>
           <w:tcPr>
-            <w:tcW w:w="1710" w:type="dxa"/>
+            <w:tcW w:w="1425" w:type="dxa"/>
             <w:tcBorders>
               <w:top w:val="single" w:sz="2" w:space="0" w:color="CBD5E0"/>
               <w:start w:val="single" w:sz="2" w:space="0" w:color="CBD5E0"/>
@@ -8880,7 +8880,7 @@
         </w:tc>
         <w:tc>
           <w:tcPr>
-            <w:tcW w:w="4211" w:type="dxa"/>
+            <w:tcW w:w="2649" w:type="dxa"/>
             <w:tcBorders>
               <w:top w:val="single" w:sz="2" w:space="0" w:color="CBD5E0"/>
               <w:start w:val="single" w:sz="2" w:space="0" w:color="CBD5E0"/>
@@ -8924,7 +8924,7 @@
         <w:trPr/>
         <w:tc>
           <w:tcPr>
-            <w:tcW w:w="1527" w:type="dxa"/>
+            <w:tcW w:w="1260" w:type="dxa"/>
             <w:tcBorders>
               <w:top w:val="single" w:sz="2" w:space="0" w:color="CBD5E0"/>
               <w:start w:val="single" w:sz="2" w:space="0" w:color="CBD5E0"/>
@@ -8975,7 +8975,7 @@
         </w:tc>
         <w:tc>
           <w:tcPr>
-            <w:tcW w:w="2036" w:type="dxa"/>
+            <w:tcW w:w="1625" w:type="dxa"/>
             <w:tcBorders>
               <w:top w:val="single" w:sz="2" w:space="0" w:color="CBD5E0"/>
               <w:start w:val="single" w:sz="2" w:space="0" w:color="CBD5E0"/>
@@ -9005,7 +9005,7 @@
         </w:tc>
         <w:tc>
           <w:tcPr>
-            <w:tcW w:w="1710" w:type="dxa"/>
+            <w:tcW w:w="1425" w:type="dxa"/>
             <w:tcBorders>
               <w:top w:val="single" w:sz="2" w:space="0" w:color="CBD5E0"/>
               <w:start w:val="single" w:sz="2" w:space="0" w:color="CBD5E0"/>
@@ -9040,7 +9040,7 @@
         </w:tc>
         <w:tc>
           <w:tcPr>
-            <w:tcW w:w="4211" w:type="dxa"/>
+            <w:tcW w:w="2649" w:type="dxa"/>
             <w:tcBorders>
               <w:top w:val="single" w:sz="2" w:space="0" w:color="CBD5E0"/>
               <w:start w:val="single" w:sz="2" w:space="0" w:color="CBD5E0"/>
@@ -9836,7 +9836,7 @@
     </w:p>
     <w:tbl>
       <w:tblPr>
-        <w:tblW w:w="9484" w:type="dxa"/>
+        <w:tblW w:w="6959" w:type="dxa"/>
         <w:jc w:val="start"/>
         <w:tblInd w:w="0" w:type="dxa"/>
         <w:tblLayout w:type="fixed"/>
@@ -9849,15 +9849,11 @@
       </w:tblPr>
       <w:tblGrid>
         <w:gridCol w:w="966"/>
-        <w:gridCol w:w="732"/>
-        <w:gridCol w:w="979"/>
-        <w:gridCol w:w="1016"/>
-        <w:gridCol w:w="677"/>
-        <w:gridCol w:w="1805"/>
-        <w:gridCol w:w="585"/>
-        <w:gridCol w:w="879"/>
-        <w:gridCol w:w="585"/>
-        <w:gridCol w:w="1260"/>
+        <w:gridCol w:w="800"/>
+        <w:gridCol w:w="1045"/>
+        <w:gridCol w:w="1158"/>
+        <w:gridCol w:w="736"/>
+        <w:gridCol w:w="2254"/>
       </w:tblGrid>
       <w:tr>
         <w:trPr/>
@@ -9898,7 +9894,7 @@
         </w:tc>
         <w:tc>
           <w:tcPr>
-            <w:tcW w:w="732" w:type="dxa"/>
+            <w:tcW w:w="800" w:type="dxa"/>
             <w:tcBorders>
               <w:top w:val="single" w:sz="2" w:space="0" w:color="CBD5E0"/>
               <w:start w:val="single" w:sz="2" w:space="0" w:color="CBD5E0"/>
@@ -9933,7 +9929,7 @@
         </w:tc>
         <w:tc>
           <w:tcPr>
-            <w:tcW w:w="979" w:type="dxa"/>
+            <w:tcW w:w="1045" w:type="dxa"/>
             <w:tcBorders>
               <w:top w:val="single" w:sz="2" w:space="0" w:color="CBD5E0"/>
               <w:start w:val="single" w:sz="2" w:space="0" w:color="CBD5E0"/>
@@ -9968,7 +9964,7 @@
         </w:tc>
         <w:tc>
           <w:tcPr>
-            <w:tcW w:w="1016" w:type="dxa"/>
+            <w:tcW w:w="1158" w:type="dxa"/>
             <w:tcBorders>
               <w:top w:val="single" w:sz="2" w:space="0" w:color="CBD5E0"/>
               <w:start w:val="single" w:sz="2" w:space="0" w:color="CBD5E0"/>
@@ -10003,7 +9999,7 @@
         </w:tc>
         <w:tc>
           <w:tcPr>
-            <w:tcW w:w="677" w:type="dxa"/>
+            <w:tcW w:w="736" w:type="dxa"/>
             <w:tcBorders>
               <w:top w:val="single" w:sz="2" w:space="0" w:color="CBD5E0"/>
               <w:start w:val="single" w:sz="2" w:space="0" w:color="CBD5E0"/>
@@ -10038,7 +10034,7 @@
         </w:tc>
         <w:tc>
           <w:tcPr>
-            <w:tcW w:w="1805" w:type="dxa"/>
+            <w:tcW w:w="2254" w:type="dxa"/>
             <w:tcBorders>
               <w:top w:val="single" w:sz="2" w:space="0" w:color="CBD5E0"/>
               <w:start w:val="single" w:sz="2" w:space="0" w:color="CBD5E0"/>
@@ -10068,134 +10064,6 @@
                 <w:sz w:val="17"/>
               </w:rPr>
               <w:t>Socio-Thermodynamic Significance</w:t>
-            </w:r>
-          </w:p>
-        </w:tc>
-        <w:tc>
-          <w:tcPr>
-            <w:tcW w:w="585" w:type="dxa"/>
-            <w:tcBorders>
-              <w:top w:val="single" w:sz="6" w:space="0" w:color="808080"/>
-              <w:start w:val="single" w:sz="2" w:space="0" w:color="808080"/>
-              <w:bottom w:val="single" w:sz="2" w:space="0" w:color="808080"/>
-              <w:end w:val="single" w:sz="6" w:space="0" w:color="808080"/>
-            </w:tcBorders>
-            <w:tcMar>
-              <w:start w:w="90" w:type="dxa"/>
-              <w:end w:w="90" w:type="dxa"/>
-            </w:tcMar>
-          </w:tcPr>
-          <w:p>
-            <w:pPr>
-              <w:pStyle w:val="Contenidodelatabla"/>
-              <w:bidi w:val="0"/>
-              <w:spacing w:before="0" w:after="210"/>
-              <w:rPr>
-                <w:sz w:val="4"/>
-                <w:szCs w:val="4"/>
-              </w:rPr>
-            </w:pPr>
-            <w:r>
-              <w:rPr>
-                <w:sz w:val="4"/>
-                <w:szCs w:val="4"/>
-              </w:rPr>
-            </w:r>
-          </w:p>
-        </w:tc>
-        <w:tc>
-          <w:tcPr>
-            <w:tcW w:w="879" w:type="dxa"/>
-            <w:tcBorders>
-              <w:top w:val="single" w:sz="6" w:space="0" w:color="808080"/>
-              <w:start w:val="single" w:sz="2" w:space="0" w:color="808080"/>
-              <w:bottom w:val="single" w:sz="2" w:space="0" w:color="808080"/>
-              <w:end w:val="single" w:sz="6" w:space="0" w:color="808080"/>
-            </w:tcBorders>
-            <w:tcMar>
-              <w:start w:w="90" w:type="dxa"/>
-              <w:end w:w="90" w:type="dxa"/>
-            </w:tcMar>
-          </w:tcPr>
-          <w:p>
-            <w:pPr>
-              <w:pStyle w:val="Contenidodelatabla"/>
-              <w:bidi w:val="0"/>
-              <w:spacing w:before="0" w:after="210"/>
-              <w:rPr>
-                <w:sz w:val="4"/>
-                <w:szCs w:val="4"/>
-              </w:rPr>
-            </w:pPr>
-            <w:r>
-              <w:rPr>
-                <w:sz w:val="4"/>
-                <w:szCs w:val="4"/>
-              </w:rPr>
-            </w:r>
-          </w:p>
-        </w:tc>
-        <w:tc>
-          <w:tcPr>
-            <w:tcW w:w="585" w:type="dxa"/>
-            <w:tcBorders>
-              <w:top w:val="single" w:sz="6" w:space="0" w:color="808080"/>
-              <w:start w:val="single" w:sz="2" w:space="0" w:color="808080"/>
-              <w:bottom w:val="single" w:sz="2" w:space="0" w:color="808080"/>
-              <w:end w:val="single" w:sz="6" w:space="0" w:color="808080"/>
-            </w:tcBorders>
-            <w:tcMar>
-              <w:start w:w="90" w:type="dxa"/>
-              <w:end w:w="90" w:type="dxa"/>
-            </w:tcMar>
-          </w:tcPr>
-          <w:p>
-            <w:pPr>
-              <w:pStyle w:val="Contenidodelatabla"/>
-              <w:bidi w:val="0"/>
-              <w:spacing w:before="0" w:after="210"/>
-              <w:rPr>
-                <w:sz w:val="4"/>
-                <w:szCs w:val="4"/>
-              </w:rPr>
-            </w:pPr>
-            <w:r>
-              <w:rPr>
-                <w:sz w:val="4"/>
-                <w:szCs w:val="4"/>
-              </w:rPr>
-            </w:r>
-          </w:p>
-        </w:tc>
-        <w:tc>
-          <w:tcPr>
-            <w:tcW w:w="1260" w:type="dxa"/>
-            <w:tcBorders>
-              <w:top w:val="single" w:sz="6" w:space="0" w:color="808080"/>
-              <w:start w:val="single" w:sz="2" w:space="0" w:color="808080"/>
-              <w:bottom w:val="single" w:sz="2" w:space="0" w:color="808080"/>
-              <w:end w:val="single" w:sz="6" w:space="0" w:color="808080"/>
-            </w:tcBorders>
-            <w:tcMar>
-              <w:start w:w="90" w:type="dxa"/>
-              <w:end w:w="90" w:type="dxa"/>
-            </w:tcMar>
-          </w:tcPr>
-          <w:p>
-            <w:pPr>
-              <w:pStyle w:val="Contenidodelatabla"/>
-              <w:bidi w:val="0"/>
-              <w:spacing w:before="0" w:after="210"/>
-              <w:rPr>
-                <w:sz w:val="4"/>
-                <w:szCs w:val="4"/>
-              </w:rPr>
-            </w:pPr>
-            <w:r>
-              <w:rPr>
-                <w:sz w:val="4"/>
-                <w:szCs w:val="4"/>
-              </w:rPr>
             </w:r>
           </w:p>
         </w:tc>
@@ -10233,7 +10101,7 @@
         </w:tc>
         <w:tc>
           <w:tcPr>
-            <w:tcW w:w="732" w:type="dxa"/>
+            <w:tcW w:w="800" w:type="dxa"/>
             <w:tcBorders>
               <w:top w:val="single" w:sz="2" w:space="0" w:color="CBD5E0"/>
               <w:start w:val="single" w:sz="2" w:space="0" w:color="CBD5E0"/>
@@ -10295,7 +10163,7 @@
         </w:tc>
         <w:tc>
           <w:tcPr>
-            <w:tcW w:w="979" w:type="dxa"/>
+            <w:tcW w:w="1045" w:type="dxa"/>
             <w:tcBorders>
               <w:top w:val="single" w:sz="2" w:space="0" w:color="CBD5E0"/>
               <w:start w:val="single" w:sz="2" w:space="0" w:color="CBD5E0"/>
@@ -10325,7 +10193,7 @@
         </w:tc>
         <w:tc>
           <w:tcPr>
-            <w:tcW w:w="1016" w:type="dxa"/>
+            <w:tcW w:w="1158" w:type="dxa"/>
             <w:tcBorders>
               <w:top w:val="single" w:sz="2" w:space="0" w:color="CBD5E0"/>
               <w:start w:val="single" w:sz="2" w:space="0" w:color="CBD5E0"/>
@@ -10412,7 +10280,7 @@
         </w:tc>
         <w:tc>
           <w:tcPr>
-            <w:tcW w:w="677" w:type="dxa"/>
+            <w:tcW w:w="736" w:type="dxa"/>
             <w:tcBorders>
               <w:top w:val="single" w:sz="2" w:space="0" w:color="CBD5E0"/>
               <w:start w:val="single" w:sz="2" w:space="0" w:color="CBD5E0"/>
@@ -10442,7 +10310,7 @@
         </w:tc>
         <w:tc>
           <w:tcPr>
-            <w:tcW w:w="1805" w:type="dxa"/>
+            <w:tcW w:w="2254" w:type="dxa"/>
             <w:tcBorders>
               <w:top w:val="single" w:sz="2" w:space="0" w:color="CBD5E0"/>
               <w:start w:val="single" w:sz="2" w:space="0" w:color="CBD5E0"/>
@@ -10467,130 +10335,6 @@
                 <w:sz w:val="17"/>
               </w:rPr>
               <w:t>Prior expectation and anticipatory trust emitted toward the collective.</w:t>
-            </w:r>
-          </w:p>
-        </w:tc>
-        <w:tc>
-          <w:tcPr>
-            <w:tcW w:w="585" w:type="dxa"/>
-            <w:tcBorders>
-              <w:start w:val="single" w:sz="2" w:space="0" w:color="808080"/>
-              <w:bottom w:val="single" w:sz="2" w:space="0" w:color="808080"/>
-              <w:end w:val="single" w:sz="6" w:space="0" w:color="808080"/>
-            </w:tcBorders>
-            <w:tcMar>
-              <w:start w:w="90" w:type="dxa"/>
-              <w:end w:w="90" w:type="dxa"/>
-            </w:tcMar>
-          </w:tcPr>
-          <w:p>
-            <w:pPr>
-              <w:pStyle w:val="Contenidodelatabla"/>
-              <w:bidi w:val="0"/>
-              <w:spacing w:before="0" w:after="210"/>
-              <w:rPr>
-                <w:sz w:val="4"/>
-                <w:szCs w:val="4"/>
-              </w:rPr>
-            </w:pPr>
-            <w:r>
-              <w:rPr>
-                <w:sz w:val="4"/>
-                <w:szCs w:val="4"/>
-              </w:rPr>
-            </w:r>
-          </w:p>
-        </w:tc>
-        <w:tc>
-          <w:tcPr>
-            <w:tcW w:w="879" w:type="dxa"/>
-            <w:tcBorders>
-              <w:start w:val="single" w:sz="2" w:space="0" w:color="808080"/>
-              <w:bottom w:val="single" w:sz="2" w:space="0" w:color="808080"/>
-              <w:end w:val="single" w:sz="6" w:space="0" w:color="808080"/>
-            </w:tcBorders>
-            <w:tcMar>
-              <w:start w:w="90" w:type="dxa"/>
-              <w:end w:w="90" w:type="dxa"/>
-            </w:tcMar>
-          </w:tcPr>
-          <w:p>
-            <w:pPr>
-              <w:pStyle w:val="Contenidodelatabla"/>
-              <w:bidi w:val="0"/>
-              <w:spacing w:before="0" w:after="210"/>
-              <w:rPr>
-                <w:sz w:val="4"/>
-                <w:szCs w:val="4"/>
-              </w:rPr>
-            </w:pPr>
-            <w:r>
-              <w:rPr>
-                <w:sz w:val="4"/>
-                <w:szCs w:val="4"/>
-              </w:rPr>
-            </w:r>
-          </w:p>
-        </w:tc>
-        <w:tc>
-          <w:tcPr>
-            <w:tcW w:w="585" w:type="dxa"/>
-            <w:tcBorders>
-              <w:start w:val="single" w:sz="2" w:space="0" w:color="808080"/>
-              <w:bottom w:val="single" w:sz="2" w:space="0" w:color="808080"/>
-              <w:end w:val="single" w:sz="6" w:space="0" w:color="808080"/>
-            </w:tcBorders>
-            <w:tcMar>
-              <w:start w:w="90" w:type="dxa"/>
-              <w:end w:w="90" w:type="dxa"/>
-            </w:tcMar>
-          </w:tcPr>
-          <w:p>
-            <w:pPr>
-              <w:pStyle w:val="Contenidodelatabla"/>
-              <w:bidi w:val="0"/>
-              <w:spacing w:before="0" w:after="210"/>
-              <w:rPr>
-                <w:sz w:val="4"/>
-                <w:szCs w:val="4"/>
-              </w:rPr>
-            </w:pPr>
-            <w:r>
-              <w:rPr>
-                <w:sz w:val="4"/>
-                <w:szCs w:val="4"/>
-              </w:rPr>
-            </w:r>
-          </w:p>
-        </w:tc>
-        <w:tc>
-          <w:tcPr>
-            <w:tcW w:w="1260" w:type="dxa"/>
-            <w:tcBorders>
-              <w:start w:val="single" w:sz="2" w:space="0" w:color="808080"/>
-              <w:bottom w:val="single" w:sz="2" w:space="0" w:color="808080"/>
-              <w:end w:val="single" w:sz="6" w:space="0" w:color="808080"/>
-            </w:tcBorders>
-            <w:tcMar>
-              <w:start w:w="90" w:type="dxa"/>
-              <w:end w:w="90" w:type="dxa"/>
-            </w:tcMar>
-          </w:tcPr>
-          <w:p>
-            <w:pPr>
-              <w:pStyle w:val="Contenidodelatabla"/>
-              <w:bidi w:val="0"/>
-              <w:spacing w:before="0" w:after="210"/>
-              <w:rPr>
-                <w:sz w:val="4"/>
-                <w:szCs w:val="4"/>
-              </w:rPr>
-            </w:pPr>
-            <w:r>
-              <w:rPr>
-                <w:sz w:val="4"/>
-                <w:szCs w:val="4"/>
-              </w:rPr>
             </w:r>
           </w:p>
         </w:tc>
@@ -10628,7 +10372,7 @@
         </w:tc>
         <w:tc>
           <w:tcPr>
-            <w:tcW w:w="732" w:type="dxa"/>
+            <w:tcW w:w="800" w:type="dxa"/>
             <w:tcBorders>
               <w:top w:val="single" w:sz="2" w:space="0" w:color="CBD5E0"/>
               <w:start w:val="single" w:sz="2" w:space="0" w:color="CBD5E0"/>
@@ -10690,7 +10434,7 @@
         </w:tc>
         <w:tc>
           <w:tcPr>
-            <w:tcW w:w="979" w:type="dxa"/>
+            <w:tcW w:w="1045" w:type="dxa"/>
             <w:tcBorders>
               <w:top w:val="single" w:sz="2" w:space="0" w:color="CBD5E0"/>
               <w:start w:val="single" w:sz="2" w:space="0" w:color="CBD5E0"/>
@@ -10720,7 +10464,7 @@
         </w:tc>
         <w:tc>
           <w:tcPr>
-            <w:tcW w:w="1016" w:type="dxa"/>
+            <w:tcW w:w="1158" w:type="dxa"/>
             <w:tcBorders>
               <w:top w:val="single" w:sz="2" w:space="0" w:color="CBD5E0"/>
               <w:start w:val="single" w:sz="2" w:space="0" w:color="CBD5E0"/>
@@ -10807,7 +10551,7 @@
         </w:tc>
         <w:tc>
           <w:tcPr>
-            <w:tcW w:w="677" w:type="dxa"/>
+            <w:tcW w:w="736" w:type="dxa"/>
             <w:tcBorders>
               <w:top w:val="single" w:sz="2" w:space="0" w:color="CBD5E0"/>
               <w:start w:val="single" w:sz="2" w:space="0" w:color="CBD5E0"/>
@@ -10837,7 +10581,7 @@
         </w:tc>
         <w:tc>
           <w:tcPr>
-            <w:tcW w:w="1805" w:type="dxa"/>
+            <w:tcW w:w="2254" w:type="dxa"/>
             <w:tcBorders>
               <w:top w:val="single" w:sz="2" w:space="0" w:color="CBD5E0"/>
               <w:start w:val="single" w:sz="2" w:space="0" w:color="CBD5E0"/>
@@ -10862,130 +10606,6 @@
                 <w:sz w:val="17"/>
               </w:rPr>
               <w:t>Kinetic flow and effective preferential action emitted by the subject.</w:t>
-            </w:r>
-          </w:p>
-        </w:tc>
-        <w:tc>
-          <w:tcPr>
-            <w:tcW w:w="585" w:type="dxa"/>
-            <w:tcBorders>
-              <w:start w:val="single" w:sz="2" w:space="0" w:color="808080"/>
-              <w:bottom w:val="single" w:sz="2" w:space="0" w:color="808080"/>
-              <w:end w:val="single" w:sz="6" w:space="0" w:color="808080"/>
-            </w:tcBorders>
-            <w:tcMar>
-              <w:start w:w="90" w:type="dxa"/>
-              <w:end w:w="90" w:type="dxa"/>
-            </w:tcMar>
-          </w:tcPr>
-          <w:p>
-            <w:pPr>
-              <w:pStyle w:val="Contenidodelatabla"/>
-              <w:bidi w:val="0"/>
-              <w:spacing w:before="0" w:after="210"/>
-              <w:rPr>
-                <w:sz w:val="4"/>
-                <w:szCs w:val="4"/>
-              </w:rPr>
-            </w:pPr>
-            <w:r>
-              <w:rPr>
-                <w:sz w:val="4"/>
-                <w:szCs w:val="4"/>
-              </w:rPr>
-            </w:r>
-          </w:p>
-        </w:tc>
-        <w:tc>
-          <w:tcPr>
-            <w:tcW w:w="879" w:type="dxa"/>
-            <w:tcBorders>
-              <w:start w:val="single" w:sz="2" w:space="0" w:color="808080"/>
-              <w:bottom w:val="single" w:sz="2" w:space="0" w:color="808080"/>
-              <w:end w:val="single" w:sz="6" w:space="0" w:color="808080"/>
-            </w:tcBorders>
-            <w:tcMar>
-              <w:start w:w="90" w:type="dxa"/>
-              <w:end w:w="90" w:type="dxa"/>
-            </w:tcMar>
-          </w:tcPr>
-          <w:p>
-            <w:pPr>
-              <w:pStyle w:val="Contenidodelatabla"/>
-              <w:bidi w:val="0"/>
-              <w:spacing w:before="0" w:after="210"/>
-              <w:rPr>
-                <w:sz w:val="4"/>
-                <w:szCs w:val="4"/>
-              </w:rPr>
-            </w:pPr>
-            <w:r>
-              <w:rPr>
-                <w:sz w:val="4"/>
-                <w:szCs w:val="4"/>
-              </w:rPr>
-            </w:r>
-          </w:p>
-        </w:tc>
-        <w:tc>
-          <w:tcPr>
-            <w:tcW w:w="585" w:type="dxa"/>
-            <w:tcBorders>
-              <w:start w:val="single" w:sz="2" w:space="0" w:color="808080"/>
-              <w:bottom w:val="single" w:sz="2" w:space="0" w:color="808080"/>
-              <w:end w:val="single" w:sz="6" w:space="0" w:color="808080"/>
-            </w:tcBorders>
-            <w:tcMar>
-              <w:start w:w="90" w:type="dxa"/>
-              <w:end w:w="90" w:type="dxa"/>
-            </w:tcMar>
-          </w:tcPr>
-          <w:p>
-            <w:pPr>
-              <w:pStyle w:val="Contenidodelatabla"/>
-              <w:bidi w:val="0"/>
-              <w:spacing w:before="0" w:after="210"/>
-              <w:rPr>
-                <w:sz w:val="4"/>
-                <w:szCs w:val="4"/>
-              </w:rPr>
-            </w:pPr>
-            <w:r>
-              <w:rPr>
-                <w:sz w:val="4"/>
-                <w:szCs w:val="4"/>
-              </w:rPr>
-            </w:r>
-          </w:p>
-        </w:tc>
-        <w:tc>
-          <w:tcPr>
-            <w:tcW w:w="1260" w:type="dxa"/>
-            <w:tcBorders>
-              <w:start w:val="single" w:sz="2" w:space="0" w:color="808080"/>
-              <w:bottom w:val="single" w:sz="2" w:space="0" w:color="808080"/>
-              <w:end w:val="single" w:sz="6" w:space="0" w:color="808080"/>
-            </w:tcBorders>
-            <w:tcMar>
-              <w:start w:w="90" w:type="dxa"/>
-              <w:end w:w="90" w:type="dxa"/>
-            </w:tcMar>
-          </w:tcPr>
-          <w:p>
-            <w:pPr>
-              <w:pStyle w:val="Contenidodelatabla"/>
-              <w:bidi w:val="0"/>
-              <w:spacing w:before="0" w:after="210"/>
-              <w:rPr>
-                <w:sz w:val="4"/>
-                <w:szCs w:val="4"/>
-              </w:rPr>
-            </w:pPr>
-            <w:r>
-              <w:rPr>
-                <w:sz w:val="4"/>
-                <w:szCs w:val="4"/>
-              </w:rPr>
             </w:r>
           </w:p>
         </w:tc>
@@ -11023,7 +10643,7 @@
         </w:tc>
         <w:tc>
           <w:tcPr>
-            <w:tcW w:w="732" w:type="dxa"/>
+            <w:tcW w:w="800" w:type="dxa"/>
             <w:tcBorders>
               <w:top w:val="single" w:sz="2" w:space="0" w:color="CBD5E0"/>
               <w:start w:val="single" w:sz="2" w:space="0" w:color="CBD5E0"/>
@@ -11085,7 +10705,7 @@
         </w:tc>
         <w:tc>
           <w:tcPr>
-            <w:tcW w:w="979" w:type="dxa"/>
+            <w:tcW w:w="1045" w:type="dxa"/>
             <w:tcBorders>
               <w:top w:val="single" w:sz="2" w:space="0" w:color="CBD5E0"/>
               <w:start w:val="single" w:sz="2" w:space="0" w:color="CBD5E0"/>
@@ -11115,7 +10735,7 @@
         </w:tc>
         <w:tc>
           <w:tcPr>
-            <w:tcW w:w="1016" w:type="dxa"/>
+            <w:tcW w:w="1158" w:type="dxa"/>
             <w:tcBorders>
               <w:top w:val="single" w:sz="2" w:space="0" w:color="CBD5E0"/>
               <w:start w:val="single" w:sz="2" w:space="0" w:color="CBD5E0"/>
@@ -11202,7 +10822,7 @@
         </w:tc>
         <w:tc>
           <w:tcPr>
-            <w:tcW w:w="677" w:type="dxa"/>
+            <w:tcW w:w="736" w:type="dxa"/>
             <w:tcBorders>
               <w:top w:val="single" w:sz="2" w:space="0" w:color="CBD5E0"/>
               <w:start w:val="single" w:sz="2" w:space="0" w:color="CBD5E0"/>
@@ -11232,7 +10852,7 @@
         </w:tc>
         <w:tc>
           <w:tcPr>
-            <w:tcW w:w="1805" w:type="dxa"/>
+            <w:tcW w:w="2254" w:type="dxa"/>
             <w:tcBorders>
               <w:top w:val="single" w:sz="2" w:space="0" w:color="CBD5E0"/>
               <w:start w:val="single" w:sz="2" w:space="0" w:color="CBD5E0"/>
@@ -11257,130 +10877,6 @@
                 <w:sz w:val="17"/>
               </w:rPr>
               <w:t>Objective status and real impact of attraction or rejection received from peers.</w:t>
-            </w:r>
-          </w:p>
-        </w:tc>
-        <w:tc>
-          <w:tcPr>
-            <w:tcW w:w="585" w:type="dxa"/>
-            <w:tcBorders>
-              <w:start w:val="single" w:sz="2" w:space="0" w:color="808080"/>
-              <w:bottom w:val="single" w:sz="2" w:space="0" w:color="808080"/>
-              <w:end w:val="single" w:sz="6" w:space="0" w:color="808080"/>
-            </w:tcBorders>
-            <w:tcMar>
-              <w:start w:w="90" w:type="dxa"/>
-              <w:end w:w="90" w:type="dxa"/>
-            </w:tcMar>
-          </w:tcPr>
-          <w:p>
-            <w:pPr>
-              <w:pStyle w:val="Contenidodelatabla"/>
-              <w:bidi w:val="0"/>
-              <w:spacing w:before="0" w:after="210"/>
-              <w:rPr>
-                <w:sz w:val="4"/>
-                <w:szCs w:val="4"/>
-              </w:rPr>
-            </w:pPr>
-            <w:r>
-              <w:rPr>
-                <w:sz w:val="4"/>
-                <w:szCs w:val="4"/>
-              </w:rPr>
-            </w:r>
-          </w:p>
-        </w:tc>
-        <w:tc>
-          <w:tcPr>
-            <w:tcW w:w="879" w:type="dxa"/>
-            <w:tcBorders>
-              <w:start w:val="single" w:sz="2" w:space="0" w:color="808080"/>
-              <w:bottom w:val="single" w:sz="2" w:space="0" w:color="808080"/>
-              <w:end w:val="single" w:sz="6" w:space="0" w:color="808080"/>
-            </w:tcBorders>
-            <w:tcMar>
-              <w:start w:w="90" w:type="dxa"/>
-              <w:end w:w="90" w:type="dxa"/>
-            </w:tcMar>
-          </w:tcPr>
-          <w:p>
-            <w:pPr>
-              <w:pStyle w:val="Contenidodelatabla"/>
-              <w:bidi w:val="0"/>
-              <w:spacing w:before="0" w:after="210"/>
-              <w:rPr>
-                <w:sz w:val="4"/>
-                <w:szCs w:val="4"/>
-              </w:rPr>
-            </w:pPr>
-            <w:r>
-              <w:rPr>
-                <w:sz w:val="4"/>
-                <w:szCs w:val="4"/>
-              </w:rPr>
-            </w:r>
-          </w:p>
-        </w:tc>
-        <w:tc>
-          <w:tcPr>
-            <w:tcW w:w="585" w:type="dxa"/>
-            <w:tcBorders>
-              <w:start w:val="single" w:sz="2" w:space="0" w:color="808080"/>
-              <w:bottom w:val="single" w:sz="2" w:space="0" w:color="808080"/>
-              <w:end w:val="single" w:sz="6" w:space="0" w:color="808080"/>
-            </w:tcBorders>
-            <w:tcMar>
-              <w:start w:w="90" w:type="dxa"/>
-              <w:end w:w="90" w:type="dxa"/>
-            </w:tcMar>
-          </w:tcPr>
-          <w:p>
-            <w:pPr>
-              <w:pStyle w:val="Contenidodelatabla"/>
-              <w:bidi w:val="0"/>
-              <w:spacing w:before="0" w:after="210"/>
-              <w:rPr>
-                <w:sz w:val="4"/>
-                <w:szCs w:val="4"/>
-              </w:rPr>
-            </w:pPr>
-            <w:r>
-              <w:rPr>
-                <w:sz w:val="4"/>
-                <w:szCs w:val="4"/>
-              </w:rPr>
-            </w:r>
-          </w:p>
-        </w:tc>
-        <w:tc>
-          <w:tcPr>
-            <w:tcW w:w="1260" w:type="dxa"/>
-            <w:tcBorders>
-              <w:start w:val="single" w:sz="2" w:space="0" w:color="808080"/>
-              <w:bottom w:val="single" w:sz="2" w:space="0" w:color="808080"/>
-              <w:end w:val="single" w:sz="6" w:space="0" w:color="808080"/>
-            </w:tcBorders>
-            <w:tcMar>
-              <w:start w:w="90" w:type="dxa"/>
-              <w:end w:w="90" w:type="dxa"/>
-            </w:tcMar>
-          </w:tcPr>
-          <w:p>
-            <w:pPr>
-              <w:pStyle w:val="Contenidodelatabla"/>
-              <w:bidi w:val="0"/>
-              <w:spacing w:before="0" w:after="210"/>
-              <w:rPr>
-                <w:sz w:val="4"/>
-                <w:szCs w:val="4"/>
-              </w:rPr>
-            </w:pPr>
-            <w:r>
-              <w:rPr>
-                <w:sz w:val="4"/>
-                <w:szCs w:val="4"/>
-              </w:rPr>
             </w:r>
           </w:p>
         </w:tc>
@@ -11418,7 +10914,7 @@
         </w:tc>
         <w:tc>
           <w:tcPr>
-            <w:tcW w:w="732" w:type="dxa"/>
+            <w:tcW w:w="800" w:type="dxa"/>
             <w:tcBorders>
               <w:top w:val="single" w:sz="2" w:space="0" w:color="CBD5E0"/>
               <w:start w:val="single" w:sz="2" w:space="0" w:color="CBD5E0"/>
@@ -11480,7 +10976,7 @@
         </w:tc>
         <w:tc>
           <w:tcPr>
-            <w:tcW w:w="979" w:type="dxa"/>
+            <w:tcW w:w="1045" w:type="dxa"/>
             <w:tcBorders>
               <w:top w:val="single" w:sz="2" w:space="0" w:color="CBD5E0"/>
               <w:start w:val="single" w:sz="2" w:space="0" w:color="CBD5E0"/>
@@ -11510,7 +11006,7 @@
         </w:tc>
         <w:tc>
           <w:tcPr>
-            <w:tcW w:w="1016" w:type="dxa"/>
+            <w:tcW w:w="1158" w:type="dxa"/>
             <w:tcBorders>
               <w:top w:val="single" w:sz="2" w:space="0" w:color="CBD5E0"/>
               <w:start w:val="single" w:sz="2" w:space="0" w:color="CBD5E0"/>
@@ -11597,7 +11093,7 @@
         </w:tc>
         <w:tc>
           <w:tcPr>
-            <w:tcW w:w="677" w:type="dxa"/>
+            <w:tcW w:w="736" w:type="dxa"/>
             <w:tcBorders>
               <w:top w:val="single" w:sz="2" w:space="0" w:color="CBD5E0"/>
               <w:start w:val="single" w:sz="2" w:space="0" w:color="CBD5E0"/>
@@ -11627,7 +11123,7 @@
         </w:tc>
         <w:tc>
           <w:tcPr>
-            <w:tcW w:w="1805" w:type="dxa"/>
+            <w:tcW w:w="2254" w:type="dxa"/>
             <w:tcBorders>
               <w:top w:val="single" w:sz="2" w:space="0" w:color="CBD5E0"/>
               <w:start w:val="single" w:sz="2" w:space="0" w:color="CBD5E0"/>
@@ -11652,130 +11148,6 @@
                 <w:sz w:val="17"/>
               </w:rPr>
               <w:t>Reflected field of presumption attributed to the subject by peers.</w:t>
-            </w:r>
-          </w:p>
-        </w:tc>
-        <w:tc>
-          <w:tcPr>
-            <w:tcW w:w="585" w:type="dxa"/>
-            <w:tcBorders>
-              <w:start w:val="single" w:sz="2" w:space="0" w:color="808080"/>
-              <w:bottom w:val="single" w:sz="2" w:space="0" w:color="808080"/>
-              <w:end w:val="single" w:sz="6" w:space="0" w:color="808080"/>
-            </w:tcBorders>
-            <w:tcMar>
-              <w:start w:w="90" w:type="dxa"/>
-              <w:end w:w="90" w:type="dxa"/>
-            </w:tcMar>
-          </w:tcPr>
-          <w:p>
-            <w:pPr>
-              <w:pStyle w:val="Contenidodelatabla"/>
-              <w:bidi w:val="0"/>
-              <w:spacing w:before="0" w:after="210"/>
-              <w:rPr>
-                <w:sz w:val="4"/>
-                <w:szCs w:val="4"/>
-              </w:rPr>
-            </w:pPr>
-            <w:r>
-              <w:rPr>
-                <w:sz w:val="4"/>
-                <w:szCs w:val="4"/>
-              </w:rPr>
-            </w:r>
-          </w:p>
-        </w:tc>
-        <w:tc>
-          <w:tcPr>
-            <w:tcW w:w="879" w:type="dxa"/>
-            <w:tcBorders>
-              <w:start w:val="single" w:sz="2" w:space="0" w:color="808080"/>
-              <w:bottom w:val="single" w:sz="2" w:space="0" w:color="808080"/>
-              <w:end w:val="single" w:sz="6" w:space="0" w:color="808080"/>
-            </w:tcBorders>
-            <w:tcMar>
-              <w:start w:w="90" w:type="dxa"/>
-              <w:end w:w="90" w:type="dxa"/>
-            </w:tcMar>
-          </w:tcPr>
-          <w:p>
-            <w:pPr>
-              <w:pStyle w:val="Contenidodelatabla"/>
-              <w:bidi w:val="0"/>
-              <w:spacing w:before="0" w:after="210"/>
-              <w:rPr>
-                <w:sz w:val="4"/>
-                <w:szCs w:val="4"/>
-              </w:rPr>
-            </w:pPr>
-            <w:r>
-              <w:rPr>
-                <w:sz w:val="4"/>
-                <w:szCs w:val="4"/>
-              </w:rPr>
-            </w:r>
-          </w:p>
-        </w:tc>
-        <w:tc>
-          <w:tcPr>
-            <w:tcW w:w="585" w:type="dxa"/>
-            <w:tcBorders>
-              <w:start w:val="single" w:sz="2" w:space="0" w:color="808080"/>
-              <w:bottom w:val="single" w:sz="2" w:space="0" w:color="808080"/>
-              <w:end w:val="single" w:sz="6" w:space="0" w:color="808080"/>
-            </w:tcBorders>
-            <w:tcMar>
-              <w:start w:w="90" w:type="dxa"/>
-              <w:end w:w="90" w:type="dxa"/>
-            </w:tcMar>
-          </w:tcPr>
-          <w:p>
-            <w:pPr>
-              <w:pStyle w:val="Contenidodelatabla"/>
-              <w:bidi w:val="0"/>
-              <w:spacing w:before="0" w:after="210"/>
-              <w:rPr>
-                <w:sz w:val="4"/>
-                <w:szCs w:val="4"/>
-              </w:rPr>
-            </w:pPr>
-            <w:r>
-              <w:rPr>
-                <w:sz w:val="4"/>
-                <w:szCs w:val="4"/>
-              </w:rPr>
-            </w:r>
-          </w:p>
-        </w:tc>
-        <w:tc>
-          <w:tcPr>
-            <w:tcW w:w="1260" w:type="dxa"/>
-            <w:tcBorders>
-              <w:start w:val="single" w:sz="2" w:space="0" w:color="808080"/>
-              <w:bottom w:val="single" w:sz="2" w:space="0" w:color="808080"/>
-              <w:end w:val="single" w:sz="6" w:space="0" w:color="808080"/>
-            </w:tcBorders>
-            <w:tcMar>
-              <w:start w:w="90" w:type="dxa"/>
-              <w:end w:w="90" w:type="dxa"/>
-            </w:tcMar>
-          </w:tcPr>
-          <w:p>
-            <w:pPr>
-              <w:pStyle w:val="Contenidodelatabla"/>
-              <w:bidi w:val="0"/>
-              <w:spacing w:before="0" w:after="210"/>
-              <w:rPr>
-                <w:sz w:val="4"/>
-                <w:szCs w:val="4"/>
-              </w:rPr>
-            </w:pPr>
-            <w:r>
-              <w:rPr>
-                <w:sz w:val="4"/>
-                <w:szCs w:val="4"/>
-              </w:rPr>
             </w:r>
           </w:p>
         </w:tc>
@@ -11813,7 +11185,7 @@
         </w:tc>
         <w:tc>
           <w:tcPr>
-            <w:tcW w:w="732" w:type="dxa"/>
+            <w:tcW w:w="800" w:type="dxa"/>
             <w:tcBorders>
               <w:top w:val="single" w:sz="2" w:space="0" w:color="CBD5E0"/>
               <w:start w:val="single" w:sz="2" w:space="0" w:color="CBD5E0"/>
@@ -11855,7 +11227,7 @@
         </w:tc>
         <w:tc>
           <w:tcPr>
-            <w:tcW w:w="979" w:type="dxa"/>
+            <w:tcW w:w="1045" w:type="dxa"/>
             <w:tcBorders>
               <w:top w:val="single" w:sz="2" w:space="0" w:color="CBD5E0"/>
               <w:start w:val="single" w:sz="2" w:space="0" w:color="CBD5E0"/>
@@ -11885,7 +11257,7 @@
         </w:tc>
         <w:tc>
           <w:tcPr>
-            <w:tcW w:w="1016" w:type="dxa"/>
+            <w:tcW w:w="1158" w:type="dxa"/>
             <w:tcBorders>
               <w:top w:val="single" w:sz="2" w:space="0" w:color="CBD5E0"/>
               <w:start w:val="single" w:sz="2" w:space="0" w:color="CBD5E0"/>
@@ -11941,7 +11313,7 @@
         </w:tc>
         <w:tc>
           <w:tcPr>
-            <w:tcW w:w="677" w:type="dxa"/>
+            <w:tcW w:w="736" w:type="dxa"/>
             <w:tcBorders>
               <w:top w:val="single" w:sz="2" w:space="0" w:color="CBD5E0"/>
               <w:start w:val="single" w:sz="2" w:space="0" w:color="CBD5E0"/>
@@ -11971,7 +11343,7 @@
         </w:tc>
         <w:tc>
           <w:tcPr>
-            <w:tcW w:w="1805" w:type="dxa"/>
+            <w:tcW w:w="2254" w:type="dxa"/>
             <w:tcBorders>
               <w:top w:val="single" w:sz="2" w:space="0" w:color="CBD5E0"/>
               <w:start w:val="single" w:sz="2" w:space="0" w:color="CBD5E0"/>
@@ -11996,130 +11368,6 @@
                 <w:sz w:val="17"/>
               </w:rPr>
               <w:t>Net sender potential: expansiveness and initiative spring/sink.</w:t>
-            </w:r>
-          </w:p>
-        </w:tc>
-        <w:tc>
-          <w:tcPr>
-            <w:tcW w:w="585" w:type="dxa"/>
-            <w:tcBorders>
-              <w:start w:val="single" w:sz="2" w:space="0" w:color="808080"/>
-              <w:bottom w:val="single" w:sz="2" w:space="0" w:color="808080"/>
-              <w:end w:val="single" w:sz="6" w:space="0" w:color="808080"/>
-            </w:tcBorders>
-            <w:tcMar>
-              <w:start w:w="90" w:type="dxa"/>
-              <w:end w:w="90" w:type="dxa"/>
-            </w:tcMar>
-          </w:tcPr>
-          <w:p>
-            <w:pPr>
-              <w:pStyle w:val="Contenidodelatabla"/>
-              <w:bidi w:val="0"/>
-              <w:spacing w:before="0" w:after="210"/>
-              <w:rPr>
-                <w:sz w:val="4"/>
-                <w:szCs w:val="4"/>
-              </w:rPr>
-            </w:pPr>
-            <w:r>
-              <w:rPr>
-                <w:sz w:val="4"/>
-                <w:szCs w:val="4"/>
-              </w:rPr>
-            </w:r>
-          </w:p>
-        </w:tc>
-        <w:tc>
-          <w:tcPr>
-            <w:tcW w:w="879" w:type="dxa"/>
-            <w:tcBorders>
-              <w:start w:val="single" w:sz="2" w:space="0" w:color="808080"/>
-              <w:bottom w:val="single" w:sz="2" w:space="0" w:color="808080"/>
-              <w:end w:val="single" w:sz="6" w:space="0" w:color="808080"/>
-            </w:tcBorders>
-            <w:tcMar>
-              <w:start w:w="90" w:type="dxa"/>
-              <w:end w:w="90" w:type="dxa"/>
-            </w:tcMar>
-          </w:tcPr>
-          <w:p>
-            <w:pPr>
-              <w:pStyle w:val="Contenidodelatabla"/>
-              <w:bidi w:val="0"/>
-              <w:spacing w:before="0" w:after="210"/>
-              <w:rPr>
-                <w:sz w:val="4"/>
-                <w:szCs w:val="4"/>
-              </w:rPr>
-            </w:pPr>
-            <w:r>
-              <w:rPr>
-                <w:sz w:val="4"/>
-                <w:szCs w:val="4"/>
-              </w:rPr>
-            </w:r>
-          </w:p>
-        </w:tc>
-        <w:tc>
-          <w:tcPr>
-            <w:tcW w:w="585" w:type="dxa"/>
-            <w:tcBorders>
-              <w:start w:val="single" w:sz="2" w:space="0" w:color="808080"/>
-              <w:bottom w:val="single" w:sz="2" w:space="0" w:color="808080"/>
-              <w:end w:val="single" w:sz="6" w:space="0" w:color="808080"/>
-            </w:tcBorders>
-            <w:tcMar>
-              <w:start w:w="90" w:type="dxa"/>
-              <w:end w:w="90" w:type="dxa"/>
-            </w:tcMar>
-          </w:tcPr>
-          <w:p>
-            <w:pPr>
-              <w:pStyle w:val="Contenidodelatabla"/>
-              <w:bidi w:val="0"/>
-              <w:spacing w:before="0" w:after="210"/>
-              <w:rPr>
-                <w:sz w:val="4"/>
-                <w:szCs w:val="4"/>
-              </w:rPr>
-            </w:pPr>
-            <w:r>
-              <w:rPr>
-                <w:sz w:val="4"/>
-                <w:szCs w:val="4"/>
-              </w:rPr>
-            </w:r>
-          </w:p>
-        </w:tc>
-        <w:tc>
-          <w:tcPr>
-            <w:tcW w:w="1260" w:type="dxa"/>
-            <w:tcBorders>
-              <w:start w:val="single" w:sz="2" w:space="0" w:color="808080"/>
-              <w:bottom w:val="single" w:sz="2" w:space="0" w:color="808080"/>
-              <w:end w:val="single" w:sz="6" w:space="0" w:color="808080"/>
-            </w:tcBorders>
-            <w:tcMar>
-              <w:start w:w="90" w:type="dxa"/>
-              <w:end w:w="90" w:type="dxa"/>
-            </w:tcMar>
-          </w:tcPr>
-          <w:p>
-            <w:pPr>
-              <w:pStyle w:val="Contenidodelatabla"/>
-              <w:bidi w:val="0"/>
-              <w:spacing w:before="0" w:after="210"/>
-              <w:rPr>
-                <w:sz w:val="4"/>
-                <w:szCs w:val="4"/>
-              </w:rPr>
-            </w:pPr>
-            <w:r>
-              <w:rPr>
-                <w:sz w:val="4"/>
-                <w:szCs w:val="4"/>
-              </w:rPr>
             </w:r>
           </w:p>
         </w:tc>
@@ -12157,7 +11405,7 @@
         </w:tc>
         <w:tc>
           <w:tcPr>
-            <w:tcW w:w="732" w:type="dxa"/>
+            <w:tcW w:w="800" w:type="dxa"/>
             <w:tcBorders>
               <w:top w:val="single" w:sz="2" w:space="0" w:color="CBD5E0"/>
               <w:start w:val="single" w:sz="2" w:space="0" w:color="CBD5E0"/>
@@ -12199,7 +11447,7 @@
         </w:tc>
         <w:tc>
           <w:tcPr>
-            <w:tcW w:w="979" w:type="dxa"/>
+            <w:tcW w:w="1045" w:type="dxa"/>
             <w:tcBorders>
               <w:top w:val="single" w:sz="2" w:space="0" w:color="CBD5E0"/>
               <w:start w:val="single" w:sz="2" w:space="0" w:color="CBD5E0"/>
@@ -12229,7 +11477,7 @@
         </w:tc>
         <w:tc>
           <w:tcPr>
-            <w:tcW w:w="1016" w:type="dxa"/>
+            <w:tcW w:w="1158" w:type="dxa"/>
             <w:tcBorders>
               <w:top w:val="single" w:sz="2" w:space="0" w:color="CBD5E0"/>
               <w:start w:val="single" w:sz="2" w:space="0" w:color="CBD5E0"/>
@@ -12245,21 +11493,59 @@
               <w:spacing w:before="0" w:after="210"/>
               <w:ind w:hanging="0" w:start="0" w:end="0"/>
               <w:jc w:val="center"/>
-              <w:rPr>
-                <w:sz w:val="17"/>
-              </w:rPr>
+              <w:rPr/>
             </w:pPr>
             <w:r>
               <w:rPr>
                 <w:sz w:val="17"/>
               </w:rPr>
-              <w:t>\</w:t>
+              <w:t>|</w:t>
+            </w:r>
+            <w:r>
+              <w:rPr>
+                <w:rStyle w:val="Emphasis"/>
+                <w:sz w:val="17"/>
+              </w:rPr>
+              <w:t>D</w:t>
+            </w:r>
+            <w:r>
+              <w:rPr>
+                <w:position w:val="-1"/>
+                <w:sz w:val="17"/>
+              </w:rPr>
+              <w:t>1</w:t>
+            </w:r>
+            <w:r>
+              <w:rPr>
+                <w:sz w:val="17"/>
+              </w:rPr>
+              <w:t>| + |</w:t>
+            </w:r>
+            <w:r>
+              <w:rPr>
+                <w:rStyle w:val="Emphasis"/>
+                <w:sz w:val="17"/>
+              </w:rPr>
+              <w:t>D</w:t>
+            </w:r>
+            <w:r>
+              <w:rPr>
+                <w:position w:val="-1"/>
+                <w:sz w:val="17"/>
+              </w:rPr>
+              <w:t>2</w:t>
+            </w:r>
+            <w:r>
+              <w:rPr>
+                <w:sz w:val="17"/>
+              </w:rPr>
+              <w:t>|</w:t>
             </w:r>
           </w:p>
         </w:tc>
         <w:tc>
           <w:tcPr>
-            <w:tcW w:w="677" w:type="dxa"/>
+            <w:tcW w:w="736" w:type="dxa"/>
             <w:tcBorders>
               <w:top w:val="single" w:sz="2" w:space="0" w:color="CBD5E0"/>
               <w:start w:val="single" w:sz="2" w:space="0" w:color="CBD5E0"/>
@@ -12283,133 +11569,13 @@
               <w:rPr>
                 <w:sz w:val="17"/>
               </w:rPr>
-              <w:t>D_1\</w:t>
+              <w:t>[0.00, +2.00]</w:t>
             </w:r>
           </w:p>
         </w:tc>
         <w:tc>
           <w:tcPr>
-            <w:tcW w:w="1805" w:type="dxa"/>
-            <w:tcBorders>
-              <w:top w:val="single" w:sz="2" w:space="0" w:color="CBD5E0"/>
-              <w:start w:val="single" w:sz="2" w:space="0" w:color="CBD5E0"/>
-              <w:bottom w:val="single" w:sz="2" w:space="0" w:color="CBD5E0"/>
-              <w:end w:val="single" w:sz="2" w:space="0" w:color="CBD5E0"/>
-            </w:tcBorders>
-            <w:vAlign w:val="center"/>
-          </w:tcPr>
-          <w:p>
-            <w:pPr>
-              <w:pStyle w:val="Contenidodelatabla"/>
-              <w:bidi w:val="0"/>
-              <w:spacing w:before="0" w:after="210"/>
-              <w:ind w:hanging="0" w:start="0" w:end="0"/>
-              <w:jc w:val="center"/>
-              <w:rPr>
-                <w:sz w:val="17"/>
-              </w:rPr>
-            </w:pPr>
-            <w:r>
-              <w:rPr>
-                <w:sz w:val="17"/>
-              </w:rPr>
-              <w:t>+ \</w:t>
-            </w:r>
-          </w:p>
-        </w:tc>
-        <w:tc>
-          <w:tcPr>
-            <w:tcW w:w="585" w:type="dxa"/>
-            <w:tcBorders>
-              <w:top w:val="single" w:sz="2" w:space="0" w:color="CBD5E0"/>
-              <w:start w:val="single" w:sz="2" w:space="0" w:color="CBD5E0"/>
-              <w:bottom w:val="single" w:sz="2" w:space="0" w:color="CBD5E0"/>
-              <w:end w:val="single" w:sz="2" w:space="0" w:color="CBD5E0"/>
-            </w:tcBorders>
-            <w:vAlign w:val="center"/>
-          </w:tcPr>
-          <w:p>
-            <w:pPr>
-              <w:pStyle w:val="Contenidodelatabla"/>
-              <w:bidi w:val="0"/>
-              <w:spacing w:before="0" w:after="210"/>
-              <w:ind w:hanging="0" w:start="0" w:end="0"/>
-              <w:jc w:val="center"/>
-              <w:rPr>
-                <w:sz w:val="17"/>
-              </w:rPr>
-            </w:pPr>
-            <w:r>
-              <w:rPr>
-                <w:sz w:val="17"/>
-              </w:rPr>
-              <w:t>D_2\</w:t>
-            </w:r>
-          </w:p>
-        </w:tc>
-        <w:tc>
-          <w:tcPr>
-            <w:tcW w:w="879" w:type="dxa"/>
-            <w:tcBorders>
-              <w:top w:val="single" w:sz="2" w:space="0" w:color="CBD5E0"/>
-              <w:start w:val="single" w:sz="2" w:space="0" w:color="CBD5E0"/>
-              <w:bottom w:val="single" w:sz="2" w:space="0" w:color="CBD5E0"/>
-              <w:end w:val="single" w:sz="2" w:space="0" w:color="CBD5E0"/>
-            </w:tcBorders>
-            <w:vAlign w:val="center"/>
-          </w:tcPr>
-          <w:p>
-            <w:pPr>
-              <w:pStyle w:val="Contenidodelatabla"/>
-              <w:bidi w:val="0"/>
-              <w:spacing w:before="0" w:after="210"/>
-              <w:ind w:hanging="0" w:start="0" w:end="0"/>
-              <w:rPr>
-                <w:sz w:val="4"/>
-                <w:szCs w:val="4"/>
-              </w:rPr>
-            </w:pPr>
-            <w:r>
-              <w:rPr>
-                <w:sz w:val="4"/>
-                <w:szCs w:val="4"/>
-              </w:rPr>
-            </w:r>
-          </w:p>
-        </w:tc>
-        <w:tc>
-          <w:tcPr>
-            <w:tcW w:w="585" w:type="dxa"/>
-            <w:tcBorders>
-              <w:top w:val="single" w:sz="2" w:space="0" w:color="CBD5E0"/>
-              <w:start w:val="single" w:sz="2" w:space="0" w:color="CBD5E0"/>
-              <w:bottom w:val="single" w:sz="2" w:space="0" w:color="CBD5E0"/>
-              <w:end w:val="single" w:sz="2" w:space="0" w:color="CBD5E0"/>
-            </w:tcBorders>
-            <w:vAlign w:val="center"/>
-          </w:tcPr>
-          <w:p>
-            <w:pPr>
-              <w:pStyle w:val="Contenidodelatabla"/>
-              <w:bidi w:val="0"/>
-              <w:spacing w:before="0" w:after="210"/>
-              <w:ind w:hanging="0" w:start="0" w:end="0"/>
-              <w:jc w:val="center"/>
-              <w:rPr>
-                <w:sz w:val="17"/>
-              </w:rPr>
-            </w:pPr>
-            <w:r>
-              <w:rPr>
-                <w:sz w:val="17"/>
-              </w:rPr>
-              <w:t>[0.00, +2.00]</w:t>
-            </w:r>
-          </w:p>
-        </w:tc>
-        <w:tc>
-          <w:tcPr>
-            <w:tcW w:w="1260" w:type="dxa"/>
+            <w:tcW w:w="2254" w:type="dxa"/>
             <w:tcBorders>
               <w:top w:val="single" w:sz="2" w:space="0" w:color="CBD5E0"/>
               <w:start w:val="single" w:sz="2" w:space="0" w:color="CBD5E0"/>
@@ -12471,7 +11637,7 @@
         </w:tc>
         <w:tc>
           <w:tcPr>
-            <w:tcW w:w="732" w:type="dxa"/>
+            <w:tcW w:w="800" w:type="dxa"/>
             <w:tcBorders>
               <w:top w:val="single" w:sz="2" w:space="0" w:color="CBD5E0"/>
               <w:start w:val="single" w:sz="2" w:space="0" w:color="CBD5E0"/>
@@ -12513,7 +11679,7 @@
         </w:tc>
         <w:tc>
           <w:tcPr>
-            <w:tcW w:w="979" w:type="dxa"/>
+            <w:tcW w:w="1045" w:type="dxa"/>
             <w:tcBorders>
               <w:top w:val="single" w:sz="2" w:space="0" w:color="CBD5E0"/>
               <w:start w:val="single" w:sz="2" w:space="0" w:color="CBD5E0"/>
@@ -12543,7 +11709,7 @@
         </w:tc>
         <w:tc>
           <w:tcPr>
-            <w:tcW w:w="1016" w:type="dxa"/>
+            <w:tcW w:w="1158" w:type="dxa"/>
             <w:tcBorders>
               <w:top w:val="single" w:sz="2" w:space="0" w:color="CBD5E0"/>
               <w:start w:val="single" w:sz="2" w:space="0" w:color="CBD5E0"/>
@@ -12599,7 +11765,7 @@
         </w:tc>
         <w:tc>
           <w:tcPr>
-            <w:tcW w:w="677" w:type="dxa"/>
+            <w:tcW w:w="736" w:type="dxa"/>
             <w:tcBorders>
               <w:top w:val="single" w:sz="2" w:space="0" w:color="CBD5E0"/>
               <w:start w:val="single" w:sz="2" w:space="0" w:color="CBD5E0"/>
@@ -12629,7 +11795,7 @@
         </w:tc>
         <w:tc>
           <w:tcPr>
-            <w:tcW w:w="1805" w:type="dxa"/>
+            <w:tcW w:w="2254" w:type="dxa"/>
             <w:tcBorders>
               <w:top w:val="single" w:sz="2" w:space="0" w:color="CBD5E0"/>
               <w:start w:val="single" w:sz="2" w:space="0" w:color="CBD5E0"/>
@@ -12654,38 +11820,6 @@
                 <w:sz w:val="17"/>
               </w:rPr>
               <w:t>Net receiver potential: global status induced by the peer environment.</w:t>
-            </w:r>
-          </w:p>
-        </w:tc>
-        <w:tc>
-          <w:tcPr>
-            <w:tcW w:w="3309" w:type="dxa"/>
-            <w:gridSpan w:val="4"/>
-            <w:tcBorders>
-              <w:start w:val="single" w:sz="2" w:space="0" w:color="808080"/>
-              <w:bottom w:val="single" w:sz="2" w:space="0" w:color="808080"/>
-              <w:end w:val="single" w:sz="6" w:space="0" w:color="808080"/>
-            </w:tcBorders>
-            <w:tcMar>
-              <w:start w:w="90" w:type="dxa"/>
-              <w:end w:w="90" w:type="dxa"/>
-            </w:tcMar>
-          </w:tcPr>
-          <w:p>
-            <w:pPr>
-              <w:pStyle w:val="Contenidodelatabla"/>
-              <w:bidi w:val="0"/>
-              <w:spacing w:before="0" w:after="210"/>
-              <w:rPr>
-                <w:sz w:val="4"/>
-                <w:szCs w:val="4"/>
-              </w:rPr>
-            </w:pPr>
-            <w:r>
-              <w:rPr>
-                <w:sz w:val="4"/>
-                <w:szCs w:val="4"/>
-              </w:rPr>
             </w:r>
           </w:p>
         </w:tc>
@@ -12723,7 +11857,7 @@
         </w:tc>
         <w:tc>
           <w:tcPr>
-            <w:tcW w:w="732" w:type="dxa"/>
+            <w:tcW w:w="800" w:type="dxa"/>
             <w:tcBorders>
               <w:top w:val="single" w:sz="2" w:space="0" w:color="CBD5E0"/>
               <w:start w:val="single" w:sz="2" w:space="0" w:color="CBD5E0"/>
@@ -12765,7 +11899,7 @@
         </w:tc>
         <w:tc>
           <w:tcPr>
-            <w:tcW w:w="979" w:type="dxa"/>
+            <w:tcW w:w="1045" w:type="dxa"/>
             <w:tcBorders>
               <w:top w:val="single" w:sz="2" w:space="0" w:color="CBD5E0"/>
               <w:start w:val="single" w:sz="2" w:space="0" w:color="CBD5E0"/>
@@ -12795,7 +11929,7 @@
         </w:tc>
         <w:tc>
           <w:tcPr>
-            <w:tcW w:w="1016" w:type="dxa"/>
+            <w:tcW w:w="1158" w:type="dxa"/>
             <w:tcBorders>
               <w:top w:val="single" w:sz="2" w:space="0" w:color="CBD5E0"/>
               <w:start w:val="single" w:sz="2" w:space="0" w:color="CBD5E0"/>
@@ -12811,21 +11945,59 @@
               <w:spacing w:before="0" w:after="210"/>
               <w:ind w:hanging="0" w:start="0" w:end="0"/>
               <w:jc w:val="center"/>
-              <w:rPr>
-                <w:sz w:val="17"/>
-              </w:rPr>
+              <w:rPr/>
             </w:pPr>
             <w:r>
               <w:rPr>
                 <w:sz w:val="17"/>
               </w:rPr>
-              <w:t>\</w:t>
+              <w:t>|</w:t>
+            </w:r>
+            <w:r>
+              <w:rPr>
+                <w:rStyle w:val="Emphasis"/>
+                <w:sz w:val="17"/>
+              </w:rPr>
+              <w:t>D</w:t>
+            </w:r>
+            <w:r>
+              <w:rPr>
+                <w:position w:val="-1"/>
+                <w:sz w:val="17"/>
+              </w:rPr>
+              <w:t>3</w:t>
+            </w:r>
+            <w:r>
+              <w:rPr>
+                <w:sz w:val="17"/>
+              </w:rPr>
+              <w:t>| + |</w:t>
+            </w:r>
+            <w:r>
+              <w:rPr>
+                <w:rStyle w:val="Emphasis"/>
+                <w:sz w:val="17"/>
+              </w:rPr>
+              <w:t>D</w:t>
+            </w:r>
+            <w:r>
+              <w:rPr>
+                <w:position w:val="-1"/>
+                <w:sz w:val="17"/>
+              </w:rPr>
+              <w:t>4</w:t>
+            </w:r>
+            <w:r>
+              <w:rPr>
+                <w:sz w:val="17"/>
+              </w:rPr>
+              <w:t>|</w:t>
             </w:r>
           </w:p>
         </w:tc>
         <w:tc>
           <w:tcPr>
-            <w:tcW w:w="677" w:type="dxa"/>
+            <w:tcW w:w="736" w:type="dxa"/>
             <w:tcBorders>
               <w:top w:val="single" w:sz="2" w:space="0" w:color="CBD5E0"/>
               <w:start w:val="single" w:sz="2" w:space="0" w:color="CBD5E0"/>
@@ -12849,133 +12021,13 @@
               <w:rPr>
                 <w:sz w:val="17"/>
               </w:rPr>
-              <w:t>D_3\</w:t>
+              <w:t>[0.00, +2.00]</w:t>
             </w:r>
           </w:p>
         </w:tc>
         <w:tc>
           <w:tcPr>
-            <w:tcW w:w="1805" w:type="dxa"/>
-            <w:tcBorders>
-              <w:top w:val="single" w:sz="2" w:space="0" w:color="CBD5E0"/>
-              <w:start w:val="single" w:sz="2" w:space="0" w:color="CBD5E0"/>
-              <w:bottom w:val="single" w:sz="2" w:space="0" w:color="CBD5E0"/>
-              <w:end w:val="single" w:sz="2" w:space="0" w:color="CBD5E0"/>
-            </w:tcBorders>
-            <w:vAlign w:val="center"/>
-          </w:tcPr>
-          <w:p>
-            <w:pPr>
-              <w:pStyle w:val="Contenidodelatabla"/>
-              <w:bidi w:val="0"/>
-              <w:spacing w:before="0" w:after="210"/>
-              <w:ind w:hanging="0" w:start="0" w:end="0"/>
-              <w:jc w:val="center"/>
-              <w:rPr>
-                <w:sz w:val="17"/>
-              </w:rPr>
-            </w:pPr>
-            <w:r>
-              <w:rPr>
-                <w:sz w:val="17"/>
-              </w:rPr>
-              <w:t>+ \</w:t>
-            </w:r>
-          </w:p>
-        </w:tc>
-        <w:tc>
-          <w:tcPr>
-            <w:tcW w:w="585" w:type="dxa"/>
-            <w:tcBorders>
-              <w:top w:val="single" w:sz="2" w:space="0" w:color="CBD5E0"/>
-              <w:start w:val="single" w:sz="2" w:space="0" w:color="CBD5E0"/>
-              <w:bottom w:val="single" w:sz="2" w:space="0" w:color="CBD5E0"/>
-              <w:end w:val="single" w:sz="2" w:space="0" w:color="CBD5E0"/>
-            </w:tcBorders>
-            <w:vAlign w:val="center"/>
-          </w:tcPr>
-          <w:p>
-            <w:pPr>
-              <w:pStyle w:val="Contenidodelatabla"/>
-              <w:bidi w:val="0"/>
-              <w:spacing w:before="0" w:after="210"/>
-              <w:ind w:hanging="0" w:start="0" w:end="0"/>
-              <w:jc w:val="center"/>
-              <w:rPr>
-                <w:sz w:val="17"/>
-              </w:rPr>
-            </w:pPr>
-            <w:r>
-              <w:rPr>
-                <w:sz w:val="17"/>
-              </w:rPr>
-              <w:t>D_4\</w:t>
-            </w:r>
-          </w:p>
-        </w:tc>
-        <w:tc>
-          <w:tcPr>
-            <w:tcW w:w="879" w:type="dxa"/>
-            <w:tcBorders>
-              <w:top w:val="single" w:sz="2" w:space="0" w:color="CBD5E0"/>
-              <w:start w:val="single" w:sz="2" w:space="0" w:color="CBD5E0"/>
-              <w:bottom w:val="single" w:sz="2" w:space="0" w:color="CBD5E0"/>
-              <w:end w:val="single" w:sz="2" w:space="0" w:color="CBD5E0"/>
-            </w:tcBorders>
-            <w:vAlign w:val="center"/>
-          </w:tcPr>
-          <w:p>
-            <w:pPr>
-              <w:pStyle w:val="Contenidodelatabla"/>
-              <w:bidi w:val="0"/>
-              <w:spacing w:before="0" w:after="210"/>
-              <w:ind w:hanging="0" w:start="0" w:end="0"/>
-              <w:rPr>
-                <w:sz w:val="4"/>
-                <w:szCs w:val="4"/>
-              </w:rPr>
-            </w:pPr>
-            <w:r>
-              <w:rPr>
-                <w:sz w:val="4"/>
-                <w:szCs w:val="4"/>
-              </w:rPr>
-            </w:r>
-          </w:p>
-        </w:tc>
-        <w:tc>
-          <w:tcPr>
-            <w:tcW w:w="585" w:type="dxa"/>
-            <w:tcBorders>
-              <w:top w:val="single" w:sz="2" w:space="0" w:color="CBD5E0"/>
-              <w:start w:val="single" w:sz="2" w:space="0" w:color="CBD5E0"/>
-              <w:bottom w:val="single" w:sz="2" w:space="0" w:color="CBD5E0"/>
-              <w:end w:val="single" w:sz="2" w:space="0" w:color="CBD5E0"/>
-            </w:tcBorders>
-            <w:vAlign w:val="center"/>
-          </w:tcPr>
-          <w:p>
-            <w:pPr>
-              <w:pStyle w:val="Contenidodelatabla"/>
-              <w:bidi w:val="0"/>
-              <w:spacing w:before="0" w:after="210"/>
-              <w:ind w:hanging="0" w:start="0" w:end="0"/>
-              <w:jc w:val="center"/>
-              <w:rPr>
-                <w:sz w:val="17"/>
-              </w:rPr>
-            </w:pPr>
-            <w:r>
-              <w:rPr>
-                <w:sz w:val="17"/>
-              </w:rPr>
-              <w:t>[0.00, +2.00]</w:t>
-            </w:r>
-          </w:p>
-        </w:tc>
-        <w:tc>
-          <w:tcPr>
-            <w:tcW w:w="1260" w:type="dxa"/>
+            <w:tcW w:w="2254" w:type="dxa"/>
             <w:tcBorders>
               <w:top w:val="single" w:sz="2" w:space="0" w:color="CBD5E0"/>
               <w:start w:val="single" w:sz="2" w:space="0" w:color="CBD5E0"/>
@@ -13037,7 +12089,7 @@
         </w:tc>
         <w:tc>
           <w:tcPr>
-            <w:tcW w:w="732" w:type="dxa"/>
+            <w:tcW w:w="800" w:type="dxa"/>
             <w:tcBorders>
               <w:top w:val="single" w:sz="2" w:space="0" w:color="CBD5E0"/>
               <w:start w:val="single" w:sz="2" w:space="0" w:color="CBD5E0"/>
@@ -13079,7 +12131,7 @@
         </w:tc>
         <w:tc>
           <w:tcPr>
-            <w:tcW w:w="979" w:type="dxa"/>
+            <w:tcW w:w="1045" w:type="dxa"/>
             <w:tcBorders>
               <w:top w:val="single" w:sz="2" w:space="0" w:color="CBD5E0"/>
               <w:start w:val="single" w:sz="2" w:space="0" w:color="CBD5E0"/>
@@ -13109,7 +12161,7 @@
         </w:tc>
         <w:tc>
           <w:tcPr>
-            <w:tcW w:w="1016" w:type="dxa"/>
+            <w:tcW w:w="1158" w:type="dxa"/>
             <w:tcBorders>
               <w:top w:val="single" w:sz="2" w:space="0" w:color="CBD5E0"/>
               <w:start w:val="single" w:sz="2" w:space="0" w:color="CBD5E0"/>
@@ -13165,7 +12217,7 @@
         </w:tc>
         <w:tc>
           <w:tcPr>
-            <w:tcW w:w="677" w:type="dxa"/>
+            <w:tcW w:w="736" w:type="dxa"/>
             <w:tcBorders>
               <w:top w:val="single" w:sz="2" w:space="0" w:color="CBD5E0"/>
               <w:start w:val="single" w:sz="2" w:space="0" w:color="CBD5E0"/>
@@ -13195,7 +12247,7 @@
         </w:tc>
         <w:tc>
           <w:tcPr>
-            <w:tcW w:w="1805" w:type="dxa"/>
+            <w:tcW w:w="2254" w:type="dxa"/>
             <w:tcBorders>
               <w:top w:val="single" w:sz="2" w:space="0" w:color="CBD5E0"/>
               <w:start w:val="single" w:sz="2" w:space="0" w:color="CBD5E0"/>
@@ -13220,38 +12272,6 @@
                 <w:sz w:val="17"/>
               </w:rPr>
               <w:t>Cognitive balance: climate of mutual trust and shared presumption.</w:t>
-            </w:r>
-          </w:p>
-        </w:tc>
-        <w:tc>
-          <w:tcPr>
-            <w:tcW w:w="3309" w:type="dxa"/>
-            <w:gridSpan w:val="4"/>
-            <w:tcBorders>
-              <w:start w:val="single" w:sz="2" w:space="0" w:color="808080"/>
-              <w:bottom w:val="single" w:sz="2" w:space="0" w:color="808080"/>
-              <w:end w:val="single" w:sz="6" w:space="0" w:color="808080"/>
-            </w:tcBorders>
-            <w:tcMar>
-              <w:start w:w="90" w:type="dxa"/>
-              <w:end w:w="90" w:type="dxa"/>
-            </w:tcMar>
-          </w:tcPr>
-          <w:p>
-            <w:pPr>
-              <w:pStyle w:val="Contenidodelatabla"/>
-              <w:bidi w:val="0"/>
-              <w:spacing w:before="0" w:after="210"/>
-              <w:rPr>
-                <w:sz w:val="4"/>
-                <w:szCs w:val="4"/>
-              </w:rPr>
-            </w:pPr>
-            <w:r>
-              <w:rPr>
-                <w:sz w:val="4"/>
-                <w:szCs w:val="4"/>
-              </w:rPr>
             </w:r>
           </w:p>
         </w:tc>
@@ -13289,7 +12309,7 @@
         </w:tc>
         <w:tc>
           <w:tcPr>
-            <w:tcW w:w="732" w:type="dxa"/>
+            <w:tcW w:w="800" w:type="dxa"/>
             <w:tcBorders>
               <w:top w:val="single" w:sz="2" w:space="0" w:color="CBD5E0"/>
               <w:start w:val="single" w:sz="2" w:space="0" w:color="CBD5E0"/>
@@ -13331,7 +12351,7 @@
         </w:tc>
         <w:tc>
           <w:tcPr>
-            <w:tcW w:w="979" w:type="dxa"/>
+            <w:tcW w:w="1045" w:type="dxa"/>
             <w:tcBorders>
               <w:top w:val="single" w:sz="2" w:space="0" w:color="CBD5E0"/>
               <w:start w:val="single" w:sz="2" w:space="0" w:color="CBD5E0"/>
@@ -13361,7 +12381,7 @@
         </w:tc>
         <w:tc>
           <w:tcPr>
-            <w:tcW w:w="1016" w:type="dxa"/>
+            <w:tcW w:w="1158" w:type="dxa"/>
             <w:tcBorders>
               <w:top w:val="single" w:sz="2" w:space="0" w:color="CBD5E0"/>
               <w:start w:val="single" w:sz="2" w:space="0" w:color="CBD5E0"/>
@@ -13377,21 +12397,59 @@
               <w:spacing w:before="0" w:after="210"/>
               <w:ind w:hanging="0" w:start="0" w:end="0"/>
               <w:jc w:val="center"/>
-              <w:rPr>
-                <w:sz w:val="17"/>
-              </w:rPr>
+              <w:rPr/>
             </w:pPr>
             <w:r>
               <w:rPr>
                 <w:sz w:val="17"/>
               </w:rPr>
-              <w:t>\</w:t>
+              <w:t>|</w:t>
+            </w:r>
+            <w:r>
+              <w:rPr>
+                <w:rStyle w:val="Emphasis"/>
+                <w:sz w:val="17"/>
+              </w:rPr>
+              <w:t>D</w:t>
+            </w:r>
+            <w:r>
+              <w:rPr>
+                <w:position w:val="-1"/>
+                <w:sz w:val="17"/>
+              </w:rPr>
+              <w:t>1</w:t>
+            </w:r>
+            <w:r>
+              <w:rPr>
+                <w:sz w:val="17"/>
+              </w:rPr>
+              <w:t>| + |</w:t>
+            </w:r>
+            <w:r>
+              <w:rPr>
+                <w:rStyle w:val="Emphasis"/>
+                <w:sz w:val="17"/>
+              </w:rPr>
+              <w:t>D</w:t>
+            </w:r>
+            <w:r>
+              <w:rPr>
+                <w:position w:val="-1"/>
+                <w:sz w:val="17"/>
+              </w:rPr>
+              <w:t>4</w:t>
+            </w:r>
+            <w:r>
+              <w:rPr>
+                <w:sz w:val="17"/>
+              </w:rPr>
+              <w:t>|</w:t>
             </w:r>
           </w:p>
         </w:tc>
         <w:tc>
           <w:tcPr>
-            <w:tcW w:w="677" w:type="dxa"/>
+            <w:tcW w:w="736" w:type="dxa"/>
             <w:tcBorders>
               <w:top w:val="single" w:sz="2" w:space="0" w:color="CBD5E0"/>
               <w:start w:val="single" w:sz="2" w:space="0" w:color="CBD5E0"/>
@@ -13415,133 +12473,13 @@
               <w:rPr>
                 <w:sz w:val="17"/>
               </w:rPr>
-              <w:t>D_1\</w:t>
+              <w:t>[0.00, +2.00]</w:t>
             </w:r>
           </w:p>
         </w:tc>
         <w:tc>
           <w:tcPr>
-            <w:tcW w:w="1805" w:type="dxa"/>
-            <w:tcBorders>
-              <w:top w:val="single" w:sz="2" w:space="0" w:color="CBD5E0"/>
-              <w:start w:val="single" w:sz="2" w:space="0" w:color="CBD5E0"/>
-              <w:bottom w:val="single" w:sz="2" w:space="0" w:color="CBD5E0"/>
-              <w:end w:val="single" w:sz="2" w:space="0" w:color="CBD5E0"/>
-            </w:tcBorders>
-            <w:vAlign w:val="center"/>
-          </w:tcPr>
-          <w:p>
-            <w:pPr>
-              <w:pStyle w:val="Contenidodelatabla"/>
-              <w:bidi w:val="0"/>
-              <w:spacing w:before="0" w:after="210"/>
-              <w:ind w:hanging="0" w:start="0" w:end="0"/>
-              <w:jc w:val="center"/>
-              <w:rPr>
-                <w:sz w:val="17"/>
-              </w:rPr>
-            </w:pPr>
-            <w:r>
-              <w:rPr>
-                <w:sz w:val="17"/>
-              </w:rPr>
-              <w:t>+ \</w:t>
-            </w:r>
-          </w:p>
-        </w:tc>
-        <w:tc>
-          <w:tcPr>
-            <w:tcW w:w="585" w:type="dxa"/>
-            <w:tcBorders>
-              <w:top w:val="single" w:sz="2" w:space="0" w:color="CBD5E0"/>
-              <w:start w:val="single" w:sz="2" w:space="0" w:color="CBD5E0"/>
-              <w:bottom w:val="single" w:sz="2" w:space="0" w:color="CBD5E0"/>
-              <w:end w:val="single" w:sz="2" w:space="0" w:color="CBD5E0"/>
-            </w:tcBorders>
-            <w:vAlign w:val="center"/>
-          </w:tcPr>
-          <w:p>
-            <w:pPr>
-              <w:pStyle w:val="Contenidodelatabla"/>
-              <w:bidi w:val="0"/>
-              <w:spacing w:before="0" w:after="210"/>
-              <w:ind w:hanging="0" w:start="0" w:end="0"/>
-              <w:jc w:val="center"/>
-              <w:rPr>
-                <w:sz w:val="17"/>
-              </w:rPr>
-            </w:pPr>
-            <w:r>
-              <w:rPr>
-                <w:sz w:val="17"/>
-              </w:rPr>
-              <w:t>D_4\</w:t>
-            </w:r>
-          </w:p>
-        </w:tc>
-        <w:tc>
-          <w:tcPr>
-            <w:tcW w:w="879" w:type="dxa"/>
-            <w:tcBorders>
-              <w:top w:val="single" w:sz="2" w:space="0" w:color="CBD5E0"/>
-              <w:start w:val="single" w:sz="2" w:space="0" w:color="CBD5E0"/>
-              <w:bottom w:val="single" w:sz="2" w:space="0" w:color="CBD5E0"/>
-              <w:end w:val="single" w:sz="2" w:space="0" w:color="CBD5E0"/>
-            </w:tcBorders>
-            <w:vAlign w:val="center"/>
-          </w:tcPr>
-          <w:p>
-            <w:pPr>
-              <w:pStyle w:val="Contenidodelatabla"/>
-              <w:bidi w:val="0"/>
-              <w:spacing w:before="0" w:after="210"/>
-              <w:ind w:hanging="0" w:start="0" w:end="0"/>
-              <w:rPr>
-                <w:sz w:val="4"/>
-                <w:szCs w:val="4"/>
-              </w:rPr>
-            </w:pPr>
-            <w:r>
-              <w:rPr>
-                <w:sz w:val="4"/>
-                <w:szCs w:val="4"/>
-              </w:rPr>
-            </w:r>
-          </w:p>
-        </w:tc>
-        <w:tc>
-          <w:tcPr>
-            <w:tcW w:w="585" w:type="dxa"/>
-            <w:tcBorders>
-              <w:top w:val="single" w:sz="2" w:space="0" w:color="CBD5E0"/>
-              <w:start w:val="single" w:sz="2" w:space="0" w:color="CBD5E0"/>
-              <w:bottom w:val="single" w:sz="2" w:space="0" w:color="CBD5E0"/>
-              <w:end w:val="single" w:sz="2" w:space="0" w:color="CBD5E0"/>
-            </w:tcBorders>
-            <w:vAlign w:val="center"/>
-          </w:tcPr>
-          <w:p>
-            <w:pPr>
-              <w:pStyle w:val="Contenidodelatabla"/>
-              <w:bidi w:val="0"/>
-              <w:spacing w:before="0" w:after="210"/>
-              <w:ind w:hanging="0" w:start="0" w:end="0"/>
-              <w:jc w:val="center"/>
-              <w:rPr>
-                <w:sz w:val="17"/>
-              </w:rPr>
-            </w:pPr>
-            <w:r>
-              <w:rPr>
-                <w:sz w:val="17"/>
-              </w:rPr>
-              <w:t>[0.00, +2.00]</w:t>
-            </w:r>
-          </w:p>
-        </w:tc>
-        <w:tc>
-          <w:tcPr>
-            <w:tcW w:w="1260" w:type="dxa"/>
+            <w:tcW w:w="2254" w:type="dxa"/>
             <w:tcBorders>
               <w:top w:val="single" w:sz="2" w:space="0" w:color="CBD5E0"/>
               <w:start w:val="single" w:sz="2" w:space="0" w:color="CBD5E0"/>
@@ -13603,7 +12541,7 @@
         </w:tc>
         <w:tc>
           <w:tcPr>
-            <w:tcW w:w="732" w:type="dxa"/>
+            <w:tcW w:w="800" w:type="dxa"/>
             <w:tcBorders>
               <w:top w:val="single" w:sz="2" w:space="0" w:color="CBD5E0"/>
               <w:start w:val="single" w:sz="2" w:space="0" w:color="CBD5E0"/>
@@ -13645,7 +12583,7 @@
         </w:tc>
         <w:tc>
           <w:tcPr>
-            <w:tcW w:w="979" w:type="dxa"/>
+            <w:tcW w:w="1045" w:type="dxa"/>
             <w:tcBorders>
               <w:top w:val="single" w:sz="2" w:space="0" w:color="CBD5E0"/>
               <w:start w:val="single" w:sz="2" w:space="0" w:color="CBD5E0"/>
@@ -13675,7 +12613,7 @@
         </w:tc>
         <w:tc>
           <w:tcPr>
-            <w:tcW w:w="1016" w:type="dxa"/>
+            <w:tcW w:w="1158" w:type="dxa"/>
             <w:tcBorders>
               <w:top w:val="single" w:sz="2" w:space="0" w:color="CBD5E0"/>
               <w:start w:val="single" w:sz="2" w:space="0" w:color="CBD5E0"/>
@@ -13731,7 +12669,7 @@
         </w:tc>
         <w:tc>
           <w:tcPr>
-            <w:tcW w:w="677" w:type="dxa"/>
+            <w:tcW w:w="736" w:type="dxa"/>
             <w:tcBorders>
               <w:top w:val="single" w:sz="2" w:space="0" w:color="CBD5E0"/>
               <w:start w:val="single" w:sz="2" w:space="0" w:color="CBD5E0"/>
@@ -13761,7 +12699,7 @@
         </w:tc>
         <w:tc>
           <w:tcPr>
-            <w:tcW w:w="1805" w:type="dxa"/>
+            <w:tcW w:w="2254" w:type="dxa"/>
             <w:tcBorders>
               <w:top w:val="single" w:sz="2" w:space="0" w:color="CBD5E0"/>
               <w:start w:val="single" w:sz="2" w:space="0" w:color="CBD5E0"/>
@@ -13786,38 +12724,6 @@
                 <w:sz w:val="17"/>
               </w:rPr>
               <w:t>Factual balance: objective ground truth of real choices and rejections.</w:t>
-            </w:r>
-          </w:p>
-        </w:tc>
-        <w:tc>
-          <w:tcPr>
-            <w:tcW w:w="3309" w:type="dxa"/>
-            <w:gridSpan w:val="4"/>
-            <w:tcBorders>
-              <w:start w:val="single" w:sz="2" w:space="0" w:color="808080"/>
-              <w:bottom w:val="single" w:sz="2" w:space="0" w:color="808080"/>
-              <w:end w:val="single" w:sz="6" w:space="0" w:color="808080"/>
-            </w:tcBorders>
-            <w:tcMar>
-              <w:start w:w="90" w:type="dxa"/>
-              <w:end w:w="90" w:type="dxa"/>
-            </w:tcMar>
-          </w:tcPr>
-          <w:p>
-            <w:pPr>
-              <w:pStyle w:val="Contenidodelatabla"/>
-              <w:bidi w:val="0"/>
-              <w:spacing w:before="0" w:after="210"/>
-              <w:rPr>
-                <w:sz w:val="4"/>
-                <w:szCs w:val="4"/>
-              </w:rPr>
-            </w:pPr>
-            <w:r>
-              <w:rPr>
-                <w:sz w:val="4"/>
-                <w:szCs w:val="4"/>
-              </w:rPr>
             </w:r>
           </w:p>
         </w:tc>
@@ -13855,7 +12761,7 @@
         </w:tc>
         <w:tc>
           <w:tcPr>
-            <w:tcW w:w="732" w:type="dxa"/>
+            <w:tcW w:w="800" w:type="dxa"/>
             <w:tcBorders>
               <w:top w:val="single" w:sz="2" w:space="0" w:color="CBD5E0"/>
               <w:start w:val="single" w:sz="2" w:space="0" w:color="CBD5E0"/>
@@ -13897,7 +12803,7 @@
         </w:tc>
         <w:tc>
           <w:tcPr>
-            <w:tcW w:w="979" w:type="dxa"/>
+            <w:tcW w:w="1045" w:type="dxa"/>
             <w:tcBorders>
               <w:top w:val="single" w:sz="2" w:space="0" w:color="CBD5E0"/>
               <w:start w:val="single" w:sz="2" w:space="0" w:color="CBD5E0"/>
@@ -13927,7 +12833,7 @@
         </w:tc>
         <w:tc>
           <w:tcPr>
-            <w:tcW w:w="1016" w:type="dxa"/>
+            <w:tcW w:w="1158" w:type="dxa"/>
             <w:tcBorders>
               <w:top w:val="single" w:sz="2" w:space="0" w:color="CBD5E0"/>
               <w:start w:val="single" w:sz="2" w:space="0" w:color="CBD5E0"/>
@@ -13943,21 +12849,59 @@
               <w:spacing w:before="0" w:after="210"/>
               <w:ind w:hanging="0" w:start="0" w:end="0"/>
               <w:jc w:val="center"/>
-              <w:rPr>
-                <w:sz w:val="17"/>
-              </w:rPr>
+              <w:rPr/>
             </w:pPr>
             <w:r>
               <w:rPr>
                 <w:sz w:val="17"/>
               </w:rPr>
-              <w:t>\</w:t>
+              <w:t>|</w:t>
+            </w:r>
+            <w:r>
+              <w:rPr>
+                <w:rStyle w:val="Emphasis"/>
+                <w:sz w:val="17"/>
+              </w:rPr>
+              <w:t>D</w:t>
+            </w:r>
+            <w:r>
+              <w:rPr>
+                <w:position w:val="-1"/>
+                <w:sz w:val="17"/>
+              </w:rPr>
+              <w:t>2</w:t>
+            </w:r>
+            <w:r>
+              <w:rPr>
+                <w:sz w:val="17"/>
+              </w:rPr>
+              <w:t>| + |</w:t>
+            </w:r>
+            <w:r>
+              <w:rPr>
+                <w:rStyle w:val="Emphasis"/>
+                <w:sz w:val="17"/>
+              </w:rPr>
+              <w:t>D</w:t>
+            </w:r>
+            <w:r>
+              <w:rPr>
+                <w:position w:val="-1"/>
+                <w:sz w:val="17"/>
+              </w:rPr>
+              <w:t>3</w:t>
+            </w:r>
+            <w:r>
+              <w:rPr>
+                <w:sz w:val="17"/>
+              </w:rPr>
+              <w:t>|</w:t>
             </w:r>
           </w:p>
         </w:tc>
         <w:tc>
           <w:tcPr>
-            <w:tcW w:w="677" w:type="dxa"/>
+            <w:tcW w:w="736" w:type="dxa"/>
             <w:tcBorders>
               <w:top w:val="single" w:sz="2" w:space="0" w:color="CBD5E0"/>
               <w:start w:val="single" w:sz="2" w:space="0" w:color="CBD5E0"/>
@@ -13981,133 +12925,13 @@
               <w:rPr>
                 <w:sz w:val="17"/>
               </w:rPr>
-              <w:t>D_2\</w:t>
+              <w:t>[0.00, +2.00]</w:t>
             </w:r>
           </w:p>
         </w:tc>
         <w:tc>
           <w:tcPr>
-            <w:tcW w:w="1805" w:type="dxa"/>
-            <w:tcBorders>
-              <w:top w:val="single" w:sz="2" w:space="0" w:color="CBD5E0"/>
-              <w:start w:val="single" w:sz="2" w:space="0" w:color="CBD5E0"/>
-              <w:bottom w:val="single" w:sz="2" w:space="0" w:color="CBD5E0"/>
-              <w:end w:val="single" w:sz="2" w:space="0" w:color="CBD5E0"/>
-            </w:tcBorders>
-            <w:vAlign w:val="center"/>
-          </w:tcPr>
-          <w:p>
-            <w:pPr>
-              <w:pStyle w:val="Contenidodelatabla"/>
-              <w:bidi w:val="0"/>
-              <w:spacing w:before="0" w:after="210"/>
-              <w:ind w:hanging="0" w:start="0" w:end="0"/>
-              <w:jc w:val="center"/>
-              <w:rPr>
-                <w:sz w:val="17"/>
-              </w:rPr>
-            </w:pPr>
-            <w:r>
-              <w:rPr>
-                <w:sz w:val="17"/>
-              </w:rPr>
-              <w:t>+ \</w:t>
-            </w:r>
-          </w:p>
-        </w:tc>
-        <w:tc>
-          <w:tcPr>
-            <w:tcW w:w="585" w:type="dxa"/>
-            <w:tcBorders>
-              <w:top w:val="single" w:sz="2" w:space="0" w:color="CBD5E0"/>
-              <w:start w:val="single" w:sz="2" w:space="0" w:color="CBD5E0"/>
-              <w:bottom w:val="single" w:sz="2" w:space="0" w:color="CBD5E0"/>
-              <w:end w:val="single" w:sz="2" w:space="0" w:color="CBD5E0"/>
-            </w:tcBorders>
-            <w:vAlign w:val="center"/>
-          </w:tcPr>
-          <w:p>
-            <w:pPr>
-              <w:pStyle w:val="Contenidodelatabla"/>
-              <w:bidi w:val="0"/>
-              <w:spacing w:before="0" w:after="210"/>
-              <w:ind w:hanging="0" w:start="0" w:end="0"/>
-              <w:jc w:val="center"/>
-              <w:rPr>
-                <w:sz w:val="17"/>
-              </w:rPr>
-            </w:pPr>
-            <w:r>
-              <w:rPr>
-                <w:sz w:val="17"/>
-              </w:rPr>
-              <w:t>D_3\</w:t>
-            </w:r>
-          </w:p>
-        </w:tc>
-        <w:tc>
-          <w:tcPr>
-            <w:tcW w:w="879" w:type="dxa"/>
-            <w:tcBorders>
-              <w:top w:val="single" w:sz="2" w:space="0" w:color="CBD5E0"/>
-              <w:start w:val="single" w:sz="2" w:space="0" w:color="CBD5E0"/>
-              <w:bottom w:val="single" w:sz="2" w:space="0" w:color="CBD5E0"/>
-              <w:end w:val="single" w:sz="2" w:space="0" w:color="CBD5E0"/>
-            </w:tcBorders>
-            <w:vAlign w:val="center"/>
-          </w:tcPr>
-          <w:p>
-            <w:pPr>
-              <w:pStyle w:val="Contenidodelatabla"/>
-              <w:bidi w:val="0"/>
-              <w:spacing w:before="0" w:after="210"/>
-              <w:ind w:hanging="0" w:start="0" w:end="0"/>
-              <w:rPr>
-                <w:sz w:val="4"/>
-                <w:szCs w:val="4"/>
-              </w:rPr>
-            </w:pPr>
-            <w:r>
-              <w:rPr>
-                <w:sz w:val="4"/>
-                <w:szCs w:val="4"/>
-              </w:rPr>
-            </w:r>
-          </w:p>
-        </w:tc>
-        <w:tc>
-          <w:tcPr>
-            <w:tcW w:w="585" w:type="dxa"/>
-            <w:tcBorders>
-              <w:top w:val="single" w:sz="2" w:space="0" w:color="CBD5E0"/>
-              <w:start w:val="single" w:sz="2" w:space="0" w:color="CBD5E0"/>
-              <w:bottom w:val="single" w:sz="2" w:space="0" w:color="CBD5E0"/>
-              <w:end w:val="single" w:sz="2" w:space="0" w:color="CBD5E0"/>
-            </w:tcBorders>
-            <w:vAlign w:val="center"/>
-          </w:tcPr>
-          <w:p>
-            <w:pPr>
-              <w:pStyle w:val="Contenidodelatabla"/>
-              <w:bidi w:val="0"/>
-              <w:spacing w:before="0" w:after="210"/>
-              <w:ind w:hanging="0" w:start="0" w:end="0"/>
-              <w:jc w:val="center"/>
-              <w:rPr>
-                <w:sz w:val="17"/>
-              </w:rPr>
-            </w:pPr>
-            <w:r>
-              <w:rPr>
-                <w:sz w:val="17"/>
-              </w:rPr>
-              <w:t>[0.00, +2.00]</w:t>
-            </w:r>
-          </w:p>
-        </w:tc>
-        <w:tc>
-          <w:tcPr>
-            <w:tcW w:w="1260" w:type="dxa"/>
+            <w:tcW w:w="2254" w:type="dxa"/>
             <w:tcBorders>
               <w:top w:val="single" w:sz="2" w:space="0" w:color="CBD5E0"/>
               <w:start w:val="single" w:sz="2" w:space="0" w:color="CBD5E0"/>
@@ -14169,7 +12993,7 @@
         </w:tc>
         <w:tc>
           <w:tcPr>
-            <w:tcW w:w="732" w:type="dxa"/>
+            <w:tcW w:w="800" w:type="dxa"/>
             <w:tcBorders>
               <w:top w:val="single" w:sz="2" w:space="0" w:color="CBD5E0"/>
               <w:start w:val="single" w:sz="2" w:space="0" w:color="CBD5E0"/>
@@ -14205,7 +13029,7 @@
         </w:tc>
         <w:tc>
           <w:tcPr>
-            <w:tcW w:w="979" w:type="dxa"/>
+            <w:tcW w:w="1045" w:type="dxa"/>
             <w:tcBorders>
               <w:top w:val="single" w:sz="2" w:space="0" w:color="CBD5E0"/>
               <w:start w:val="single" w:sz="2" w:space="0" w:color="CBD5E0"/>
@@ -14235,7 +13059,7 @@
         </w:tc>
         <w:tc>
           <w:tcPr>
-            <w:tcW w:w="1016" w:type="dxa"/>
+            <w:tcW w:w="1158" w:type="dxa"/>
             <w:tcBorders>
               <w:top w:val="single" w:sz="2" w:space="0" w:color="CBD5E0"/>
               <w:start w:val="single" w:sz="2" w:space="0" w:color="CBD5E0"/>
@@ -14291,7 +13115,7 @@
         </w:tc>
         <w:tc>
           <w:tcPr>
-            <w:tcW w:w="677" w:type="dxa"/>
+            <w:tcW w:w="736" w:type="dxa"/>
             <w:tcBorders>
               <w:top w:val="single" w:sz="2" w:space="0" w:color="CBD5E0"/>
               <w:start w:val="single" w:sz="2" w:space="0" w:color="CBD5E0"/>
@@ -14321,7 +13145,7 @@
         </w:tc>
         <w:tc>
           <w:tcPr>
-            <w:tcW w:w="1805" w:type="dxa"/>
+            <w:tcW w:w="2254" w:type="dxa"/>
             <w:tcBorders>
               <w:top w:val="single" w:sz="2" w:space="0" w:color="CBD5E0"/>
               <w:start w:val="single" w:sz="2" w:space="0" w:color="CBD5E0"/>
@@ -14346,38 +13170,6 @@
                 <w:sz w:val="17"/>
               </w:rPr>
               <w:t>Realism balance: confirmation vs. disillusionment (expected vs. received).</w:t>
-            </w:r>
-          </w:p>
-        </w:tc>
-        <w:tc>
-          <w:tcPr>
-            <w:tcW w:w="3309" w:type="dxa"/>
-            <w:gridSpan w:val="4"/>
-            <w:tcBorders>
-              <w:start w:val="single" w:sz="2" w:space="0" w:color="808080"/>
-              <w:bottom w:val="single" w:sz="2" w:space="0" w:color="808080"/>
-              <w:end w:val="single" w:sz="6" w:space="0" w:color="808080"/>
-            </w:tcBorders>
-            <w:tcMar>
-              <w:start w:w="90" w:type="dxa"/>
-              <w:end w:w="90" w:type="dxa"/>
-            </w:tcMar>
-          </w:tcPr>
-          <w:p>
-            <w:pPr>
-              <w:pStyle w:val="Contenidodelatabla"/>
-              <w:bidi w:val="0"/>
-              <w:spacing w:before="0" w:after="210"/>
-              <w:rPr>
-                <w:sz w:val="4"/>
-                <w:szCs w:val="4"/>
-              </w:rPr>
-            </w:pPr>
-            <w:r>
-              <w:rPr>
-                <w:sz w:val="4"/>
-                <w:szCs w:val="4"/>
-              </w:rPr>
             </w:r>
           </w:p>
         </w:tc>
@@ -14415,7 +13207,7 @@
         </w:tc>
         <w:tc>
           <w:tcPr>
-            <w:tcW w:w="732" w:type="dxa"/>
+            <w:tcW w:w="800" w:type="dxa"/>
             <w:tcBorders>
               <w:top w:val="single" w:sz="2" w:space="0" w:color="CBD5E0"/>
               <w:start w:val="single" w:sz="2" w:space="0" w:color="CBD5E0"/>
@@ -14451,7 +13243,7 @@
         </w:tc>
         <w:tc>
           <w:tcPr>
-            <w:tcW w:w="979" w:type="dxa"/>
+            <w:tcW w:w="1045" w:type="dxa"/>
             <w:tcBorders>
               <w:top w:val="single" w:sz="2" w:space="0" w:color="CBD5E0"/>
               <w:start w:val="single" w:sz="2" w:space="0" w:color="CBD5E0"/>
@@ -14481,7 +13273,7 @@
         </w:tc>
         <w:tc>
           <w:tcPr>
-            <w:tcW w:w="1016" w:type="dxa"/>
+            <w:tcW w:w="1158" w:type="dxa"/>
             <w:tcBorders>
               <w:top w:val="single" w:sz="2" w:space="0" w:color="CBD5E0"/>
               <w:start w:val="single" w:sz="2" w:space="0" w:color="CBD5E0"/>
@@ -14497,21 +13289,59 @@
               <w:spacing w:before="0" w:after="210"/>
               <w:ind w:hanging="0" w:start="0" w:end="0"/>
               <w:jc w:val="center"/>
-              <w:rPr>
-                <w:sz w:val="17"/>
-              </w:rPr>
+              <w:rPr/>
             </w:pPr>
             <w:r>
               <w:rPr>
                 <w:sz w:val="17"/>
               </w:rPr>
-              <w:t>\</w:t>
+              <w:t>|</w:t>
+            </w:r>
+            <w:r>
+              <w:rPr>
+                <w:rStyle w:val="Emphasis"/>
+                <w:sz w:val="17"/>
+              </w:rPr>
+              <w:t>D</w:t>
+            </w:r>
+            <w:r>
+              <w:rPr>
+                <w:position w:val="-1"/>
+                <w:sz w:val="17"/>
+              </w:rPr>
+              <w:t>1</w:t>
+            </w:r>
+            <w:r>
+              <w:rPr>
+                <w:sz w:val="17"/>
+              </w:rPr>
+              <w:t>| + |</w:t>
+            </w:r>
+            <w:r>
+              <w:rPr>
+                <w:rStyle w:val="Emphasis"/>
+                <w:sz w:val="17"/>
+              </w:rPr>
+              <w:t>D</w:t>
+            </w:r>
+            <w:r>
+              <w:rPr>
+                <w:position w:val="-1"/>
+                <w:sz w:val="17"/>
+              </w:rPr>
+              <w:t>3</w:t>
+            </w:r>
+            <w:r>
+              <w:rPr>
+                <w:sz w:val="17"/>
+              </w:rPr>
+              <w:t>|</w:t>
             </w:r>
           </w:p>
         </w:tc>
         <w:tc>
           <w:tcPr>
-            <w:tcW w:w="677" w:type="dxa"/>
+            <w:tcW w:w="736" w:type="dxa"/>
             <w:tcBorders>
               <w:top w:val="single" w:sz="2" w:space="0" w:color="CBD5E0"/>
               <w:start w:val="single" w:sz="2" w:space="0" w:color="CBD5E0"/>
@@ -14535,133 +13365,13 @@
               <w:rPr>
                 <w:sz w:val="17"/>
               </w:rPr>
-              <w:t>D_1\</w:t>
+              <w:t>[0.00, +2.00]</w:t>
             </w:r>
           </w:p>
         </w:tc>
         <w:tc>
           <w:tcPr>
-            <w:tcW w:w="1805" w:type="dxa"/>
-            <w:tcBorders>
-              <w:top w:val="single" w:sz="2" w:space="0" w:color="CBD5E0"/>
-              <w:start w:val="single" w:sz="2" w:space="0" w:color="CBD5E0"/>
-              <w:bottom w:val="single" w:sz="2" w:space="0" w:color="CBD5E0"/>
-              <w:end w:val="single" w:sz="2" w:space="0" w:color="CBD5E0"/>
-            </w:tcBorders>
-            <w:vAlign w:val="center"/>
-          </w:tcPr>
-          <w:p>
-            <w:pPr>
-              <w:pStyle w:val="Contenidodelatabla"/>
-              <w:bidi w:val="0"/>
-              <w:spacing w:before="0" w:after="210"/>
-              <w:ind w:hanging="0" w:start="0" w:end="0"/>
-              <w:jc w:val="center"/>
-              <w:rPr>
-                <w:sz w:val="17"/>
-              </w:rPr>
-            </w:pPr>
-            <w:r>
-              <w:rPr>
-                <w:sz w:val="17"/>
-              </w:rPr>
-              <w:t>+ \</w:t>
-            </w:r>
-          </w:p>
-        </w:tc>
-        <w:tc>
-          <w:tcPr>
-            <w:tcW w:w="585" w:type="dxa"/>
-            <w:tcBorders>
-              <w:top w:val="single" w:sz="2" w:space="0" w:color="CBD5E0"/>
-              <w:start w:val="single" w:sz="2" w:space="0" w:color="CBD5E0"/>
-              <w:bottom w:val="single" w:sz="2" w:space="0" w:color="CBD5E0"/>
-              <w:end w:val="single" w:sz="2" w:space="0" w:color="CBD5E0"/>
-            </w:tcBorders>
-            <w:vAlign w:val="center"/>
-          </w:tcPr>
-          <w:p>
-            <w:pPr>
-              <w:pStyle w:val="Contenidodelatabla"/>
-              <w:bidi w:val="0"/>
-              <w:spacing w:before="0" w:after="210"/>
-              <w:ind w:hanging="0" w:start="0" w:end="0"/>
-              <w:jc w:val="center"/>
-              <w:rPr>
-                <w:sz w:val="17"/>
-              </w:rPr>
-            </w:pPr>
-            <w:r>
-              <w:rPr>
-                <w:sz w:val="17"/>
-              </w:rPr>
-              <w:t>D_3\</w:t>
-            </w:r>
-          </w:p>
-        </w:tc>
-        <w:tc>
-          <w:tcPr>
-            <w:tcW w:w="879" w:type="dxa"/>
-            <w:tcBorders>
-              <w:top w:val="single" w:sz="2" w:space="0" w:color="CBD5E0"/>
-              <w:start w:val="single" w:sz="2" w:space="0" w:color="CBD5E0"/>
-              <w:bottom w:val="single" w:sz="2" w:space="0" w:color="CBD5E0"/>
-              <w:end w:val="single" w:sz="2" w:space="0" w:color="CBD5E0"/>
-            </w:tcBorders>
-            <w:vAlign w:val="center"/>
-          </w:tcPr>
-          <w:p>
-            <w:pPr>
-              <w:pStyle w:val="Contenidodelatabla"/>
-              <w:bidi w:val="0"/>
-              <w:spacing w:before="0" w:after="210"/>
-              <w:ind w:hanging="0" w:start="0" w:end="0"/>
-              <w:rPr>
-                <w:sz w:val="4"/>
-                <w:szCs w:val="4"/>
-              </w:rPr>
-            </w:pPr>
-            <w:r>
-              <w:rPr>
-                <w:sz w:val="4"/>
-                <w:szCs w:val="4"/>
-              </w:rPr>
-            </w:r>
-          </w:p>
-        </w:tc>
-        <w:tc>
-          <w:tcPr>
-            <w:tcW w:w="585" w:type="dxa"/>
-            <w:tcBorders>
-              <w:top w:val="single" w:sz="2" w:space="0" w:color="CBD5E0"/>
-              <w:start w:val="single" w:sz="2" w:space="0" w:color="CBD5E0"/>
-              <w:bottom w:val="single" w:sz="2" w:space="0" w:color="CBD5E0"/>
-              <w:end w:val="single" w:sz="2" w:space="0" w:color="CBD5E0"/>
-            </w:tcBorders>
-            <w:vAlign w:val="center"/>
-          </w:tcPr>
-          <w:p>
-            <w:pPr>
-              <w:pStyle w:val="Contenidodelatabla"/>
-              <w:bidi w:val="0"/>
-              <w:spacing w:before="0" w:after="210"/>
-              <w:ind w:hanging="0" w:start="0" w:end="0"/>
-              <w:jc w:val="center"/>
-              <w:rPr>
-                <w:sz w:val="17"/>
-              </w:rPr>
-            </w:pPr>
-            <w:r>
-              <w:rPr>
-                <w:sz w:val="17"/>
-              </w:rPr>
-              <w:t>[0.00, +2.00]</w:t>
-            </w:r>
-          </w:p>
-        </w:tc>
-        <w:tc>
-          <w:tcPr>
-            <w:tcW w:w="1260" w:type="dxa"/>
+            <w:tcW w:w="2254" w:type="dxa"/>
             <w:tcBorders>
               <w:top w:val="single" w:sz="2" w:space="0" w:color="CBD5E0"/>
               <w:start w:val="single" w:sz="2" w:space="0" w:color="CBD5E0"/>
@@ -14723,7 +13433,7 @@
         </w:tc>
         <w:tc>
           <w:tcPr>
-            <w:tcW w:w="732" w:type="dxa"/>
+            <w:tcW w:w="800" w:type="dxa"/>
             <w:tcBorders>
               <w:top w:val="single" w:sz="2" w:space="0" w:color="CBD5E0"/>
               <w:start w:val="single" w:sz="2" w:space="0" w:color="CBD5E0"/>
@@ -14759,7 +13469,7 @@
         </w:tc>
         <w:tc>
           <w:tcPr>
-            <w:tcW w:w="979" w:type="dxa"/>
+            <w:tcW w:w="1045" w:type="dxa"/>
             <w:tcBorders>
               <w:top w:val="single" w:sz="2" w:space="0" w:color="CBD5E0"/>
               <w:start w:val="single" w:sz="2" w:space="0" w:color="CBD5E0"/>
@@ -14789,7 +13499,7 @@
         </w:tc>
         <w:tc>
           <w:tcPr>
-            <w:tcW w:w="1016" w:type="dxa"/>
+            <w:tcW w:w="1158" w:type="dxa"/>
             <w:tcBorders>
               <w:top w:val="single" w:sz="2" w:space="0" w:color="CBD5E0"/>
               <w:start w:val="single" w:sz="2" w:space="0" w:color="CBD5E0"/>
@@ -14845,7 +13555,7 @@
         </w:tc>
         <w:tc>
           <w:tcPr>
-            <w:tcW w:w="677" w:type="dxa"/>
+            <w:tcW w:w="736" w:type="dxa"/>
             <w:tcBorders>
               <w:top w:val="single" w:sz="2" w:space="0" w:color="CBD5E0"/>
               <w:start w:val="single" w:sz="2" w:space="0" w:color="CBD5E0"/>
@@ -14875,7 +13585,7 @@
         </w:tc>
         <w:tc>
           <w:tcPr>
-            <w:tcW w:w="1805" w:type="dxa"/>
+            <w:tcW w:w="2254" w:type="dxa"/>
             <w:tcBorders>
               <w:top w:val="single" w:sz="2" w:space="0" w:color="CBD5E0"/>
               <w:start w:val="single" w:sz="2" w:space="0" w:color="CBD5E0"/>
@@ -14900,38 +13610,6 @@
                 <w:sz w:val="17"/>
               </w:rPr>
               <w:t>Responsiveness balance: fulfillment vs. frustration of alter's desire.</w:t>
-            </w:r>
-          </w:p>
-        </w:tc>
-        <w:tc>
-          <w:tcPr>
-            <w:tcW w:w="3309" w:type="dxa"/>
-            <w:gridSpan w:val="4"/>
-            <w:tcBorders>
-              <w:start w:val="single" w:sz="2" w:space="0" w:color="808080"/>
-              <w:bottom w:val="single" w:sz="2" w:space="0" w:color="808080"/>
-              <w:end w:val="single" w:sz="6" w:space="0" w:color="808080"/>
-            </w:tcBorders>
-            <w:tcMar>
-              <w:start w:w="90" w:type="dxa"/>
-              <w:end w:w="90" w:type="dxa"/>
-            </w:tcMar>
-          </w:tcPr>
-          <w:p>
-            <w:pPr>
-              <w:pStyle w:val="Contenidodelatabla"/>
-              <w:bidi w:val="0"/>
-              <w:spacing w:before="0" w:after="210"/>
-              <w:rPr>
-                <w:sz w:val="4"/>
-                <w:szCs w:val="4"/>
-              </w:rPr>
-            </w:pPr>
-            <w:r>
-              <w:rPr>
-                <w:sz w:val="4"/>
-                <w:szCs w:val="4"/>
-              </w:rPr>
             </w:r>
           </w:p>
         </w:tc>
@@ -14969,7 +13647,7 @@
         </w:tc>
         <w:tc>
           <w:tcPr>
-            <w:tcW w:w="732" w:type="dxa"/>
+            <w:tcW w:w="800" w:type="dxa"/>
             <w:tcBorders>
               <w:top w:val="single" w:sz="2" w:space="0" w:color="CBD5E0"/>
               <w:start w:val="single" w:sz="2" w:space="0" w:color="CBD5E0"/>
@@ -15005,7 +13683,7 @@
         </w:tc>
         <w:tc>
           <w:tcPr>
-            <w:tcW w:w="979" w:type="dxa"/>
+            <w:tcW w:w="1045" w:type="dxa"/>
             <w:tcBorders>
               <w:top w:val="single" w:sz="2" w:space="0" w:color="CBD5E0"/>
               <w:start w:val="single" w:sz="2" w:space="0" w:color="CBD5E0"/>
@@ -15035,7 +13713,7 @@
         </w:tc>
         <w:tc>
           <w:tcPr>
-            <w:tcW w:w="1016" w:type="dxa"/>
+            <w:tcW w:w="1158" w:type="dxa"/>
             <w:tcBorders>
               <w:top w:val="single" w:sz="2" w:space="0" w:color="CBD5E0"/>
               <w:start w:val="single" w:sz="2" w:space="0" w:color="CBD5E0"/>
@@ -15051,21 +13729,59 @@
               <w:spacing w:before="0" w:after="210"/>
               <w:ind w:hanging="0" w:start="0" w:end="0"/>
               <w:jc w:val="center"/>
-              <w:rPr>
-                <w:sz w:val="17"/>
-              </w:rPr>
+              <w:rPr/>
             </w:pPr>
             <w:r>
               <w:rPr>
                 <w:sz w:val="17"/>
               </w:rPr>
-              <w:t>\</w:t>
+              <w:t>|</w:t>
+            </w:r>
+            <w:r>
+              <w:rPr>
+                <w:rStyle w:val="Emphasis"/>
+                <w:sz w:val="17"/>
+              </w:rPr>
+              <w:t>D</w:t>
+            </w:r>
+            <w:r>
+              <w:rPr>
+                <w:position w:val="-1"/>
+                <w:sz w:val="17"/>
+              </w:rPr>
+              <w:t>2</w:t>
+            </w:r>
+            <w:r>
+              <w:rPr>
+                <w:sz w:val="17"/>
+              </w:rPr>
+              <w:t>| + |</w:t>
+            </w:r>
+            <w:r>
+              <w:rPr>
+                <w:rStyle w:val="Emphasis"/>
+                <w:sz w:val="17"/>
+              </w:rPr>
+              <w:t>D</w:t>
+            </w:r>
+            <w:r>
+              <w:rPr>
+                <w:position w:val="-1"/>
+                <w:sz w:val="17"/>
+              </w:rPr>
+              <w:t>4</w:t>
+            </w:r>
+            <w:r>
+              <w:rPr>
+                <w:sz w:val="17"/>
+              </w:rPr>
+              <w:t>|</w:t>
             </w:r>
           </w:p>
         </w:tc>
         <w:tc>
           <w:tcPr>
-            <w:tcW w:w="677" w:type="dxa"/>
+            <w:tcW w:w="736" w:type="dxa"/>
             <w:tcBorders>
               <w:top w:val="single" w:sz="2" w:space="0" w:color="CBD5E0"/>
               <w:start w:val="single" w:sz="2" w:space="0" w:color="CBD5E0"/>
@@ -15089,133 +13805,13 @@
               <w:rPr>
                 <w:sz w:val="17"/>
               </w:rPr>
-              <w:t>D_2\</w:t>
+              <w:t>[0.00, +2.00]</w:t>
             </w:r>
           </w:p>
         </w:tc>
         <w:tc>
           <w:tcPr>
-            <w:tcW w:w="1805" w:type="dxa"/>
-            <w:tcBorders>
-              <w:top w:val="single" w:sz="2" w:space="0" w:color="CBD5E0"/>
-              <w:start w:val="single" w:sz="2" w:space="0" w:color="CBD5E0"/>
-              <w:bottom w:val="single" w:sz="2" w:space="0" w:color="CBD5E0"/>
-              <w:end w:val="single" w:sz="2" w:space="0" w:color="CBD5E0"/>
-            </w:tcBorders>
-            <w:vAlign w:val="center"/>
-          </w:tcPr>
-          <w:p>
-            <w:pPr>
-              <w:pStyle w:val="Contenidodelatabla"/>
-              <w:bidi w:val="0"/>
-              <w:spacing w:before="0" w:after="210"/>
-              <w:ind w:hanging="0" w:start="0" w:end="0"/>
-              <w:jc w:val="center"/>
-              <w:rPr>
-                <w:sz w:val="17"/>
-              </w:rPr>
-            </w:pPr>
-            <w:r>
-              <w:rPr>
-                <w:sz w:val="17"/>
-              </w:rPr>
-              <w:t>+ \</w:t>
-            </w:r>
-          </w:p>
-        </w:tc>
-        <w:tc>
-          <w:tcPr>
-            <w:tcW w:w="585" w:type="dxa"/>
-            <w:tcBorders>
-              <w:top w:val="single" w:sz="2" w:space="0" w:color="CBD5E0"/>
-              <w:start w:val="single" w:sz="2" w:space="0" w:color="CBD5E0"/>
-              <w:bottom w:val="single" w:sz="2" w:space="0" w:color="CBD5E0"/>
-              <w:end w:val="single" w:sz="2" w:space="0" w:color="CBD5E0"/>
-            </w:tcBorders>
-            <w:vAlign w:val="center"/>
-          </w:tcPr>
-          <w:p>
-            <w:pPr>
-              <w:pStyle w:val="Contenidodelatabla"/>
-              <w:bidi w:val="0"/>
-              <w:spacing w:before="0" w:after="210"/>
-              <w:ind w:hanging="0" w:start="0" w:end="0"/>
-              <w:jc w:val="center"/>
-              <w:rPr>
-                <w:sz w:val="17"/>
-              </w:rPr>
-            </w:pPr>
-            <w:r>
-              <w:rPr>
-                <w:sz w:val="17"/>
-              </w:rPr>
-              <w:t>D_4\</w:t>
-            </w:r>
-          </w:p>
-        </w:tc>
-        <w:tc>
-          <w:tcPr>
-            <w:tcW w:w="879" w:type="dxa"/>
-            <w:tcBorders>
-              <w:top w:val="single" w:sz="2" w:space="0" w:color="CBD5E0"/>
-              <w:start w:val="single" w:sz="2" w:space="0" w:color="CBD5E0"/>
-              <w:bottom w:val="single" w:sz="2" w:space="0" w:color="CBD5E0"/>
-              <w:end w:val="single" w:sz="2" w:space="0" w:color="CBD5E0"/>
-            </w:tcBorders>
-            <w:vAlign w:val="center"/>
-          </w:tcPr>
-          <w:p>
-            <w:pPr>
-              <w:pStyle w:val="Contenidodelatabla"/>
-              <w:bidi w:val="0"/>
-              <w:spacing w:before="0" w:after="210"/>
-              <w:ind w:hanging="0" w:start="0" w:end="0"/>
-              <w:rPr>
-                <w:sz w:val="4"/>
-                <w:szCs w:val="4"/>
-              </w:rPr>
-            </w:pPr>
-            <w:r>
-              <w:rPr>
-                <w:sz w:val="4"/>
-                <w:szCs w:val="4"/>
-              </w:rPr>
-            </w:r>
-          </w:p>
-        </w:tc>
-        <w:tc>
-          <w:tcPr>
-            <w:tcW w:w="585" w:type="dxa"/>
-            <w:tcBorders>
-              <w:top w:val="single" w:sz="2" w:space="0" w:color="CBD5E0"/>
-              <w:start w:val="single" w:sz="2" w:space="0" w:color="CBD5E0"/>
-              <w:bottom w:val="single" w:sz="2" w:space="0" w:color="CBD5E0"/>
-              <w:end w:val="single" w:sz="2" w:space="0" w:color="CBD5E0"/>
-            </w:tcBorders>
-            <w:vAlign w:val="center"/>
-          </w:tcPr>
-          <w:p>
-            <w:pPr>
-              <w:pStyle w:val="Contenidodelatabla"/>
-              <w:bidi w:val="0"/>
-              <w:spacing w:before="0" w:after="210"/>
-              <w:ind w:hanging="0" w:start="0" w:end="0"/>
-              <w:jc w:val="center"/>
-              <w:rPr>
-                <w:sz w:val="17"/>
-              </w:rPr>
-            </w:pPr>
-            <w:r>
-              <w:rPr>
-                <w:sz w:val="17"/>
-              </w:rPr>
-              <w:t>[0.00, +2.00]</w:t>
-            </w:r>
-          </w:p>
-        </w:tc>
-        <w:tc>
-          <w:tcPr>
-            <w:tcW w:w="1260" w:type="dxa"/>
+            <w:tcW w:w="2254" w:type="dxa"/>
             <w:tcBorders>
               <w:top w:val="single" w:sz="2" w:space="0" w:color="CBD5E0"/>
               <w:start w:val="single" w:sz="2" w:space="0" w:color="CBD5E0"/>
@@ -15277,7 +13873,7 @@
         </w:tc>
         <w:tc>
           <w:tcPr>
-            <w:tcW w:w="732" w:type="dxa"/>
+            <w:tcW w:w="800" w:type="dxa"/>
             <w:tcBorders>
               <w:top w:val="single" w:sz="2" w:space="0" w:color="CBD5E0"/>
               <w:start w:val="single" w:sz="2" w:space="0" w:color="CBD5E0"/>
@@ -15307,7 +13903,7 @@
         </w:tc>
         <w:tc>
           <w:tcPr>
-            <w:tcW w:w="979" w:type="dxa"/>
+            <w:tcW w:w="1045" w:type="dxa"/>
             <w:tcBorders>
               <w:top w:val="single" w:sz="2" w:space="0" w:color="CBD5E0"/>
               <w:start w:val="single" w:sz="2" w:space="0" w:color="CBD5E0"/>
@@ -15337,7 +13933,7 @@
         </w:tc>
         <w:tc>
           <w:tcPr>
-            <w:tcW w:w="1016" w:type="dxa"/>
+            <w:tcW w:w="1158" w:type="dxa"/>
             <w:tcBorders>
               <w:top w:val="single" w:sz="2" w:space="0" w:color="CBD5E0"/>
               <w:start w:val="single" w:sz="2" w:space="0" w:color="CBD5E0"/>
@@ -15400,7 +13996,7 @@
         </w:tc>
         <w:tc>
           <w:tcPr>
-            <w:tcW w:w="677" w:type="dxa"/>
+            <w:tcW w:w="736" w:type="dxa"/>
             <w:tcBorders>
               <w:top w:val="single" w:sz="2" w:space="0" w:color="CBD5E0"/>
               <w:start w:val="single" w:sz="2" w:space="0" w:color="CBD5E0"/>
@@ -15430,7 +14026,7 @@
         </w:tc>
         <w:tc>
           <w:tcPr>
-            <w:tcW w:w="1805" w:type="dxa"/>
+            <w:tcW w:w="2254" w:type="dxa"/>
             <w:tcBorders>
               <w:top w:val="single" w:sz="2" w:space="0" w:color="CBD5E0"/>
               <w:start w:val="single" w:sz="2" w:space="0" w:color="CBD5E0"/>
@@ -15455,38 +14051,6 @@
                 <w:sz w:val="17"/>
               </w:rPr>
               <w:t>Total Relative Density Balance: homeostatic barometer of group climate.</w:t>
-            </w:r>
-          </w:p>
-        </w:tc>
-        <w:tc>
-          <w:tcPr>
-            <w:tcW w:w="3309" w:type="dxa"/>
-            <w:gridSpan w:val="4"/>
-            <w:tcBorders>
-              <w:start w:val="single" w:sz="2" w:space="0" w:color="808080"/>
-              <w:bottom w:val="single" w:sz="2" w:space="0" w:color="808080"/>
-              <w:end w:val="single" w:sz="6" w:space="0" w:color="808080"/>
-            </w:tcBorders>
-            <w:tcMar>
-              <w:start w:w="90" w:type="dxa"/>
-              <w:end w:w="90" w:type="dxa"/>
-            </w:tcMar>
-          </w:tcPr>
-          <w:p>
-            <w:pPr>
-              <w:pStyle w:val="Contenidodelatabla"/>
-              <w:bidi w:val="0"/>
-              <w:spacing w:before="0" w:after="210"/>
-              <w:rPr>
-                <w:sz w:val="4"/>
-                <w:szCs w:val="4"/>
-              </w:rPr>
-            </w:pPr>
-            <w:r>
-              <w:rPr>
-                <w:sz w:val="4"/>
-                <w:szCs w:val="4"/>
-              </w:rPr>
             </w:r>
           </w:p>
         </w:tc>
@@ -15524,7 +14088,7 @@
         </w:tc>
         <w:tc>
           <w:tcPr>
-            <w:tcW w:w="732" w:type="dxa"/>
+            <w:tcW w:w="800" w:type="dxa"/>
             <w:tcBorders>
               <w:top w:val="single" w:sz="2" w:space="0" w:color="CBD5E0"/>
               <w:start w:val="single" w:sz="2" w:space="0" w:color="CBD5E0"/>
@@ -15554,7 +14118,7 @@
         </w:tc>
         <w:tc>
           <w:tcPr>
-            <w:tcW w:w="979" w:type="dxa"/>
+            <w:tcW w:w="1045" w:type="dxa"/>
             <w:tcBorders>
               <w:top w:val="single" w:sz="2" w:space="0" w:color="CBD5E0"/>
               <w:start w:val="single" w:sz="2" w:space="0" w:color="CBD5E0"/>
@@ -15584,7 +14148,7 @@
         </w:tc>
         <w:tc>
           <w:tcPr>
-            <w:tcW w:w="1016" w:type="dxa"/>
+            <w:tcW w:w="1158" w:type="dxa"/>
             <w:tcBorders>
               <w:top w:val="single" w:sz="2" w:space="0" w:color="CBD5E0"/>
               <w:start w:val="single" w:sz="2" w:space="0" w:color="CBD5E0"/>
@@ -15626,13 +14190,34 @@
               <w:rPr>
                 <w:sz w:val="17"/>
               </w:rPr>
-              <w:t xml:space="preserve"> = \sum \</w:t>
+              <w:t xml:space="preserve"> = \sum |</w:t>
+            </w:r>
+            <w:r>
+              <w:rPr>
+                <w:rStyle w:val="Emphasis"/>
+                <w:sz w:val="17"/>
+              </w:rPr>
+              <w:t>D</w:t>
+            </w:r>
+            <w:r>
+              <w:rPr>
+                <w:rStyle w:val="Emphasis"/>
+                <w:position w:val="-1"/>
+                <w:sz w:val="17"/>
+              </w:rPr>
+              <w:t>k</w:t>
+            </w:r>
+            <w:r>
+              <w:rPr>
+                <w:sz w:val="17"/>
+              </w:rPr>
+              <w:t>|</w:t>
             </w:r>
           </w:p>
         </w:tc>
         <w:tc>
           <w:tcPr>
-            <w:tcW w:w="677" w:type="dxa"/>
+            <w:tcW w:w="736" w:type="dxa"/>
             <w:tcBorders>
               <w:top w:val="single" w:sz="2" w:space="0" w:color="CBD5E0"/>
               <w:start w:val="single" w:sz="2" w:space="0" w:color="CBD5E0"/>
@@ -15656,73 +14241,13 @@
               <w:rPr>
                 <w:sz w:val="17"/>
               </w:rPr>
-              <w:t>D_k\</w:t>
+              <w:t>[0.00, +4.00]</w:t>
             </w:r>
           </w:p>
         </w:tc>
         <w:tc>
           <w:tcPr>
-            <w:tcW w:w="1805" w:type="dxa"/>
-            <w:tcBorders>
-              <w:top w:val="single" w:sz="2" w:space="0" w:color="CBD5E0"/>
-              <w:start w:val="single" w:sz="2" w:space="0" w:color="CBD5E0"/>
-              <w:bottom w:val="single" w:sz="2" w:space="0" w:color="CBD5E0"/>
-              <w:end w:val="single" w:sz="2" w:space="0" w:color="CBD5E0"/>
-            </w:tcBorders>
-            <w:vAlign w:val="center"/>
-          </w:tcPr>
-          <w:p>
-            <w:pPr>
-              <w:pStyle w:val="Contenidodelatabla"/>
-              <w:bidi w:val="0"/>
-              <w:spacing w:before="0" w:after="210"/>
-              <w:ind w:hanging="0" w:start="0" w:end="0"/>
-              <w:rPr>
-                <w:sz w:val="4"/>
-                <w:szCs w:val="4"/>
-              </w:rPr>
-            </w:pPr>
-            <w:r>
-              <w:rPr>
-                <w:sz w:val="4"/>
-                <w:szCs w:val="4"/>
-              </w:rPr>
-            </w:r>
-          </w:p>
-        </w:tc>
-        <w:tc>
-          <w:tcPr>
-            <w:tcW w:w="585" w:type="dxa"/>
-            <w:tcBorders>
-              <w:top w:val="single" w:sz="2" w:space="0" w:color="CBD5E0"/>
-              <w:start w:val="single" w:sz="2" w:space="0" w:color="CBD5E0"/>
-              <w:bottom w:val="single" w:sz="2" w:space="0" w:color="CBD5E0"/>
-              <w:end w:val="single" w:sz="2" w:space="0" w:color="CBD5E0"/>
-            </w:tcBorders>
-            <w:vAlign w:val="center"/>
-          </w:tcPr>
-          <w:p>
-            <w:pPr>
-              <w:pStyle w:val="Contenidodelatabla"/>
-              <w:bidi w:val="0"/>
-              <w:spacing w:before="0" w:after="210"/>
-              <w:ind w:hanging="0" w:start="0" w:end="0"/>
-              <w:jc w:val="center"/>
-              <w:rPr>
-                <w:sz w:val="17"/>
-              </w:rPr>
-            </w:pPr>
-            <w:r>
-              <w:rPr>
-                <w:sz w:val="17"/>
-              </w:rPr>
-              <w:t>[0.00, +4.00]</w:t>
-            </w:r>
-          </w:p>
-        </w:tc>
-        <w:tc>
-          <w:tcPr>
-            <w:tcW w:w="879" w:type="dxa"/>
+            <w:tcW w:w="2254" w:type="dxa"/>
             <w:tcBorders>
               <w:top w:val="single" w:sz="2" w:space="0" w:color="CBD5E0"/>
               <w:start w:val="single" w:sz="2" w:space="0" w:color="CBD5E0"/>
@@ -15749,38 +14274,6 @@
             </w:r>
           </w:p>
         </w:tc>
-        <w:tc>
-          <w:tcPr>
-            <w:tcW w:w="1845" w:type="dxa"/>
-            <w:gridSpan w:val="2"/>
-            <w:tcBorders>
-              <w:start w:val="single" w:sz="2" w:space="0" w:color="808080"/>
-              <w:bottom w:val="single" w:sz="6" w:space="0" w:color="808080"/>
-              <w:end w:val="single" w:sz="6" w:space="0" w:color="808080"/>
-            </w:tcBorders>
-            <w:tcMar>
-              <w:start w:w="90" w:type="dxa"/>
-              <w:end w:w="90" w:type="dxa"/>
-            </w:tcMar>
-          </w:tcPr>
-          <w:p>
-            <w:pPr>
-              <w:pStyle w:val="Contenidodelatabla"/>
-              <w:bidi w:val="0"/>
-              <w:spacing w:before="0" w:after="210"/>
-              <w:rPr>
-                <w:sz w:val="4"/>
-                <w:szCs w:val="4"/>
-              </w:rPr>
-            </w:pPr>
-            <w:r>
-              <w:rPr>
-                <w:sz w:val="4"/>
-                <w:szCs w:val="4"/>
-              </w:rPr>
-            </w:r>
-          </w:p>
-        </w:tc>
       </w:tr>
     </w:tbl>
     <w:p>
@@ -15794,7 +14287,7 @@
           <w:rStyle w:val="Emphasis"/>
           <w:shd w:fill="FFFFFF" w:val="clear"/>
         </w:rPr>
-        <w:t>(Analytical note on dyadic asymmetries: The system complementarily derives the three imbalance indices for each prism: Operational Asymmetry \text{Dif}_r = \|B</w:t>
+        <w:t>(Analytical note on dyadic asymmetries: The system complementarily derives the three imbalance indices for each prism: Operational Asymmetry \text{Dif}_r = ||B</w:t>
       </w:r>
       <w:r>
         <w:rPr>
@@ -15826,7 +14319,7 @@
           <w:rStyle w:val="Emphasis"/>
           <w:shd w:fill="FFFFFF" w:val="clear"/>
         </w:rPr>
-        <w:t>\|, Ontological Asymmetry \text{Dif}_a = \|B</w:t>
+        <w:t>||, Ontological Asymmetry \text{Dif}_a = ||B</w:t>
       </w:r>
       <w:r>
         <w:rPr>
@@ -15858,7 +14351,7 @@
           <w:rStyle w:val="Emphasis"/>
           <w:shd w:fill="FFFFFF" w:val="clear"/>
         </w:rPr>
-        <w:t>\|, and Dialectical Asymmetry \text{Dif}_i = \|B</w:t>
+        <w:t>||, and Dialectical Asymmetry \text{Dif}_i = ||B</w:t>
       </w:r>
       <w:r>
         <w:rPr>
@@ -15890,7 +14383,7 @@
           <w:rStyle w:val="Emphasis"/>
           <w:shd w:fill="FFFFFF" w:val="clear"/>
         </w:rPr>
-        <w:t>\|, alongside Thermal Friction Φ = BDR - \|SDR\|).</w:t>
+        <w:t>||, alongside Thermal Friction Φ = BDR - ||SDR||).</w:t>
       </w:r>
     </w:p>
     <w:p>
@@ -16042,7 +14535,7 @@
         </w:rPr>
         <w:drawing>
           <wp:inline distT="0" distB="0" distL="0" distR="0">
-            <wp:extent cx="720090" cy="29718000"/>
+            <wp:extent cx="720090" cy="34004250"/>
             <wp:effectExtent l="0" t="0" r="0" b="0"/>
             <wp:docPr id="9" name="Imagen9" title="Figure 8b: Canonical Architecture of the 18D Relational Space and the 3 Dual Prisms"/>
             <wp:cNvGraphicFramePr>
@@ -16066,7 +14559,7 @@
                   <pic:spPr bwMode="auto">
                     <a:xfrm>
                       <a:off x="0" y="0"/>
-                      <a:ext cx="720090" cy="29718000"/>
+                      <a:ext cx="720090" cy="34004250"/>
                     </a:xfrm>
                     <a:prstGeom prst="rect">
                       <a:avLst/>
@@ -16140,7 +14633,7 @@
     </w:p>
     <w:tbl>
       <w:tblPr>
-        <w:tblW w:w="9484" w:type="dxa"/>
+        <w:tblW w:w="6959" w:type="dxa"/>
         <w:jc w:val="start"/>
         <w:tblInd w:w="0" w:type="dxa"/>
         <w:shd w:fill="F8FAFC" w:val="clear"/>
@@ -16153,13 +14646,13 @@
         </w:tblCellMar>
       </w:tblPr>
       <w:tblGrid>
-        <w:gridCol w:w="9484"/>
+        <w:gridCol w:w="6959"/>
       </w:tblGrid>
       <w:tr>
         <w:trPr/>
         <w:tc>
           <w:tcPr>
-            <w:tcW w:w="9484" w:type="dxa"/>
+            <w:tcW w:w="6959" w:type="dxa"/>
             <w:tcBorders/>
             <w:shd w:fill="F8FAFC" w:val="clear"/>
             <w:vAlign w:val="center"/>
@@ -16821,7 +15314,7 @@
     </w:p>
     <w:tbl>
       <w:tblPr>
-        <w:tblW w:w="7842" w:type="dxa"/>
+        <w:tblW w:w="6959" w:type="dxa"/>
         <w:jc w:val="start"/>
         <w:tblInd w:w="0" w:type="dxa"/>
         <w:shd w:fill="F8FAFC" w:val="clear"/>
@@ -16834,13 +15327,13 @@
         </w:tblCellMar>
       </w:tblPr>
       <w:tblGrid>
-        <w:gridCol w:w="7842"/>
+        <w:gridCol w:w="6959"/>
       </w:tblGrid>
       <w:tr>
         <w:trPr/>
         <w:tc>
           <w:tcPr>
-            <w:tcW w:w="7842" w:type="dxa"/>
+            <w:tcW w:w="6959" w:type="dxa"/>
             <w:tcBorders/>
             <w:shd w:fill="F8FAFC" w:val="clear"/>
             <w:vAlign w:val="center"/>
@@ -18866,7 +17359,7 @@
     </w:p>
     <w:tbl>
       <w:tblPr>
-        <w:tblW w:w="8270" w:type="dxa"/>
+        <w:tblW w:w="6959" w:type="dxa"/>
         <w:jc w:val="start"/>
         <w:tblInd w:w="0" w:type="dxa"/>
         <w:shd w:fill="F8FAFC" w:val="clear"/>
@@ -18879,14 +17372,14 @@
         </w:tblCellMar>
       </w:tblPr>
       <w:tblGrid>
-        <w:gridCol w:w="7747"/>
-        <w:gridCol w:w="523"/>
+        <w:gridCol w:w="6449"/>
+        <w:gridCol w:w="510"/>
       </w:tblGrid>
       <w:tr>
         <w:trPr/>
         <w:tc>
           <w:tcPr>
-            <w:tcW w:w="7747" w:type="dxa"/>
+            <w:tcW w:w="6449" w:type="dxa"/>
             <w:tcBorders/>
             <w:shd w:fill="F8FAFC" w:val="clear"/>
             <w:vAlign w:val="center"/>
@@ -18914,7 +17407,7 @@
         </w:tc>
         <w:tc>
           <w:tcPr>
-            <w:tcW w:w="523" w:type="dxa"/>
+            <w:tcW w:w="510" w:type="dxa"/>
             <w:tcBorders/>
             <w:shd w:fill="F8FAFC" w:val="clear"/>
             <w:vAlign w:val="center"/>
@@ -19082,7 +17575,7 @@
     </w:p>
     <w:tbl>
       <w:tblPr>
-        <w:tblW w:w="9484" w:type="dxa"/>
+        <w:tblW w:w="6959" w:type="dxa"/>
         <w:jc w:val="start"/>
         <w:tblInd w:w="0" w:type="dxa"/>
         <w:tblLayout w:type="fixed"/>
@@ -19094,20 +17587,20 @@
         </w:tblCellMar>
       </w:tblPr>
       <w:tblGrid>
-        <w:gridCol w:w="1071"/>
-        <w:gridCol w:w="1597"/>
-        <w:gridCol w:w="1149"/>
-        <w:gridCol w:w="1588"/>
-        <w:gridCol w:w="1124"/>
-        <w:gridCol w:w="1051"/>
-        <w:gridCol w:w="942"/>
-        <w:gridCol w:w="962"/>
+        <w:gridCol w:w="938"/>
+        <w:gridCol w:w="1080"/>
+        <w:gridCol w:w="782"/>
+        <w:gridCol w:w="1227"/>
+        <w:gridCol w:w="782"/>
+        <w:gridCol w:w="817"/>
+        <w:gridCol w:w="659"/>
+        <w:gridCol w:w="674"/>
       </w:tblGrid>
       <w:tr>
         <w:trPr/>
         <w:tc>
           <w:tcPr>
-            <w:tcW w:w="1071" w:type="dxa"/>
+            <w:tcW w:w="938" w:type="dxa"/>
             <w:tcBorders>
               <w:top w:val="single" w:sz="2" w:space="0" w:color="CBD5E0"/>
               <w:start w:val="single" w:sz="2" w:space="0" w:color="CBD5E0"/>
@@ -19142,7 +17635,7 @@
         </w:tc>
         <w:tc>
           <w:tcPr>
-            <w:tcW w:w="1597" w:type="dxa"/>
+            <w:tcW w:w="1080" w:type="dxa"/>
             <w:tcBorders>
               <w:top w:val="single" w:sz="2" w:space="0" w:color="CBD5E0"/>
               <w:start w:val="single" w:sz="2" w:space="0" w:color="CBD5E0"/>
@@ -19177,7 +17670,7 @@
         </w:tc>
         <w:tc>
           <w:tcPr>
-            <w:tcW w:w="1149" w:type="dxa"/>
+            <w:tcW w:w="782" w:type="dxa"/>
             <w:tcBorders>
               <w:top w:val="single" w:sz="2" w:space="0" w:color="CBD5E0"/>
               <w:start w:val="single" w:sz="2" w:space="0" w:color="CBD5E0"/>
@@ -19212,7 +17705,7 @@
         </w:tc>
         <w:tc>
           <w:tcPr>
-            <w:tcW w:w="1588" w:type="dxa"/>
+            <w:tcW w:w="1227" w:type="dxa"/>
             <w:tcBorders>
               <w:top w:val="single" w:sz="2" w:space="0" w:color="CBD5E0"/>
               <w:start w:val="single" w:sz="2" w:space="0" w:color="CBD5E0"/>
@@ -19247,7 +17740,7 @@
         </w:tc>
         <w:tc>
           <w:tcPr>
-            <w:tcW w:w="1124" w:type="dxa"/>
+            <w:tcW w:w="782" w:type="dxa"/>
             <w:tcBorders>
               <w:top w:val="single" w:sz="2" w:space="0" w:color="CBD5E0"/>
               <w:start w:val="single" w:sz="2" w:space="0" w:color="CBD5E0"/>
@@ -19282,7 +17775,7 @@
         </w:tc>
         <w:tc>
           <w:tcPr>
-            <w:tcW w:w="1051" w:type="dxa"/>
+            <w:tcW w:w="817" w:type="dxa"/>
             <w:tcBorders>
               <w:top w:val="single" w:sz="2" w:space="0" w:color="CBD5E0"/>
               <w:start w:val="single" w:sz="2" w:space="0" w:color="CBD5E0"/>
@@ -19314,7 +17807,7 @@
         </w:tc>
         <w:tc>
           <w:tcPr>
-            <w:tcW w:w="942" w:type="dxa"/>
+            <w:tcW w:w="659" w:type="dxa"/>
             <w:tcBorders>
               <w:top w:val="single" w:sz="6" w:space="0" w:color="808080"/>
               <w:start w:val="single" w:sz="2" w:space="0" w:color="808080"/>
@@ -19346,7 +17839,7 @@
         </w:tc>
         <w:tc>
           <w:tcPr>
-            <w:tcW w:w="962" w:type="dxa"/>
+            <w:tcW w:w="674" w:type="dxa"/>
             <w:tcBorders>
               <w:top w:val="single" w:sz="6" w:space="0" w:color="808080"/>
               <w:start w:val="single" w:sz="2" w:space="0" w:color="808080"/>
@@ -19381,7 +17874,7 @@
         <w:trPr/>
         <w:tc>
           <w:tcPr>
-            <w:tcW w:w="1071" w:type="dxa"/>
+            <w:tcW w:w="938" w:type="dxa"/>
             <w:tcBorders>
               <w:top w:val="single" w:sz="2" w:space="0" w:color="CBD5E0"/>
               <w:start w:val="single" w:sz="2" w:space="0" w:color="CBD5E0"/>
@@ -19410,7 +17903,7 @@
         </w:tc>
         <w:tc>
           <w:tcPr>
-            <w:tcW w:w="1597" w:type="dxa"/>
+            <w:tcW w:w="1080" w:type="dxa"/>
             <w:tcBorders>
               <w:top w:val="single" w:sz="2" w:space="0" w:color="CBD5E0"/>
               <w:start w:val="single" w:sz="2" w:space="0" w:color="CBD5E0"/>
@@ -19440,7 +17933,7 @@
         </w:tc>
         <w:tc>
           <w:tcPr>
-            <w:tcW w:w="1149" w:type="dxa"/>
+            <w:tcW w:w="782" w:type="dxa"/>
             <w:tcBorders>
               <w:top w:val="single" w:sz="2" w:space="0" w:color="CBD5E0"/>
               <w:start w:val="single" w:sz="2" w:space="0" w:color="CBD5E0"/>
@@ -19470,7 +17963,7 @@
         </w:tc>
         <w:tc>
           <w:tcPr>
-            <w:tcW w:w="1588" w:type="dxa"/>
+            <w:tcW w:w="1227" w:type="dxa"/>
             <w:tcBorders>
               <w:top w:val="single" w:sz="2" w:space="0" w:color="CBD5E0"/>
               <w:start w:val="single" w:sz="2" w:space="0" w:color="CBD5E0"/>
@@ -19500,7 +17993,7 @@
         </w:tc>
         <w:tc>
           <w:tcPr>
-            <w:tcW w:w="1124" w:type="dxa"/>
+            <w:tcW w:w="782" w:type="dxa"/>
             <w:tcBorders>
               <w:top w:val="single" w:sz="2" w:space="0" w:color="CBD5E0"/>
               <w:start w:val="single" w:sz="2" w:space="0" w:color="CBD5E0"/>
@@ -19530,7 +18023,7 @@
         </w:tc>
         <w:tc>
           <w:tcPr>
-            <w:tcW w:w="1051" w:type="dxa"/>
+            <w:tcW w:w="817" w:type="dxa"/>
             <w:tcBorders>
               <w:top w:val="single" w:sz="2" w:space="0" w:color="CBD5E0"/>
               <w:start w:val="single" w:sz="2" w:space="0" w:color="CBD5E0"/>
@@ -19560,7 +18053,7 @@
         </w:tc>
         <w:tc>
           <w:tcPr>
-            <w:tcW w:w="942" w:type="dxa"/>
+            <w:tcW w:w="659" w:type="dxa"/>
             <w:tcBorders>
               <w:start w:val="single" w:sz="2" w:space="0" w:color="808080"/>
               <w:bottom w:val="single" w:sz="2" w:space="0" w:color="808080"/>
@@ -19591,7 +18084,7 @@
         </w:tc>
         <w:tc>
           <w:tcPr>
-            <w:tcW w:w="962" w:type="dxa"/>
+            <w:tcW w:w="674" w:type="dxa"/>
             <w:tcBorders>
               <w:start w:val="single" w:sz="2" w:space="0" w:color="808080"/>
               <w:bottom w:val="single" w:sz="2" w:space="0" w:color="808080"/>
@@ -19625,7 +18118,7 @@
         <w:trPr/>
         <w:tc>
           <w:tcPr>
-            <w:tcW w:w="1071" w:type="dxa"/>
+            <w:tcW w:w="938" w:type="dxa"/>
             <w:tcBorders>
               <w:top w:val="single" w:sz="2" w:space="0" w:color="CBD5E0"/>
               <w:start w:val="single" w:sz="2" w:space="0" w:color="CBD5E0"/>
@@ -19654,7 +18147,7 @@
         </w:tc>
         <w:tc>
           <w:tcPr>
-            <w:tcW w:w="1597" w:type="dxa"/>
+            <w:tcW w:w="1080" w:type="dxa"/>
             <w:tcBorders>
               <w:top w:val="single" w:sz="2" w:space="0" w:color="CBD5E0"/>
               <w:start w:val="single" w:sz="2" w:space="0" w:color="CBD5E0"/>
@@ -19684,7 +18177,7 @@
         </w:tc>
         <w:tc>
           <w:tcPr>
-            <w:tcW w:w="1149" w:type="dxa"/>
+            <w:tcW w:w="782" w:type="dxa"/>
             <w:tcBorders>
               <w:top w:val="single" w:sz="2" w:space="0" w:color="CBD5E0"/>
               <w:start w:val="single" w:sz="2" w:space="0" w:color="CBD5E0"/>
@@ -19714,7 +18207,7 @@
         </w:tc>
         <w:tc>
           <w:tcPr>
-            <w:tcW w:w="1588" w:type="dxa"/>
+            <w:tcW w:w="1227" w:type="dxa"/>
             <w:tcBorders>
               <w:top w:val="single" w:sz="2" w:space="0" w:color="CBD5E0"/>
               <w:start w:val="single" w:sz="2" w:space="0" w:color="CBD5E0"/>
@@ -19744,7 +18237,7 @@
         </w:tc>
         <w:tc>
           <w:tcPr>
-            <w:tcW w:w="1124" w:type="dxa"/>
+            <w:tcW w:w="782" w:type="dxa"/>
             <w:tcBorders>
               <w:top w:val="single" w:sz="2" w:space="0" w:color="CBD5E0"/>
               <w:start w:val="single" w:sz="2" w:space="0" w:color="CBD5E0"/>
@@ -19774,7 +18267,7 @@
         </w:tc>
         <w:tc>
           <w:tcPr>
-            <w:tcW w:w="1051" w:type="dxa"/>
+            <w:tcW w:w="817" w:type="dxa"/>
             <w:tcBorders>
               <w:top w:val="single" w:sz="2" w:space="0" w:color="CBD5E0"/>
               <w:start w:val="single" w:sz="2" w:space="0" w:color="CBD5E0"/>
@@ -19804,7 +18297,7 @@
         </w:tc>
         <w:tc>
           <w:tcPr>
-            <w:tcW w:w="942" w:type="dxa"/>
+            <w:tcW w:w="659" w:type="dxa"/>
             <w:tcBorders>
               <w:start w:val="single" w:sz="2" w:space="0" w:color="808080"/>
               <w:bottom w:val="single" w:sz="2" w:space="0" w:color="808080"/>
@@ -19835,7 +18328,7 @@
         </w:tc>
         <w:tc>
           <w:tcPr>
-            <w:tcW w:w="962" w:type="dxa"/>
+            <w:tcW w:w="674" w:type="dxa"/>
             <w:tcBorders>
               <w:start w:val="single" w:sz="2" w:space="0" w:color="808080"/>
               <w:bottom w:val="single" w:sz="2" w:space="0" w:color="808080"/>
@@ -19869,7 +18362,7 @@
         <w:trPr/>
         <w:tc>
           <w:tcPr>
-            <w:tcW w:w="1071" w:type="dxa"/>
+            <w:tcW w:w="938" w:type="dxa"/>
             <w:tcBorders>
               <w:top w:val="single" w:sz="2" w:space="0" w:color="CBD5E0"/>
               <w:start w:val="single" w:sz="2" w:space="0" w:color="CBD5E0"/>
@@ -19899,7 +18392,7 @@
         </w:tc>
         <w:tc>
           <w:tcPr>
-            <w:tcW w:w="1597" w:type="dxa"/>
+            <w:tcW w:w="1080" w:type="dxa"/>
             <w:tcBorders>
               <w:top w:val="single" w:sz="2" w:space="0" w:color="CBD5E0"/>
               <w:start w:val="single" w:sz="2" w:space="0" w:color="CBD5E0"/>
@@ -19929,7 +18422,7 @@
         </w:tc>
         <w:tc>
           <w:tcPr>
-            <w:tcW w:w="1149" w:type="dxa"/>
+            <w:tcW w:w="782" w:type="dxa"/>
             <w:tcBorders>
               <w:top w:val="single" w:sz="2" w:space="0" w:color="CBD5E0"/>
               <w:start w:val="single" w:sz="2" w:space="0" w:color="CBD5E0"/>
@@ -19959,7 +18452,7 @@
         </w:tc>
         <w:tc>
           <w:tcPr>
-            <w:tcW w:w="1588" w:type="dxa"/>
+            <w:tcW w:w="1227" w:type="dxa"/>
             <w:tcBorders>
               <w:top w:val="single" w:sz="2" w:space="0" w:color="CBD5E0"/>
               <w:start w:val="single" w:sz="2" w:space="0" w:color="CBD5E0"/>
@@ -19989,7 +18482,7 @@
         </w:tc>
         <w:tc>
           <w:tcPr>
-            <w:tcW w:w="1124" w:type="dxa"/>
+            <w:tcW w:w="782" w:type="dxa"/>
             <w:tcBorders>
               <w:top w:val="single" w:sz="2" w:space="0" w:color="CBD5E0"/>
               <w:start w:val="single" w:sz="2" w:space="0" w:color="CBD5E0"/>
@@ -20019,7 +18512,7 @@
         </w:tc>
         <w:tc>
           <w:tcPr>
-            <w:tcW w:w="1051" w:type="dxa"/>
+            <w:tcW w:w="817" w:type="dxa"/>
             <w:tcBorders>
               <w:top w:val="single" w:sz="2" w:space="0" w:color="CBD5E0"/>
               <w:start w:val="single" w:sz="2" w:space="0" w:color="CBD5E0"/>
@@ -20049,7 +18542,7 @@
         </w:tc>
         <w:tc>
           <w:tcPr>
-            <w:tcW w:w="942" w:type="dxa"/>
+            <w:tcW w:w="659" w:type="dxa"/>
             <w:tcBorders>
               <w:top w:val="single" w:sz="2" w:space="0" w:color="CBD5E0"/>
               <w:start w:val="single" w:sz="2" w:space="0" w:color="CBD5E0"/>
@@ -20079,7 +18572,7 @@
         </w:tc>
         <w:tc>
           <w:tcPr>
-            <w:tcW w:w="962" w:type="dxa"/>
+            <w:tcW w:w="674" w:type="dxa"/>
             <w:tcBorders>
               <w:top w:val="single" w:sz="2" w:space="0" w:color="CBD5E0"/>
               <w:start w:val="single" w:sz="2" w:space="0" w:color="CBD5E0"/>
@@ -20112,7 +18605,7 @@
         <w:trPr/>
         <w:tc>
           <w:tcPr>
-            <w:tcW w:w="1071" w:type="dxa"/>
+            <w:tcW w:w="938" w:type="dxa"/>
             <w:tcBorders>
               <w:top w:val="single" w:sz="2" w:space="0" w:color="CBD5E0"/>
               <w:start w:val="single" w:sz="2" w:space="0" w:color="CBD5E0"/>
@@ -20141,7 +18634,7 @@
         </w:tc>
         <w:tc>
           <w:tcPr>
-            <w:tcW w:w="1597" w:type="dxa"/>
+            <w:tcW w:w="1080" w:type="dxa"/>
             <w:tcBorders>
               <w:top w:val="single" w:sz="2" w:space="0" w:color="CBD5E0"/>
               <w:start w:val="single" w:sz="2" w:space="0" w:color="CBD5E0"/>
@@ -20171,7 +18664,7 @@
         </w:tc>
         <w:tc>
           <w:tcPr>
-            <w:tcW w:w="1149" w:type="dxa"/>
+            <w:tcW w:w="782" w:type="dxa"/>
             <w:tcBorders>
               <w:top w:val="single" w:sz="2" w:space="0" w:color="CBD5E0"/>
               <w:start w:val="single" w:sz="2" w:space="0" w:color="CBD5E0"/>
@@ -20201,7 +18694,7 @@
         </w:tc>
         <w:tc>
           <w:tcPr>
-            <w:tcW w:w="1588" w:type="dxa"/>
+            <w:tcW w:w="1227" w:type="dxa"/>
             <w:tcBorders>
               <w:top w:val="single" w:sz="2" w:space="0" w:color="CBD5E0"/>
               <w:start w:val="single" w:sz="2" w:space="0" w:color="CBD5E0"/>
@@ -20231,7 +18724,7 @@
         </w:tc>
         <w:tc>
           <w:tcPr>
-            <w:tcW w:w="1124" w:type="dxa"/>
+            <w:tcW w:w="782" w:type="dxa"/>
             <w:tcBorders>
               <w:top w:val="single" w:sz="2" w:space="0" w:color="CBD5E0"/>
               <w:start w:val="single" w:sz="2" w:space="0" w:color="CBD5E0"/>
@@ -20261,7 +18754,7 @@
         </w:tc>
         <w:tc>
           <w:tcPr>
-            <w:tcW w:w="1051" w:type="dxa"/>
+            <w:tcW w:w="817" w:type="dxa"/>
             <w:tcBorders>
               <w:top w:val="single" w:sz="2" w:space="0" w:color="CBD5E0"/>
               <w:start w:val="single" w:sz="2" w:space="0" w:color="CBD5E0"/>
@@ -20291,7 +18784,7 @@
         </w:tc>
         <w:tc>
           <w:tcPr>
-            <w:tcW w:w="1904" w:type="dxa"/>
+            <w:tcW w:w="1333" w:type="dxa"/>
             <w:gridSpan w:val="2"/>
             <w:tcBorders>
               <w:start w:val="single" w:sz="2" w:space="0" w:color="808080"/>
@@ -20326,7 +18819,7 @@
         <w:trPr/>
         <w:tc>
           <w:tcPr>
-            <w:tcW w:w="1071" w:type="dxa"/>
+            <w:tcW w:w="938" w:type="dxa"/>
             <w:tcBorders>
               <w:top w:val="single" w:sz="2" w:space="0" w:color="CBD5E0"/>
               <w:start w:val="single" w:sz="2" w:space="0" w:color="CBD5E0"/>
@@ -20355,7 +18848,7 @@
         </w:tc>
         <w:tc>
           <w:tcPr>
-            <w:tcW w:w="1597" w:type="dxa"/>
+            <w:tcW w:w="1080" w:type="dxa"/>
             <w:tcBorders>
               <w:top w:val="single" w:sz="2" w:space="0" w:color="CBD5E0"/>
               <w:start w:val="single" w:sz="2" w:space="0" w:color="CBD5E0"/>
@@ -20385,7 +18878,7 @@
         </w:tc>
         <w:tc>
           <w:tcPr>
-            <w:tcW w:w="1149" w:type="dxa"/>
+            <w:tcW w:w="782" w:type="dxa"/>
             <w:tcBorders>
               <w:top w:val="single" w:sz="2" w:space="0" w:color="CBD5E0"/>
               <w:start w:val="single" w:sz="2" w:space="0" w:color="CBD5E0"/>
@@ -20415,7 +18908,7 @@
         </w:tc>
         <w:tc>
           <w:tcPr>
-            <w:tcW w:w="1588" w:type="dxa"/>
+            <w:tcW w:w="1227" w:type="dxa"/>
             <w:tcBorders>
               <w:top w:val="single" w:sz="2" w:space="0" w:color="CBD5E0"/>
               <w:start w:val="single" w:sz="2" w:space="0" w:color="CBD5E0"/>
@@ -20445,7 +18938,7 @@
         </w:tc>
         <w:tc>
           <w:tcPr>
-            <w:tcW w:w="1124" w:type="dxa"/>
+            <w:tcW w:w="782" w:type="dxa"/>
             <w:tcBorders>
               <w:top w:val="single" w:sz="2" w:space="0" w:color="CBD5E0"/>
               <w:start w:val="single" w:sz="2" w:space="0" w:color="CBD5E0"/>
@@ -20475,7 +18968,7 @@
         </w:tc>
         <w:tc>
           <w:tcPr>
-            <w:tcW w:w="1051" w:type="dxa"/>
+            <w:tcW w:w="817" w:type="dxa"/>
             <w:tcBorders>
               <w:top w:val="single" w:sz="2" w:space="0" w:color="CBD5E0"/>
               <w:start w:val="single" w:sz="2" w:space="0" w:color="CBD5E0"/>
@@ -20505,7 +18998,7 @@
         </w:tc>
         <w:tc>
           <w:tcPr>
-            <w:tcW w:w="1904" w:type="dxa"/>
+            <w:tcW w:w="1333" w:type="dxa"/>
             <w:gridSpan w:val="2"/>
             <w:tcBorders>
               <w:start w:val="single" w:sz="2" w:space="0" w:color="808080"/>
@@ -20540,7 +19033,7 @@
         <w:trPr/>
         <w:tc>
           <w:tcPr>
-            <w:tcW w:w="1071" w:type="dxa"/>
+            <w:tcW w:w="938" w:type="dxa"/>
             <w:tcBorders>
               <w:top w:val="single" w:sz="2" w:space="0" w:color="CBD5E0"/>
               <w:start w:val="single" w:sz="2" w:space="0" w:color="CBD5E0"/>
@@ -20569,7 +19062,7 @@
         </w:tc>
         <w:tc>
           <w:tcPr>
-            <w:tcW w:w="1597" w:type="dxa"/>
+            <w:tcW w:w="1080" w:type="dxa"/>
             <w:tcBorders>
               <w:top w:val="single" w:sz="2" w:space="0" w:color="CBD5E0"/>
               <w:start w:val="single" w:sz="2" w:space="0" w:color="CBD5E0"/>
@@ -20599,7 +19092,7 @@
         </w:tc>
         <w:tc>
           <w:tcPr>
-            <w:tcW w:w="1149" w:type="dxa"/>
+            <w:tcW w:w="782" w:type="dxa"/>
             <w:tcBorders>
               <w:top w:val="single" w:sz="2" w:space="0" w:color="CBD5E0"/>
               <w:start w:val="single" w:sz="2" w:space="0" w:color="CBD5E0"/>
@@ -20629,7 +19122,7 @@
         </w:tc>
         <w:tc>
           <w:tcPr>
-            <w:tcW w:w="1588" w:type="dxa"/>
+            <w:tcW w:w="1227" w:type="dxa"/>
             <w:tcBorders>
               <w:top w:val="single" w:sz="2" w:space="0" w:color="CBD5E0"/>
               <w:start w:val="single" w:sz="2" w:space="0" w:color="CBD5E0"/>
@@ -20659,7 +19152,7 @@
         </w:tc>
         <w:tc>
           <w:tcPr>
-            <w:tcW w:w="1124" w:type="dxa"/>
+            <w:tcW w:w="782" w:type="dxa"/>
             <w:tcBorders>
               <w:top w:val="single" w:sz="2" w:space="0" w:color="CBD5E0"/>
               <w:start w:val="single" w:sz="2" w:space="0" w:color="CBD5E0"/>
@@ -20689,7 +19182,7 @@
         </w:tc>
         <w:tc>
           <w:tcPr>
-            <w:tcW w:w="1051" w:type="dxa"/>
+            <w:tcW w:w="817" w:type="dxa"/>
             <w:tcBorders>
               <w:top w:val="single" w:sz="2" w:space="0" w:color="CBD5E0"/>
               <w:start w:val="single" w:sz="2" w:space="0" w:color="CBD5E0"/>
@@ -20719,7 +19212,7 @@
         </w:tc>
         <w:tc>
           <w:tcPr>
-            <w:tcW w:w="942" w:type="dxa"/>
+            <w:tcW w:w="659" w:type="dxa"/>
             <w:tcBorders>
               <w:top w:val="single" w:sz="2" w:space="0" w:color="CBD5E0"/>
               <w:start w:val="single" w:sz="2" w:space="0" w:color="CBD5E0"/>
@@ -20749,7 +19242,7 @@
         </w:tc>
         <w:tc>
           <w:tcPr>
-            <w:tcW w:w="962" w:type="dxa"/>
+            <w:tcW w:w="674" w:type="dxa"/>
             <w:tcBorders>
               <w:top w:val="single" w:sz="2" w:space="0" w:color="CBD5E0"/>
               <w:start w:val="single" w:sz="2" w:space="0" w:color="CBD5E0"/>
@@ -20830,7 +19323,7 @@
     </w:p>
     <w:tbl>
       <w:tblPr>
-        <w:tblW w:w="9484" w:type="dxa"/>
+        <w:tblW w:w="6959" w:type="dxa"/>
         <w:jc w:val="start"/>
         <w:tblInd w:w="0" w:type="dxa"/>
         <w:tblLayout w:type="fixed"/>
@@ -20842,17 +19335,17 @@
         </w:tblCellMar>
       </w:tblPr>
       <w:tblGrid>
-        <w:gridCol w:w="2433"/>
-        <w:gridCol w:w="1774"/>
-        <w:gridCol w:w="1706"/>
-        <w:gridCol w:w="2132"/>
-        <w:gridCol w:w="1439"/>
+        <w:gridCol w:w="1808"/>
+        <w:gridCol w:w="1356"/>
+        <w:gridCol w:w="1257"/>
+        <w:gridCol w:w="1469"/>
+        <w:gridCol w:w="1069"/>
       </w:tblGrid>
       <w:tr>
         <w:trPr/>
         <w:tc>
           <w:tcPr>
-            <w:tcW w:w="2433" w:type="dxa"/>
+            <w:tcW w:w="1808" w:type="dxa"/>
             <w:tcBorders>
               <w:top w:val="single" w:sz="2" w:space="0" w:color="CBD5E0"/>
               <w:start w:val="single" w:sz="2" w:space="0" w:color="CBD5E0"/>
@@ -20887,7 +19380,7 @@
         </w:tc>
         <w:tc>
           <w:tcPr>
-            <w:tcW w:w="1774" w:type="dxa"/>
+            <w:tcW w:w="1356" w:type="dxa"/>
             <w:tcBorders>
               <w:top w:val="single" w:sz="2" w:space="0" w:color="CBD5E0"/>
               <w:start w:val="single" w:sz="2" w:space="0" w:color="CBD5E0"/>
@@ -20922,7 +19415,7 @@
         </w:tc>
         <w:tc>
           <w:tcPr>
-            <w:tcW w:w="1706" w:type="dxa"/>
+            <w:tcW w:w="1257" w:type="dxa"/>
             <w:tcBorders>
               <w:top w:val="single" w:sz="2" w:space="0" w:color="CBD5E0"/>
               <w:start w:val="single" w:sz="2" w:space="0" w:color="CBD5E0"/>
@@ -20957,7 +19450,7 @@
         </w:tc>
         <w:tc>
           <w:tcPr>
-            <w:tcW w:w="2132" w:type="dxa"/>
+            <w:tcW w:w="1469" w:type="dxa"/>
             <w:tcBorders>
               <w:top w:val="single" w:sz="2" w:space="0" w:color="CBD5E0"/>
               <w:start w:val="single" w:sz="2" w:space="0" w:color="CBD5E0"/>
@@ -20992,7 +19485,7 @@
         </w:tc>
         <w:tc>
           <w:tcPr>
-            <w:tcW w:w="1439" w:type="dxa"/>
+            <w:tcW w:w="1069" w:type="dxa"/>
             <w:tcBorders>
               <w:top w:val="single" w:sz="2" w:space="0" w:color="CBD5E0"/>
               <w:start w:val="single" w:sz="2" w:space="0" w:color="CBD5E0"/>
@@ -21030,7 +19523,7 @@
         <w:trPr/>
         <w:tc>
           <w:tcPr>
-            <w:tcW w:w="2433" w:type="dxa"/>
+            <w:tcW w:w="1808" w:type="dxa"/>
             <w:tcBorders>
               <w:top w:val="single" w:sz="2" w:space="0" w:color="CBD5E0"/>
               <w:start w:val="single" w:sz="2" w:space="0" w:color="CBD5E0"/>
@@ -21059,7 +19552,7 @@
         </w:tc>
         <w:tc>
           <w:tcPr>
-            <w:tcW w:w="1774" w:type="dxa"/>
+            <w:tcW w:w="1356" w:type="dxa"/>
             <w:tcBorders>
               <w:top w:val="single" w:sz="2" w:space="0" w:color="CBD5E0"/>
               <w:start w:val="single" w:sz="2" w:space="0" w:color="CBD5E0"/>
@@ -21107,7 +19600,7 @@
         </w:tc>
         <w:tc>
           <w:tcPr>
-            <w:tcW w:w="1706" w:type="dxa"/>
+            <w:tcW w:w="1257" w:type="dxa"/>
             <w:tcBorders>
               <w:top w:val="single" w:sz="2" w:space="0" w:color="CBD5E0"/>
               <w:start w:val="single" w:sz="2" w:space="0" w:color="CBD5E0"/>
@@ -21137,7 +19630,7 @@
         </w:tc>
         <w:tc>
           <w:tcPr>
-            <w:tcW w:w="2132" w:type="dxa"/>
+            <w:tcW w:w="1469" w:type="dxa"/>
             <w:tcBorders>
               <w:top w:val="single" w:sz="2" w:space="0" w:color="CBD5E0"/>
               <w:start w:val="single" w:sz="2" w:space="0" w:color="CBD5E0"/>
@@ -21163,7 +19656,7 @@
         </w:tc>
         <w:tc>
           <w:tcPr>
-            <w:tcW w:w="1439" w:type="dxa"/>
+            <w:tcW w:w="1069" w:type="dxa"/>
             <w:tcBorders>
               <w:top w:val="single" w:sz="2" w:space="0" w:color="CBD5E0"/>
               <w:start w:val="single" w:sz="2" w:space="0" w:color="CBD5E0"/>
@@ -21196,7 +19689,7 @@
         <w:trPr/>
         <w:tc>
           <w:tcPr>
-            <w:tcW w:w="2433" w:type="dxa"/>
+            <w:tcW w:w="1808" w:type="dxa"/>
             <w:tcBorders>
               <w:top w:val="single" w:sz="2" w:space="0" w:color="CBD5E0"/>
               <w:start w:val="single" w:sz="2" w:space="0" w:color="CBD5E0"/>
@@ -21225,7 +19718,7 @@
         </w:tc>
         <w:tc>
           <w:tcPr>
-            <w:tcW w:w="1774" w:type="dxa"/>
+            <w:tcW w:w="1356" w:type="dxa"/>
             <w:tcBorders>
               <w:top w:val="single" w:sz="2" w:space="0" w:color="CBD5E0"/>
               <w:start w:val="single" w:sz="2" w:space="0" w:color="CBD5E0"/>
@@ -21287,7 +19780,7 @@
         </w:tc>
         <w:tc>
           <w:tcPr>
-            <w:tcW w:w="1706" w:type="dxa"/>
+            <w:tcW w:w="1257" w:type="dxa"/>
             <w:tcBorders>
               <w:top w:val="single" w:sz="2" w:space="0" w:color="CBD5E0"/>
               <w:start w:val="single" w:sz="2" w:space="0" w:color="CBD5E0"/>
@@ -21317,7 +19810,7 @@
         </w:tc>
         <w:tc>
           <w:tcPr>
-            <w:tcW w:w="2132" w:type="dxa"/>
+            <w:tcW w:w="1469" w:type="dxa"/>
             <w:tcBorders>
               <w:top w:val="single" w:sz="2" w:space="0" w:color="CBD5E0"/>
               <w:start w:val="single" w:sz="2" w:space="0" w:color="CBD5E0"/>
@@ -21347,7 +19840,7 @@
         </w:tc>
         <w:tc>
           <w:tcPr>
-            <w:tcW w:w="1439" w:type="dxa"/>
+            <w:tcW w:w="1069" w:type="dxa"/>
             <w:tcBorders>
               <w:top w:val="single" w:sz="2" w:space="0" w:color="CBD5E0"/>
               <w:start w:val="single" w:sz="2" w:space="0" w:color="CBD5E0"/>
@@ -21380,7 +19873,7 @@
         <w:trPr/>
         <w:tc>
           <w:tcPr>
-            <w:tcW w:w="2433" w:type="dxa"/>
+            <w:tcW w:w="1808" w:type="dxa"/>
             <w:tcBorders>
               <w:top w:val="single" w:sz="2" w:space="0" w:color="CBD5E0"/>
               <w:start w:val="single" w:sz="2" w:space="0" w:color="CBD5E0"/>
@@ -21475,7 +19968,7 @@
         </w:tc>
         <w:tc>
           <w:tcPr>
-            <w:tcW w:w="1774" w:type="dxa"/>
+            <w:tcW w:w="1356" w:type="dxa"/>
             <w:tcBorders>
               <w:top w:val="single" w:sz="2" w:space="0" w:color="CBD5E0"/>
               <w:start w:val="single" w:sz="2" w:space="0" w:color="CBD5E0"/>
@@ -21505,7 +19998,7 @@
         </w:tc>
         <w:tc>
           <w:tcPr>
-            <w:tcW w:w="1706" w:type="dxa"/>
+            <w:tcW w:w="1257" w:type="dxa"/>
             <w:tcBorders>
               <w:top w:val="single" w:sz="2" w:space="0" w:color="CBD5E0"/>
               <w:start w:val="single" w:sz="2" w:space="0" w:color="CBD5E0"/>
@@ -21535,7 +20028,7 @@
         </w:tc>
         <w:tc>
           <w:tcPr>
-            <w:tcW w:w="2132" w:type="dxa"/>
+            <w:tcW w:w="1469" w:type="dxa"/>
             <w:tcBorders>
               <w:top w:val="single" w:sz="2" w:space="0" w:color="CBD5E0"/>
               <w:start w:val="single" w:sz="2" w:space="0" w:color="CBD5E0"/>
@@ -21561,7 +20054,7 @@
         </w:tc>
         <w:tc>
           <w:tcPr>
-            <w:tcW w:w="1439" w:type="dxa"/>
+            <w:tcW w:w="1069" w:type="dxa"/>
             <w:tcBorders>
               <w:top w:val="single" w:sz="2" w:space="0" w:color="CBD5E0"/>
               <w:start w:val="single" w:sz="2" w:space="0" w:color="CBD5E0"/>
@@ -21642,7 +20135,7 @@
     </w:p>
     <w:tbl>
       <w:tblPr>
-        <w:tblW w:w="9484" w:type="dxa"/>
+        <w:tblW w:w="6959" w:type="dxa"/>
         <w:jc w:val="start"/>
         <w:tblInd w:w="0" w:type="dxa"/>
         <w:tblLayout w:type="fixed"/>
@@ -21654,18 +20147,18 @@
         </w:tblCellMar>
       </w:tblPr>
       <w:tblGrid>
-        <w:gridCol w:w="1619"/>
-        <w:gridCol w:w="1432"/>
-        <w:gridCol w:w="1432"/>
-        <w:gridCol w:w="2051"/>
-        <w:gridCol w:w="1432"/>
-        <w:gridCol w:w="1518"/>
+        <w:gridCol w:w="1128"/>
+        <w:gridCol w:w="973"/>
+        <w:gridCol w:w="973"/>
+        <w:gridCol w:w="1654"/>
+        <w:gridCol w:w="973"/>
+        <w:gridCol w:w="1258"/>
       </w:tblGrid>
       <w:tr>
         <w:trPr/>
         <w:tc>
           <w:tcPr>
-            <w:tcW w:w="1619" w:type="dxa"/>
+            <w:tcW w:w="1128" w:type="dxa"/>
             <w:tcBorders>
               <w:top w:val="single" w:sz="2" w:space="0" w:color="CBD5E0"/>
               <w:start w:val="single" w:sz="2" w:space="0" w:color="CBD5E0"/>
@@ -21700,7 +20193,7 @@
         </w:tc>
         <w:tc>
           <w:tcPr>
-            <w:tcW w:w="1432" w:type="dxa"/>
+            <w:tcW w:w="973" w:type="dxa"/>
             <w:tcBorders>
               <w:top w:val="single" w:sz="2" w:space="0" w:color="CBD5E0"/>
               <w:start w:val="single" w:sz="2" w:space="0" w:color="CBD5E0"/>
@@ -21732,7 +20225,7 @@
         </w:tc>
         <w:tc>
           <w:tcPr>
-            <w:tcW w:w="1432" w:type="dxa"/>
+            <w:tcW w:w="973" w:type="dxa"/>
             <w:tcBorders>
               <w:top w:val="single" w:sz="2" w:space="0" w:color="CBD5E0"/>
               <w:start w:val="single" w:sz="2" w:space="0" w:color="CBD5E0"/>
@@ -21781,7 +20274,7 @@
         </w:tc>
         <w:tc>
           <w:tcPr>
-            <w:tcW w:w="2051" w:type="dxa"/>
+            <w:tcW w:w="1654" w:type="dxa"/>
             <w:tcBorders>
               <w:top w:val="single" w:sz="2" w:space="0" w:color="CBD5E0"/>
               <w:start w:val="single" w:sz="2" w:space="0" w:color="CBD5E0"/>
@@ -21830,7 +20323,7 @@
         </w:tc>
         <w:tc>
           <w:tcPr>
-            <w:tcW w:w="1432" w:type="dxa"/>
+            <w:tcW w:w="973" w:type="dxa"/>
             <w:tcBorders>
               <w:top w:val="single" w:sz="2" w:space="0" w:color="CBD5E0"/>
               <w:start w:val="single" w:sz="2" w:space="0" w:color="CBD5E0"/>
@@ -21862,7 +20355,7 @@
         </w:tc>
         <w:tc>
           <w:tcPr>
-            <w:tcW w:w="1518" w:type="dxa"/>
+            <w:tcW w:w="1258" w:type="dxa"/>
             <w:tcBorders>
               <w:top w:val="single" w:sz="2" w:space="0" w:color="CBD5E0"/>
               <w:start w:val="single" w:sz="2" w:space="0" w:color="CBD5E0"/>
@@ -21914,7 +20407,7 @@
         <w:trPr/>
         <w:tc>
           <w:tcPr>
-            <w:tcW w:w="1619" w:type="dxa"/>
+            <w:tcW w:w="1128" w:type="dxa"/>
             <w:tcBorders>
               <w:top w:val="single" w:sz="2" w:space="0" w:color="CBD5E0"/>
               <w:start w:val="single" w:sz="2" w:space="0" w:color="CBD5E0"/>
@@ -21944,7 +20437,7 @@
         </w:tc>
         <w:tc>
           <w:tcPr>
-            <w:tcW w:w="1432" w:type="dxa"/>
+            <w:tcW w:w="973" w:type="dxa"/>
             <w:tcBorders>
               <w:top w:val="single" w:sz="2" w:space="0" w:color="CBD5E0"/>
               <w:start w:val="single" w:sz="2" w:space="0" w:color="CBD5E0"/>
@@ -21974,7 +20467,7 @@
         </w:tc>
         <w:tc>
           <w:tcPr>
-            <w:tcW w:w="1432" w:type="dxa"/>
+            <w:tcW w:w="973" w:type="dxa"/>
             <w:tcBorders>
               <w:top w:val="single" w:sz="2" w:space="0" w:color="CBD5E0"/>
               <w:start w:val="single" w:sz="2" w:space="0" w:color="CBD5E0"/>
@@ -22004,7 +20497,7 @@
         </w:tc>
         <w:tc>
           <w:tcPr>
-            <w:tcW w:w="2051" w:type="dxa"/>
+            <w:tcW w:w="1654" w:type="dxa"/>
             <w:tcBorders>
               <w:top w:val="single" w:sz="2" w:space="0" w:color="CBD5E0"/>
               <w:start w:val="single" w:sz="2" w:space="0" w:color="CBD5E0"/>
@@ -22034,7 +20527,7 @@
         </w:tc>
         <w:tc>
           <w:tcPr>
-            <w:tcW w:w="1432" w:type="dxa"/>
+            <w:tcW w:w="973" w:type="dxa"/>
             <w:tcBorders>
               <w:top w:val="single" w:sz="2" w:space="0" w:color="CBD5E0"/>
               <w:start w:val="single" w:sz="2" w:space="0" w:color="CBD5E0"/>
@@ -22064,7 +20557,7 @@
         </w:tc>
         <w:tc>
           <w:tcPr>
-            <w:tcW w:w="1518" w:type="dxa"/>
+            <w:tcW w:w="1258" w:type="dxa"/>
             <w:tcBorders>
               <w:top w:val="single" w:sz="2" w:space="0" w:color="CBD5E0"/>
               <w:start w:val="single" w:sz="2" w:space="0" w:color="CBD5E0"/>
@@ -22097,7 +20590,7 @@
         <w:trPr/>
         <w:tc>
           <w:tcPr>
-            <w:tcW w:w="1619" w:type="dxa"/>
+            <w:tcW w:w="1128" w:type="dxa"/>
             <w:tcBorders>
               <w:top w:val="single" w:sz="2" w:space="0" w:color="CBD5E0"/>
               <w:start w:val="single" w:sz="2" w:space="0" w:color="CBD5E0"/>
@@ -22127,7 +20620,7 @@
         </w:tc>
         <w:tc>
           <w:tcPr>
-            <w:tcW w:w="1432" w:type="dxa"/>
+            <w:tcW w:w="973" w:type="dxa"/>
             <w:tcBorders>
               <w:top w:val="single" w:sz="2" w:space="0" w:color="CBD5E0"/>
               <w:start w:val="single" w:sz="2" w:space="0" w:color="CBD5E0"/>
@@ -22157,7 +20650,7 @@
         </w:tc>
         <w:tc>
           <w:tcPr>
-            <w:tcW w:w="1432" w:type="dxa"/>
+            <w:tcW w:w="973" w:type="dxa"/>
             <w:tcBorders>
               <w:top w:val="single" w:sz="2" w:space="0" w:color="CBD5E0"/>
               <w:start w:val="single" w:sz="2" w:space="0" w:color="CBD5E0"/>
@@ -22187,7 +20680,7 @@
         </w:tc>
         <w:tc>
           <w:tcPr>
-            <w:tcW w:w="2051" w:type="dxa"/>
+            <w:tcW w:w="1654" w:type="dxa"/>
             <w:tcBorders>
               <w:top w:val="single" w:sz="2" w:space="0" w:color="CBD5E0"/>
               <w:start w:val="single" w:sz="2" w:space="0" w:color="CBD5E0"/>
@@ -22217,7 +20710,7 @@
         </w:tc>
         <w:tc>
           <w:tcPr>
-            <w:tcW w:w="1432" w:type="dxa"/>
+            <w:tcW w:w="973" w:type="dxa"/>
             <w:tcBorders>
               <w:top w:val="single" w:sz="2" w:space="0" w:color="CBD5E0"/>
               <w:start w:val="single" w:sz="2" w:space="0" w:color="CBD5E0"/>
@@ -22247,7 +20740,7 @@
         </w:tc>
         <w:tc>
           <w:tcPr>
-            <w:tcW w:w="1518" w:type="dxa"/>
+            <w:tcW w:w="1258" w:type="dxa"/>
             <w:tcBorders>
               <w:top w:val="single" w:sz="2" w:space="0" w:color="CBD5E0"/>
               <w:start w:val="single" w:sz="2" w:space="0" w:color="CBD5E0"/>
@@ -22280,7 +20773,7 @@
         <w:trPr/>
         <w:tc>
           <w:tcPr>
-            <w:tcW w:w="1619" w:type="dxa"/>
+            <w:tcW w:w="1128" w:type="dxa"/>
             <w:tcBorders>
               <w:top w:val="single" w:sz="2" w:space="0" w:color="CBD5E0"/>
               <w:start w:val="single" w:sz="2" w:space="0" w:color="CBD5E0"/>
@@ -22310,7 +20803,7 @@
         </w:tc>
         <w:tc>
           <w:tcPr>
-            <w:tcW w:w="1432" w:type="dxa"/>
+            <w:tcW w:w="973" w:type="dxa"/>
             <w:tcBorders>
               <w:top w:val="single" w:sz="2" w:space="0" w:color="CBD5E0"/>
               <w:start w:val="single" w:sz="2" w:space="0" w:color="CBD5E0"/>
@@ -22340,7 +20833,7 @@
         </w:tc>
         <w:tc>
           <w:tcPr>
-            <w:tcW w:w="1432" w:type="dxa"/>
+            <w:tcW w:w="973" w:type="dxa"/>
             <w:tcBorders>
               <w:top w:val="single" w:sz="2" w:space="0" w:color="CBD5E0"/>
               <w:start w:val="single" w:sz="2" w:space="0" w:color="CBD5E0"/>
@@ -22370,7 +20863,7 @@
         </w:tc>
         <w:tc>
           <w:tcPr>
-            <w:tcW w:w="2051" w:type="dxa"/>
+            <w:tcW w:w="1654" w:type="dxa"/>
             <w:tcBorders>
               <w:top w:val="single" w:sz="2" w:space="0" w:color="CBD5E0"/>
               <w:start w:val="single" w:sz="2" w:space="0" w:color="CBD5E0"/>
@@ -22400,7 +20893,7 @@
         </w:tc>
         <w:tc>
           <w:tcPr>
-            <w:tcW w:w="1432" w:type="dxa"/>
+            <w:tcW w:w="973" w:type="dxa"/>
             <w:tcBorders>
               <w:top w:val="single" w:sz="2" w:space="0" w:color="CBD5E0"/>
               <w:start w:val="single" w:sz="2" w:space="0" w:color="CBD5E0"/>
@@ -22430,7 +20923,7 @@
         </w:tc>
         <w:tc>
           <w:tcPr>
-            <w:tcW w:w="1518" w:type="dxa"/>
+            <w:tcW w:w="1258" w:type="dxa"/>
             <w:tcBorders>
               <w:top w:val="single" w:sz="2" w:space="0" w:color="CBD5E0"/>
               <w:start w:val="single" w:sz="2" w:space="0" w:color="CBD5E0"/>
@@ -23803,7 +22296,7 @@
     </w:p>
     <w:tbl>
       <w:tblPr>
-        <w:tblW w:w="8775" w:type="dxa"/>
+        <w:tblW w:w="6250" w:type="dxa"/>
         <w:jc w:val="start"/>
         <w:tblInd w:w="709" w:type="dxa"/>
         <w:shd w:fill="F8FAFC" w:val="clear"/>
@@ -23816,13 +22309,13 @@
         </w:tblCellMar>
       </w:tblPr>
       <w:tblGrid>
-        <w:gridCol w:w="8775"/>
+        <w:gridCol w:w="6250"/>
       </w:tblGrid>
       <w:tr>
         <w:trPr/>
         <w:tc>
           <w:tcPr>
-            <w:tcW w:w="8775" w:type="dxa"/>
+            <w:tcW w:w="6250" w:type="dxa"/>
             <w:tcBorders/>
             <w:shd w:fill="F8FAFC" w:val="clear"/>
             <w:vAlign w:val="center"/>
